--- a/downloads/teacher/ai-6-week-08.docx
+++ b/downloads/teacher/ai-6-week-08.docx
@@ -1938,6 +1938,396 @@
         <w:t>For the Grounded Learning Service, retain an annotated trace and the changed-case result. Name the contract or evidence that makes the deciding step valid, so another team can review it.</w:t>
       </w:r>
     </w:p>
+    <w:p>
+      <w:pPr>
+        <w:pStyle w:val="Heading1"/>
+      </w:pPr>
+      <w:r>
+        <w:t>07. Prepare, teach and assess</w:t>
+      </w:r>
+    </w:p>
+    <w:p>
+      <w:r>
+        <w:t>Teaching target: Explain the mechanism and terminology of testing model-dependent behaviour</w:t>
+      </w:r>
+    </w:p>
+    <w:p>
+      <w:r>
+        <w:t>Prepare the labelled worked-case picture, the matching workbook, fictional input cards and a place for individual responses. Check a local Python 3 environment before class; have a paper-trace version ready.</w:t>
+      </w:r>
+    </w:p>
+    <w:tbl>
+      <w:tblPr>
+        <w:tblStyle w:val="LightShading-Accent1"/>
+        <w:tblW w:type="auto" w:w="0"/>
+        <w:tblLook w:firstColumn="1" w:firstRow="1" w:lastColumn="0" w:lastRow="0" w:noHBand="0" w:noVBand="1" w:val="04A0"/>
+      </w:tblPr>
+      <w:tblGrid>
+        <w:gridCol w:w="3408"/>
+        <w:gridCol w:w="3408"/>
+        <w:gridCol w:w="3408"/>
+      </w:tblGrid>
+      <w:tr>
+        <w:trPr>
+          <w:tblHeader/>
+        </w:trPr>
+        <w:tc>
+          <w:tcPr>
+            <w:tcW w:type="dxa" w:w="3408"/>
+          </w:tcPr>
+          <w:p>
+            <w:r>
+              <w:t>Session</w:t>
+            </w:r>
+          </w:p>
+        </w:tc>
+        <w:tc>
+          <w:tcPr>
+            <w:tcW w:type="dxa" w:w="3408"/>
+          </w:tcPr>
+          <w:p>
+            <w:r>
+              <w:t>Plan</w:t>
+            </w:r>
+          </w:p>
+        </w:tc>
+        <w:tc>
+          <w:tcPr>
+            <w:tcW w:type="dxa" w:w="3408"/>
+          </w:tcPr>
+          <w:p>
+            <w:r>
+              <w:t>Resources</w:t>
+            </w:r>
+          </w:p>
+        </w:tc>
+      </w:tr>
+      <w:tr>
+        <w:tc>
+          <w:tcPr>
+            <w:tcW w:type="dxa" w:w="3408"/>
+          </w:tcPr>
+          <w:p>
+            <w:r>
+              <w:t>Session 1 · Understand · 45 min</w:t>
+            </w:r>
+          </w:p>
+        </w:tc>
+        <w:tc>
+          <w:tcPr>
+            <w:tcW w:type="dxa" w:w="3408"/>
+          </w:tcPr>
+          <w:p>
+            <w:r>
+              <w:t>0–7: recall and prerequisite; 7–15: inspect the concrete case and predict; 15–30: teacher models the worked trace; 30–40: learners explain a step using the text and visual; 40–45: check the core idea.</w:t>
+            </w:r>
+          </w:p>
+        </w:tc>
+        <w:tc>
+          <w:tcPr>
+            <w:tcW w:type="dxa" w:w="3408"/>
+          </w:tcPr>
+          <w:p>
+            <w:r>
+              <w:t>Sections 1–6; record the brief recall in the workbook.</w:t>
+            </w:r>
+          </w:p>
+        </w:tc>
+      </w:tr>
+      <w:tr>
+        <w:tc>
+          <w:tcPr>
+            <w:tcW w:type="dxa" w:w="3408"/>
+          </w:tcPr>
+          <w:p>
+            <w:r>
+              <w:t>Session 2 · Practise · 45 min</w:t>
+            </w:r>
+          </w:p>
+        </w:tc>
+        <w:tc>
+          <w:tcPr>
+            <w:tcW w:type="dxa" w:w="3408"/>
+          </w:tcPr>
+          <w:p>
+            <w:r>
+              <w:t>0–5: retrieve the procedure; 5–15: W2 completion practice; 15–23: explain and check with a partner; 23–30: each learner answers the misconception check; 30–40: targeted reteaching or a harder variation; 40–45: prepare the investigation.</w:t>
+            </w:r>
+          </w:p>
+        </w:tc>
+        <w:tc>
+          <w:tcPr>
+            <w:tcW w:type="dxa" w:w="3408"/>
+          </w:tcPr>
+          <w:p>
+            <w:r>
+              <w:t>Sections 7–10; use the matching workbook W2 and misconception check.</w:t>
+            </w:r>
+          </w:p>
+        </w:tc>
+      </w:tr>
+      <w:tr>
+        <w:tc>
+          <w:tcPr>
+            <w:tcW w:type="dxa" w:w="3408"/>
+          </w:tcPr>
+          <w:p>
+            <w:r>
+              <w:t>Session 3 · Investigate and transfer · 45 min</w:t>
+            </w:r>
+          </w:p>
+        </w:tc>
+        <w:tc>
+          <w:tcPr>
+            <w:tcW w:type="dxa" w:w="3408"/>
+          </w:tcPr>
+          <w:p>
+            <w:r>
+              <w:t>0–5: retrieve the decision rule; 5–20: investigate or trace; 20–30: start the independent case; 30–38: connect the project; 38–43: act on feedback; 43–45: plan the return check.</w:t>
+            </w:r>
+          </w:p>
+        </w:tc>
+        <w:tc>
+          <w:tcPr>
+            <w:tcW w:type="dxa" w:w="3408"/>
+          </w:tcPr>
+          <w:p>
+            <w:r>
+              <w:t>Sections 9 and 11–14. Give extra time to finish the full task set; use Section 15 when the week includes a coding lab.</w:t>
+            </w:r>
+          </w:p>
+        </w:tc>
+      </w:tr>
+    </w:tbl>
+    <w:p>
+      <w:r>
+        <w:t>Before class, solve the supported practice: Five runs on one case yield three fully supported valid responses and two unsupported capacities. Show the intermediate steps and give the conclusion with its scope.</w:t>
+      </w:r>
+    </w:p>
+    <w:p>
+      <w:r>
+        <w:t>Reasoned practice answer: Teacher explanation: Observed contract pass 3/5=60% over five runs of one case. Preserve both failures and the repeated-case denominator.</w:t>
+      </w:r>
+    </w:p>
+    <w:p>
+      <w:r>
+        <w:t>Check every learner before discussion: Use the worked case for Testing model-dependent behaviour. Proposed explanation: “The worked result establishes every future case”. Decide whether this explanation is supported. Point to the step or supplied fact that decides; explain your repair if needed.</w:t>
+      </w:r>
+    </w:p>
+    <w:p>
+      <w:r>
+        <w:t>Misconception repair: A deterministic mocked output tests the pipeline contract but cannot estimate an unspecified live model distribution.</w:t>
+      </w:r>
+    </w:p>
+    <w:p>
+      <w:r>
+        <w:t>Support: read the exact case aloud, enlarge the labelled picture, supply input cards and model only the first deciding step. Accept a spoken explanation or drawing; retain the reasoning goal.</w:t>
+      </w:r>
+    </w:p>
+    <w:p>
+      <w:r>
+        <w:t>Extension: Use a 25-word answer that preserves both facts. Require a prediction and a reason before comparing. Expected result: It passes support but fails the length requirement. Reason: Every mandatory criterion must pass; facts do not erase a length violation.</w:t>
+      </w:r>
+    </w:p>
+    <w:p>
+      <w:r>
+        <w:t>Independent assessment: withhold the reserved answer until the learner has attempted the new case. Record support separately from correctness.</w:t>
+      </w:r>
+    </w:p>
+    <w:tbl>
+      <w:tblPr>
+        <w:tblStyle w:val="LightShading-Accent1"/>
+        <w:tblW w:type="auto" w:w="0"/>
+        <w:tblLook w:firstColumn="1" w:firstRow="1" w:lastColumn="0" w:lastRow="0" w:noHBand="0" w:noVBand="1" w:val="04A0"/>
+      </w:tblPr>
+      <w:tblGrid>
+        <w:gridCol w:w="2556"/>
+        <w:gridCol w:w="2556"/>
+        <w:gridCol w:w="2556"/>
+        <w:gridCol w:w="2556"/>
+      </w:tblGrid>
+      <w:tr>
+        <w:trPr>
+          <w:tblHeader/>
+        </w:trPr>
+        <w:tc>
+          <w:tcPr>
+            <w:tcW w:type="dxa" w:w="2556"/>
+          </w:tcPr>
+          <w:p>
+            <w:r>
+              <w:t>Criterion</w:t>
+            </w:r>
+          </w:p>
+        </w:tc>
+        <w:tc>
+          <w:tcPr>
+            <w:tcW w:type="dxa" w:w="2556"/>
+          </w:tcPr>
+          <w:p>
+            <w:r>
+              <w:t>Not yet</w:t>
+            </w:r>
+          </w:p>
+        </w:tc>
+        <w:tc>
+          <w:tcPr>
+            <w:tcW w:type="dxa" w:w="2556"/>
+          </w:tcPr>
+          <w:p>
+            <w:r>
+              <w:t>With support</w:t>
+            </w:r>
+          </w:p>
+        </w:tc>
+        <w:tc>
+          <w:tcPr>
+            <w:tcW w:type="dxa" w:w="2556"/>
+          </w:tcPr>
+          <w:p>
+            <w:r>
+              <w:t>Independent</w:t>
+            </w:r>
+          </w:p>
+        </w:tc>
+      </w:tr>
+      <w:tr>
+        <w:tc>
+          <w:tcPr>
+            <w:tcW w:type="dxa" w:w="2556"/>
+          </w:tcPr>
+          <w:p>
+            <w:r>
+              <w:t>Explanation</w:t>
+            </w:r>
+          </w:p>
+        </w:tc>
+        <w:tc>
+          <w:tcPr>
+            <w:tcW w:type="dxa" w:w="2556"/>
+          </w:tcPr>
+          <w:p>
+            <w:r>
+              <w:t>Names an answer without a deciding fact</w:t>
+            </w:r>
+          </w:p>
+        </w:tc>
+        <w:tc>
+          <w:tcPr>
+            <w:tcW w:type="dxa" w:w="2556"/>
+          </w:tcPr>
+          <w:p>
+            <w:r>
+              <w:t>Uses a hint to link fact and decision</w:t>
+            </w:r>
+          </w:p>
+        </w:tc>
+        <w:tc>
+          <w:tcPr>
+            <w:tcW w:type="dxa" w:w="2556"/>
+          </w:tcPr>
+          <w:p>
+            <w:r>
+              <w:t>Explains the deciding fact in own words</w:t>
+            </w:r>
+          </w:p>
+        </w:tc>
+      </w:tr>
+      <w:tr>
+        <w:tc>
+          <w:tcPr>
+            <w:tcW w:type="dxa" w:w="2556"/>
+          </w:tcPr>
+          <w:p>
+            <w:r>
+              <w:t>Trace or test</w:t>
+            </w:r>
+          </w:p>
+        </w:tc>
+        <w:tc>
+          <w:tcPr>
+            <w:tcW w:type="dxa" w:w="2556"/>
+          </w:tcPr>
+          <w:p>
+            <w:r>
+              <w:t>Cannot connect input and result</w:t>
+            </w:r>
+          </w:p>
+        </w:tc>
+        <w:tc>
+          <w:tcPr>
+            <w:tcW w:type="dxa" w:w="2556"/>
+          </w:tcPr>
+          <w:p>
+            <w:r>
+              <w:t>Completes steps with prompts</w:t>
+            </w:r>
+          </w:p>
+        </w:tc>
+        <w:tc>
+          <w:tcPr>
+            <w:tcW w:type="dxa" w:w="2556"/>
+          </w:tcPr>
+          <w:p>
+            <w:r>
+              <w:t>Traces or tests a changed case accurately</w:t>
+            </w:r>
+          </w:p>
+        </w:tc>
+      </w:tr>
+      <w:tr>
+        <w:tc>
+          <w:tcPr>
+            <w:tcW w:type="dxa" w:w="2556"/>
+          </w:tcPr>
+          <w:p>
+            <w:r>
+              <w:t>Limits and revision</w:t>
+            </w:r>
+          </w:p>
+        </w:tc>
+        <w:tc>
+          <w:tcPr>
+            <w:tcW w:type="dxa" w:w="2556"/>
+          </w:tcPr>
+          <w:p>
+            <w:r>
+              <w:t>Claims more than evidence supports</w:t>
+            </w:r>
+          </w:p>
+        </w:tc>
+        <w:tc>
+          <w:tcPr>
+            <w:tcW w:type="dxa" w:w="2556"/>
+          </w:tcPr>
+          <w:p>
+            <w:r>
+              <w:t>Names a limit after a prompt</w:t>
+            </w:r>
+          </w:p>
+        </w:tc>
+        <w:tc>
+          <w:tcPr>
+            <w:tcW w:type="dxa" w:w="2556"/>
+          </w:tcPr>
+          <w:p>
+            <w:r>
+              <w:t>States a defensible limit and useful next test</w:t>
+            </w:r>
+          </w:p>
+        </w:tc>
+      </w:tr>
+    </w:tbl>
+    <w:p>
+      <w:r>
+        <w:t>Project checkpoint: Make a transparent first version. Keep a trace of how one input becomes an output; explain the rule or learned component.</w:t>
+      </w:r>
+    </w:p>
+    <w:p>
+      <w:r>
+        <w:t>Use the weekly teacher answer for topic-specific reasoning. A saved progress tick is an activity record; judge mastery from the learner’s explanation and evidence.</w:t>
+      </w:r>
+    </w:p>
     <w:sectPr>
       <w:pgSz w:w="12240" w:h="15840"/>
       <w:pgMar w:top="936" w:right="1008" w:bottom="936" w:left="1008" w:header="720" w:footer="720" w:gutter="0"/>

--- a/downloads/teacher/ai-6-week-08.docx
+++ b/downloads/teacher/ai-6-week-08.docx
@@ -2328,6 +2328,39 @@
         <w:t>Use the weekly teacher answer for topic-specific reasoning. A saved progress tick is an activity record; judge mastery from the learner’s explanation and evidence.</w:t>
       </w:r>
     </w:p>
+    <w:p>
+      <w:pPr>
+        <w:pStyle w:val="Heading1"/>
+      </w:pPr>
+      <w:r>
+        <w:t>08. Use feedback, labs and repair paths</w:t>
+      </w:r>
+    </w:p>
+    <w:p>
+      <w:r>
+        <w:t>Use the two formative questions as supported practice, not as independent mastery scores. Discuss the deciding evidence rather than accepting a guessed selection.</w:t>
+      </w:r>
+    </w:p>
+    <w:p>
+      <w:r>
+        <w:t>The feedback comes from the reviewed public worked case. Do not reveal the separately reserved independent teacher answer until the learner has attempted that case.</w:t>
+      </w:r>
+    </w:p>
+    <w:p>
+      <w:r>
+        <w:t>Ask students to predict before running code. Preserve errors and actual outputs; collect a changed test and an explanation. The branch-boundary and indexing lessons deliberately include failure cases.</w:t>
+      </w:r>
+    </w:p>
+    <w:p>
+      <w:r>
+        <w:t>Use the earlier worked-explanation links to address a specific missing building block, then return to the current question. Adapt this suggestion after observing the learner; it is not an automatic diagnosis.</w:t>
+      </w:r>
+    </w:p>
+    <w:p>
+      <w:r>
+        <w:t>Collect the completed-work portfolio as evidence. Record support separately from correctness, and assess explanation, trace/test and limitations. Progress ticks and quiz selections alone do not establish mastery.</w:t>
+      </w:r>
+    </w:p>
     <w:sectPr>
       <w:pgSz w:w="12240" w:h="15840"/>
       <w:pgMar w:top="936" w:right="1008" w:bottom="936" w:left="1008" w:header="720" w:footer="720" w:gutter="0"/>

--- a/downloads/teacher/ai-6-week-08.docx
+++ b/downloads/teacher/ai-6-week-08.docx
@@ -29,16 +29,39 @@
       </w:r>
     </w:p>
     <w:p>
-      <w:pPr>
-        <w:pStyle w:val="Heading3"/>
-      </w:pPr>
-      <w:r>
-        <w:t>Teach the learning cycle</w:t>
+      <w:r>
+        <w:t>Prepare Testing model-dependent behaviour: check the target, prerequisites, resources and adaptable teaching schedule.</w:t>
       </w:r>
     </w:p>
     <w:p>
-      <w:r>
-        <w:t>Primary target: Explain the mechanism and terminology of testing model-dependent behaviour</w:t>
+      <w:pPr>
+        <w:pStyle w:val="Heading3"/>
+      </w:pPr>
+      <w:r>
+        <w:t>Teach the learning cycle</w:t>
+      </w:r>
+    </w:p>
+    <w:p>
+      <w:pPr>
+        <w:spacing w:line="336" w:lineRule="auto" w:after="180"/>
+      </w:pPr>
+      <w:r>
+        <w:rPr>
+          <w:b w:val="0"/>
+        </w:rPr>
+        <w:t xml:space="preserve">Primary target: Explain the </w:t>
+      </w:r>
+      <w:r>
+        <w:rPr>
+          <w:b/>
+        </w:rPr>
+        <w:t>mechanism</w:t>
+      </w:r>
+      <w:r>
+        <w:rPr>
+          <w:b w:val="0"/>
+        </w:rPr>
+        <w:t xml:space="preserve"> and terminology of testing model-dependent behaviour</w:t>
       </w:r>
     </w:p>
     <w:tbl>
@@ -185,16 +208,37 @@
       </w:tr>
     </w:tbl>
     <w:p>
-      <w:r>
-        <w:t>This is a starting allocation of 135 minutes, not a validated duration. Preserve all named topics. Schedule extra time for connected examples, the full investigation, independent cases and project building. Repeated copies of a case share one recorded attempt; they are not new evidence.</w:t>
+      <w:pPr>
+        <w:spacing w:line="336" w:lineRule="auto" w:after="180"/>
+      </w:pPr>
+      <w:r>
+        <w:rPr>
+          <w:b w:val="0"/>
+        </w:rPr>
+        <w:t>This is a starting allocation of 135 minutes, not a validated duration. Preserve all named topics. Schedule extra time for connected examples, the full investigation, independent cases and project building.</w:t>
       </w:r>
     </w:p>
     <w:p>
       <w:pPr>
-        <w:pStyle w:val="Heading3"/>
-      </w:pPr>
-      <w:r>
-        <w:t>Retrieval answer guidance</w:t>
+        <w:spacing w:line="336" w:lineRule="auto" w:after="180"/>
+      </w:pPr>
+      <w:r>
+        <w:rPr>
+          <w:b w:val="0"/>
+        </w:rPr>
+        <w:t xml:space="preserve">Repeated copies of a case share one recorded attempt; they are not new </w:t>
+      </w:r>
+      <w:r>
+        <w:rPr>
+          <w:b/>
+        </w:rPr>
+        <w:t>evidence</w:t>
+      </w:r>
+      <w:r>
+        <w:rPr>
+          <w:b w:val="0"/>
+        </w:rPr>
+        <w:t>.</w:t>
       </w:r>
     </w:p>
     <w:p>
@@ -202,132 +246,333 @@
         <w:pStyle w:val="Heading3"/>
       </w:pPr>
       <w:r>
-        <w:t>Testing pure components</w:t>
+        <w:t>Retrieval answer guidance</w:t>
       </w:r>
     </w:p>
     <w:p>
-      <w:r>
-        <w:t>Without opening the old lesson, explain one key idea from Testing pure components. Give an example and a mistake that the idea helps you avoid.</w:t>
+      <w:pPr>
+        <w:pStyle w:val="Heading3"/>
+      </w:pPr>
+      <w:r>
+        <w:t>Testing pure components</w:t>
       </w:r>
     </w:p>
     <w:p>
-      <w:r>
-        <w:t>Look for: Explain the mechanism and terminology of testing pure components</w:t>
+      <w:pPr>
+        <w:spacing w:line="336" w:lineRule="auto" w:after="180"/>
+      </w:pPr>
+      <w:r>
+        <w:rPr>
+          <w:b w:val="0"/>
+        </w:rPr>
+        <w:t>Without opening the old lesson, explain one key idea from Testing pure components. Give an example and a mistake that the idea helps you avoid.</w:t>
       </w:r>
     </w:p>
     <w:p>
-      <w:r>
-        <w:t>Reference example, not the only acceptable wording: Teacher explanation: Pure components return results from supplied inputs without external side effects. They are easier to test with exact expected values. Define remaining(capacity, used)=capacity-used for integer inputs satisfying 0&lt;=used&lt;=capacity. Invalid types/ranges raise an explicit validation error. Test zero and equality boundaries.</w:t>
+      <w:pPr>
+        <w:spacing w:line="336" w:lineRule="auto" w:after="180"/>
+      </w:pPr>
+      <w:r>
+        <w:rPr>
+          <w:b w:val="0"/>
+        </w:rPr>
+        <w:t xml:space="preserve">Look for: Explain the </w:t>
+      </w:r>
+      <w:r>
+        <w:rPr>
+          <w:b/>
+        </w:rPr>
+        <w:t>mechanism</w:t>
+      </w:r>
+      <w:r>
+        <w:rPr>
+          <w:b w:val="0"/>
+        </w:rPr>
+        <w:t xml:space="preserve"> and terminology of testing pure components</w:t>
       </w:r>
     </w:p>
     <w:p>
       <w:pPr>
-        <w:pStyle w:val="Heading3"/>
-      </w:pPr>
-      <w:r>
-        <w:t>Authentication and authorisation</w:t>
+        <w:spacing w:line="336" w:lineRule="auto" w:after="180"/>
+      </w:pPr>
+      <w:r>
+        <w:rPr>
+          <w:b w:val="0"/>
+        </w:rPr>
+        <w:t xml:space="preserve">Reference example, not the only acceptable wording: Teacher explanation: Pure components return results from supplied </w:t>
+      </w:r>
+      <w:r>
+        <w:rPr>
+          <w:b/>
+        </w:rPr>
+        <w:t>input</w:t>
+      </w:r>
+      <w:r>
+        <w:rPr>
+          <w:b w:val="0"/>
+        </w:rPr>
+        <w:t>s without external side effects. They are easier to test with exact expected values.</w:t>
       </w:r>
     </w:p>
     <w:p>
-      <w:r>
-        <w:t>Without opening the old lesson, explain one key idea from Authentication and authorisation. Give an example and a mistake that the idea helps you avoid.</w:t>
+      <w:pPr>
+        <w:spacing w:line="336" w:lineRule="auto" w:after="180"/>
+      </w:pPr>
+      <w:r>
+        <w:rPr>
+          <w:b w:val="0"/>
+        </w:rPr>
+        <w:t xml:space="preserve">Define remaining(capacity, used)=capacity-used for integer </w:t>
+      </w:r>
+      <w:r>
+        <w:rPr>
+          <w:b/>
+        </w:rPr>
+        <w:t>input</w:t>
+      </w:r>
+      <w:r>
+        <w:rPr>
+          <w:b w:val="0"/>
+        </w:rPr>
+        <w:t>s satisfying 0&lt;=used&lt;=capacity. Invalid types/ranges raise an explicit validation error. Test zero and equality boundaries.</w:t>
       </w:r>
     </w:p>
     <w:p>
-      <w:r>
-        <w:t>Look for: Explain the mechanism and terminology of authentication and authorisation</w:t>
+      <w:pPr>
+        <w:pStyle w:val="Heading3"/>
+      </w:pPr>
+      <w:r>
+        <w:t>Authentication and authorisation</w:t>
       </w:r>
     </w:p>
     <w:p>
-      <w:r>
-        <w:t>Reference example, not the only acceptable wording: Teacher explanation: Authentication identifies an actor; authorisation decides whether that actor may perform a particular operation on a particular resource. Use trusted session roles, never a role claimed inside user JSON. Student may read student resources; teacher may read both. Unauthenticated requests are denied.</w:t>
+      <w:pPr>
+        <w:spacing w:line="336" w:lineRule="auto" w:after="180"/>
+      </w:pPr>
+      <w:r>
+        <w:rPr>
+          <w:b w:val="0"/>
+        </w:rPr>
+        <w:t>Without opening the old lesson, explain one key idea from Authentication and authorisation. Give an example and a mistake that the idea helps you avoid.</w:t>
       </w:r>
     </w:p>
     <w:p>
       <w:pPr>
-        <w:pStyle w:val="Heading3"/>
-      </w:pPr>
-      <w:r>
-        <w:t>Architecture and data flow</w:t>
+        <w:spacing w:line="336" w:lineRule="auto" w:after="180"/>
+      </w:pPr>
+      <w:r>
+        <w:rPr>
+          <w:b w:val="0"/>
+        </w:rPr>
+        <w:t xml:space="preserve">Look for: Explain the </w:t>
+      </w:r>
+      <w:r>
+        <w:rPr>
+          <w:b/>
+        </w:rPr>
+        <w:t>mechanism</w:t>
+      </w:r>
+      <w:r>
+        <w:rPr>
+          <w:b w:val="0"/>
+        </w:rPr>
+        <w:t xml:space="preserve"> and terminology of authentication and authorisation</w:t>
       </w:r>
     </w:p>
     <w:p>
-      <w:r>
-        <w:t>Without opening the old lesson, explain one key idea from Architecture and data flow. Give an example and a mistake that the idea helps you avoid.</w:t>
+      <w:pPr>
+        <w:spacing w:line="336" w:lineRule="auto" w:after="180"/>
+      </w:pPr>
+      <w:r>
+        <w:rPr>
+          <w:b w:val="0"/>
+        </w:rPr>
+        <w:t>Reference example, not the only acceptable wording: Teacher explanation: Authentication identifies an actor; authorisation decides whether that actor may perform a particular operation on a particular resource.</w:t>
       </w:r>
     </w:p>
     <w:p>
-      <w:r>
-        <w:t>Look for: Explain the mechanism and terminology of architecture and data flow</w:t>
+      <w:pPr>
+        <w:spacing w:line="336" w:lineRule="auto" w:after="180"/>
+      </w:pPr>
+      <w:r>
+        <w:rPr>
+          <w:b w:val="0"/>
+        </w:rPr>
+        <w:t>Use trusted session roles, never a role claimed inside user JSON. Student may read student resources; teacher may read both. Unauthenticated requests are denied.</w:t>
       </w:r>
     </w:p>
     <w:p>
-      <w:r>
-        <w:t>Reference example, not the only acceptable wording: Teacher explanation: Architecture assigns responsibilities to components and shows information crossing trust boundaries. A diagram should include failure paths. Trace request validator -&gt; role filter -&gt; source lookup -&gt; response validator -&gt; result. Sources enter as data, not control instructions. Reject invalid requests before any downstream lookup.</w:t>
+      <w:pPr>
+        <w:pStyle w:val="Heading3"/>
+      </w:pPr>
+      <w:r>
+        <w:t>Architecture and data flow</w:t>
       </w:r>
     </w:p>
     <w:p>
-      <w:r>
-        <w:t>Two 45-minute sessions. Model-dependent behaviour may vary between runs. Evaluate defined semantic criteria and report repeated outcomes rather than requiring one exact sentence. Use the supplied constructed scenarios to make the mechanism inspectable. Collect W4 before sharing solutions. Students should name intermediate evidence and limitations; classroom pacing and learning effectiveness remain unvalidated.</w:t>
+      <w:pPr>
+        <w:spacing w:line="336" w:lineRule="auto" w:after="180"/>
+      </w:pPr>
+      <w:r>
+        <w:rPr>
+          <w:b w:val="0"/>
+        </w:rPr>
+        <w:t>Without opening the old lesson, explain one key idea from Architecture and data flow. Give an example and a mistake that the idea helps you avoid.</w:t>
       </w:r>
     </w:p>
     <w:p>
       <w:pPr>
-        <w:pStyle w:val="Heading3"/>
-      </w:pPr>
-      <w:r>
-        <w:t>Outcomes</w:t>
+        <w:spacing w:line="336" w:lineRule="auto" w:after="180"/>
+      </w:pPr>
+      <w:r>
+        <w:rPr>
+          <w:b w:val="0"/>
+        </w:rPr>
+        <w:t xml:space="preserve">Look for: Explain the </w:t>
+      </w:r>
+      <w:r>
+        <w:rPr>
+          <w:b/>
+        </w:rPr>
+        <w:t>mechanism</w:t>
+      </w:r>
+      <w:r>
+        <w:rPr>
+          <w:b w:val="0"/>
+        </w:rPr>
+        <w:t xml:space="preserve"> and terminology of architecture and data flow</w:t>
       </w:r>
     </w:p>
     <w:p>
-      <w:r>
-        <w:t>Explain the mechanism and terminology of testing model-dependent behaviour</w:t>
+      <w:pPr>
+        <w:spacing w:line="336" w:lineRule="auto" w:after="180"/>
+      </w:pPr>
+      <w:r>
+        <w:rPr>
+          <w:b w:val="0"/>
+        </w:rPr>
+        <w:t>Reference example, not the only acceptable wording: Teacher explanation: Architecture assigns responsibilities to components and shows information crossing trust boundaries. A diagram should include failure paths.</w:t>
       </w:r>
     </w:p>
     <w:p>
-      <w:r>
-        <w:t>Apply the stated procedure to a new case with a traceable result</w:t>
+      <w:pPr>
+        <w:spacing w:line="336" w:lineRule="auto" w:after="180"/>
+      </w:pPr>
+      <w:r>
+        <w:rPr>
+          <w:b w:val="0"/>
+        </w:rPr>
+        <w:t>Trace request validator -&gt; role filter -&gt; source lookup -&gt; response validator -&gt; result. Sources enter as data, not control instructions. Reject invalid requests before any downstream lookup.</w:t>
       </w:r>
     </w:p>
     <w:p>
-      <w:r>
-        <w:t>Identify an assumption or limitation and design a revealing follow-up</w:t>
+      <w:pPr>
+        <w:spacing w:line="336" w:lineRule="auto" w:after="180"/>
+      </w:pPr>
+      <w:r>
+        <w:rPr>
+          <w:b w:val="0"/>
+        </w:rPr>
+        <w:t>Two 45-minute sessions. Model-dependent behaviour may vary between runs. Evaluate defined semantic criteria and report repeated outcomes rather than requiring one exact sentence.</w:t>
       </w:r>
     </w:p>
     <w:p>
       <w:pPr>
-        <w:pStyle w:val="Heading3"/>
-      </w:pPr>
-      <w:r>
-        <w:t>Preparation</w:t>
+        <w:spacing w:line="336" w:lineRule="auto" w:after="180"/>
+      </w:pPr>
+      <w:r>
+        <w:rPr>
+          <w:b w:val="0"/>
+        </w:rPr>
+        <w:t xml:space="preserve">Use the supplied constructed scenarios to make the </w:t>
+      </w:r>
+      <w:r>
+        <w:rPr>
+          <w:b/>
+        </w:rPr>
+        <w:t>mechanism</w:t>
+      </w:r>
+      <w:r>
+        <w:rPr>
+          <w:b w:val="0"/>
+        </w:rPr>
+        <w:t xml:space="preserve"> inspectable. Collect W4 before sharing solutions.</w:t>
       </w:r>
     </w:p>
     <w:p>
-      <w:r>
-        <w:t>Lesson and workbook; paper and pencil</w:t>
+      <w:pPr>
+        <w:spacing w:line="336" w:lineRule="auto" w:after="180"/>
+      </w:pPr>
+      <w:r>
+        <w:rPr>
+          <w:b w:val="0"/>
+        </w:rPr>
+        <w:t xml:space="preserve">Students should name intermediate </w:t>
+      </w:r>
+      <w:r>
+        <w:rPr>
+          <w:b/>
+        </w:rPr>
+        <w:t>evidence</w:t>
+      </w:r>
+      <w:r>
+        <w:rPr>
+          <w:b w:val="0"/>
+        </w:rPr>
+        <w:t xml:space="preserve"> and limitations; classroom pacing and learning effectiveness remain unvalidated.</w:t>
       </w:r>
     </w:p>
     <w:p>
-      <w:r>
-        <w:t>Calculator and optional local Python 3 for arithmetic; no live API or private data</w:t>
+      <w:pPr>
+        <w:pStyle w:val="Heading3"/>
+      </w:pPr>
+      <w:r>
+        <w:t>Outcomes</w:t>
       </w:r>
     </w:p>
     <w:p>
-      <w:r>
-        <w:t>Prepare the fresh retry separately and withhold its solution until after collection</w:t>
+      <w:pPr>
+        <w:spacing w:line="336" w:lineRule="auto" w:after="180"/>
+      </w:pPr>
+      <w:r>
+        <w:rPr>
+          <w:b w:val="0"/>
+        </w:rPr>
+        <w:t xml:space="preserve">Explain the </w:t>
+      </w:r>
+      <w:r>
+        <w:rPr>
+          <w:b/>
+        </w:rPr>
+        <w:t>mechanism</w:t>
+      </w:r>
+      <w:r>
+        <w:rPr>
+          <w:b w:val="0"/>
+        </w:rPr>
+        <w:t xml:space="preserve"> and terminology of testing model-dependent behaviour</w:t>
       </w:r>
     </w:p>
     <w:p>
       <w:pPr>
-        <w:pStyle w:val="Heading3"/>
-      </w:pPr>
-      <w:r>
-        <w:t>Prerequisite answer</w:t>
+        <w:spacing w:line="336" w:lineRule="auto" w:after="180"/>
+      </w:pPr>
+      <w:r>
+        <w:rPr>
+          <w:b w:val="0"/>
+        </w:rPr>
+        <w:t>Apply the stated procedure to a new case with a traceable result</w:t>
       </w:r>
     </w:p>
     <w:p>
-      <w:r>
-        <w:t>A result depends on the inputs, procedure and conditions that produced it. Preserve data roles and distinguish observed outcomes from predictions or unmeasured conditions. If the prior concept cannot be explained, use a short retrieval activity before this chapter.</w:t>
+      <w:pPr>
+        <w:spacing w:line="336" w:lineRule="auto" w:after="180"/>
+      </w:pPr>
+      <w:r>
+        <w:rPr>
+          <w:b w:val="0"/>
+        </w:rPr>
+        <w:t>Identify an assumption or limitation and design a revealing follow-up</w:t>
       </w:r>
     </w:p>
     <w:p>
@@ -335,45 +580,255 @@
         <w:pStyle w:val="Heading3"/>
       </w:pPr>
       <w:r>
-        <w:t>End goal for the pictorial case</w:t>
+        <w:t>Preparation</w:t>
       </w:r>
     </w:p>
     <w:p>
-      <w:r>
-        <w:t>Explain testing model-dependent behaviour using the deciding step in this fictional service.</w:t>
+      <w:pPr>
+        <w:spacing w:line="336" w:lineRule="auto" w:after="180"/>
+      </w:pPr>
+      <w:r>
+        <w:rPr>
+          <w:b w:val="0"/>
+        </w:rPr>
+        <w:t>Lesson and workbook; paper and pencil</w:t>
       </w:r>
     </w:p>
     <w:p>
-      <w:r>
-        <w:t>This added worked case illustrates the week’s main idea. Retain all original and connected topics; schedule its practice within the teaching cycle.</w:t>
+      <w:pPr>
+        <w:spacing w:line="336" w:lineRule="auto" w:after="180"/>
+      </w:pPr>
+      <w:r>
+        <w:rPr>
+          <w:b w:val="0"/>
+        </w:rPr>
+        <w:t>Calculator and optional local Python 3 for arithmetic; no live API or private data</w:t>
       </w:r>
     </w:p>
     <w:p>
       <w:pPr>
-        <w:pStyle w:val="Heading1"/>
-      </w:pPr>
-      <w:r>
-        <w:t>02. Explain and model the mechanism</w:t>
+        <w:spacing w:line="336" w:lineRule="auto" w:after="180"/>
+      </w:pPr>
+      <w:r>
+        <w:rPr>
+          <w:b w:val="0"/>
+        </w:rPr>
+        <w:t>Prepare the fresh retry separately and withhold its solution until after collection</w:t>
       </w:r>
     </w:p>
     <w:p>
-      <w:r>
-        <w:t>Model-dependent behaviour may vary between runs. Evaluate defined semantic criteria and report repeated outcomes rather than requiring one exact sentence.</w:t>
+      <w:pPr>
+        <w:pStyle w:val="Heading3"/>
+      </w:pPr>
+      <w:r>
+        <w:t>Prerequisite answer</w:t>
       </w:r>
     </w:p>
     <w:p>
-      <w:r>
-        <w:t>Begin by writing the question the procedure is intended to answer. Identify the information already supplied, the information it will produce and the information still missing. These are constructed classroom examples; they do not require live accounts, private records or an external service. Do not treat a plausible explanation as a measured outcome.</w:t>
+      <w:pPr>
+        <w:spacing w:line="336" w:lineRule="auto" w:after="180"/>
+      </w:pPr>
+      <w:r>
+        <w:rPr>
+          <w:b w:val="0"/>
+        </w:rPr>
+        <w:t xml:space="preserve">A result depends on the </w:t>
+      </w:r>
+      <w:r>
+        <w:rPr>
+          <w:b/>
+        </w:rPr>
+        <w:t>input</w:t>
+      </w:r>
+      <w:r>
+        <w:rPr>
+          <w:b w:val="0"/>
+        </w:rPr>
+        <w:t xml:space="preserve">s, procedure and conditions that produced it. Preserve data roles and distinguish observed outcomes from </w:t>
+      </w:r>
+      <w:r>
+        <w:rPr>
+          <w:b/>
+        </w:rPr>
+        <w:t>prediction</w:t>
+      </w:r>
+      <w:r>
+        <w:rPr>
+          <w:b w:val="0"/>
+        </w:rPr>
+        <w:t>s or unmeasured conditions.</w:t>
       </w:r>
     </w:p>
     <w:p>
-      <w:r>
-        <w:t>Use fixed evidence and rubric per case. Require supported room/capacity, valid schema and no actions. Repeats estimate observed variation for this case; they are not additional independent users.</w:t>
+      <w:pPr>
+        <w:spacing w:line="336" w:lineRule="auto" w:after="180"/>
+      </w:pPr>
+      <w:r>
+        <w:rPr>
+          <w:b w:val="0"/>
+        </w:rPr>
+        <w:t>If the prior concept cannot be explained, use a short retrieval activity before this chapter.</w:t>
       </w:r>
     </w:p>
     <w:p>
-      <w:r>
-        <w:t>Before applying the procedure, write its units, denominator or decision boundary where relevant. A partner should be able to repeat each step using the same inputs. If a required input is absent or violates the stated contract, record that condition explicitly instead of quietly replacing it with a convenient value.</w:t>
+      <w:pPr>
+        <w:pStyle w:val="Heading3"/>
+      </w:pPr>
+      <w:r>
+        <w:t>End goal for the pictorial case</w:t>
+      </w:r>
+    </w:p>
+    <w:p>
+      <w:pPr>
+        <w:spacing w:line="336" w:lineRule="auto" w:after="180"/>
+      </w:pPr>
+      <w:r>
+        <w:rPr>
+          <w:b w:val="0"/>
+        </w:rPr>
+        <w:t>Explain testing model-dependent behaviour using the deciding step in this fictional service.</w:t>
+      </w:r>
+    </w:p>
+    <w:p>
+      <w:pPr>
+        <w:spacing w:line="336" w:lineRule="auto" w:after="180"/>
+      </w:pPr>
+      <w:r>
+        <w:rPr>
+          <w:b w:val="0"/>
+        </w:rPr>
+        <w:t>This added worked case illustrates the week’s main idea. Retain all original and connected topics; schedule its practice within the teaching cycle.</w:t>
+      </w:r>
+    </w:p>
+    <w:p>
+      <w:pPr>
+        <w:pStyle w:val="Heading1"/>
+      </w:pPr>
+      <w:r>
+        <w:t>02. Explain and model the mechanism</w:t>
+      </w:r>
+    </w:p>
+    <w:p>
+      <w:r>
+        <w:t>Model Testing model-dependent behaviour using the supplied case, labelled mechanism and reasoning. Make the scope of each conclusion explicit.</w:t>
+      </w:r>
+    </w:p>
+    <w:p>
+      <w:pPr>
+        <w:spacing w:line="336" w:lineRule="auto" w:after="180"/>
+      </w:pPr>
+      <w:r>
+        <w:rPr>
+          <w:b w:val="0"/>
+        </w:rPr>
+        <w:t>Model-dependent behaviour may vary between runs. Evaluate defined semantic criteria and report repeated outcomes rather than requiring one exact sentence.</w:t>
+      </w:r>
+    </w:p>
+    <w:p>
+      <w:pPr>
+        <w:pStyle w:val="Heading3"/>
+      </w:pPr>
+      <w:r>
+        <w:t>Explain Testing model-dependent behaviour · 1</w:t>
+      </w:r>
+    </w:p>
+    <w:p>
+      <w:pPr>
+        <w:spacing w:line="336" w:lineRule="auto" w:after="180"/>
+      </w:pPr>
+      <w:r>
+        <w:rPr>
+          <w:b w:val="0"/>
+        </w:rPr>
+        <w:t>Begin by writing the question the procedure is intended to answer. Identify the information already supplied, the information it will produce and the information still missing.</w:t>
+      </w:r>
+    </w:p>
+    <w:p>
+      <w:pPr>
+        <w:spacing w:line="336" w:lineRule="auto" w:after="180"/>
+      </w:pPr>
+      <w:r>
+        <w:rPr>
+          <w:b w:val="0"/>
+        </w:rPr>
+        <w:t>These are constructed classroom examples; they do not require live accounts, private records or an external service. Do not treat a plausible explanation as a measured outcome.</w:t>
+      </w:r>
+    </w:p>
+    <w:p>
+      <w:pPr>
+        <w:spacing w:line="336" w:lineRule="auto" w:after="180"/>
+      </w:pPr>
+      <w:r>
+        <w:rPr>
+          <w:b w:val="0"/>
+        </w:rPr>
+        <w:t xml:space="preserve">Use fixed </w:t>
+      </w:r>
+      <w:r>
+        <w:rPr>
+          <w:b/>
+        </w:rPr>
+        <w:t>evidence</w:t>
+      </w:r>
+      <w:r>
+        <w:rPr>
+          <w:b w:val="0"/>
+        </w:rPr>
+        <w:t xml:space="preserve"> and rubric per case. Require supported room/capacity, valid schema and no actions. Repeats estimate observed variation for this case; they are not additional independent users.</w:t>
+      </w:r>
+    </w:p>
+    <w:p>
+      <w:pPr>
+        <w:pStyle w:val="Heading3"/>
+      </w:pPr>
+      <w:r>
+        <w:t>Explain Testing model-dependent behaviour · 2</w:t>
+      </w:r>
+    </w:p>
+    <w:p>
+      <w:pPr>
+        <w:spacing w:line="336" w:lineRule="auto" w:after="180"/>
+      </w:pPr>
+      <w:r>
+        <w:rPr>
+          <w:b w:val="0"/>
+        </w:rPr>
+        <w:t xml:space="preserve">Before applying the procedure, write its units, denominator or decision boundary where relevant. A partner should be able to repeat each step using the same </w:t>
+      </w:r>
+      <w:r>
+        <w:rPr>
+          <w:b/>
+        </w:rPr>
+        <w:t>input</w:t>
+      </w:r>
+      <w:r>
+        <w:rPr>
+          <w:b w:val="0"/>
+        </w:rPr>
+        <w:t>s.</w:t>
+      </w:r>
+    </w:p>
+    <w:p>
+      <w:pPr>
+        <w:spacing w:line="336" w:lineRule="auto" w:after="180"/>
+      </w:pPr>
+      <w:r>
+        <w:rPr>
+          <w:b w:val="0"/>
+        </w:rPr>
+        <w:t xml:space="preserve">If a required </w:t>
+      </w:r>
+      <w:r>
+        <w:rPr>
+          <w:b/>
+        </w:rPr>
+        <w:t>input</w:t>
+      </w:r>
+      <w:r>
+        <w:rPr>
+          <w:b w:val="0"/>
+        </w:rPr>
+        <w:t xml:space="preserve"> is absent or violates the stated contract, record that condition explicitly instead of quietly replacing it with a convenient value.</w:t>
       </w:r>
     </w:p>
     <w:tbl>
@@ -571,36 +1026,234 @@
       </w:r>
     </w:p>
     <w:p>
-      <w:r>
-        <w:t>Guided: Observed contract pass 3/5=60% over five runs of one case. Preserve both failures and the repeated-case denominator. Qualification: A deterministic mocked output tests the pipeline contract but cannot estimate an unspecified live model distribution. Exit: accept a concrete variation with its predicted outcome and a stated condition that would challenge the mechanism; reject a claim resting on unmeasured evidence.</w:t>
+      <w:pPr>
+        <w:pStyle w:val="Heading3"/>
+      </w:pPr>
+      <w:r>
+        <w:t>Explain Testing model-dependent behaviour · 3</w:t>
       </w:r>
     </w:p>
     <w:p>
       <w:pPr>
-        <w:pStyle w:val="Heading3"/>
-      </w:pPr>
-      <w:r>
-        <w:t>Model the reasoning aloud</w:t>
+        <w:spacing w:line="336" w:lineRule="auto" w:after="180"/>
+      </w:pPr>
+      <w:r>
+        <w:rPr>
+          <w:b w:val="0"/>
+        </w:rPr>
+        <w:t>Guided: Observed contract pass 3/5=</w:t>
+      </w:r>
+      <w:r>
+        <w:rPr>
+          <w:b/>
+        </w:rPr>
+        <w:t>60%</w:t>
+      </w:r>
+      <w:r>
+        <w:rPr>
+          <w:b w:val="0"/>
+        </w:rPr>
+        <w:t xml:space="preserve"> over five runs of one case. Preserve both failures and the repeated-case denominator.</w:t>
       </w:r>
     </w:p>
     <w:p>
-      <w:r>
-        <w:t>Use the complete worked example below before asking learners to complete W2. Reveal a small part, invite a prediction, then explain the deciding step. These teacher notes contain solutions; do not reveal the independent case answer during modelling.</w:t>
+      <w:pPr>
+        <w:spacing w:line="336" w:lineRule="auto" w:after="180"/>
+      </w:pPr>
+      <w:r>
+        <w:rPr>
+          <w:b w:val="0"/>
+        </w:rPr>
+        <w:t xml:space="preserve">Qualification: A deterministic mocked </w:t>
+      </w:r>
+      <w:r>
+        <w:rPr>
+          <w:b/>
+        </w:rPr>
+        <w:t>output</w:t>
+      </w:r>
+      <w:r>
+        <w:rPr>
+          <w:b w:val="0"/>
+        </w:rPr>
+        <w:t xml:space="preserve"> tests the pipeline contract but cannot estimate an unspecified live model distribution.</w:t>
       </w:r>
     </w:p>
     <w:p>
-      <w:r>
-        <w:t>Five runs on one case yield three fully supported valid responses and two unsupported capacities.</w:t>
+      <w:pPr>
+        <w:spacing w:line="336" w:lineRule="auto" w:after="180"/>
+      </w:pPr>
+      <w:r>
+        <w:rPr>
+          <w:b w:val="0"/>
+        </w:rPr>
+        <w:t xml:space="preserve">Exit: accept a concrete variation with its predicted outcome and a stated condition that would challenge the </w:t>
+      </w:r>
+      <w:r>
+        <w:rPr>
+          <w:b/>
+        </w:rPr>
+        <w:t>mechanism</w:t>
+      </w:r>
+      <w:r>
+        <w:rPr>
+          <w:b w:val="0"/>
+        </w:rPr>
+        <w:t xml:space="preserve">; reject a claim resting on unmeasured </w:t>
+      </w:r>
+      <w:r>
+        <w:rPr>
+          <w:b/>
+        </w:rPr>
+        <w:t>evidence</w:t>
+      </w:r>
+      <w:r>
+        <w:rPr>
+          <w:b w:val="0"/>
+        </w:rPr>
+        <w:t>.</w:t>
       </w:r>
     </w:p>
     <w:p>
-      <w:r>
-        <w:t>Observed contract pass 3/5=60% over five runs of one case. Preserve both failures and the repeated-case denominator.</w:t>
+      <w:pPr>
+        <w:pStyle w:val="Heading3"/>
+      </w:pPr>
+      <w:r>
+        <w:t>Model the reasoning aloud</w:t>
       </w:r>
     </w:p>
     <w:p>
-      <w:r>
-        <w:t>Compare the intermediate evidence with the final statement. Explain why each number or decision follows from the stated inputs. The conclusion belongs to this scenario and procedure; changing the inputs, evaluation population or authority can change what it establishes. Retain the raw record so a later revision can be compared honestly.</w:t>
+      <w:pPr>
+        <w:spacing w:line="336" w:lineRule="auto" w:after="180"/>
+      </w:pPr>
+      <w:r>
+        <w:rPr>
+          <w:b w:val="0"/>
+        </w:rPr>
+        <w:t xml:space="preserve">Use the complete worked example below before asking learners to complete W2. Reveal a small part, invite a </w:t>
+      </w:r>
+      <w:r>
+        <w:rPr>
+          <w:b/>
+        </w:rPr>
+        <w:t>prediction</w:t>
+      </w:r>
+      <w:r>
+        <w:rPr>
+          <w:b w:val="0"/>
+        </w:rPr>
+        <w:t>, then explain the deciding step.</w:t>
+      </w:r>
+    </w:p>
+    <w:p>
+      <w:pPr>
+        <w:spacing w:line="336" w:lineRule="auto" w:after="180"/>
+      </w:pPr>
+      <w:r>
+        <w:rPr>
+          <w:b w:val="0"/>
+        </w:rPr>
+        <w:t>These teacher notes contain solutions; do not reveal the independent case answer during modelling.</w:t>
+      </w:r>
+    </w:p>
+    <w:p>
+      <w:pPr>
+        <w:spacing w:line="336" w:lineRule="auto" w:after="180"/>
+      </w:pPr>
+      <w:r>
+        <w:rPr>
+          <w:b w:val="0"/>
+        </w:rPr>
+        <w:t>Five runs on one case yield three fully supported valid responses and two unsupported capacities.</w:t>
+      </w:r>
+    </w:p>
+    <w:p>
+      <w:pPr>
+        <w:spacing w:line="336" w:lineRule="auto" w:after="180"/>
+      </w:pPr>
+      <w:r>
+        <w:rPr>
+          <w:b w:val="0"/>
+        </w:rPr>
+        <w:t>Observed contract pass 3/5=</w:t>
+      </w:r>
+      <w:r>
+        <w:rPr>
+          <w:b/>
+        </w:rPr>
+        <w:t>60%</w:t>
+      </w:r>
+      <w:r>
+        <w:rPr>
+          <w:b w:val="0"/>
+        </w:rPr>
+        <w:t xml:space="preserve"> over five runs of one case. Preserve both failures and the repeated-case denominator.</w:t>
+      </w:r>
+    </w:p>
+    <w:p>
+      <w:pPr>
+        <w:pStyle w:val="Heading3"/>
+      </w:pPr>
+      <w:r>
+        <w:t>Model the reasoning aloud · 4</w:t>
+      </w:r>
+    </w:p>
+    <w:p>
+      <w:pPr>
+        <w:spacing w:line="336" w:lineRule="auto" w:after="180"/>
+      </w:pPr>
+      <w:r>
+        <w:rPr>
+          <w:b w:val="0"/>
+        </w:rPr>
+        <w:t xml:space="preserve">Compare the intermediate </w:t>
+      </w:r>
+      <w:r>
+        <w:rPr>
+          <w:b/>
+        </w:rPr>
+        <w:t>evidence</w:t>
+      </w:r>
+      <w:r>
+        <w:rPr>
+          <w:b w:val="0"/>
+        </w:rPr>
+        <w:t xml:space="preserve"> with the final statement. Explain why each number or decision follows from the stated </w:t>
+      </w:r>
+      <w:r>
+        <w:rPr>
+          <w:b/>
+        </w:rPr>
+        <w:t>input</w:t>
+      </w:r>
+      <w:r>
+        <w:rPr>
+          <w:b w:val="0"/>
+        </w:rPr>
+        <w:t>s.</w:t>
+      </w:r>
+    </w:p>
+    <w:p>
+      <w:pPr>
+        <w:spacing w:line="336" w:lineRule="auto" w:after="180"/>
+      </w:pPr>
+      <w:r>
+        <w:rPr>
+          <w:b w:val="0"/>
+        </w:rPr>
+        <w:t xml:space="preserve">The conclusion belongs to this scenario and procedure; changing the </w:t>
+      </w:r>
+      <w:r>
+        <w:rPr>
+          <w:b/>
+        </w:rPr>
+        <w:t>input</w:t>
+      </w:r>
+      <w:r>
+        <w:rPr>
+          <w:b w:val="0"/>
+        </w:rPr>
+        <w:t>s, evaluation population or authority can change what it establishes. Retain the raw record so a later revision can be compared honestly.</w:t>
       </w:r>
     </w:p>
     <w:tbl>
@@ -706,7 +1359,13 @@
       </w:tr>
     </w:tbl>
     <w:p>
-      <w:r>
+      <w:pPr>
+        <w:spacing w:line="336" w:lineRule="auto" w:after="180"/>
+      </w:pPr>
+      <w:r>
+        <w:rPr>
+          <w:b w:val="0"/>
+        </w:rPr>
         <w:t>Use the diagram and verbal explanation together. Ask learners to match a sentence to a specific visual step; do not assign learners fixed visual or auditory learning styles.</w:t>
       </w:r>
     </w:p>
@@ -719,7 +1378,13 @@
       </w:r>
     </w:p>
     <w:p>
-      <w:r>
+      <w:pPr>
+        <w:spacing w:line="336" w:lineRule="auto" w:after="180"/>
+      </w:pPr>
+      <w:r>
+        <w:rPr>
+          <w:b w:val="0"/>
+        </w:rPr>
         <w:t>Judge two summaries with a rubric. A summariser must preserve two supplied facts and use at most 20 words.</w:t>
       </w:r>
     </w:p>
@@ -732,7 +1397,22 @@
       </w:r>
     </w:p>
     <w:p>
-      <w:r>
+      <w:pPr>
+        <w:pStyle w:val="Heading3"/>
+      </w:pPr>
+      <w:r>
+        <w:t>Supplied facts</w:t>
+      </w:r>
+    </w:p>
+    <w:p>
+      <w:pPr>
+        <w:spacing w:line="336" w:lineRule="auto" w:after="180"/>
+        <w:shd w:fill="F1F6FC"/>
+      </w:pPr>
+      <w:r>
+        <w:rPr>
+          <w:b w:val="0"/>
+        </w:rPr>
         <w:t>Facts: club meets Friday, room B. Recorded replies: "Friday in room B" and "Friday in room D".</w:t>
       </w:r>
     </w:p>
@@ -896,21 +1576,31 @@
       </w:r>
     </w:p>
     <w:p>
-      <w:r>
-        <w:t>A behaviour contract can accept different wording while requiring the same facts. Short, fluent text may still fail factual support.</w:t>
+      <w:pPr>
+        <w:pStyle w:val="Heading3"/>
+      </w:pPr>
+      <w:r>
+        <w:t>Why the result follows</w:t>
       </w:r>
     </w:p>
     <w:p>
       <w:pPr>
-        <w:pStyle w:val="Heading3"/>
-      </w:pPr>
-      <w:r>
-        <w:t>What this example does not establish</w:t>
+        <w:spacing w:line="336" w:lineRule="auto" w:after="180"/>
+        <w:shd w:fill="F1F6FC"/>
+      </w:pPr>
+      <w:r>
+        <w:rPr>
+          <w:b w:val="0"/>
+        </w:rPr>
+        <w:t>A behaviour contract can accept different wording while requiring the same facts. Short, fluent text may still fail factual support.</w:t>
       </w:r>
     </w:p>
     <w:p>
-      <w:r>
-        <w:t>Two recorded replies do not estimate future reliability; define run conditions and test wider case coverage.</w:t>
+      <w:pPr>
+        <w:pStyle w:val="Heading3"/>
+      </w:pPr>
+      <w:r>
+        <w:t>What this example does not establish</w:t>
       </w:r>
     </w:p>
     <w:p>
@@ -918,43 +1608,168 @@
         <w:pStyle w:val="Heading3"/>
       </w:pPr>
       <w:r>
-        <w:t>Change one thing in the pictured case</w:t>
+        <w:t>Keep the stated limit</w:t>
       </w:r>
     </w:p>
     <w:p>
-      <w:r>
-        <w:t>Change: Use a 25-word answer that preserves both facts.</w:t>
+      <w:pPr>
+        <w:spacing w:line="336" w:lineRule="auto" w:after="180"/>
+        <w:shd w:fill="FFF5E6"/>
+      </w:pPr>
+      <w:r>
+        <w:rPr>
+          <w:b w:val="0"/>
+        </w:rPr>
+        <w:t>Two recorded replies do not estimate future reliability; define run conditions and test wider case coverage.</w:t>
       </w:r>
     </w:p>
     <w:p>
-      <w:r>
-        <w:t>Prediction: It passes support but fails the length requirement.</w:t>
+      <w:pPr>
+        <w:pStyle w:val="Heading3"/>
+      </w:pPr>
+      <w:r>
+        <w:t>Change one thing in the pictured case</w:t>
       </w:r>
     </w:p>
     <w:p>
-      <w:r>
-        <w:t>Reason: Every mandatory criterion must pass; facts do not erase a length violation.</w:t>
+      <w:pPr>
+        <w:pStyle w:val="Heading3"/>
+      </w:pPr>
+      <w:r>
+        <w:t>Change one thing</w:t>
       </w:r>
     </w:p>
     <w:p>
       <w:pPr>
-        <w:pStyle w:val="Heading3"/>
-      </w:pPr>
-      <w:r>
-        <w:t>Ask while showing the picture</w:t>
+        <w:spacing w:line="336" w:lineRule="auto" w:after="180"/>
+        <w:shd w:fill="F5F1FB"/>
+      </w:pPr>
+      <w:r>
+        <w:rPr>
+          <w:b w:val="0"/>
+        </w:rPr>
+        <w:t>Change: Use a 25-word answer that preserves both facts.</w:t>
       </w:r>
     </w:p>
     <w:p>
-      <w:r>
-        <w:t>Cover the result. Ask learners to name the inputs and predict the next step. Uncover one step, connect the icon to the actual procedure, and explain its evidence. Then change the supplied condition and compare. The picture is a representation; it does not document execution of a real AI model.</w:t>
+      <w:pPr>
+        <w:pStyle w:val="Heading3"/>
+      </w:pPr>
+      <w:r>
+        <w:t>Predicted result</w:t>
       </w:r>
     </w:p>
     <w:p>
       <w:pPr>
+        <w:spacing w:line="336" w:lineRule="auto" w:after="180"/>
+        <w:shd w:fill="F1F6FC"/>
+      </w:pPr>
+      <w:r>
+        <w:rPr>
+          <w:b/>
+        </w:rPr>
+        <w:t>Prediction</w:t>
+      </w:r>
+      <w:r>
+        <w:rPr>
+          <w:b w:val="0"/>
+        </w:rPr>
+        <w:t>: It passes support but fails the length requirement.</w:t>
+      </w:r>
+    </w:p>
+    <w:p>
+      <w:pPr>
+        <w:pStyle w:val="Heading3"/>
+      </w:pPr>
+      <w:r>
+        <w:t>Why the result follows</w:t>
+      </w:r>
+    </w:p>
+    <w:p>
+      <w:pPr>
+        <w:spacing w:line="336" w:lineRule="auto" w:after="180"/>
+        <w:shd w:fill="F1F6FC"/>
+      </w:pPr>
+      <w:r>
+        <w:rPr>
+          <w:b w:val="0"/>
+        </w:rPr>
+        <w:t>Reason: Every mandatory criterion must pass; facts do not erase a length violation.</w:t>
+      </w:r>
+    </w:p>
+    <w:p>
+      <w:pPr>
+        <w:pStyle w:val="Heading3"/>
+      </w:pPr>
+      <w:r>
+        <w:t>Ask while showing the picture</w:t>
+      </w:r>
+    </w:p>
+    <w:p>
+      <w:pPr>
+        <w:pStyle w:val="Heading3"/>
+      </w:pPr>
+      <w:r>
+        <w:t>Ask while showing the picture · 5</w:t>
+      </w:r>
+    </w:p>
+    <w:p>
+      <w:pPr>
+        <w:spacing w:line="336" w:lineRule="auto" w:after="180"/>
+      </w:pPr>
+      <w:r>
+        <w:rPr>
+          <w:b w:val="0"/>
+        </w:rPr>
+        <w:t xml:space="preserve">Cover the result. Ask learners to name the </w:t>
+      </w:r>
+      <w:r>
+        <w:rPr>
+          <w:b/>
+        </w:rPr>
+        <w:t>input</w:t>
+      </w:r>
+      <w:r>
+        <w:rPr>
+          <w:b w:val="0"/>
+        </w:rPr>
+        <w:t xml:space="preserve">s and predict the next step. Uncover one step, connect the icon to the actual procedure, and explain its </w:t>
+      </w:r>
+      <w:r>
+        <w:rPr>
+          <w:b/>
+        </w:rPr>
+        <w:t>evidence</w:t>
+      </w:r>
+      <w:r>
+        <w:rPr>
+          <w:b w:val="0"/>
+        </w:rPr>
+        <w:t>. Then change the supplied condition and compare.</w:t>
+      </w:r>
+    </w:p>
+    <w:p>
+      <w:pPr>
+        <w:spacing w:line="336" w:lineRule="auto" w:after="180"/>
+      </w:pPr>
+      <w:r>
+        <w:rPr>
+          <w:b w:val="0"/>
+        </w:rPr>
+        <w:t>The picture is a representation; it does not document execution of a real AI model.</w:t>
+      </w:r>
+    </w:p>
+    <w:p>
+      <w:pPr>
         <w:pStyle w:val="Heading1"/>
       </w:pPr>
       <w:r>
         <w:t>03. Demonstrate and guide practice</w:t>
+      </w:r>
+    </w:p>
+    <w:p>
+      <w:r>
+        <w:t>Demonstrate Testing model-dependent behaviour, reduce support deliberately and check individual reasoning before discussing answers.</w:t>
       </w:r>
     </w:p>
     <w:tbl>
@@ -1170,36 +1985,100 @@
       </w:tr>
     </w:tbl>
     <w:p>
-      <w:r>
-        <w:t>Use the worked example in Sections 3 and 6. Collect a prediction before revealing its result; ask the learner to point to each intermediate fact.</w:t>
+      <w:pPr>
+        <w:spacing w:line="336" w:lineRule="auto" w:after="180"/>
+      </w:pPr>
+      <w:r>
+        <w:rPr>
+          <w:b w:val="0"/>
+        </w:rPr>
+        <w:t xml:space="preserve">Use the worked example in Sections 3 and 6. Collect a </w:t>
+      </w:r>
+      <w:r>
+        <w:rPr>
+          <w:b/>
+        </w:rPr>
+        <w:t>prediction</w:t>
+      </w:r>
+      <w:r>
+        <w:rPr>
+          <w:b w:val="0"/>
+        </w:rPr>
+        <w:t xml:space="preserve"> before revealing its result; ask the learner to point to each intermediate fact.</w:t>
       </w:r>
     </w:p>
     <w:p>
-      <w:r>
-        <w:t>Provide an input/procedure/result/limit frame and a calculator when needed. Ask students to identify the first step before completing the whole trace. Extension: compare two concrete variants of this mechanism while holding unrelated conditions fixed; report both successful and unsuccessful outcomes.</w:t>
+      <w:pPr>
+        <w:spacing w:line="336" w:lineRule="auto" w:after="180"/>
+      </w:pPr>
+      <w:r>
+        <w:rPr>
+          <w:b w:val="0"/>
+        </w:rPr>
+        <w:t xml:space="preserve">Provide an </w:t>
+      </w:r>
+      <w:r>
+        <w:rPr>
+          <w:b/>
+        </w:rPr>
+        <w:t>input</w:t>
+      </w:r>
+      <w:r>
+        <w:rPr>
+          <w:b w:val="0"/>
+        </w:rPr>
+        <w:t>/procedure/result/limit frame and a calculator when needed. Ask students to identify the first step before completing the whole trace.</w:t>
       </w:r>
     </w:p>
     <w:p>
       <w:pPr>
-        <w:pStyle w:val="Heading3"/>
-      </w:pPr>
-      <w:r>
-        <w:t>Reduce help deliberately</w:t>
+        <w:spacing w:line="336" w:lineRule="auto" w:after="180"/>
+      </w:pPr>
+      <w:r>
+        <w:rPr>
+          <w:b w:val="0"/>
+        </w:rPr>
+        <w:t xml:space="preserve">Extension: compare two concrete variants of this </w:t>
+      </w:r>
+      <w:r>
+        <w:rPr>
+          <w:b/>
+        </w:rPr>
+        <w:t>mechanism</w:t>
+      </w:r>
+      <w:r>
+        <w:rPr>
+          <w:b w:val="0"/>
+        </w:rPr>
+        <w:t xml:space="preserve"> while holding unrelated conditions fixed; report both successful and unsuccessful outcomes.</w:t>
       </w:r>
     </w:p>
     <w:p>
-      <w:r>
-        <w:t>Completion task: Five runs on one case yield three fully supported valid responses and two unsupported capacities. Show the intermediate steps and give the conclusion with its scope.</w:t>
+      <w:pPr>
+        <w:pStyle w:val="Heading3"/>
+      </w:pPr>
+      <w:r>
+        <w:t>Reduce help deliberately</w:t>
       </w:r>
     </w:p>
     <w:p>
-      <w:r>
-        <w:t>Teacher check: Teacher explanation: Observed contract pass 3/5=60% over five runs of one case. Preserve both failures and the repeated-case denominator.</w:t>
+      <w:pPr>
+        <w:pStyle w:val="Heading3"/>
+      </w:pPr>
+      <w:r>
+        <w:t>Completion practice</w:t>
       </w:r>
     </w:p>
     <w:p>
-      <w:r>
-        <w:t>Start by identifying the given inputs together. Leave the intermediate steps blank. If needed, model one step, then withdraw that help on the next step. Move to a full trace only when the partial trace is understood. For partners, alternate explainer and checker; collect a response from every learner before discussion.</w:t>
+      <w:pPr>
+        <w:spacing w:line="336" w:lineRule="auto" w:after="180"/>
+        <w:shd w:fill="F5F1FB"/>
+      </w:pPr>
+      <w:r>
+        <w:rPr>
+          <w:b w:val="0"/>
+        </w:rPr>
+        <w:t>Completion task: Five runs on one case yield three fully supported valid responses and two unsupported capacities. Show the intermediate steps and give the conclusion with its scope.</w:t>
       </w:r>
     </w:p>
     <w:p>
@@ -1207,22 +2086,65 @@
         <w:pStyle w:val="Heading3"/>
       </w:pPr>
       <w:r>
-        <w:t>Individual reasoning check</w:t>
+        <w:t>Reasoning to listen for</w:t>
       </w:r>
     </w:p>
     <w:p>
-      <w:r>
-        <w:t>Use the worked case for Testing model-dependent behaviour. Proposed explanation: “The worked result establishes every future case”. Decide whether this explanation is supported. Point to the step or supplied fact that decides; explain your repair if needed.</w:t>
+      <w:pPr>
+        <w:spacing w:line="336" w:lineRule="auto" w:after="180"/>
+        <w:shd w:fill="F1F6FC"/>
+      </w:pPr>
+      <w:r>
+        <w:rPr>
+          <w:b w:val="0"/>
+        </w:rPr>
+        <w:t>Teacher check: Teacher explanation: Observed contract pass 3/5=</w:t>
+      </w:r>
+      <w:r>
+        <w:rPr>
+          <w:b/>
+        </w:rPr>
+        <w:t>60%</w:t>
+      </w:r>
+      <w:r>
+        <w:rPr>
+          <w:b w:val="0"/>
+        </w:rPr>
+        <w:t xml:space="preserve"> over five runs of one case. Preserve both failures and the repeated-case denominator.</w:t>
       </w:r>
     </w:p>
     <w:p>
-      <w:r>
-        <w:t>Expected correction: A deterministic mocked output tests the pipeline contract but cannot estimate an unspecified live model distribution.</w:t>
+      <w:pPr>
+        <w:spacing w:line="336" w:lineRule="auto" w:after="180"/>
+      </w:pPr>
+      <w:r>
+        <w:rPr>
+          <w:b w:val="0"/>
+        </w:rPr>
+        <w:t xml:space="preserve">Start by identifying the given </w:t>
+      </w:r>
+      <w:r>
+        <w:rPr>
+          <w:b/>
+        </w:rPr>
+        <w:t>input</w:t>
+      </w:r>
+      <w:r>
+        <w:rPr>
+          <w:b w:val="0"/>
+        </w:rPr>
+        <w:t>s together. Leave the intermediate steps blank. If needed, model one step, then withdraw that help on the next step. Move to a full trace only when the partial trace is understood.</w:t>
       </w:r>
     </w:p>
     <w:p>
-      <w:r>
-        <w:t>Collect explanations, not only yes/no votes. If a misunderstanding is common, re-model the relevant step for the class. If it affects a few learners, give a short targeted group explanation while others solve a more demanding variation.</w:t>
+      <w:pPr>
+        <w:spacing w:line="336" w:lineRule="auto" w:after="180"/>
+      </w:pPr>
+      <w:r>
+        <w:rPr>
+          <w:b w:val="0"/>
+        </w:rPr>
+        <w:t>For partners, alternate explainer and checker; collect a response from every learner before discussion.</w:t>
       </w:r>
     </w:p>
     <w:p>
@@ -1230,63 +2152,308 @@
         <w:pStyle w:val="Heading3"/>
       </w:pPr>
       <w:r>
-        <w:t>Pictorial practice question</w:t>
+        <w:t>Individual reasoning check</w:t>
       </w:r>
     </w:p>
     <w:p>
-      <w:r>
-        <w:t>Score "Friday in room B" and "Friday in room D" against both mandatory criteria. Would a correct 25-word response pass, and why?</w:t>
+      <w:pPr>
+        <w:spacing w:line="336" w:lineRule="auto" w:after="180"/>
+      </w:pPr>
+      <w:r>
+        <w:rPr>
+          <w:b w:val="0"/>
+        </w:rPr>
+        <w:t>Use the worked case for Testing model-dependent behaviour. Proposed explanation: “The worked result establishes every future case”. Decide whether this explanation is supported.</w:t>
       </w:r>
     </w:p>
     <w:p>
       <w:pPr>
-        <w:pStyle w:val="Heading3"/>
-      </w:pPr>
-      <w:r>
-        <w:t>Reasoned teacher answer</w:t>
+        <w:spacing w:line="336" w:lineRule="auto" w:after="180"/>
+      </w:pPr>
+      <w:r>
+        <w:rPr>
+          <w:b w:val="0"/>
+        </w:rPr>
+        <w:t>Point to the step or supplied fact that decides; explain your repair if needed.</w:t>
       </w:r>
     </w:p>
     <w:p>
-      <w:r>
-        <w:t>The answer must retain Friday and room B. Its four words preserve both supplied facts. It is short, but room D contradicts room B. Changed case: It passes support but fails the length requirement. Every mandatory criterion must pass; facts do not erase a length violation.</w:t>
+      <w:pPr>
+        <w:pStyle w:val="Heading3"/>
+      </w:pPr>
+      <w:r>
+        <w:t>Expected repair</w:t>
       </w:r>
     </w:p>
     <w:p>
-      <w:r>
-        <w:t>Changed-case reasoning: It passes support but fails the length requirement. Every mandatory criterion must pass; facts do not erase a length violation.</w:t>
+      <w:pPr>
+        <w:spacing w:line="336" w:lineRule="auto" w:after="180"/>
+        <w:shd w:fill="F1F6FC"/>
+      </w:pPr>
+      <w:r>
+        <w:rPr>
+          <w:b w:val="0"/>
+        </w:rPr>
+        <w:t xml:space="preserve">Expected correction: A deterministic mocked </w:t>
+      </w:r>
+      <w:r>
+        <w:rPr>
+          <w:b/>
+        </w:rPr>
+        <w:t>output</w:t>
+      </w:r>
+      <w:r>
+        <w:rPr>
+          <w:b w:val="0"/>
+        </w:rPr>
+        <w:t xml:space="preserve"> tests the pipeline contract but cannot estimate an unspecified live model distribution.</w:t>
       </w:r>
     </w:p>
     <w:p>
-      <w:r>
-        <w:t>Collect each learner’s explanation before discussion. Use the first missing connection between input, deciding step and result to choose support. This question is worked-case practice, not fresh mastery evidence.</w:t>
+      <w:pPr>
+        <w:spacing w:line="336" w:lineRule="auto" w:after="180"/>
+      </w:pPr>
+      <w:r>
+        <w:rPr>
+          <w:b w:val="0"/>
+        </w:rPr>
+        <w:t>Collect explanations, not only yes/no votes. If a misunderstanding is common, re-model the relevant step for the class.</w:t>
       </w:r>
     </w:p>
     <w:p>
       <w:pPr>
-        <w:pStyle w:val="Heading1"/>
-      </w:pPr>
-      <w:r>
-        <w:t>04. Run the investigation and diagnose misconceptions</w:t>
+        <w:spacing w:line="336" w:lineRule="auto" w:after="180"/>
+      </w:pPr>
+      <w:r>
+        <w:rPr>
+          <w:b w:val="0"/>
+        </w:rPr>
+        <w:t>If it affects a few learners, give a short targeted group explanation while others solve a more demanding variation.</w:t>
       </w:r>
     </w:p>
     <w:p>
-      <w:r>
-        <w:t>The worked result establishes every future case: A deterministic mocked output tests the pipeline contract but cannot estimate an unspecified live model distribution.</w:t>
+      <w:pPr>
+        <w:pStyle w:val="Heading3"/>
+      </w:pPr>
+      <w:r>
+        <w:t>Pictorial practice question</w:t>
       </w:r>
     </w:p>
     <w:p>
-      <w:r>
-        <w:t>A missing input may be replaced without recording the change: A replacement changes the evidence or contract. Record the change and its justification; do not silently turn unknown into a measured value.</w:t>
+      <w:pPr>
+        <w:spacing w:line="336" w:lineRule="auto" w:after="180"/>
+        <w:shd w:fill="F5F1FB"/>
+      </w:pPr>
+      <w:r>
+        <w:rPr>
+          <w:b w:val="0"/>
+        </w:rPr>
+        <w:t>Score "Friday in room B" and "Friday in room D" against both mandatory criteria. Would a correct 25-word response pass, and why?</w:t>
       </w:r>
     </w:p>
     <w:p>
-      <w:r>
-        <w:t>Repeating an assessed case is new independent evidence: A replay checks consistency. An example used for feedback or revision cannot later be described as untouched final evaluation.</w:t>
+      <w:pPr>
+        <w:pStyle w:val="Heading3"/>
+      </w:pPr>
+      <w:r>
+        <w:t>Reasoned teacher answer</w:t>
       </w:r>
     </w:p>
     <w:p>
-      <w:r>
-        <w:t>Use Section 9 for the evidence ledger. Add a boundary or missing-input case and record the expected response before checking. More successful repeats of one case do not establish wider coverage.</w:t>
+      <w:pPr>
+        <w:spacing w:line="336" w:lineRule="auto" w:after="180"/>
+      </w:pPr>
+      <w:r>
+        <w:rPr>
+          <w:b w:val="0"/>
+        </w:rPr>
+        <w:t>The answer must retain Friday and room B. Its four words preserve both supplied facts. It is short, but room D contradicts room B. Changed case: It passes support but fails the length requirement.</w:t>
+      </w:r>
+    </w:p>
+    <w:p>
+      <w:pPr>
+        <w:spacing w:line="336" w:lineRule="auto" w:after="180"/>
+      </w:pPr>
+      <w:r>
+        <w:rPr>
+          <w:b w:val="0"/>
+        </w:rPr>
+        <w:t>Every mandatory criterion must pass; facts do not erase a length violation.</w:t>
+      </w:r>
+    </w:p>
+    <w:p>
+      <w:pPr>
+        <w:spacing w:line="336" w:lineRule="auto" w:after="180"/>
+      </w:pPr>
+      <w:r>
+        <w:rPr>
+          <w:b w:val="0"/>
+        </w:rPr>
+        <w:t>Changed-case reasoning: It passes support but fails the length requirement. Every mandatory criterion must pass; facts do not erase a length violation.</w:t>
+      </w:r>
+    </w:p>
+    <w:p>
+      <w:pPr>
+        <w:spacing w:line="336" w:lineRule="auto" w:after="180"/>
+      </w:pPr>
+      <w:r>
+        <w:rPr>
+          <w:b w:val="0"/>
+        </w:rPr>
+        <w:t xml:space="preserve">Collect each learner’s explanation before discussion. Use the first missing connection between </w:t>
+      </w:r>
+      <w:r>
+        <w:rPr>
+          <w:b/>
+        </w:rPr>
+        <w:t>input</w:t>
+      </w:r>
+      <w:r>
+        <w:rPr>
+          <w:b w:val="0"/>
+        </w:rPr>
+        <w:t xml:space="preserve">, deciding step and result to choose support. This question is worked-case practice, not fresh mastery </w:t>
+      </w:r>
+      <w:r>
+        <w:rPr>
+          <w:b/>
+        </w:rPr>
+        <w:t>evidence</w:t>
+      </w:r>
+      <w:r>
+        <w:rPr>
+          <w:b w:val="0"/>
+        </w:rPr>
+        <w:t>.</w:t>
+      </w:r>
+    </w:p>
+    <w:p>
+      <w:pPr>
+        <w:pStyle w:val="Heading1"/>
+      </w:pPr>
+      <w:r>
+        <w:t>04. Run the investigation and diagnose misconceptions</w:t>
+      </w:r>
+    </w:p>
+    <w:p>
+      <w:r>
+        <w:t>Run the Testing model-dependent behaviour investigation and use the first unsupported step to choose a teaching response.</w:t>
+      </w:r>
+    </w:p>
+    <w:p>
+      <w:pPr>
+        <w:spacing w:line="336" w:lineRule="auto" w:after="180"/>
+      </w:pPr>
+      <w:r>
+        <w:rPr>
+          <w:b w:val="0"/>
+        </w:rPr>
+        <w:t xml:space="preserve">The worked result establishes every future case: A deterministic mocked </w:t>
+      </w:r>
+      <w:r>
+        <w:rPr>
+          <w:b/>
+        </w:rPr>
+        <w:t>output</w:t>
+      </w:r>
+      <w:r>
+        <w:rPr>
+          <w:b w:val="0"/>
+        </w:rPr>
+        <w:t xml:space="preserve"> tests the pipeline contract but cannot estimate an unspecified live model distribution.</w:t>
+      </w:r>
+    </w:p>
+    <w:p>
+      <w:pPr>
+        <w:spacing w:line="336" w:lineRule="auto" w:after="180"/>
+      </w:pPr>
+      <w:r>
+        <w:rPr>
+          <w:b w:val="0"/>
+        </w:rPr>
+        <w:t xml:space="preserve">A missing </w:t>
+      </w:r>
+      <w:r>
+        <w:rPr>
+          <w:b/>
+        </w:rPr>
+        <w:t>input</w:t>
+      </w:r>
+      <w:r>
+        <w:rPr>
+          <w:b w:val="0"/>
+        </w:rPr>
+        <w:t xml:space="preserve"> may be replaced without recording the change: A replacement changes the </w:t>
+      </w:r>
+      <w:r>
+        <w:rPr>
+          <w:b/>
+        </w:rPr>
+        <w:t>evidence</w:t>
+      </w:r>
+      <w:r>
+        <w:rPr>
+          <w:b w:val="0"/>
+        </w:rPr>
+        <w:t xml:space="preserve"> or contract. Record the change and its justification; do not silently turn unknown into a measured value.</w:t>
+      </w:r>
+    </w:p>
+    <w:p>
+      <w:pPr>
+        <w:spacing w:line="336" w:lineRule="auto" w:after="180"/>
+      </w:pPr>
+      <w:r>
+        <w:rPr>
+          <w:b w:val="0"/>
+        </w:rPr>
+        <w:t xml:space="preserve">Repeating an assessed case is new independent </w:t>
+      </w:r>
+      <w:r>
+        <w:rPr>
+          <w:b/>
+        </w:rPr>
+        <w:t>evidence</w:t>
+      </w:r>
+      <w:r>
+        <w:rPr>
+          <w:b w:val="0"/>
+        </w:rPr>
+        <w:t>: A replay checks consistency. An example used for feedback or revision cannot later be described as untouched final evaluation.</w:t>
+      </w:r>
+    </w:p>
+    <w:p>
+      <w:pPr>
+        <w:spacing w:line="336" w:lineRule="auto" w:after="180"/>
+      </w:pPr>
+      <w:r>
+        <w:rPr>
+          <w:b w:val="0"/>
+        </w:rPr>
+        <w:t xml:space="preserve">Use Section 9 for the </w:t>
+      </w:r>
+      <w:r>
+        <w:rPr>
+          <w:b/>
+        </w:rPr>
+        <w:t>evidence</w:t>
+      </w:r>
+      <w:r>
+        <w:rPr>
+          <w:b w:val="0"/>
+        </w:rPr>
+        <w:t xml:space="preserve"> ledger. Add a boundary or missing-</w:t>
+      </w:r>
+      <w:r>
+        <w:rPr>
+          <w:b/>
+        </w:rPr>
+        <w:t>input</w:t>
+      </w:r>
+      <w:r>
+        <w:rPr>
+          <w:b w:val="0"/>
+        </w:rPr>
+        <w:t xml:space="preserve"> case and record the expected response before checking. More successful repeats of one case do not establish wider coverage.</w:t>
       </w:r>
     </w:p>
     <w:p>
@@ -1444,29 +2611,38 @@
       </w:tr>
     </w:tbl>
     <w:p>
-      <w:r>
-        <w:t>Offer an oral explanation, drawing, enlarged visual or fewer examples when that removes a reading/writing barrier. Keep the same reasoning goal. Stretch secure learners by changing a boundary or assumption and asking them to defend the effect, not simply by assigning more of the same questions.</w:t>
+      <w:pPr>
+        <w:spacing w:line="336" w:lineRule="auto" w:after="180"/>
+      </w:pPr>
+      <w:r>
+        <w:rPr>
+          <w:b w:val="0"/>
+        </w:rPr>
+        <w:t>Offer an oral explanation, drawing, enlarged visual or fewer examples when that removes a reading/writing barrier. Keep the same reasoning goal.</w:t>
       </w:r>
     </w:p>
     <w:p>
       <w:pPr>
-        <w:pStyle w:val="Heading1"/>
-      </w:pPr>
-      <w:r>
-        <w:t>05. Assess and explain the answers</w:t>
+        <w:spacing w:line="336" w:lineRule="auto" w:after="180"/>
+      </w:pPr>
+      <w:r>
+        <w:rPr>
+          <w:b w:val="0"/>
+        </w:rPr>
+        <w:t>Stretch secure learners by changing a boundary or assumption and asking them to defend the effect, not simply by assigning more of the same questions.</w:t>
       </w:r>
     </w:p>
     <w:p>
       <w:pPr>
-        <w:pStyle w:val="Heading3"/>
-      </w:pPr>
-      <w:r>
-        <w:t>Guided and exit questions</w:t>
+        <w:pStyle w:val="Heading1"/>
+      </w:pPr>
+      <w:r>
+        <w:t>05. Assess and explain the answers</w:t>
       </w:r>
     </w:p>
     <w:p>
       <w:r>
-        <w:t>Guided: Observed contract pass 3/5=60% over five runs of one case. Preserve both failures and the repeated-case denominator. Qualification: A deterministic mocked output tests the pipeline contract but cannot estimate an unspecified live model distribution. Exit: accept a concrete variation with its predicted outcome and a stated condition that would challenge the mechanism; reject a claim resting on unmeasured evidence.</w:t>
+        <w:t>Use the Testing model-dependent behaviour questions, teacher keys and criteria after the relevant attempts. Previously discussed cases are practice; protect the separately selected independent task.</w:t>
       </w:r>
     </w:p>
     <w:p>
@@ -1474,89 +2650,256 @@
         <w:pStyle w:val="Heading3"/>
       </w:pPr>
       <w:r>
-        <w:t>W1 Explain the mechanism</w:t>
+        <w:t>Guided and exit questions</w:t>
       </w:r>
     </w:p>
     <w:p>
-      <w:r>
-        <w:t>Explain the weekly mechanism in your own words. Use the worked scenario to name its input, decision rule and output.</w:t>
+      <w:pPr>
+        <w:spacing w:line="336" w:lineRule="auto" w:after="180"/>
+      </w:pPr>
+      <w:r>
+        <w:rPr>
+          <w:b w:val="0"/>
+        </w:rPr>
+        <w:t>Guided: Observed contract pass 3/5=</w:t>
+      </w:r>
+      <w:r>
+        <w:rPr>
+          <w:b/>
+        </w:rPr>
+        <w:t>60%</w:t>
+      </w:r>
+      <w:r>
+        <w:rPr>
+          <w:b w:val="0"/>
+        </w:rPr>
+        <w:t xml:space="preserve"> over five runs of one case. Preserve both failures and the repeated-case denominator.</w:t>
       </w:r>
     </w:p>
     <w:p>
-      <w:r>
-        <w:t>Teacher explanation: Model-dependent behaviour may vary between runs. Evaluate defined semantic criteria and report repeated outcomes rather than requiring one exact sentence. Use fixed evidence and rubric per case. Require supported room/capacity, valid schema and no actions. Repeats estimate observed variation for this case; they are not additional independent users.</w:t>
+      <w:pPr>
+        <w:spacing w:line="336" w:lineRule="auto" w:after="180"/>
+      </w:pPr>
+      <w:r>
+        <w:rPr>
+          <w:b w:val="0"/>
+        </w:rPr>
+        <w:t xml:space="preserve">Qualification: A deterministic mocked </w:t>
+      </w:r>
+      <w:r>
+        <w:rPr>
+          <w:b/>
+        </w:rPr>
+        <w:t>output</w:t>
+      </w:r>
+      <w:r>
+        <w:rPr>
+          <w:b w:val="0"/>
+        </w:rPr>
+        <w:t xml:space="preserve"> tests the pipeline contract but cannot estimate an unspecified live model distribution.</w:t>
       </w:r>
     </w:p>
     <w:p>
       <w:pPr>
-        <w:pStyle w:val="Heading3"/>
-      </w:pPr>
-      <w:r>
-        <w:t>W2 Trace the worked case</w:t>
+        <w:spacing w:line="336" w:lineRule="auto" w:after="180"/>
+      </w:pPr>
+      <w:r>
+        <w:rPr>
+          <w:b w:val="0"/>
+        </w:rPr>
+        <w:t xml:space="preserve">Exit: accept a concrete variation with its predicted outcome and a stated condition that would challenge the </w:t>
+      </w:r>
+      <w:r>
+        <w:rPr>
+          <w:b/>
+        </w:rPr>
+        <w:t>mechanism</w:t>
+      </w:r>
+      <w:r>
+        <w:rPr>
+          <w:b w:val="0"/>
+        </w:rPr>
+        <w:t xml:space="preserve">; reject a claim resting on unmeasured </w:t>
+      </w:r>
+      <w:r>
+        <w:rPr>
+          <w:b/>
+        </w:rPr>
+        <w:t>evidence</w:t>
+      </w:r>
+      <w:r>
+        <w:rPr>
+          <w:b w:val="0"/>
+        </w:rPr>
+        <w:t>.</w:t>
       </w:r>
     </w:p>
     <w:p>
-      <w:r>
-        <w:t>Five runs on one case yield three fully supported valid responses and two unsupported capacities. Show the intermediate steps and give the conclusion with its scope.</w:t>
+      <w:pPr>
+        <w:pStyle w:val="Heading3"/>
+      </w:pPr>
+      <w:r>
+        <w:t>W1 Explain the mechanism</w:t>
       </w:r>
     </w:p>
     <w:p>
-      <w:r>
-        <w:t>Teacher explanation: Observed contract pass 3/5=60% over five runs of one case. Preserve both failures and the repeated-case denominator.</w:t>
+      <w:pPr>
+        <w:pStyle w:val="Heading3"/>
+      </w:pPr>
+      <w:r>
+        <w:t>Workbook question · W1</w:t>
       </w:r>
     </w:p>
     <w:p>
       <w:pPr>
-        <w:pStyle w:val="Heading3"/>
-      </w:pPr>
-      <w:r>
-        <w:t>W3 Audit the limit</w:t>
+        <w:spacing w:line="336" w:lineRule="auto" w:after="180"/>
+        <w:shd w:fill="F5F1FB"/>
+      </w:pPr>
+      <w:r>
+        <w:rPr>
+          <w:b w:val="0"/>
+        </w:rPr>
+        <w:t xml:space="preserve">Explain the weekly </w:t>
+      </w:r>
+      <w:r>
+        <w:rPr>
+          <w:b/>
+        </w:rPr>
+        <w:t>mechanism</w:t>
+      </w:r>
+      <w:r>
+        <w:rPr>
+          <w:b w:val="0"/>
+        </w:rPr>
+        <w:t xml:space="preserve"> in your own words. Use the worked scenario to name its </w:t>
+      </w:r>
+      <w:r>
+        <w:rPr>
+          <w:b/>
+        </w:rPr>
+        <w:t>input</w:t>
+      </w:r>
+      <w:r>
+        <w:rPr>
+          <w:b w:val="0"/>
+        </w:rPr>
+        <w:t xml:space="preserve">, decision rule and </w:t>
+      </w:r>
+      <w:r>
+        <w:rPr>
+          <w:b/>
+        </w:rPr>
+        <w:t>output</w:t>
+      </w:r>
+      <w:r>
+        <w:rPr>
+          <w:b w:val="0"/>
+        </w:rPr>
+        <w:t>.</w:t>
       </w:r>
     </w:p>
     <w:p>
-      <w:r>
-        <w:t>A report omits this qualification: A deterministic mocked output tests the pipeline contract but cannot estimate an unspecified live model distribution. Explain how omitting it could change a reader's interpretation, and write an accurate replacement.</w:t>
+      <w:pPr>
+        <w:pStyle w:val="Heading3"/>
+      </w:pPr>
+      <w:r>
+        <w:t>Teacher reasoning · W1</w:t>
       </w:r>
     </w:p>
     <w:p>
-      <w:r>
-        <w:t>Teacher explanation: A deterministic mocked output tests the pipeline contract but cannot estimate an unspecified live model distribution. State the observed result separately from the unverified or out-of-scope claim; preserve the original evidence rather than inventing a missing fact.</w:t>
+      <w:pPr>
+        <w:spacing w:line="336" w:lineRule="auto" w:after="180"/>
+        <w:shd w:fill="F1F6FC"/>
+      </w:pPr>
+      <w:r>
+        <w:rPr>
+          <w:b w:val="0"/>
+        </w:rPr>
+        <w:t xml:space="preserve">Teacher explanation: Model-dependent behaviour may vary between runs. Evaluate defined semantic criteria and report repeated outcomes rather than requiring one exact sentence. Use fixed </w:t>
+      </w:r>
+      <w:r>
+        <w:rPr>
+          <w:b/>
+        </w:rPr>
+        <w:t>evidence</w:t>
+      </w:r>
+      <w:r>
+        <w:rPr>
+          <w:b w:val="0"/>
+        </w:rPr>
+        <w:t xml:space="preserve"> and rubric per case.</w:t>
       </w:r>
     </w:p>
     <w:p>
       <w:pPr>
-        <w:pStyle w:val="Heading3"/>
-      </w:pPr>
-      <w:r>
-        <w:t>W4 Apply a new case independently</w:t>
+        <w:spacing w:line="336" w:lineRule="auto" w:after="180"/>
+        <w:shd w:fill="F1F6FC"/>
+      </w:pPr>
+      <w:r>
+        <w:rPr>
+          <w:b w:val="0"/>
+        </w:rPr>
+        <w:t>Require supported room/capacity, valid schema and no actions. Repeats estimate observed variation for this case; they are not additional independent users.</w:t>
       </w:r>
     </w:p>
     <w:p>
-      <w:r>
-        <w:t>Four runs on each of two cases: first passes 4, second passes 2. Compute overall run rate and per-case rates.</w:t>
+      <w:pPr>
+        <w:pStyle w:val="Heading3"/>
+      </w:pPr>
+      <w:r>
+        <w:t>W2 Trace the worked case</w:t>
       </w:r>
     </w:p>
     <w:p>
-      <w:r>
-        <w:t>Teacher explanation: 6/8=75% run rate; case rates 100% and 50%. There are two distinct cases, not eight independent task contexts.</w:t>
+      <w:pPr>
+        <w:pStyle w:val="Heading3"/>
+      </w:pPr>
+      <w:r>
+        <w:t>Workbook question · W2</w:t>
       </w:r>
     </w:p>
     <w:p>
       <w:pPr>
-        <w:pStyle w:val="Heading3"/>
-      </w:pPr>
-      <w:r>
-        <w:t>W5 Design a revealing follow-up</w:t>
+        <w:spacing w:line="336" w:lineRule="auto" w:after="180"/>
+        <w:shd w:fill="F5F1FB"/>
+      </w:pPr>
+      <w:r>
+        <w:rPr>
+          <w:b w:val="0"/>
+        </w:rPr>
+        <w:t>Five runs on one case yield three fully supported valid responses and two unsupported capacities. Show the intermediate steps and give the conclusion with its scope.</w:t>
       </w:r>
     </w:p>
     <w:p>
-      <w:r>
-        <w:t>For the worked scenario, propose one additional case that could reveal a failure, describe its expected outcome before running it, and explain what would need to remain fixed for a fair comparison. Do not reuse W4 as a new final test after receiving feedback.</w:t>
+      <w:pPr>
+        <w:pStyle w:val="Heading3"/>
+      </w:pPr>
+      <w:r>
+        <w:t>Teacher reasoning · W2</w:t>
       </w:r>
     </w:p>
     <w:p>
-      <w:r>
-        <w:t>Teacher explanation: Accept a concrete variant of the worked input or a missing/conflicting/boundary condition, with an expectation derived from the declared procedure. Require preserved settings, original outputs and data roles. A deterministic mocked output tests the pipeline contract but cannot estimate an unspecified live model distribution. The new case should test this particular mechanism rather than merely restate the original result.</w:t>
+      <w:pPr>
+        <w:spacing w:line="336" w:lineRule="auto" w:after="180"/>
+        <w:shd w:fill="F1F6FC"/>
+      </w:pPr>
+      <w:r>
+        <w:rPr>
+          <w:b w:val="0"/>
+        </w:rPr>
+        <w:t>Teacher explanation: Observed contract pass 3/5=</w:t>
+      </w:r>
+      <w:r>
+        <w:rPr>
+          <w:b/>
+        </w:rPr>
+        <w:t>60%</w:t>
+      </w:r>
+      <w:r>
+        <w:rPr>
+          <w:b w:val="0"/>
+        </w:rPr>
+        <w:t xml:space="preserve"> over five runs of one case. Preserve both failures and the repeated-case denominator.</w:t>
       </w:r>
     </w:p>
     <w:p>
@@ -1564,25 +2907,51 @@
         <w:pStyle w:val="Heading3"/>
       </w:pPr>
       <w:r>
-        <w:t>Independent assessment and fresh retry</w:t>
+        <w:t>W3 Audit the limit</w:t>
       </w:r>
     </w:p>
     <w:p>
-      <w:r>
-        <w:t>W4: 6/8=75% run rate; case rates 100% and 50%. There are two distinct cases, not eight independent task contexts. Require intermediate reasoning and the stated scope. Fresh retry: Three runs on each of three cases; passes 3, 2, 1. Expected reasoning: 6/9=2/3 run rate, per-case 100%, 66.667%, 33.333%; three distinct cases. If students need support, record it and reassess with another new case rather than awarding independence to a copied answer.</w:t>
+      <w:pPr>
+        <w:pStyle w:val="Heading3"/>
+      </w:pPr>
+      <w:r>
+        <w:t>Workbook question · W3</w:t>
       </w:r>
     </w:p>
     <w:p>
       <w:pPr>
-        <w:pStyle w:val="Heading3"/>
-      </w:pPr>
-      <w:r>
-        <w:t>Assess independent transfer</w:t>
+        <w:spacing w:line="336" w:lineRule="auto" w:after="180"/>
+        <w:shd w:fill="F5F1FB"/>
+      </w:pPr>
+      <w:r>
+        <w:rPr>
+          <w:b w:val="0"/>
+        </w:rPr>
+        <w:t xml:space="preserve">A report omits this qualification: A deterministic mocked </w:t>
+      </w:r>
+      <w:r>
+        <w:rPr>
+          <w:b/>
+        </w:rPr>
+        <w:t>output</w:t>
+      </w:r>
+      <w:r>
+        <w:rPr>
+          <w:b w:val="0"/>
+        </w:rPr>
+        <w:t xml:space="preserve"> tests the pipeline contract but cannot estimate an unspecified live model distribution.</w:t>
       </w:r>
     </w:p>
     <w:p>
-      <w:r>
-        <w:t>Selected case: Four runs on each of two cases: first passes 4, second passes 2. Compute overall run rate and per-case rates.</w:t>
+      <w:pPr>
+        <w:spacing w:line="336" w:lineRule="auto" w:after="180"/>
+        <w:shd w:fill="F5F1FB"/>
+      </w:pPr>
+      <w:r>
+        <w:rPr>
+          <w:b w:val="0"/>
+        </w:rPr>
+        <w:t>Explain how omitting it could change a reader's interpretation, and write an accurate replacement.</w:t>
       </w:r>
     </w:p>
     <w:p>
@@ -1590,12 +2959,415 @@
         <w:pStyle w:val="Heading3"/>
       </w:pPr>
       <w:r>
-        <w:t>Selected case answer</w:t>
+        <w:t>Teacher reasoning · W3</w:t>
       </w:r>
     </w:p>
     <w:p>
-      <w:r>
-        <w:t>Teacher explanation: 6/8=75% run rate; case rates 100% and 50%. There are two distinct cases, not eight independent task contexts.</w:t>
+      <w:pPr>
+        <w:spacing w:line="336" w:lineRule="auto" w:after="180"/>
+        <w:shd w:fill="F1F6FC"/>
+      </w:pPr>
+      <w:r>
+        <w:rPr>
+          <w:b w:val="0"/>
+        </w:rPr>
+        <w:t xml:space="preserve">Teacher explanation: A deterministic mocked </w:t>
+      </w:r>
+      <w:r>
+        <w:rPr>
+          <w:b/>
+        </w:rPr>
+        <w:t>output</w:t>
+      </w:r>
+      <w:r>
+        <w:rPr>
+          <w:b w:val="0"/>
+        </w:rPr>
+        <w:t xml:space="preserve"> tests the pipeline contract but cannot estimate an unspecified live model distribution.</w:t>
+      </w:r>
+    </w:p>
+    <w:p>
+      <w:pPr>
+        <w:spacing w:line="336" w:lineRule="auto" w:after="180"/>
+        <w:shd w:fill="F1F6FC"/>
+      </w:pPr>
+      <w:r>
+        <w:rPr>
+          <w:b w:val="0"/>
+        </w:rPr>
+        <w:t xml:space="preserve">State the observed result separately from the unverified or out-of-scope claim; preserve the original </w:t>
+      </w:r>
+      <w:r>
+        <w:rPr>
+          <w:b/>
+        </w:rPr>
+        <w:t>evidence</w:t>
+      </w:r>
+      <w:r>
+        <w:rPr>
+          <w:b w:val="0"/>
+        </w:rPr>
+        <w:t xml:space="preserve"> rather than inventing a missing fact.</w:t>
+      </w:r>
+    </w:p>
+    <w:p>
+      <w:pPr>
+        <w:pStyle w:val="Heading3"/>
+      </w:pPr>
+      <w:r>
+        <w:t>W4 Apply a new case independently</w:t>
+      </w:r>
+    </w:p>
+    <w:p>
+      <w:pPr>
+        <w:pStyle w:val="Heading3"/>
+      </w:pPr>
+      <w:r>
+        <w:t>Workbook question · W4</w:t>
+      </w:r>
+    </w:p>
+    <w:p>
+      <w:pPr>
+        <w:spacing w:line="336" w:lineRule="auto" w:after="180"/>
+        <w:shd w:fill="F5F1FB"/>
+      </w:pPr>
+      <w:r>
+        <w:rPr>
+          <w:b w:val="0"/>
+        </w:rPr>
+        <w:t xml:space="preserve">Four runs on each of two cases: first passes 4, second passes 2. Compute overall </w:t>
+      </w:r>
+      <w:r>
+        <w:rPr>
+          <w:b/>
+        </w:rPr>
+        <w:t>run rate</w:t>
+      </w:r>
+      <w:r>
+        <w:rPr>
+          <w:b w:val="0"/>
+        </w:rPr>
+        <w:t xml:space="preserve"> and per-case rates.</w:t>
+      </w:r>
+    </w:p>
+    <w:p>
+      <w:pPr>
+        <w:pStyle w:val="Heading3"/>
+      </w:pPr>
+      <w:r>
+        <w:t>Teacher reasoning · W4</w:t>
+      </w:r>
+    </w:p>
+    <w:p>
+      <w:pPr>
+        <w:spacing w:line="336" w:lineRule="auto" w:after="180"/>
+        <w:shd w:fill="F1F6FC"/>
+      </w:pPr>
+      <w:r>
+        <w:rPr>
+          <w:b w:val="0"/>
+        </w:rPr>
+        <w:t xml:space="preserve">Teacher explanation: 6/8=75% </w:t>
+      </w:r>
+      <w:r>
+        <w:rPr>
+          <w:b/>
+        </w:rPr>
+        <w:t>run rate</w:t>
+      </w:r>
+      <w:r>
+        <w:rPr>
+          <w:b w:val="0"/>
+        </w:rPr>
+        <w:t>; case rates 100% and 50%. There are two distinct cases, not eight independent task contexts.</w:t>
+      </w:r>
+    </w:p>
+    <w:p>
+      <w:pPr>
+        <w:pStyle w:val="Heading3"/>
+      </w:pPr>
+      <w:r>
+        <w:t>W5 Design a revealing follow-up</w:t>
+      </w:r>
+    </w:p>
+    <w:p>
+      <w:pPr>
+        <w:pStyle w:val="Heading3"/>
+      </w:pPr>
+      <w:r>
+        <w:t>Workbook question · W5</w:t>
+      </w:r>
+    </w:p>
+    <w:p>
+      <w:pPr>
+        <w:spacing w:line="336" w:lineRule="auto" w:after="180"/>
+        <w:shd w:fill="F5F1FB"/>
+      </w:pPr>
+      <w:r>
+        <w:rPr>
+          <w:b w:val="0"/>
+        </w:rPr>
+        <w:t>For the worked scenario, propose one additional case that could reveal a failure, describe its expected outcome before running it, and explain what would need to remain fixed for a fair comparison.</w:t>
+      </w:r>
+    </w:p>
+    <w:p>
+      <w:pPr>
+        <w:spacing w:line="336" w:lineRule="auto" w:after="180"/>
+        <w:shd w:fill="F5F1FB"/>
+      </w:pPr>
+      <w:r>
+        <w:rPr>
+          <w:b w:val="0"/>
+        </w:rPr>
+        <w:t>Do not reuse W4 as a new final test after receiving feedback.</w:t>
+      </w:r>
+    </w:p>
+    <w:p>
+      <w:pPr>
+        <w:pStyle w:val="Heading3"/>
+      </w:pPr>
+      <w:r>
+        <w:t>Teacher reasoning · W5</w:t>
+      </w:r>
+    </w:p>
+    <w:p>
+      <w:pPr>
+        <w:spacing w:line="336" w:lineRule="auto" w:after="180"/>
+        <w:shd w:fill="F1F6FC"/>
+      </w:pPr>
+      <w:r>
+        <w:rPr>
+          <w:b w:val="0"/>
+        </w:rPr>
+        <w:t xml:space="preserve">Teacher explanation: Accept a concrete variant of the worked </w:t>
+      </w:r>
+      <w:r>
+        <w:rPr>
+          <w:b/>
+        </w:rPr>
+        <w:t>input</w:t>
+      </w:r>
+      <w:r>
+        <w:rPr>
+          <w:b w:val="0"/>
+        </w:rPr>
+        <w:t xml:space="preserve"> or a missing/conflicting/boundary condition, with an expectation derived from the declared procedure.</w:t>
+      </w:r>
+    </w:p>
+    <w:p>
+      <w:pPr>
+        <w:spacing w:line="336" w:lineRule="auto" w:after="180"/>
+        <w:shd w:fill="F1F6FC"/>
+      </w:pPr>
+      <w:r>
+        <w:rPr>
+          <w:b w:val="0"/>
+        </w:rPr>
+        <w:t xml:space="preserve">Require preserved settings, original </w:t>
+      </w:r>
+      <w:r>
+        <w:rPr>
+          <w:b/>
+        </w:rPr>
+        <w:t>output</w:t>
+      </w:r>
+      <w:r>
+        <w:rPr>
+          <w:b w:val="0"/>
+        </w:rPr>
+        <w:t xml:space="preserve">s and data roles. A deterministic mocked </w:t>
+      </w:r>
+      <w:r>
+        <w:rPr>
+          <w:b/>
+        </w:rPr>
+        <w:t>output</w:t>
+      </w:r>
+      <w:r>
+        <w:rPr>
+          <w:b w:val="0"/>
+        </w:rPr>
+        <w:t xml:space="preserve"> tests the pipeline contract but cannot estimate an unspecified live model distribution.</w:t>
+      </w:r>
+    </w:p>
+    <w:p>
+      <w:pPr>
+        <w:spacing w:line="336" w:lineRule="auto" w:after="180"/>
+        <w:shd w:fill="F1F6FC"/>
+      </w:pPr>
+      <w:r>
+        <w:rPr>
+          <w:b w:val="0"/>
+        </w:rPr>
+        <w:t xml:space="preserve">The new case should test this particular </w:t>
+      </w:r>
+      <w:r>
+        <w:rPr>
+          <w:b/>
+        </w:rPr>
+        <w:t>mechanism</w:t>
+      </w:r>
+      <w:r>
+        <w:rPr>
+          <w:b w:val="0"/>
+        </w:rPr>
+        <w:t xml:space="preserve"> rather than merely restate the original result.</w:t>
+      </w:r>
+    </w:p>
+    <w:p>
+      <w:pPr>
+        <w:pStyle w:val="Heading3"/>
+      </w:pPr>
+      <w:r>
+        <w:t>Independent assessment and fresh retry</w:t>
+      </w:r>
+    </w:p>
+    <w:p>
+      <w:pPr>
+        <w:pStyle w:val="Heading3"/>
+      </w:pPr>
+      <w:r>
+        <w:t>Teacher key · Independent assessment and fresh retry</w:t>
+      </w:r>
+    </w:p>
+    <w:p>
+      <w:pPr>
+        <w:spacing w:line="336" w:lineRule="auto" w:after="180"/>
+        <w:shd w:fill="F1F6FC"/>
+      </w:pPr>
+      <w:r>
+        <w:rPr>
+          <w:b w:val="0"/>
+        </w:rPr>
+        <w:t xml:space="preserve">W4: 6/8=75% </w:t>
+      </w:r>
+      <w:r>
+        <w:rPr>
+          <w:b/>
+        </w:rPr>
+        <w:t>run rate</w:t>
+      </w:r>
+      <w:r>
+        <w:rPr>
+          <w:b w:val="0"/>
+        </w:rPr>
+        <w:t>; case rates 100% and 50%. There are two distinct cases, not eight independent task contexts. Require intermediate reasoning and the stated scope.</w:t>
+      </w:r>
+    </w:p>
+    <w:p>
+      <w:pPr>
+        <w:spacing w:line="336" w:lineRule="auto" w:after="180"/>
+        <w:shd w:fill="F1F6FC"/>
+      </w:pPr>
+      <w:r>
+        <w:rPr>
+          <w:b w:val="0"/>
+        </w:rPr>
+        <w:t xml:space="preserve">Fresh retry: Three runs on each of three cases; passes 3, 2, 1. Expected reasoning: 6/9=2/3 </w:t>
+      </w:r>
+      <w:r>
+        <w:rPr>
+          <w:b/>
+        </w:rPr>
+        <w:t>run rate</w:t>
+      </w:r>
+      <w:r>
+        <w:rPr>
+          <w:b w:val="0"/>
+        </w:rPr>
+        <w:t>, per-case 100%, 66.667%, 33.333%; three distinct cases.</w:t>
+      </w:r>
+    </w:p>
+    <w:p>
+      <w:pPr>
+        <w:spacing w:line="336" w:lineRule="auto" w:after="180"/>
+        <w:shd w:fill="F1F6FC"/>
+      </w:pPr>
+      <w:r>
+        <w:rPr>
+          <w:b w:val="0"/>
+        </w:rPr>
+        <w:t>If students need support, record it and reassess with another new case rather than awarding independence to a copied answer.</w:t>
+      </w:r>
+    </w:p>
+    <w:p>
+      <w:pPr>
+        <w:pStyle w:val="Heading3"/>
+      </w:pPr>
+      <w:r>
+        <w:t>Assess independent transfer</w:t>
+      </w:r>
+    </w:p>
+    <w:p>
+      <w:pPr>
+        <w:pStyle w:val="Heading3"/>
+      </w:pPr>
+      <w:r>
+        <w:t>Independent question · withhold the key</w:t>
+      </w:r>
+    </w:p>
+    <w:p>
+      <w:pPr>
+        <w:spacing w:line="336" w:lineRule="auto" w:after="180"/>
+        <w:shd w:fill="F5F1FB"/>
+      </w:pPr>
+      <w:r>
+        <w:rPr>
+          <w:b w:val="0"/>
+        </w:rPr>
+        <w:t xml:space="preserve">Selected case: Four runs on each of two cases: first passes 4, second passes 2. Compute overall </w:t>
+      </w:r>
+      <w:r>
+        <w:rPr>
+          <w:b/>
+        </w:rPr>
+        <w:t>run rate</w:t>
+      </w:r>
+      <w:r>
+        <w:rPr>
+          <w:b w:val="0"/>
+        </w:rPr>
+        <w:t xml:space="preserve"> and per-case rates.</w:t>
+      </w:r>
+    </w:p>
+    <w:p>
+      <w:pPr>
+        <w:pStyle w:val="Heading3"/>
+      </w:pPr>
+      <w:r>
+        <w:t>Selected case answer</w:t>
+      </w:r>
+    </w:p>
+    <w:p>
+      <w:pPr>
+        <w:pStyle w:val="Heading3"/>
+      </w:pPr>
+      <w:r>
+        <w:t>Teacher key · Selected case answer</w:t>
+      </w:r>
+    </w:p>
+    <w:p>
+      <w:pPr>
+        <w:spacing w:line="336" w:lineRule="auto" w:after="180"/>
+        <w:shd w:fill="F1F6FC"/>
+      </w:pPr>
+      <w:r>
+        <w:rPr>
+          <w:b w:val="0"/>
+        </w:rPr>
+        <w:t xml:space="preserve">Teacher explanation: 6/8=75% </w:t>
+      </w:r>
+      <w:r>
+        <w:rPr>
+          <w:b/>
+        </w:rPr>
+        <w:t>run rate</w:t>
+      </w:r>
+      <w:r>
+        <w:rPr>
+          <w:b w:val="0"/>
+        </w:rPr>
+        <w:t>; case rates 100% and 50%. There are two distinct cases, not eight independent task contexts.</w:t>
       </w:r>
     </w:p>
     <w:tbl>
@@ -1701,67 +3473,281 @@
       </w:tr>
     </w:tbl>
     <w:p>
-      <w:r>
-        <w:t>Record each dimension as not yet, with support, or independent. Accept a valid alternative procedure with a defensible trace. Do not penalise an honestly recorded model failure if the learner correctly explains its evidence and limits.</w:t>
+      <w:pPr>
+        <w:pStyle w:val="Heading3"/>
+      </w:pPr>
+      <w:r>
+        <w:t>Teacher key · Selected case answer</w:t>
       </w:r>
     </w:p>
     <w:p>
       <w:pPr>
-        <w:pStyle w:val="Heading3"/>
-      </w:pPr>
-      <w:r>
-        <w:t>Feedback that the learner uses</w:t>
+        <w:spacing w:line="336" w:lineRule="auto" w:after="180"/>
+        <w:shd w:fill="F1F6FC"/>
+      </w:pPr>
+      <w:r>
+        <w:rPr>
+          <w:b w:val="0"/>
+        </w:rPr>
+        <w:t>Record each dimension as not yet, with support, or independent. Accept a valid alternative procedure with a defensible trace.</w:t>
       </w:r>
     </w:p>
     <w:p>
-      <w:r>
-        <w:t>Name the earliest unsupported step and give one action to repair it. Have the learner make that repair now and explain why. Then assess the relevant skill on a fresh, fully specified case. Confirm it was not previously practised with feedback; solve and check the new case before assigning it. A follow-up design prompt is a starting brief, not automatically an equivalent test.</w:t>
+      <w:pPr>
+        <w:spacing w:line="336" w:lineRule="auto" w:after="180"/>
+        <w:shd w:fill="F1F6FC"/>
+      </w:pPr>
+      <w:r>
+        <w:rPr>
+          <w:b w:val="0"/>
+        </w:rPr>
+        <w:t xml:space="preserve">Do not penalise an honestly recorded model failure if the learner correctly explains its </w:t>
+      </w:r>
+      <w:r>
+        <w:rPr>
+          <w:b/>
+        </w:rPr>
+        <w:t>evidence</w:t>
+      </w:r>
+      <w:r>
+        <w:rPr>
+          <w:b w:val="0"/>
+        </w:rPr>
+        <w:t xml:space="preserve"> and limits.</w:t>
       </w:r>
     </w:p>
     <w:p>
       <w:pPr>
-        <w:pStyle w:val="Heading1"/>
-      </w:pPr>
-      <w:r>
-        <w:t>06. Connect the project, support and next lesson</w:t>
+        <w:pStyle w:val="Heading3"/>
+      </w:pPr>
+      <w:r>
+        <w:t>Feedback that the learner uses</w:t>
       </w:r>
     </w:p>
     <w:p>
-      <w:r>
-        <w:t>Add a labelled testing model-dependent behaviour evidence sheet to Grounded Learning Service. Show how you can explain the mechanism and terminology of testing model-dependent behaviour. Use the supplied fictional case and keep its inputs, intermediate steps, calculation or prediction, and limitation. Connect this record to last week’s record; a matching answer without a trace is insufficient.</w:t>
+      <w:pPr>
+        <w:spacing w:line="336" w:lineRule="auto" w:after="180"/>
+      </w:pPr>
+      <w:r>
+        <w:rPr>
+          <w:b w:val="0"/>
+        </w:rPr>
+        <w:t>Name the earliest unsupported step and give one action to repair it. Have the learner make that repair now and explain why. Then assess the relevant skill on a fresh, fully specified case.</w:t>
       </w:r>
     </w:p>
     <w:p>
-      <w:r>
-        <w:t>Provide an input/procedure/result/limit frame and a calculator when needed. Ask students to identify the first step before completing the whole trace. Extension: compare two concrete variants of this mechanism while holding unrelated conditions fixed; report both successful and unsuccessful outcomes.</w:t>
+      <w:pPr>
+        <w:spacing w:line="336" w:lineRule="auto" w:after="180"/>
+      </w:pPr>
+      <w:r>
+        <w:rPr>
+          <w:b w:val="0"/>
+        </w:rPr>
+        <w:t>Confirm it was not previously practised with feedback; solve and check the new case before assigning it. A follow-up design prompt is a starting brief, not automatically an equivalent test.</w:t>
       </w:r>
     </w:p>
     <w:p>
-      <w:r>
-        <w:t>Next connection: Integration tests and fixtures. Preserve the current case record and retrieve its evidence boundary before moving on.</w:t>
+      <w:pPr>
+        <w:pStyle w:val="Heading1"/>
+      </w:pPr>
+      <w:r>
+        <w:t>06. Connect the project, support and next lesson</w:t>
       </w:r>
     </w:p>
     <w:p>
       <w:r>
-        <w:t>Retain the project ledger and assess a changed case after support. Check the relevant prerequisite before carrying this component forward.</w:t>
+        <w:t>Connect Testing model-dependent behaviour to Grounded Learning Service, adapt support and plan a later changed-case check.</w:t>
       </w:r>
     </w:p>
     <w:p>
       <w:pPr>
-        <w:pStyle w:val="Heading3"/>
-      </w:pPr>
-      <w:r>
-        <w:t>Plan the delayed return</w:t>
+        <w:spacing w:line="336" w:lineRule="auto" w:after="180"/>
+      </w:pPr>
+      <w:r>
+        <w:rPr>
+          <w:b w:val="0"/>
+        </w:rPr>
+        <w:t xml:space="preserve">Add a labelled testing model-dependent behaviour </w:t>
+      </w:r>
+      <w:r>
+        <w:rPr>
+          <w:b/>
+        </w:rPr>
+        <w:t>evidence</w:t>
+      </w:r>
+      <w:r>
+        <w:rPr>
+          <w:b w:val="0"/>
+        </w:rPr>
+        <w:t xml:space="preserve"> sheet to Grounded Learning Service. Show how you can explain the </w:t>
+      </w:r>
+      <w:r>
+        <w:rPr>
+          <w:b/>
+        </w:rPr>
+        <w:t>mechanism</w:t>
+      </w:r>
+      <w:r>
+        <w:rPr>
+          <w:b w:val="0"/>
+        </w:rPr>
+        <w:t xml:space="preserve"> and terminology of testing model-dependent behaviour.</w:t>
       </w:r>
     </w:p>
     <w:p>
-      <w:r>
-        <w:t>Suggested return points in this level: ai-6/9, ai-6/11, ai-6/14. Use actual classroom dates, adjusting for holidays and gaps. One, three and six teaching weeks are scheduling choices, not a claimed optimal spacing.</w:t>
+      <w:pPr>
+        <w:spacing w:line="336" w:lineRule="auto" w:after="180"/>
+      </w:pPr>
+      <w:r>
+        <w:rPr>
+          <w:b w:val="0"/>
+        </w:rPr>
+        <w:t xml:space="preserve">Use the supplied fictional case and keep its </w:t>
+      </w:r>
+      <w:r>
+        <w:rPr>
+          <w:b/>
+        </w:rPr>
+        <w:t>input</w:t>
+      </w:r>
+      <w:r>
+        <w:rPr>
+          <w:b w:val="0"/>
+        </w:rPr>
+        <w:t xml:space="preserve">s, intermediate steps, calculation or </w:t>
+      </w:r>
+      <w:r>
+        <w:rPr>
+          <w:b/>
+        </w:rPr>
+        <w:t>prediction</w:t>
+      </w:r>
+      <w:r>
+        <w:rPr>
+          <w:b w:val="0"/>
+        </w:rPr>
+        <w:t>, and limitation. Connect this record to last week’s record; a matching answer without a trace is insufficient.</w:t>
       </w:r>
     </w:p>
     <w:p>
-      <w:r>
-        <w:t>At a delayed check, ask for the idea from memory and a changed application. Compare with the earlier independent response and record support used. For a new level, revisit the previous capstone before checking the new prerequisites.</w:t>
+      <w:pPr>
+        <w:spacing w:line="336" w:lineRule="auto" w:after="180"/>
+      </w:pPr>
+      <w:r>
+        <w:rPr>
+          <w:b w:val="0"/>
+        </w:rPr>
+        <w:t xml:space="preserve">Provide an </w:t>
+      </w:r>
+      <w:r>
+        <w:rPr>
+          <w:b/>
+        </w:rPr>
+        <w:t>input</w:t>
+      </w:r>
+      <w:r>
+        <w:rPr>
+          <w:b w:val="0"/>
+        </w:rPr>
+        <w:t>/procedure/result/limit frame and a calculator when needed. Ask students to identify the first step before completing the whole trace.</w:t>
+      </w:r>
+    </w:p>
+    <w:p>
+      <w:pPr>
+        <w:spacing w:line="336" w:lineRule="auto" w:after="180"/>
+      </w:pPr>
+      <w:r>
+        <w:rPr>
+          <w:b w:val="0"/>
+        </w:rPr>
+        <w:t xml:space="preserve">Extension: compare two concrete variants of this </w:t>
+      </w:r>
+      <w:r>
+        <w:rPr>
+          <w:b/>
+        </w:rPr>
+        <w:t>mechanism</w:t>
+      </w:r>
+      <w:r>
+        <w:rPr>
+          <w:b w:val="0"/>
+        </w:rPr>
+        <w:t xml:space="preserve"> while holding unrelated conditions fixed; report both successful and unsuccessful outcomes.</w:t>
+      </w:r>
+    </w:p>
+    <w:p>
+      <w:pPr>
+        <w:spacing w:line="336" w:lineRule="auto" w:after="180"/>
+      </w:pPr>
+      <w:r>
+        <w:rPr>
+          <w:b w:val="0"/>
+        </w:rPr>
+        <w:t xml:space="preserve">Next connection: Integration tests and fixtures. Preserve the current case record and retrieve its </w:t>
+      </w:r>
+      <w:r>
+        <w:rPr>
+          <w:b/>
+        </w:rPr>
+        <w:t>evidence</w:t>
+      </w:r>
+      <w:r>
+        <w:rPr>
+          <w:b w:val="0"/>
+        </w:rPr>
+        <w:t xml:space="preserve"> boundary before moving on.</w:t>
+      </w:r>
+    </w:p>
+    <w:p>
+      <w:pPr>
+        <w:spacing w:line="336" w:lineRule="auto" w:after="180"/>
+      </w:pPr>
+      <w:r>
+        <w:rPr>
+          <w:b w:val="0"/>
+        </w:rPr>
+        <w:t>Retain the project ledger and assess a changed case after support. Check the relevant prerequisite before carrying this component forward.</w:t>
+      </w:r>
+    </w:p>
+    <w:p>
+      <w:pPr>
+        <w:pStyle w:val="Heading3"/>
+      </w:pPr>
+      <w:r>
+        <w:t>Plan the delayed return</w:t>
+      </w:r>
+    </w:p>
+    <w:p>
+      <w:pPr>
+        <w:spacing w:line="336" w:lineRule="auto" w:after="180"/>
+      </w:pPr>
+      <w:r>
+        <w:rPr>
+          <w:b w:val="0"/>
+        </w:rPr>
+        <w:t>Suggested return points in this level: ai-6/9, ai-6/11, ai-6/14. Use actual classroom dates, adjusting for holidays and gaps. One, three and six teaching weeks are scheduling choices, not a claimed optimal spacing.</w:t>
+      </w:r>
+    </w:p>
+    <w:p>
+      <w:pPr>
+        <w:spacing w:line="336" w:lineRule="auto" w:after="180"/>
+      </w:pPr>
+      <w:r>
+        <w:rPr>
+          <w:b w:val="0"/>
+        </w:rPr>
+        <w:t>At a delayed check, ask for the idea from memory and a changed application. Compare with the earlier independent response and record support used.</w:t>
+      </w:r>
+    </w:p>
+    <w:p>
+      <w:pPr>
+        <w:spacing w:line="336" w:lineRule="auto" w:after="180"/>
+      </w:pPr>
+      <w:r>
+        <w:rPr>
+          <w:b w:val="0"/>
+        </w:rPr>
+        <w:t>For a new level, revisit the previous capstone before checking the new prerequisites.</w:t>
       </w:r>
     </w:p>
     <w:tbl>
@@ -1921,8 +3907,26 @@
       </w:tr>
     </w:tbl>
     <w:p>
-      <w:r>
-        <w:t>Use the evidence to choose reteaching or the next step. A completed page, confidence rating or attractive project does not by itself demonstrate understanding.</w:t>
+      <w:pPr>
+        <w:spacing w:line="336" w:lineRule="auto" w:after="180"/>
+      </w:pPr>
+      <w:r>
+        <w:rPr>
+          <w:b w:val="0"/>
+        </w:rPr>
+        <w:t xml:space="preserve">Use the </w:t>
+      </w:r>
+      <w:r>
+        <w:rPr>
+          <w:b/>
+        </w:rPr>
+        <w:t>evidence</w:t>
+      </w:r>
+      <w:r>
+        <w:rPr>
+          <w:b w:val="0"/>
+        </w:rPr>
+        <w:t xml:space="preserve"> to choose reteaching or the next step. A completed page, confidence rating or attractive project does not by itself demonstrate understanding.</w:t>
       </w:r>
     </w:p>
     <w:p>
@@ -1934,8 +3938,26 @@
       </w:r>
     </w:p>
     <w:p>
-      <w:r>
-        <w:t>For the Grounded Learning Service, retain an annotated trace and the changed-case result. Name the contract or evidence that makes the deciding step valid, so another team can review it.</w:t>
+      <w:pPr>
+        <w:spacing w:line="336" w:lineRule="auto" w:after="180"/>
+      </w:pPr>
+      <w:r>
+        <w:rPr>
+          <w:b w:val="0"/>
+        </w:rPr>
+        <w:t xml:space="preserve">For the Grounded Learning Service, retain an annotated trace and the changed-case result. Name the contract or </w:t>
+      </w:r>
+      <w:r>
+        <w:rPr>
+          <w:b/>
+        </w:rPr>
+        <w:t>evidence</w:t>
+      </w:r>
+      <w:r>
+        <w:rPr>
+          <w:b w:val="0"/>
+        </w:rPr>
+        <w:t xml:space="preserve"> that makes the deciding step valid, so another team can review it.</w:t>
       </w:r>
     </w:p>
     <w:p>
@@ -1948,12 +3970,62 @@
     </w:p>
     <w:p>
       <w:r>
-        <w:t>Teaching target: Explain the mechanism and terminology of testing model-dependent behaviour</w:t>
+        <w:t>Use this preparation summary alongside the detailed Testing model-dependent behaviour lesson; it is a checklist rather than a replacement for the full sequence.</w:t>
       </w:r>
     </w:p>
     <w:p>
-      <w:r>
-        <w:t>Prepare the labelled worked-case picture, the matching workbook, fictional input cards and a place for individual responses. Check a local Python 3 environment before class; have a paper-trace version ready.</w:t>
+      <w:pPr>
+        <w:pStyle w:val="Heading3"/>
+      </w:pPr>
+      <w:r>
+        <w:t>Teaching target</w:t>
+      </w:r>
+    </w:p>
+    <w:p>
+      <w:pPr>
+        <w:spacing w:line="336" w:lineRule="auto" w:after="180"/>
+        <w:shd w:fill="EDF7F3"/>
+      </w:pPr>
+      <w:r>
+        <w:rPr>
+          <w:b w:val="0"/>
+        </w:rPr>
+        <w:t xml:space="preserve">Teaching target: Explain the </w:t>
+      </w:r>
+      <w:r>
+        <w:rPr>
+          <w:b/>
+        </w:rPr>
+        <w:t>mechanism</w:t>
+      </w:r>
+      <w:r>
+        <w:rPr>
+          <w:b w:val="0"/>
+        </w:rPr>
+        <w:t xml:space="preserve"> and terminology of testing model-dependent behaviour</w:t>
+      </w:r>
+    </w:p>
+    <w:p>
+      <w:pPr>
+        <w:spacing w:line="336" w:lineRule="auto" w:after="180"/>
+      </w:pPr>
+      <w:r>
+        <w:rPr>
+          <w:b w:val="0"/>
+        </w:rPr>
+        <w:t xml:space="preserve">Prepare the labelled worked-case picture, the matching workbook, fictional </w:t>
+      </w:r>
+      <w:r>
+        <w:rPr>
+          <w:b/>
+        </w:rPr>
+        <w:t>input</w:t>
+      </w:r>
+      <w:r>
+        <w:rPr>
+          <w:b w:val="0"/>
+        </w:rPr>
+        <w:t xml:space="preserve"> cards and a place for individual responses. Check a local Python 3 environment before class; have a paper-trace version ready.</w:t>
       </w:r>
     </w:p>
     <w:tbl>
@@ -2100,37 +4172,195 @@
       </w:tr>
     </w:tbl>
     <w:p>
-      <w:r>
+      <w:pPr>
+        <w:spacing w:line="336" w:lineRule="auto" w:after="180"/>
+      </w:pPr>
+      <w:r>
+        <w:rPr>
+          <w:b w:val="0"/>
+        </w:rPr>
         <w:t>Before class, solve the supported practice: Five runs on one case yield three fully supported valid responses and two unsupported capacities. Show the intermediate steps and give the conclusion with its scope.</w:t>
       </w:r>
     </w:p>
     <w:p>
-      <w:r>
-        <w:t>Reasoned practice answer: Teacher explanation: Observed contract pass 3/5=60% over five runs of one case. Preserve both failures and the repeated-case denominator.</w:t>
+      <w:pPr>
+        <w:pStyle w:val="Heading3"/>
+      </w:pPr>
+      <w:r>
+        <w:t>Supported practice answer</w:t>
       </w:r>
     </w:p>
     <w:p>
-      <w:r>
-        <w:t>Check every learner before discussion: Use the worked case for Testing model-dependent behaviour. Proposed explanation: “The worked result establishes every future case”. Decide whether this explanation is supported. Point to the step or supplied fact that decides; explain your repair if needed.</w:t>
+      <w:pPr>
+        <w:spacing w:line="336" w:lineRule="auto" w:after="180"/>
+        <w:shd w:fill="F1F6FC"/>
+      </w:pPr>
+      <w:r>
+        <w:rPr>
+          <w:b w:val="0"/>
+        </w:rPr>
+        <w:t>Reasoned practice answer: Teacher explanation: Observed contract pass 3/5=</w:t>
+      </w:r>
+      <w:r>
+        <w:rPr>
+          <w:b/>
+        </w:rPr>
+        <w:t>60%</w:t>
+      </w:r>
+      <w:r>
+        <w:rPr>
+          <w:b w:val="0"/>
+        </w:rPr>
+        <w:t xml:space="preserve"> over five runs of one case. Preserve both failures and the repeated-case denominator.</w:t>
       </w:r>
     </w:p>
     <w:p>
-      <w:r>
-        <w:t>Misconception repair: A deterministic mocked output tests the pipeline contract but cannot estimate an unspecified live model distribution.</w:t>
+      <w:pPr>
+        <w:spacing w:line="336" w:lineRule="auto" w:after="180"/>
+      </w:pPr>
+      <w:r>
+        <w:rPr>
+          <w:b w:val="0"/>
+        </w:rPr>
+        <w:t>Check every learner before discussion: Use the worked case for Testing model-dependent behaviour. Proposed explanation: “The worked result establishes every future case”. Decide whether this explanation is supported.</w:t>
       </w:r>
     </w:p>
     <w:p>
-      <w:r>
-        <w:t>Support: read the exact case aloud, enlarge the labelled picture, supply input cards and model only the first deciding step. Accept a spoken explanation or drawing; retain the reasoning goal.</w:t>
+      <w:pPr>
+        <w:spacing w:line="336" w:lineRule="auto" w:after="180"/>
+      </w:pPr>
+      <w:r>
+        <w:rPr>
+          <w:b w:val="0"/>
+        </w:rPr>
+        <w:t>Point to the step or supplied fact that decides; explain your repair if needed.</w:t>
       </w:r>
     </w:p>
     <w:p>
-      <w:r>
-        <w:t>Extension: Use a 25-word answer that preserves both facts. Require a prediction and a reason before comparing. Expected result: It passes support but fails the length requirement. Reason: Every mandatory criterion must pass; facts do not erase a length violation.</w:t>
+      <w:pPr>
+        <w:pStyle w:val="Heading3"/>
+      </w:pPr>
+      <w:r>
+        <w:t>Repair the misconception</w:t>
       </w:r>
     </w:p>
     <w:p>
-      <w:r>
+      <w:pPr>
+        <w:spacing w:line="336" w:lineRule="auto" w:after="180"/>
+        <w:shd w:fill="FFF5E6"/>
+      </w:pPr>
+      <w:r>
+        <w:rPr>
+          <w:b w:val="0"/>
+        </w:rPr>
+        <w:t xml:space="preserve">Misconception repair: A deterministic mocked </w:t>
+      </w:r>
+      <w:r>
+        <w:rPr>
+          <w:b/>
+        </w:rPr>
+        <w:t>output</w:t>
+      </w:r>
+      <w:r>
+        <w:rPr>
+          <w:b w:val="0"/>
+        </w:rPr>
+        <w:t xml:space="preserve"> tests the pipeline contract but cannot estimate an unspecified live model distribution.</w:t>
+      </w:r>
+    </w:p>
+    <w:p>
+      <w:pPr>
+        <w:pStyle w:val="Heading3"/>
+      </w:pPr>
+      <w:r>
+        <w:t>Support without giving away the answer</w:t>
+      </w:r>
+    </w:p>
+    <w:p>
+      <w:pPr>
+        <w:spacing w:line="336" w:lineRule="auto" w:after="180"/>
+        <w:shd w:fill="F1F6F8"/>
+      </w:pPr>
+      <w:r>
+        <w:rPr>
+          <w:b w:val="0"/>
+        </w:rPr>
+        <w:t xml:space="preserve">Support: read the exact case aloud, enlarge the labelled picture, supply </w:t>
+      </w:r>
+      <w:r>
+        <w:rPr>
+          <w:b/>
+        </w:rPr>
+        <w:t>input</w:t>
+      </w:r>
+      <w:r>
+        <w:rPr>
+          <w:b w:val="0"/>
+        </w:rPr>
+        <w:t xml:space="preserve"> cards and model only the first deciding step. Accept a spoken explanation or drawing; retain the reasoning goal.</w:t>
+      </w:r>
+    </w:p>
+    <w:p>
+      <w:pPr>
+        <w:pStyle w:val="Heading3"/>
+      </w:pPr>
+      <w:r>
+        <w:t>Extend the reasoning</w:t>
+      </w:r>
+    </w:p>
+    <w:p>
+      <w:pPr>
+        <w:spacing w:line="336" w:lineRule="auto" w:after="180"/>
+        <w:shd w:fill="F5F1FB"/>
+      </w:pPr>
+      <w:r>
+        <w:rPr>
+          <w:b w:val="0"/>
+        </w:rPr>
+        <w:t xml:space="preserve">Extension: Use a 25-word answer that preserves both facts. Require a </w:t>
+      </w:r>
+      <w:r>
+        <w:rPr>
+          <w:b/>
+        </w:rPr>
+        <w:t>prediction</w:t>
+      </w:r>
+      <w:r>
+        <w:rPr>
+          <w:b w:val="0"/>
+        </w:rPr>
+        <w:t xml:space="preserve"> and a reason before comparing. Expected result: It passes support but fails the length requirement.</w:t>
+      </w:r>
+    </w:p>
+    <w:p>
+      <w:pPr>
+        <w:spacing w:line="336" w:lineRule="auto" w:after="180"/>
+        <w:shd w:fill="F5F1FB"/>
+      </w:pPr>
+      <w:r>
+        <w:rPr>
+          <w:b w:val="0"/>
+        </w:rPr>
+        <w:t>Reason: Every mandatory criterion must pass; facts do not erase a length violation.</w:t>
+      </w:r>
+    </w:p>
+    <w:p>
+      <w:pPr>
+        <w:pStyle w:val="Heading3"/>
+      </w:pPr>
+      <w:r>
+        <w:t>Protect the independent attempt</w:t>
+      </w:r>
+    </w:p>
+    <w:p>
+      <w:pPr>
+        <w:spacing w:line="336" w:lineRule="auto" w:after="180"/>
+        <w:shd w:fill="FFF5E6"/>
+      </w:pPr>
+      <w:r>
+        <w:rPr>
+          <w:b w:val="0"/>
+        </w:rPr>
         <w:t>Independent assessment: withhold the reserved answer until the learner has attempted the new case. Record support separately from correctness.</w:t>
       </w:r>
     </w:p>
@@ -2319,46 +4549,957 @@
       </w:tr>
     </w:tbl>
     <w:p>
-      <w:r>
-        <w:t>Project checkpoint: Make a transparent first version. Keep a trace of how one input becomes an output; explain the rule or learned component.</w:t>
+      <w:pPr>
+        <w:pStyle w:val="Heading3"/>
+      </w:pPr>
+      <w:r>
+        <w:t>Project checkpoint</w:t>
       </w:r>
     </w:p>
     <w:p>
-      <w:r>
-        <w:t>Use the weekly teacher answer for topic-specific reasoning. A saved progress tick is an activity record; judge mastery from the learner’s explanation and evidence.</w:t>
+      <w:pPr>
+        <w:spacing w:line="336" w:lineRule="auto" w:after="180"/>
+        <w:shd w:fill="EDF7F3"/>
+      </w:pPr>
+      <w:r>
+        <w:rPr>
+          <w:b w:val="0"/>
+        </w:rPr>
+        <w:t xml:space="preserve">Project checkpoint: Make a transparent first version. Keep a trace of how one </w:t>
+      </w:r>
+      <w:r>
+        <w:rPr>
+          <w:b/>
+        </w:rPr>
+        <w:t>input</w:t>
+      </w:r>
+      <w:r>
+        <w:rPr>
+          <w:b w:val="0"/>
+        </w:rPr>
+        <w:t xml:space="preserve"> becomes an </w:t>
+      </w:r>
+      <w:r>
+        <w:rPr>
+          <w:b/>
+        </w:rPr>
+        <w:t>output</w:t>
+      </w:r>
+      <w:r>
+        <w:rPr>
+          <w:b w:val="0"/>
+        </w:rPr>
+        <w:t>; explain the rule or learned component.</w:t>
       </w:r>
     </w:p>
     <w:p>
       <w:pPr>
-        <w:pStyle w:val="Heading1"/>
-      </w:pPr>
-      <w:r>
-        <w:t>08. Use feedback, labs and repair paths</w:t>
+        <w:spacing w:line="336" w:lineRule="auto" w:after="180"/>
+      </w:pPr>
+      <w:r>
+        <w:rPr>
+          <w:b w:val="0"/>
+        </w:rPr>
+        <w:t xml:space="preserve">Use the weekly teacher answer for topic-specific reasoning. A saved progress tick is an activity record; judge mastery from the learner’s explanation and </w:t>
+      </w:r>
+      <w:r>
+        <w:rPr>
+          <w:b/>
+        </w:rPr>
+        <w:t>evidence</w:t>
+      </w:r>
+      <w:r>
+        <w:rPr>
+          <w:b w:val="0"/>
+        </w:rPr>
+        <w:t>.</w:t>
       </w:r>
     </w:p>
     <w:p>
-      <w:r>
-        <w:t>Use the two formative questions as supported practice, not as independent mastery scores. Discuss the deciding evidence rather than accepting a guessed selection.</w:t>
+      <w:pPr>
+        <w:pStyle w:val="Heading1"/>
+      </w:pPr>
+      <w:r>
+        <w:t>08. Use feedback, labs and repair paths</w:t>
       </w:r>
     </w:p>
     <w:p>
       <w:r>
-        <w:t>The feedback comes from the reviewed public worked case. Do not reveal the separately reserved independent teacher answer until the learner has attempted that case.</w:t>
+        <w:t>Use feedback, earlier review and portfolios purposefully. Apply the coding routine only when this lesson has an executable lab.</w:t>
       </w:r>
     </w:p>
     <w:p>
-      <w:r>
-        <w:t>Ask students to predict before running code. Preserve errors and actual outputs; collect a changed test and an explanation. The branch-boundary and indexing lessons deliberately include failure cases.</w:t>
+      <w:pPr>
+        <w:spacing w:line="336" w:lineRule="auto" w:after="180"/>
+      </w:pPr>
+      <w:r>
+        <w:rPr>
+          <w:b w:val="0"/>
+        </w:rPr>
+        <w:t xml:space="preserve">Use the two formative questions as supported practice, not as independent mastery scores. Discuss the deciding </w:t>
+      </w:r>
+      <w:r>
+        <w:rPr>
+          <w:b/>
+        </w:rPr>
+        <w:t>evidence</w:t>
+      </w:r>
+      <w:r>
+        <w:rPr>
+          <w:b w:val="0"/>
+        </w:rPr>
+        <w:t xml:space="preserve"> rather than accepting a guessed selection.</w:t>
       </w:r>
     </w:p>
     <w:p>
-      <w:r>
-        <w:t>Use the earlier worked-explanation links to address a specific missing building block, then return to the current question. Adapt this suggestion after observing the learner; it is not an automatic diagnosis.</w:t>
+      <w:pPr>
+        <w:spacing w:line="336" w:lineRule="auto" w:after="180"/>
+      </w:pPr>
+      <w:r>
+        <w:rPr>
+          <w:b w:val="0"/>
+        </w:rPr>
+        <w:t>The feedback comes from the reviewed public worked case. Do not reveal the separately reserved independent teacher answer until the learner has attempted that case.</w:t>
       </w:r>
     </w:p>
     <w:p>
-      <w:r>
-        <w:t>Collect the completed-work portfolio as evidence. Record support separately from correctness, and assess explanation, trace/test and limitations. Progress ticks and quiz selections alone do not establish mastery.</w:t>
+      <w:pPr>
+        <w:pStyle w:val="Heading3"/>
+      </w:pPr>
+      <w:r>
+        <w:t>For later coding lessons</w:t>
+      </w:r>
+    </w:p>
+    <w:p>
+      <w:r>
+        <w:t>This week has no code block. Use this routine when a later lesson includes an executable lab.</w:t>
+      </w:r>
+    </w:p>
+    <w:p>
+      <w:pPr>
+        <w:spacing w:line="336" w:lineRule="auto" w:after="180"/>
+        <w:shd w:fill="F1F6F8"/>
+      </w:pPr>
+      <w:r>
+        <w:rPr>
+          <w:b w:val="0"/>
+        </w:rPr>
+        <w:t xml:space="preserve">Ask students to predict before running code. Preserve errors and actual </w:t>
+      </w:r>
+      <w:r>
+        <w:rPr>
+          <w:b/>
+        </w:rPr>
+        <w:t>output</w:t>
+      </w:r>
+      <w:r>
+        <w:rPr>
+          <w:b w:val="0"/>
+        </w:rPr>
+        <w:t>s; collect a changed test and an explanation. The branch-boundary and indexing lessons deliberately include failure cases.</w:t>
+      </w:r>
+    </w:p>
+    <w:p>
+      <w:pPr>
+        <w:spacing w:line="336" w:lineRule="auto" w:after="180"/>
+      </w:pPr>
+      <w:r>
+        <w:rPr>
+          <w:b w:val="0"/>
+        </w:rPr>
+        <w:t>Use the earlier worked-explanation links to address a specific missing building block, then return to the current question. Adapt this suggestion after observing the learner; it is not an automatic diagnosis.</w:t>
+      </w:r>
+    </w:p>
+    <w:p>
+      <w:pPr>
+        <w:spacing w:line="336" w:lineRule="auto" w:after="180"/>
+      </w:pPr>
+      <w:r>
+        <w:rPr>
+          <w:b w:val="0"/>
+        </w:rPr>
+        <w:t xml:space="preserve">Collect the completed-work portfolio as </w:t>
+      </w:r>
+      <w:r>
+        <w:rPr>
+          <w:b/>
+        </w:rPr>
+        <w:t>evidence</w:t>
+      </w:r>
+      <w:r>
+        <w:rPr>
+          <w:b w:val="0"/>
+        </w:rPr>
+        <w:t>. Record support separately from correctness, and assess explanation, trace/test and limitations. Progress ticks and quiz selections alone do not establish mastery.</w:t>
+      </w:r>
+    </w:p>
+    <w:p>
+      <w:pPr>
+        <w:pStyle w:val="Heading1"/>
+      </w:pPr>
+      <w:r>
+        <w:t>09. Visual concept journey</w:t>
+      </w:r>
+    </w:p>
+    <w:p>
+      <w:r>
+        <w:t>Show one Testing model-dependent behaviour graphic at a time, request a prediction and discuss its trace before the independent assessment.</w:t>
+      </w:r>
+    </w:p>
+    <w:p>
+      <w:pPr>
+        <w:spacing w:line="336" w:lineRule="auto" w:after="180"/>
+      </w:pPr>
+      <w:r>
+        <w:rPr>
+          <w:b w:val="0"/>
+        </w:rPr>
+        <w:t xml:space="preserve">Use one picture at a time. Hide a worked result before asking for a </w:t>
+      </w:r>
+      <w:r>
+        <w:rPr>
+          <w:b/>
+        </w:rPr>
+        <w:t>prediction</w:t>
+      </w:r>
+      <w:r>
+        <w:rPr>
+          <w:b w:val="0"/>
+        </w:rPr>
+        <w:t>, then reveal it for feedback. These are supported teaching cases; retain the separate independent assessment for a fresh first attempt.</w:t>
+      </w:r>
+    </w:p>
+    <w:p>
+      <w:pPr>
+        <w:pStyle w:val="Heading3"/>
+      </w:pPr>
+      <w:r>
+        <w:t>01. Testing model-dependent behaviour: the case</w:t>
+      </w:r>
+    </w:p>
+    <w:p>
+      <w:r>
+        <w:drawing>
+          <wp:inline xmlns:a="http://schemas.openxmlformats.org/drawingml/2006/main" xmlns:pic="http://schemas.openxmlformats.org/drawingml/2006/picture">
+            <wp:extent cx="5486400" cy="2834640"/>
+            <wp:docPr id="2" name="Picture 2" descr="Judge two summaries with a rubric. A summariser must preserve two supplied facts and use at most 20 words. Supplied facts: Facts: club meets Friday, room B. Recorded replies: &quot;Friday in room B&quot; and &quot;Friday in room D&quot;."/>
+            <wp:cNvGraphicFramePr>
+              <a:graphicFrameLocks noChangeAspect="1"/>
+            </wp:cNvGraphicFramePr>
+            <a:graphic>
+              <a:graphicData uri="http://schemas.openxmlformats.org/drawingml/2006/picture">
+                <pic:pic>
+                  <pic:nvPicPr>
+                    <pic:cNvPr id="0" name="academy-story-ai-6-8-01.png"/>
+                    <pic:cNvPicPr/>
+                  </pic:nvPicPr>
+                  <pic:blipFill>
+                    <a:blip r:embed="rId10"/>
+                    <a:stretch>
+                      <a:fillRect/>
+                    </a:stretch>
+                  </pic:blipFill>
+                  <pic:spPr>
+                    <a:xfrm>
+                      <a:off x="0" y="0"/>
+                      <a:ext cx="5486400" cy="2834640"/>
+                    </a:xfrm>
+                    <a:prstGeom prst="rect"/>
+                  </pic:spPr>
+                </pic:pic>
+              </a:graphicData>
+            </a:graphic>
+          </wp:inline>
+        </w:drawing>
+      </w:r>
+    </w:p>
+    <w:p>
+      <w:pPr>
+        <w:spacing w:line="336" w:lineRule="auto" w:after="180"/>
+      </w:pPr>
+      <w:r>
+        <w:rPr>
+          <w:b w:val="0"/>
+        </w:rPr>
+        <w:t>Judge two summaries with a rubric. A summariser must preserve two supplied facts and use at most 20 words. Supplied facts: Facts: club meets Friday, room B. Recorded replies: "Friday in room B" and "Friday in room D".</w:t>
+      </w:r>
+    </w:p>
+    <w:p>
+      <w:pPr>
+        <w:spacing w:line="336" w:lineRule="auto" w:after="180"/>
+        <w:shd w:fill="F5F1FB"/>
+      </w:pPr>
+      <w:r>
+        <w:rPr>
+          <w:b w:val="0"/>
+        </w:rPr>
+        <w:t>Point to the given fact that matters most. Explain why it matters.</w:t>
+      </w:r>
+    </w:p>
+    <w:p>
+      <w:pPr>
+        <w:pStyle w:val="Heading3"/>
+      </w:pPr>
+      <w:r>
+        <w:t>Discuss while showing the picture</w:t>
+      </w:r>
+    </w:p>
+    <w:p>
+      <w:pPr>
+        <w:spacing w:line="336" w:lineRule="auto" w:after="180"/>
+        <w:shd w:fill="F1F6F8"/>
+      </w:pPr>
+      <w:r>
+        <w:rPr>
+          <w:b w:val="0"/>
+        </w:rPr>
+        <w:t>Teacher prompt: Point to the given fact that matters most. Explain why it matters. Ask learners to describe one label or arrow in ordinary words. Use the adjacent transcript if the image is difficult to see.</w:t>
+      </w:r>
+    </w:p>
+    <w:p>
+      <w:pPr>
+        <w:pStyle w:val="Heading3"/>
+      </w:pPr>
+      <w:r>
+        <w:t>02. Follow the deciding steps</w:t>
+      </w:r>
+    </w:p>
+    <w:p>
+      <w:r>
+        <w:drawing>
+          <wp:inline xmlns:a="http://schemas.openxmlformats.org/drawingml/2006/main" xmlns:pic="http://schemas.openxmlformats.org/drawingml/2006/picture">
+            <wp:extent cx="5486400" cy="3182112"/>
+            <wp:docPr id="3" name="Picture 3" descr="Identify facts: The answer must retain Friday and room B. → Check first reply: Its four words preserve both supplied facts. → Check second reply: It is short, but room D contradicts room B."/>
+            <wp:cNvGraphicFramePr>
+              <a:graphicFrameLocks noChangeAspect="1"/>
+            </wp:cNvGraphicFramePr>
+            <a:graphic>
+              <a:graphicData uri="http://schemas.openxmlformats.org/drawingml/2006/picture">
+                <pic:pic>
+                  <pic:nvPicPr>
+                    <pic:cNvPr id="0" name="academy-story-ai-6-8-02.png"/>
+                    <pic:cNvPicPr/>
+                  </pic:nvPicPr>
+                  <pic:blipFill>
+                    <a:blip r:embed="rId11"/>
+                    <a:stretch>
+                      <a:fillRect/>
+                    </a:stretch>
+                  </pic:blipFill>
+                  <pic:spPr>
+                    <a:xfrm>
+                      <a:off x="0" y="0"/>
+                      <a:ext cx="5486400" cy="3182112"/>
+                    </a:xfrm>
+                    <a:prstGeom prst="rect"/>
+                  </pic:spPr>
+                </pic:pic>
+              </a:graphicData>
+            </a:graphic>
+          </wp:inline>
+        </w:drawing>
+      </w:r>
+    </w:p>
+    <w:p>
+      <w:pPr>
+        <w:spacing w:line="336" w:lineRule="auto" w:after="180"/>
+      </w:pPr>
+      <w:r>
+        <w:rPr>
+          <w:b w:val="0"/>
+        </w:rPr>
+        <w:t>Identify facts: The answer must retain Friday and room B. → Check first reply: Its four words preserve both supplied facts. → Check second reply: It is short, but room D contradicts room B.</w:t>
+      </w:r>
+    </w:p>
+    <w:p>
+      <w:pPr>
+        <w:spacing w:line="336" w:lineRule="auto" w:after="180"/>
+        <w:shd w:fill="F5F1FB"/>
+      </w:pPr>
+      <w:r>
+        <w:rPr>
+          <w:b w:val="0"/>
+        </w:rPr>
+        <w:t xml:space="preserve">Point to each numbered stage and explain which recorded </w:t>
+      </w:r>
+      <w:r>
+        <w:rPr>
+          <w:b/>
+        </w:rPr>
+        <w:t>input</w:t>
+      </w:r>
+      <w:r>
+        <w:rPr>
+          <w:b w:val="0"/>
+        </w:rPr>
+        <w:t xml:space="preserve"> it uses.</w:t>
+      </w:r>
+    </w:p>
+    <w:p>
+      <w:pPr>
+        <w:pStyle w:val="Heading3"/>
+      </w:pPr>
+      <w:r>
+        <w:t>Discuss while showing the picture</w:t>
+      </w:r>
+    </w:p>
+    <w:p>
+      <w:pPr>
+        <w:spacing w:line="336" w:lineRule="auto" w:after="180"/>
+        <w:shd w:fill="F1F6F8"/>
+      </w:pPr>
+      <w:r>
+        <w:rPr>
+          <w:b w:val="0"/>
+        </w:rPr>
+        <w:t xml:space="preserve">Teacher prompt: Point to each numbered stage and explain which recorded </w:t>
+      </w:r>
+      <w:r>
+        <w:rPr>
+          <w:b/>
+        </w:rPr>
+        <w:t>input</w:t>
+      </w:r>
+      <w:r>
+        <w:rPr>
+          <w:b w:val="0"/>
+        </w:rPr>
+        <w:t xml:space="preserve"> it uses. Ask learners to describe one label or arrow in ordinary words. Use the adjacent transcript if the image is difficult to see.</w:t>
+      </w:r>
+    </w:p>
+    <w:p>
+      <w:pPr>
+        <w:pStyle w:val="Heading3"/>
+      </w:pPr>
+      <w:r>
+        <w:t>03. Testing model-dependent behaviour — evidence trace</w:t>
+      </w:r>
+    </w:p>
+    <w:p>
+      <w:r>
+        <w:drawing>
+          <wp:inline xmlns:a="http://schemas.openxmlformats.org/drawingml/2006/main" xmlns:pic="http://schemas.openxmlformats.org/drawingml/2006/picture">
+            <wp:extent cx="5486400" cy="2996184"/>
+            <wp:docPr id="4" name="Picture 4" descr="Testing model-dependent behaviour — evidence trace. Five runs on one case yield three fully supported valid responses and two unsupported capacities. | Use fixed evidence and rubric per case. Require supported room/capacity, valid schema and no actions. Repeats estimate observed variation for this case; they are not additional independent users. | Observed contract pass 3/5=60% over five runs of one case. Preserve both failures and the repeated-case denominator."/>
+            <wp:cNvGraphicFramePr>
+              <a:graphicFrameLocks noChangeAspect="1"/>
+            </wp:cNvGraphicFramePr>
+            <a:graphic>
+              <a:graphicData uri="http://schemas.openxmlformats.org/drawingml/2006/picture">
+                <pic:pic>
+                  <pic:nvPicPr>
+                    <pic:cNvPr id="0" name="academy-story-ai-6-8-03.png"/>
+                    <pic:cNvPicPr/>
+                  </pic:nvPicPr>
+                  <pic:blipFill>
+                    <a:blip r:embed="rId12"/>
+                    <a:stretch>
+                      <a:fillRect/>
+                    </a:stretch>
+                  </pic:blipFill>
+                  <pic:spPr>
+                    <a:xfrm>
+                      <a:off x="0" y="0"/>
+                      <a:ext cx="5486400" cy="2996184"/>
+                    </a:xfrm>
+                    <a:prstGeom prst="rect"/>
+                  </pic:spPr>
+                </pic:pic>
+              </a:graphicData>
+            </a:graphic>
+          </wp:inline>
+        </w:drawing>
+      </w:r>
+    </w:p>
+    <w:p>
+      <w:pPr>
+        <w:spacing w:line="336" w:lineRule="auto" w:after="180"/>
+      </w:pPr>
+      <w:r>
+        <w:rPr>
+          <w:b w:val="0"/>
+        </w:rPr>
+        <w:t xml:space="preserve">Testing model-dependent behaviour — </w:t>
+      </w:r>
+      <w:r>
+        <w:rPr>
+          <w:b/>
+        </w:rPr>
+        <w:t>evidence</w:t>
+      </w:r>
+      <w:r>
+        <w:rPr>
+          <w:b w:val="0"/>
+        </w:rPr>
+        <w:t xml:space="preserve"> trace. Five runs on one case yield three fully supported valid responses and two unsupported capacities. | Use fixed </w:t>
+      </w:r>
+      <w:r>
+        <w:rPr>
+          <w:b/>
+        </w:rPr>
+        <w:t>evidence</w:t>
+      </w:r>
+      <w:r>
+        <w:rPr>
+          <w:b w:val="0"/>
+        </w:rPr>
+        <w:t xml:space="preserve"> and rubric per case.</w:t>
+      </w:r>
+    </w:p>
+    <w:p>
+      <w:pPr>
+        <w:spacing w:line="336" w:lineRule="auto" w:after="180"/>
+      </w:pPr>
+      <w:r>
+        <w:rPr>
+          <w:b w:val="0"/>
+        </w:rPr>
+        <w:t>Require supported room/capacity, valid schema and no actions. Repeats estimate observed variation for this case; they are not additional independent users. | Observed contract pass 3/5=</w:t>
+      </w:r>
+      <w:r>
+        <w:rPr>
+          <w:b/>
+        </w:rPr>
+        <w:t>60%</w:t>
+      </w:r>
+      <w:r>
+        <w:rPr>
+          <w:b w:val="0"/>
+        </w:rPr>
+        <w:t xml:space="preserve"> over five runs of one case.</w:t>
+      </w:r>
+    </w:p>
+    <w:p>
+      <w:pPr>
+        <w:spacing w:line="336" w:lineRule="auto" w:after="180"/>
+      </w:pPr>
+      <w:r>
+        <w:rPr>
+          <w:b w:val="0"/>
+        </w:rPr>
+        <w:t>Preserve both failures and the repeated-case denominator.</w:t>
+      </w:r>
+    </w:p>
+    <w:p>
+      <w:pPr>
+        <w:spacing w:line="336" w:lineRule="auto" w:after="180"/>
+        <w:shd w:fill="F5F1FB"/>
+      </w:pPr>
+      <w:r>
+        <w:rPr>
+          <w:b w:val="0"/>
+        </w:rPr>
+        <w:t>Read the labels and values. Explain the relationship the model shows.</w:t>
+      </w:r>
+    </w:p>
+    <w:p>
+      <w:pPr>
+        <w:pStyle w:val="Heading3"/>
+      </w:pPr>
+      <w:r>
+        <w:t>Discuss while showing the picture</w:t>
+      </w:r>
+    </w:p>
+    <w:p>
+      <w:pPr>
+        <w:spacing w:line="336" w:lineRule="auto" w:after="180"/>
+        <w:shd w:fill="F1F6F8"/>
+      </w:pPr>
+      <w:r>
+        <w:rPr>
+          <w:b w:val="0"/>
+        </w:rPr>
+        <w:t>Teacher prompt: Read the labels and values. Explain the relationship the model shows. Ask learners to describe one label or arrow in ordinary words. Use the adjacent transcript if the image is difficult to see.</w:t>
+      </w:r>
+    </w:p>
+    <w:p>
+      <w:pPr>
+        <w:pStyle w:val="Heading3"/>
+      </w:pPr>
+      <w:r>
+        <w:t>04. Change one thing. Trace what follows.</w:t>
+      </w:r>
+    </w:p>
+    <w:p>
+      <w:r>
+        <w:drawing>
+          <wp:inline xmlns:a="http://schemas.openxmlformats.org/drawingml/2006/main" xmlns:pic="http://schemas.openxmlformats.org/drawingml/2006/picture">
+            <wp:extent cx="5486400" cy="3026664"/>
+            <wp:docPr id="5" name="Picture 5" descr="Original case: It is short, but room D contradicts room B. Changed condition: Use a 25-word answer that preserves both facts. Expected result: It passes support but fails the length requirement. Reason: Every mandatory criterion must pass; facts do not erase a length violation."/>
+            <wp:cNvGraphicFramePr>
+              <a:graphicFrameLocks noChangeAspect="1"/>
+            </wp:cNvGraphicFramePr>
+            <a:graphic>
+              <a:graphicData uri="http://schemas.openxmlformats.org/drawingml/2006/picture">
+                <pic:pic>
+                  <pic:nvPicPr>
+                    <pic:cNvPr id="0" name="academy-story-ai-6-8-04.png"/>
+                    <pic:cNvPicPr/>
+                  </pic:nvPicPr>
+                  <pic:blipFill>
+                    <a:blip r:embed="rId13"/>
+                    <a:stretch>
+                      <a:fillRect/>
+                    </a:stretch>
+                  </pic:blipFill>
+                  <pic:spPr>
+                    <a:xfrm>
+                      <a:off x="0" y="0"/>
+                      <a:ext cx="5486400" cy="3026664"/>
+                    </a:xfrm>
+                    <a:prstGeom prst="rect"/>
+                  </pic:spPr>
+                </pic:pic>
+              </a:graphicData>
+            </a:graphic>
+          </wp:inline>
+        </w:drawing>
+      </w:r>
+    </w:p>
+    <w:p>
+      <w:pPr>
+        <w:spacing w:line="336" w:lineRule="auto" w:after="180"/>
+      </w:pPr>
+      <w:r>
+        <w:rPr>
+          <w:b w:val="0"/>
+        </w:rPr>
+        <w:t>Original case: It is short, but room D contradicts room B. Changed condition: Use a 25-word answer that preserves both facts. Expected result: It passes support but fails the length requirement.</w:t>
+      </w:r>
+    </w:p>
+    <w:p>
+      <w:pPr>
+        <w:spacing w:line="336" w:lineRule="auto" w:after="180"/>
+      </w:pPr>
+      <w:r>
+        <w:rPr>
+          <w:b w:val="0"/>
+        </w:rPr>
+        <w:t>Reason: Every mandatory criterion must pass; facts do not erase a length violation.</w:t>
+      </w:r>
+    </w:p>
+    <w:p>
+      <w:pPr>
+        <w:spacing w:line="336" w:lineRule="auto" w:after="180"/>
+        <w:shd w:fill="F5F1FB"/>
+      </w:pPr>
+      <w:r>
+        <w:rPr>
+          <w:b w:val="0"/>
+        </w:rPr>
+        <w:t>Predict before checking the worked changed-case result. Name what changed and what the supplied facts allow you to conclude.</w:t>
+      </w:r>
+    </w:p>
+    <w:p>
+      <w:pPr>
+        <w:pStyle w:val="Heading3"/>
+      </w:pPr>
+      <w:r>
+        <w:t>Discuss while showing the picture</w:t>
+      </w:r>
+    </w:p>
+    <w:p>
+      <w:pPr>
+        <w:spacing w:line="336" w:lineRule="auto" w:after="180"/>
+        <w:shd w:fill="F1F6F8"/>
+      </w:pPr>
+      <w:r>
+        <w:rPr>
+          <w:b w:val="0"/>
+        </w:rPr>
+        <w:t>Teacher prompt: Predict before checking the worked changed-case result. Name what changed and what the supplied facts allow you to conclude. Ask learners to describe one label or arrow in ordinary words.</w:t>
+      </w:r>
+    </w:p>
+    <w:p>
+      <w:pPr>
+        <w:spacing w:line="336" w:lineRule="auto" w:after="180"/>
+        <w:shd w:fill="F1F6F8"/>
+      </w:pPr>
+      <w:r>
+        <w:rPr>
+          <w:b w:val="0"/>
+        </w:rPr>
+        <w:t>Use the adjacent transcript if the image is difficult to see. Changed-case reasoning: Every mandatory criterion must pass; facts do not erase a length violation.</w:t>
+      </w:r>
+    </w:p>
+    <w:p>
+      <w:pPr>
+        <w:pStyle w:val="Heading3"/>
+      </w:pPr>
+      <w:r>
+        <w:t>05. Connect the explanation to its limit</w:t>
+      </w:r>
+    </w:p>
+    <w:p>
+      <w:r>
+        <w:drawing>
+          <wp:inline xmlns:a="http://schemas.openxmlformats.org/drawingml/2006/main" xmlns:pic="http://schemas.openxmlformats.org/drawingml/2006/picture">
+            <wp:extent cx="5486400" cy="2834640"/>
+            <wp:docPr id="6" name="Picture 6" descr="A behaviour contract can accept different wording while requiring the same facts. Short, fluent text may still fail factual support. Limit: Two recorded replies do not estimate future reliability; define run conditions and test wider case coverage."/>
+            <wp:cNvGraphicFramePr>
+              <a:graphicFrameLocks noChangeAspect="1"/>
+            </wp:cNvGraphicFramePr>
+            <a:graphic>
+              <a:graphicData uri="http://schemas.openxmlformats.org/drawingml/2006/picture">
+                <pic:pic>
+                  <pic:nvPicPr>
+                    <pic:cNvPr id="0" name="academy-story-ai-6-8-05.png"/>
+                    <pic:cNvPicPr/>
+                  </pic:nvPicPr>
+                  <pic:blipFill>
+                    <a:blip r:embed="rId14"/>
+                    <a:stretch>
+                      <a:fillRect/>
+                    </a:stretch>
+                  </pic:blipFill>
+                  <pic:spPr>
+                    <a:xfrm>
+                      <a:off x="0" y="0"/>
+                      <a:ext cx="5486400" cy="2834640"/>
+                    </a:xfrm>
+                    <a:prstGeom prst="rect"/>
+                  </pic:spPr>
+                </pic:pic>
+              </a:graphicData>
+            </a:graphic>
+          </wp:inline>
+        </w:drawing>
+      </w:r>
+    </w:p>
+    <w:p>
+      <w:pPr>
+        <w:spacing w:line="336" w:lineRule="auto" w:after="180"/>
+      </w:pPr>
+      <w:r>
+        <w:rPr>
+          <w:b w:val="0"/>
+        </w:rPr>
+        <w:t>A behaviour contract can accept different wording while requiring the same facts. Short, fluent text may still fail factual support.</w:t>
+      </w:r>
+    </w:p>
+    <w:p>
+      <w:pPr>
+        <w:spacing w:line="336" w:lineRule="auto" w:after="180"/>
+      </w:pPr>
+      <w:r>
+        <w:rPr>
+          <w:b w:val="0"/>
+        </w:rPr>
+        <w:t>Limit: Two recorded replies do not estimate future reliability; define run conditions and test wider case coverage.</w:t>
+      </w:r>
+    </w:p>
+    <w:p>
+      <w:pPr>
+        <w:spacing w:line="336" w:lineRule="auto" w:after="180"/>
+        <w:shd w:fill="F5F1FB"/>
+      </w:pPr>
+      <w:r>
+        <w:rPr>
+          <w:b w:val="0"/>
+        </w:rPr>
+        <w:t>Explain the case, then point to a limit on the claim.</w:t>
+      </w:r>
+    </w:p>
+    <w:p>
+      <w:pPr>
+        <w:pStyle w:val="Heading3"/>
+      </w:pPr>
+      <w:r>
+        <w:t>Discuss while showing the picture</w:t>
+      </w:r>
+    </w:p>
+    <w:p>
+      <w:pPr>
+        <w:spacing w:line="336" w:lineRule="auto" w:after="180"/>
+        <w:shd w:fill="F1F6F8"/>
+      </w:pPr>
+      <w:r>
+        <w:rPr>
+          <w:b w:val="0"/>
+        </w:rPr>
+        <w:t>Teacher prompt: Explain the case, then point to a limit on the claim. Ask learners to describe one label or arrow in ordinary words. Use the adjacent transcript if the image is difficult to see.</w:t>
+      </w:r>
+    </w:p>
+    <w:p>
+      <w:pPr>
+        <w:spacing w:line="336" w:lineRule="auto" w:after="180"/>
+        <w:shd w:fill="F1F6F8"/>
+      </w:pPr>
+      <w:r>
+        <w:rPr>
+          <w:b w:val="0"/>
+        </w:rPr>
+        <w:t>Keep the stated scope: Two recorded replies do not estimate future reliability; define run conditions and test wider case coverage.</w:t>
+      </w:r>
+    </w:p>
+    <w:p>
+      <w:pPr>
+        <w:pStyle w:val="Heading3"/>
+      </w:pPr>
+      <w:r>
+        <w:t>06. Make the idea visible in your project</w:t>
+      </w:r>
+    </w:p>
+    <w:p>
+      <w:r>
+        <w:drawing>
+          <wp:inline xmlns:a="http://schemas.openxmlformats.org/drawingml/2006/main" xmlns:pic="http://schemas.openxmlformats.org/drawingml/2006/picture">
+            <wp:extent cx="5486400" cy="3529584"/>
+            <wp:docPr id="7" name="Picture 7" descr="For the Grounded Learning Service, retain an annotated trace and the changed-case result. Name the contract or evidence that makes the deciding step valid, so another team can review it. Draw your input, deciding step, result and limit. Supported question: Score &quot;Friday in room B&quot; and &quot;Friday in room D&quot; against both mandatory criteria. Would a correct 25-word response pass, and why?"/>
+            <wp:cNvGraphicFramePr>
+              <a:graphicFrameLocks noChangeAspect="1"/>
+            </wp:cNvGraphicFramePr>
+            <a:graphic>
+              <a:graphicData uri="http://schemas.openxmlformats.org/drawingml/2006/picture">
+                <pic:pic>
+                  <pic:nvPicPr>
+                    <pic:cNvPr id="0" name="academy-story-ai-6-8-06.png"/>
+                    <pic:cNvPicPr/>
+                  </pic:nvPicPr>
+                  <pic:blipFill>
+                    <a:blip r:embed="rId15"/>
+                    <a:stretch>
+                      <a:fillRect/>
+                    </a:stretch>
+                  </pic:blipFill>
+                  <pic:spPr>
+                    <a:xfrm>
+                      <a:off x="0" y="0"/>
+                      <a:ext cx="5486400" cy="3529584"/>
+                    </a:xfrm>
+                    <a:prstGeom prst="rect"/>
+                  </pic:spPr>
+                </pic:pic>
+              </a:graphicData>
+            </a:graphic>
+          </wp:inline>
+        </w:drawing>
+      </w:r>
+    </w:p>
+    <w:p>
+      <w:pPr>
+        <w:spacing w:line="336" w:lineRule="auto" w:after="180"/>
+      </w:pPr>
+      <w:r>
+        <w:rPr>
+          <w:b w:val="0"/>
+        </w:rPr>
+        <w:t xml:space="preserve">For the Grounded Learning Service, retain an annotated trace and the changed-case result. Name the contract or </w:t>
+      </w:r>
+      <w:r>
+        <w:rPr>
+          <w:b/>
+        </w:rPr>
+        <w:t>evidence</w:t>
+      </w:r>
+      <w:r>
+        <w:rPr>
+          <w:b w:val="0"/>
+        </w:rPr>
+        <w:t xml:space="preserve"> that makes the deciding step valid, so another team can review it.</w:t>
+      </w:r>
+    </w:p>
+    <w:p>
+      <w:pPr>
+        <w:spacing w:line="336" w:lineRule="auto" w:after="180"/>
+      </w:pPr>
+      <w:r>
+        <w:rPr>
+          <w:b w:val="0"/>
+        </w:rPr>
+        <w:t xml:space="preserve">Draw your </w:t>
+      </w:r>
+      <w:r>
+        <w:rPr>
+          <w:b/>
+        </w:rPr>
+        <w:t>input</w:t>
+      </w:r>
+      <w:r>
+        <w:rPr>
+          <w:b w:val="0"/>
+        </w:rPr>
+        <w:t>, deciding step, result and limit. Supported question: Score "Friday in room B" and "Friday in room D" against both mandatory criteria. Would a correct 25-word response pass, and why?</w:t>
+      </w:r>
+    </w:p>
+    <w:p>
+      <w:pPr>
+        <w:spacing w:line="336" w:lineRule="auto" w:after="180"/>
+        <w:shd w:fill="F5F1FB"/>
+      </w:pPr>
+      <w:r>
+        <w:rPr>
+          <w:b w:val="0"/>
+        </w:rPr>
+        <w:t xml:space="preserve">Draw your project trace and justify the deciding step using </w:t>
+      </w:r>
+      <w:r>
+        <w:rPr>
+          <w:b/>
+        </w:rPr>
+        <w:t>evidence</w:t>
+      </w:r>
+      <w:r>
+        <w:rPr>
+          <w:b w:val="0"/>
+        </w:rPr>
+        <w:t>.</w:t>
+      </w:r>
+    </w:p>
+    <w:p>
+      <w:pPr>
+        <w:pStyle w:val="Heading3"/>
+      </w:pPr>
+      <w:r>
+        <w:t>Discuss while showing the picture</w:t>
+      </w:r>
+    </w:p>
+    <w:p>
+      <w:pPr>
+        <w:spacing w:line="336" w:lineRule="auto" w:after="180"/>
+        <w:shd w:fill="F1F6F8"/>
+      </w:pPr>
+      <w:r>
+        <w:rPr>
+          <w:b w:val="0"/>
+        </w:rPr>
+        <w:t xml:space="preserve">Teacher prompt: Draw your project trace and justify the deciding step using </w:t>
+      </w:r>
+      <w:r>
+        <w:rPr>
+          <w:b/>
+        </w:rPr>
+        <w:t>evidence</w:t>
+      </w:r>
+      <w:r>
+        <w:rPr>
+          <w:b w:val="0"/>
+        </w:rPr>
+        <w:t>. Ask learners to describe one label or arrow in ordinary words. Use the adjacent transcript if the image is difficult to see.</w:t>
+      </w:r>
+    </w:p>
+    <w:p>
+      <w:pPr>
+        <w:spacing w:line="336" w:lineRule="auto" w:after="180"/>
+        <w:shd w:fill="F1F6F8"/>
+      </w:pPr>
+      <w:r>
+        <w:rPr>
+          <w:b w:val="0"/>
+        </w:rPr>
+        <w:t>Supported practice key: The answer must retain Friday and room B. Its four words preserve both supplied facts. It is short, but room D contradicts room B. Changed case: It passes support but fails the length requirement.</w:t>
+      </w:r>
+    </w:p>
+    <w:p>
+      <w:pPr>
+        <w:spacing w:line="336" w:lineRule="auto" w:after="180"/>
+        <w:shd w:fill="F1F6F8"/>
+      </w:pPr>
+      <w:r>
+        <w:rPr>
+          <w:b w:val="0"/>
+        </w:rPr>
+        <w:t>Every mandatory criterion must pass; facts do not erase a length violation.</w:t>
       </w:r>
     </w:p>
     <w:sectPr>

--- a/downloads/teacher/ai-6-week-08.docx
+++ b/downloads/teacher/ai-6-week-08.docx
@@ -137,7 +137,7 @@
           </w:tcPr>
           <w:p>
             <w:r>
-              <w:t>Sections 1–6; record the brief recall in the workbook.</w:t>
+              <w:t>Use Your mission, Notice the evidence, See how it works, Words that unlock the idea and Follow a worked example; record recall in the workbook.</w:t>
             </w:r>
           </w:p>
         </w:tc>
@@ -169,7 +169,7 @@
           </w:tcPr>
           <w:p>
             <w:r>
-              <w:t>Sections 7–10; use the matching workbook W2 and misconception check.</w:t>
+              <w:t>Use Find and repair a mistake, Practise together and Build your understanding; use the matching workbook W2 and Individual reasoning check.</w:t>
             </w:r>
           </w:p>
         </w:tc>
@@ -201,7 +201,7 @@
           </w:tcPr>
           <w:p>
             <w:r>
-              <w:t>Sections 9 and 11–14. Give extra time to finish the full task set; use Section 15 when the week includes a coding lab.</w:t>
+              <w:t>Use Run the investigation, Connect your project and Try a new case independently. Allow extra time for the full task set. When code is supplied, use the examples in See how it works or Follow a worked example and the browser lab in Supported practice, repair and portfolio.</w:t>
             </w:r>
           </w:p>
         </w:tc>
@@ -1992,7 +1992,7 @@
         <w:rPr>
           <w:b w:val="0"/>
         </w:rPr>
-        <w:t xml:space="preserve">Use the worked example in Sections 3 and 6. Collect a </w:t>
+        <w:t xml:space="preserve">Use See how it works and Follow a worked example. Collect a </w:t>
       </w:r>
       <w:r>
         <w:rPr>
@@ -2429,7 +2429,7 @@
         <w:rPr>
           <w:b w:val="0"/>
         </w:rPr>
-        <w:t xml:space="preserve">Use Section 9 for the </w:t>
+        <w:t xml:space="preserve">Use Run the investigation for the </w:t>
       </w:r>
       <w:r>
         <w:rPr>
@@ -4101,7 +4101,7 @@
           </w:tcPr>
           <w:p>
             <w:r>
-              <w:t>Sections 1–6; record the brief recall in the workbook.</w:t>
+              <w:t>Use Your mission, Notice the evidence, See how it works, Words that unlock the idea and Follow a worked example; record recall in the workbook.</w:t>
             </w:r>
           </w:p>
         </w:tc>
@@ -4133,7 +4133,7 @@
           </w:tcPr>
           <w:p>
             <w:r>
-              <w:t>Sections 7–10; use the matching workbook W2 and misconception check.</w:t>
+              <w:t>Use Find and repair a mistake, Practise together and Build your understanding; use the matching workbook W2 and Individual reasoning check.</w:t>
             </w:r>
           </w:p>
         </w:tc>
@@ -4165,7 +4165,7 @@
           </w:tcPr>
           <w:p>
             <w:r>
-              <w:t>Sections 9 and 11–14. Give extra time to finish the full task set; use Section 15 when the week includes a coding lab.</w:t>
+              <w:t>Use Run the investigation, Connect your project and Try a new case independently. Allow extra time for the full task set. When code is supplied, use the examples in See how it works or Follow a worked example and the browser lab in Supported practice, repair and portfolio.</w:t>
             </w:r>
           </w:p>
         </w:tc>

--- a/downloads/teacher/ai-6-week-08.docx
+++ b/downloads/teacher/ai-6-week-08.docx
@@ -25,20 +25,38 @@
         <w:pStyle w:val="Heading1"/>
       </w:pPr>
       <w:r>
-        <w:t>01. Prepare the purpose, prerequisites and materials</w:t>
+        <w:t>Ask which criterion passed, which failed and which cases the count represents.</w:t>
       </w:r>
     </w:p>
     <w:p>
       <w:r>
-        <w:t>Prepare Testing model-dependent behaviour: check the target, prerequisites, resources and adaptable teaching schedule.</w:t>
+        <w:t>Use complete synthetic fixtures and explicit semantic-label limits without claiming a live model evaluation.</w:t>
       </w:r>
     </w:p>
     <w:p>
-      <w:pPr>
-        <w:pStyle w:val="Heading3"/>
-      </w:pPr>
-      <w:r>
-        <w:t>Teach the learning cycle</w:t>
+      <w:r>
+        <w:t>Model criterion-level scoring → compare supported paraphrases → inspect repeated-case counts → assess new per-case/pooled rates → plan broader coverage.</w:t>
+      </w:r>
+    </w:p>
+    <w:p>
+      <w:pPr>
+        <w:pStyle w:val="Heading1"/>
+      </w:pPr>
+      <w:r>
+        <w:t>01. Prepare the connected service investigation</w:t>
+      </w:r>
+    </w:p>
+    <w:p>
+      <w:r>
+        <w:t>Keep modelling, shared practice and independent evidence distinct.</w:t>
+      </w:r>
+    </w:p>
+    <w:p>
+      <w:pPr>
+        <w:pStyle w:val="Heading2"/>
+      </w:pPr>
+      <w:r>
+        <w:t>Target and main teaching plan</w:t>
       </w:r>
     </w:p>
     <w:p>
@@ -243,18 +261,21 @@
     </w:p>
     <w:p>
       <w:pPr>
-        <w:pStyle w:val="Heading3"/>
-      </w:pPr>
-      <w:r>
-        <w:t>Retrieval answer guidance</w:t>
+        <w:pStyle w:val="Heading2"/>
+      </w:pPr>
+      <w:r>
+        <w:t>Preparation and prerequisite</w:t>
       </w:r>
     </w:p>
     <w:p>
       <w:pPr>
-        <w:pStyle w:val="Heading3"/>
-      </w:pPr>
-      <w:r>
-        <w:t>Testing pure components</w:t>
+        <w:spacing w:line="336" w:lineRule="auto" w:after="180"/>
+      </w:pPr>
+      <w:r>
+        <w:rPr>
+          <w:b w:val="0"/>
+        </w:rPr>
+        <w:t>Lesson and workbook; paper and pencil</w:t>
       </w:r>
     </w:p>
     <w:p>
@@ -265,7 +286,7 @@
         <w:rPr>
           <w:b w:val="0"/>
         </w:rPr>
-        <w:t>Without opening the old lesson, explain one key idea from Testing pure components. Give an example and a mistake that the idea helps you avoid.</w:t>
+        <w:t>Calculator and optional local Python 3 for arithmetic; no live API or private data</w:t>
       </w:r>
     </w:p>
     <w:p>
@@ -276,19 +297,7 @@
         <w:rPr>
           <w:b w:val="0"/>
         </w:rPr>
-        <w:t xml:space="preserve">Look for: Explain the </w:t>
-      </w:r>
-      <w:r>
-        <w:rPr>
-          <w:b/>
-        </w:rPr>
-        <w:t>mechanism</w:t>
-      </w:r>
-      <w:r>
-        <w:rPr>
-          <w:b w:val="0"/>
-        </w:rPr>
-        <w:t xml:space="preserve"> and terminology of testing pure components</w:t>
+        <w:t>Prepare the fresh retry separately and withhold its solution until after collection</w:t>
       </w:r>
     </w:p>
     <w:p>
@@ -299,7 +308,7 @@
         <w:rPr>
           <w:b w:val="0"/>
         </w:rPr>
-        <w:t xml:space="preserve">Reference example, not the only acceptable wording: Teacher explanation: Pure components return results from supplied </w:t>
+        <w:t xml:space="preserve">A result depends on the </w:t>
       </w:r>
       <w:r>
         <w:rPr>
@@ -311,7 +320,19 @@
         <w:rPr>
           <w:b w:val="0"/>
         </w:rPr>
-        <w:t>s without external side effects. They are easier to test with exact expected values.</w:t>
+        <w:t xml:space="preserve">s, procedure and conditions that produced it. Preserve data roles and distinguish observed outcomes from </w:t>
+      </w:r>
+      <w:r>
+        <w:rPr>
+          <w:b/>
+        </w:rPr>
+        <w:t>prediction</w:t>
+      </w:r>
+      <w:r>
+        <w:rPr>
+          <w:b w:val="0"/>
+        </w:rPr>
+        <w:t>s or unmeasured conditions.</w:t>
       </w:r>
     </w:p>
     <w:p>
@@ -322,27 +343,15 @@
         <w:rPr>
           <w:b w:val="0"/>
         </w:rPr>
-        <w:t xml:space="preserve">Define remaining(capacity, used)=capacity-used for integer </w:t>
-      </w:r>
-      <w:r>
-        <w:rPr>
-          <w:b/>
-        </w:rPr>
-        <w:t>input</w:t>
-      </w:r>
-      <w:r>
-        <w:rPr>
-          <w:b w:val="0"/>
-        </w:rPr>
-        <w:t>s satisfying 0&lt;=used&lt;=capacity. Invalid types/ranges raise an explicit validation error. Test zero and equality boundaries.</w:t>
+        <w:t>If the prior concept cannot be explained, use a short retrieval activity before this chapter.</w:t>
       </w:r>
     </w:p>
     <w:p>
       <w:pPr>
-        <w:pStyle w:val="Heading3"/>
-      </w:pPr>
-      <w:r>
-        <w:t>Authentication and authorisation</w:t>
+        <w:pStyle w:val="Heading2"/>
+      </w:pPr>
+      <w:r>
+        <w:t>Opening retrieval</w:t>
       </w:r>
     </w:p>
     <w:p>
@@ -353,7 +362,7 @@
         <w:rPr>
           <w:b w:val="0"/>
         </w:rPr>
-        <w:t>Without opening the old lesson, explain one key idea from Authentication and authorisation. Give an example and a mistake that the idea helps you avoid.</w:t>
+        <w:t>Without opening the old lesson, explain one key idea from Testing pure components. Give an example and a mistake that the idea helps you avoid.</w:t>
       </w:r>
     </w:p>
     <w:p>
@@ -376,7 +385,7 @@
         <w:rPr>
           <w:b w:val="0"/>
         </w:rPr>
-        <w:t xml:space="preserve"> and terminology of authentication and authorisation</w:t>
+        <w:t xml:space="preserve"> and terminology of testing pure components</w:t>
       </w:r>
     </w:p>
     <w:p>
@@ -387,7 +396,19 @@
         <w:rPr>
           <w:b w:val="0"/>
         </w:rPr>
-        <w:t>Reference example, not the only acceptable wording: Teacher explanation: Authentication identifies an actor; authorisation decides whether that actor may perform a particular operation on a particular resource.</w:t>
+        <w:t xml:space="preserve">Reference example, not the only acceptable wording: Teacher explanation: Pure components return results from supplied </w:t>
+      </w:r>
+      <w:r>
+        <w:rPr>
+          <w:b/>
+        </w:rPr>
+        <w:t>input</w:t>
+      </w:r>
+      <w:r>
+        <w:rPr>
+          <w:b w:val="0"/>
+        </w:rPr>
+        <w:t>s without external side effects. They are easier to test with exact expected values.</w:t>
       </w:r>
     </w:p>
     <w:p>
@@ -398,15 +419,30 @@
         <w:rPr>
           <w:b w:val="0"/>
         </w:rPr>
-        <w:t>Use trusted session roles, never a role claimed inside user JSON. Student may read student resources; teacher may read both. Unauthenticated requests are denied.</w:t>
+        <w:t xml:space="preserve">Define remaining(capacity, used)=capacity-used for integer </w:t>
+      </w:r>
+      <w:r>
+        <w:rPr>
+          <w:b/>
+        </w:rPr>
+        <w:t>input</w:t>
+      </w:r>
+      <w:r>
+        <w:rPr>
+          <w:b w:val="0"/>
+        </w:rPr>
+        <w:t>s satisfying 0&lt;=used&lt;=capacity. Invalid types/ranges raise an explicit validation error. Test zero and equality boundaries.</w:t>
       </w:r>
     </w:p>
     <w:p>
       <w:pPr>
-        <w:pStyle w:val="Heading3"/>
-      </w:pPr>
-      <w:r>
-        <w:t>Architecture and data flow</w:t>
+        <w:spacing w:line="336" w:lineRule="auto" w:after="180"/>
+      </w:pPr>
+      <w:r>
+        <w:rPr>
+          <w:b w:val="0"/>
+        </w:rPr>
+        <w:t>Without opening the old lesson, explain one key idea from Authentication and authorisation. Give an example and a mistake that the idea helps you avoid.</w:t>
       </w:r>
     </w:p>
     <w:p>
@@ -417,7 +453,19 @@
         <w:rPr>
           <w:b w:val="0"/>
         </w:rPr>
-        <w:t>Without opening the old lesson, explain one key idea from Architecture and data flow. Give an example and a mistake that the idea helps you avoid.</w:t>
+        <w:t xml:space="preserve">Look for: Explain the </w:t>
+      </w:r>
+      <w:r>
+        <w:rPr>
+          <w:b/>
+        </w:rPr>
+        <w:t>mechanism</w:t>
+      </w:r>
+      <w:r>
+        <w:rPr>
+          <w:b w:val="0"/>
+        </w:rPr>
+        <w:t xml:space="preserve"> and terminology of authentication and authorisation</w:t>
       </w:r>
     </w:p>
     <w:p>
@@ -428,19 +476,7 @@
         <w:rPr>
           <w:b w:val="0"/>
         </w:rPr>
-        <w:t xml:space="preserve">Look for: Explain the </w:t>
-      </w:r>
-      <w:r>
-        <w:rPr>
-          <w:b/>
-        </w:rPr>
-        <w:t>mechanism</w:t>
-      </w:r>
-      <w:r>
-        <w:rPr>
-          <w:b w:val="0"/>
-        </w:rPr>
-        <w:t xml:space="preserve"> and terminology of architecture and data flow</w:t>
+        <w:t>Reference example, not the only acceptable wording: Teacher explanation: Authentication identifies an actor; authorisation decides whether that actor may perform a particular operation on a particular resource.</w:t>
       </w:r>
     </w:p>
     <w:p>
@@ -451,7 +487,7 @@
         <w:rPr>
           <w:b w:val="0"/>
         </w:rPr>
-        <w:t>Reference example, not the only acceptable wording: Teacher explanation: Architecture assigns responsibilities to components and shows information crossing trust boundaries. A diagram should include failure paths.</w:t>
+        <w:t>Use trusted session roles, never a role claimed inside user JSON. Student may read student resources; teacher may read both. Unauthenticated requests are denied.</w:t>
       </w:r>
     </w:p>
     <w:p>
@@ -462,7 +498,7 @@
         <w:rPr>
           <w:b w:val="0"/>
         </w:rPr>
-        <w:t>Trace request validator -&gt; role filter -&gt; source lookup -&gt; response validator -&gt; result. Sources enter as data, not control instructions. Reject invalid requests before any downstream lookup.</w:t>
+        <w:t>Without opening the old lesson, explain one key idea from Architecture and data flow. Give an example and a mistake that the idea helps you avoid.</w:t>
       </w:r>
     </w:p>
     <w:p>
@@ -473,7 +509,19 @@
         <w:rPr>
           <w:b w:val="0"/>
         </w:rPr>
-        <w:t>Two 45-minute sessions. Model-dependent behaviour may vary between runs. Evaluate defined semantic criteria and report repeated outcomes rather than requiring one exact sentence.</w:t>
+        <w:t xml:space="preserve">Look for: Explain the </w:t>
+      </w:r>
+      <w:r>
+        <w:rPr>
+          <w:b/>
+        </w:rPr>
+        <w:t>mechanism</w:t>
+      </w:r>
+      <w:r>
+        <w:rPr>
+          <w:b w:val="0"/>
+        </w:rPr>
+        <w:t xml:space="preserve"> and terminology of architecture and data flow</w:t>
       </w:r>
     </w:p>
     <w:p>
@@ -484,19 +532,7 @@
         <w:rPr>
           <w:b w:val="0"/>
         </w:rPr>
-        <w:t xml:space="preserve">Use the supplied constructed scenarios to make the </w:t>
-      </w:r>
-      <w:r>
-        <w:rPr>
-          <w:b/>
-        </w:rPr>
-        <w:t>mechanism</w:t>
-      </w:r>
-      <w:r>
-        <w:rPr>
-          <w:b w:val="0"/>
-        </w:rPr>
-        <w:t xml:space="preserve"> inspectable. Collect W4 before sharing solutions.</w:t>
+        <w:t>Reference example, not the only acceptable wording: Teacher explanation: Architecture assigns responsibilities to components and shows information crossing trust boundaries. A diagram should include failure paths.</w:t>
       </w:r>
     </w:p>
     <w:p>
@@ -507,27 +543,15 @@
         <w:rPr>
           <w:b w:val="0"/>
         </w:rPr>
-        <w:t xml:space="preserve">Students should name intermediate </w:t>
-      </w:r>
-      <w:r>
-        <w:rPr>
-          <w:b/>
-        </w:rPr>
-        <w:t>evidence</w:t>
-      </w:r>
-      <w:r>
-        <w:rPr>
-          <w:b w:val="0"/>
-        </w:rPr>
-        <w:t xml:space="preserve"> and limitations; classroom pacing and learning effectiveness remain unvalidated.</w:t>
+        <w:t>Trace request validator -&gt; role filter -&gt; source lookup -&gt; response validator -&gt; result. Sources enter as data, not control instructions. Reject invalid requests before any downstream lookup.</w:t>
       </w:r>
     </w:p>
     <w:p>
       <w:pPr>
-        <w:pStyle w:val="Heading3"/>
-      </w:pPr>
-      <w:r>
-        <w:t>Outcomes</w:t>
+        <w:pStyle w:val="Heading2"/>
+      </w:pPr>
+      <w:r>
+        <w:t>Pictured end goal</w:t>
       </w:r>
     </w:p>
     <w:p>
@@ -538,41 +562,23 @@
         <w:rPr>
           <w:b w:val="0"/>
         </w:rPr>
-        <w:t xml:space="preserve">Explain the </w:t>
-      </w:r>
-      <w:r>
-        <w:rPr>
-          <w:b/>
-        </w:rPr>
-        <w:t>mechanism</w:t>
-      </w:r>
-      <w:r>
-        <w:rPr>
-          <w:b w:val="0"/>
-        </w:rPr>
-        <w:t xml:space="preserve"> and terminology of testing model-dependent behaviour</w:t>
+        <w:t>Explain testing model-dependent behaviour using the deciding step in this fictional service.</w:t>
       </w:r>
     </w:p>
     <w:p>
       <w:pPr>
-        <w:spacing w:line="336" w:lineRule="auto" w:after="180"/>
-      </w:pPr>
-      <w:r>
-        <w:rPr>
-          <w:b w:val="0"/>
-        </w:rPr>
-        <w:t>Apply the stated procedure to a new case with a traceable result</w:t>
+        <w:pStyle w:val="Heading2"/>
+      </w:pPr>
+      <w:r>
+        <w:t>Earlier wording, alternatives and picture transcripts · reference / check after trying</w:t>
       </w:r>
     </w:p>
     <w:p>
       <w:pPr>
-        <w:spacing w:line="336" w:lineRule="auto" w:after="180"/>
-      </w:pPr>
-      <w:r>
-        <w:rPr>
-          <w:b w:val="0"/>
-        </w:rPr>
-        <w:t>Identify an assumption or limitation and design a revealing follow-up</w:t>
+        <w:pStyle w:val="Heading3"/>
+      </w:pPr>
+      <w:r>
+        <w:t>Teach the learning cycle</w:t>
       </w:r>
     </w:p>
     <w:p>
@@ -580,83 +586,74 @@
         <w:pStyle w:val="Heading3"/>
       </w:pPr>
       <w:r>
-        <w:t>Preparation</w:t>
+        <w:t>Retrieval answer guidance</w:t>
       </w:r>
     </w:p>
     <w:p>
       <w:pPr>
-        <w:spacing w:line="336" w:lineRule="auto" w:after="180"/>
-      </w:pPr>
-      <w:r>
-        <w:rPr>
-          <w:b w:val="0"/>
-        </w:rPr>
-        <w:t>Lesson and workbook; paper and pencil</w:t>
+        <w:pStyle w:val="Heading3"/>
+      </w:pPr>
+      <w:r>
+        <w:t>Testing pure components</w:t>
       </w:r>
     </w:p>
     <w:p>
       <w:pPr>
-        <w:spacing w:line="336" w:lineRule="auto" w:after="180"/>
-      </w:pPr>
-      <w:r>
-        <w:rPr>
-          <w:b w:val="0"/>
-        </w:rPr>
-        <w:t>Calculator and optional local Python 3 for arithmetic; no live API or private data</w:t>
+        <w:pStyle w:val="Heading3"/>
+      </w:pPr>
+      <w:r>
+        <w:t>Authentication and authorisation</w:t>
       </w:r>
     </w:p>
     <w:p>
       <w:pPr>
-        <w:spacing w:line="336" w:lineRule="auto" w:after="180"/>
-      </w:pPr>
-      <w:r>
-        <w:rPr>
-          <w:b w:val="0"/>
-        </w:rPr>
-        <w:t>Prepare the fresh retry separately and withhold its solution until after collection</w:t>
+        <w:pStyle w:val="Heading3"/>
+      </w:pPr>
+      <w:r>
+        <w:t>Architecture and data flow</w:t>
       </w:r>
     </w:p>
     <w:p>
       <w:pPr>
-        <w:pStyle w:val="Heading3"/>
-      </w:pPr>
-      <w:r>
-        <w:t>Prerequisite answer</w:t>
+        <w:spacing w:line="336" w:lineRule="auto" w:after="180"/>
+      </w:pPr>
+      <w:r>
+        <w:rPr>
+          <w:b w:val="0"/>
+        </w:rPr>
+        <w:t xml:space="preserve">Use the three-session teaching cycle above, with extra time as needed. Model-dependent behaviour may vary between runs. Evaluate defined semantic criteria and report repeated outcomes rather than requiring one exact sentence. Use the supplied constructed scenarios to make the </w:t>
+      </w:r>
+      <w:r>
+        <w:rPr>
+          <w:b/>
+        </w:rPr>
+        <w:t>mechanism</w:t>
+      </w:r>
+      <w:r>
+        <w:rPr>
+          <w:b w:val="0"/>
+        </w:rPr>
+        <w:t xml:space="preserve"> inspectable. Collect W4 before sharing solutions. Students should name intermediate </w:t>
+      </w:r>
+      <w:r>
+        <w:rPr>
+          <w:b/>
+        </w:rPr>
+        <w:t>evidence</w:t>
+      </w:r>
+      <w:r>
+        <w:rPr>
+          <w:b w:val="0"/>
+        </w:rPr>
+        <w:t xml:space="preserve"> and limitations; classroom pacing and learning effectiveness remain unvalidated.</w:t>
       </w:r>
     </w:p>
     <w:p>
       <w:pPr>
-        <w:spacing w:line="336" w:lineRule="auto" w:after="180"/>
-      </w:pPr>
-      <w:r>
-        <w:rPr>
-          <w:b w:val="0"/>
-        </w:rPr>
-        <w:t xml:space="preserve">A result depends on the </w:t>
-      </w:r>
-      <w:r>
-        <w:rPr>
-          <w:b/>
-        </w:rPr>
-        <w:t>input</w:t>
-      </w:r>
-      <w:r>
-        <w:rPr>
-          <w:b w:val="0"/>
-        </w:rPr>
-        <w:t xml:space="preserve">s, procedure and conditions that produced it. Preserve data roles and distinguish observed outcomes from </w:t>
-      </w:r>
-      <w:r>
-        <w:rPr>
-          <w:b/>
-        </w:rPr>
-        <w:t>prediction</w:t>
-      </w:r>
-      <w:r>
-        <w:rPr>
-          <w:b w:val="0"/>
-        </w:rPr>
-        <w:t>s or unmeasured conditions.</w:t>
+        <w:pStyle w:val="Heading3"/>
+      </w:pPr>
+      <w:r>
+        <w:t>Outcomes</w:t>
       </w:r>
     </w:p>
     <w:p>
@@ -667,15 +664,30 @@
         <w:rPr>
           <w:b w:val="0"/>
         </w:rPr>
-        <w:t>If the prior concept cannot be explained, use a short retrieval activity before this chapter.</w:t>
+        <w:t xml:space="preserve">Explain the </w:t>
+      </w:r>
+      <w:r>
+        <w:rPr>
+          <w:b/>
+        </w:rPr>
+        <w:t>mechanism</w:t>
+      </w:r>
+      <w:r>
+        <w:rPr>
+          <w:b w:val="0"/>
+        </w:rPr>
+        <w:t xml:space="preserve"> and terminology of testing model-dependent behaviour</w:t>
       </w:r>
     </w:p>
     <w:p>
       <w:pPr>
-        <w:pStyle w:val="Heading3"/>
-      </w:pPr>
-      <w:r>
-        <w:t>End goal for the pictorial case</w:t>
+        <w:spacing w:line="336" w:lineRule="auto" w:after="180"/>
+      </w:pPr>
+      <w:r>
+        <w:rPr>
+          <w:b w:val="0"/>
+        </w:rPr>
+        <w:t>Apply the stated procedure to a new case with a traceable result</w:t>
       </w:r>
     </w:p>
     <w:p>
@@ -686,31 +698,31 @@
         <w:rPr>
           <w:b w:val="0"/>
         </w:rPr>
-        <w:t>Explain testing model-dependent behaviour using the deciding step in this fictional service.</w:t>
+        <w:t>Identify an assumption or limitation and design a revealing follow-up</w:t>
       </w:r>
     </w:p>
     <w:p>
       <w:pPr>
-        <w:spacing w:line="336" w:lineRule="auto" w:after="180"/>
-      </w:pPr>
-      <w:r>
-        <w:rPr>
-          <w:b w:val="0"/>
-        </w:rPr>
-        <w:t>This added worked case illustrates the week’s main idea. Retain all original and connected topics; schedule its practice within the teaching cycle.</w:t>
+        <w:pStyle w:val="Heading3"/>
+      </w:pPr>
+      <w:r>
+        <w:t>Preparation</w:t>
       </w:r>
     </w:p>
     <w:p>
       <w:pPr>
-        <w:pStyle w:val="Heading1"/>
-      </w:pPr>
-      <w:r>
-        <w:t>02. Explain and model the mechanism</w:t>
+        <w:pStyle w:val="Heading3"/>
+      </w:pPr>
+      <w:r>
+        <w:t>Prerequisite answer</w:t>
       </w:r>
     </w:p>
     <w:p>
-      <w:r>
-        <w:t>Model Testing model-dependent behaviour using the supplied case, labelled mechanism and reasoning. Make the scope of each conclusion explicit.</w:t>
+      <w:pPr>
+        <w:pStyle w:val="Heading3"/>
+      </w:pPr>
+      <w:r>
+        <w:t>End goal for the pictorial case</w:t>
       </w:r>
     </w:p>
     <w:p>
@@ -721,37 +733,28 @@
         <w:rPr>
           <w:b w:val="0"/>
         </w:rPr>
-        <w:t>Model-dependent behaviour may vary between runs. Evaluate defined semantic criteria and report repeated outcomes rather than requiring one exact sentence.</w:t>
+        <w:t>This added worked case illustrates the week’s main idea. Retain all original and connected topics; schedule its practice within the teaching cycle.</w:t>
       </w:r>
     </w:p>
     <w:p>
       <w:pPr>
-        <w:pStyle w:val="Heading3"/>
-      </w:pPr>
-      <w:r>
-        <w:t>Explain Testing model-dependent behaviour · 1</w:t>
+        <w:pStyle w:val="Heading1"/>
+      </w:pPr>
+      <w:r>
+        <w:t>02. Teach behavioural criteria, response variation and correct denominators</w:t>
       </w:r>
     </w:p>
     <w:p>
-      <w:pPr>
-        <w:spacing w:line="336" w:lineRule="auto" w:after="180"/>
-      </w:pPr>
-      <w:r>
-        <w:rPr>
-          <w:b w:val="0"/>
-        </w:rPr>
-        <w:t>Begin by writing the question the procedure is intended to answer. Identify the information already supplied, the information it will produce and the information still missing.</w:t>
+      <w:r>
+        <w:t>Keep synthetic scoring evidence separate from unrun model behaviour.</w:t>
       </w:r>
     </w:p>
     <w:p>
       <w:pPr>
-        <w:spacing w:line="336" w:lineRule="auto" w:after="180"/>
-      </w:pPr>
-      <w:r>
-        <w:rPr>
-          <w:b w:val="0"/>
-        </w:rPr>
-        <w:t>These are constructed classroom examples; they do not require live accounts, private records or an external service. Do not treat a plausible explanation as a measured outcome.</w:t>
+        <w:pStyle w:val="Heading2"/>
+      </w:pPr>
+      <w:r>
+        <w:t>Definitions and complete main rubric</w:t>
       </w:r>
     </w:p>
     <w:p>
@@ -762,27 +765,1664 @@
         <w:rPr>
           <w:b w:val="0"/>
         </w:rPr>
-        <w:t xml:space="preserve">Use fixed </w:t>
-      </w:r>
-      <w:r>
-        <w:rPr>
-          <w:b/>
-        </w:rPr>
-        <w:t>evidence</w:t>
-      </w:r>
-      <w:r>
-        <w:rPr>
-          <w:b w:val="0"/>
-        </w:rPr>
-        <w:t xml:space="preserve"> and rubric per case. Require supported room/capacity, valid schema and no actions. Repeats estimate observed variation for this case; they are not additional independent users.</w:t>
+        <w:t>Model-dependent behaviour may vary between runs. Evaluate defined semantic criteria and report repeated outcomes rather than requiring one exact sentence.</w:t>
       </w:r>
     </w:p>
     <w:p>
       <w:pPr>
+        <w:spacing w:line="336" w:lineRule="auto" w:after="180"/>
+      </w:pPr>
+      <w:r>
+        <w:rPr>
+          <w:b w:val="0"/>
+        </w:rPr>
+        <w:t xml:space="preserve">Use fixed </w:t>
+      </w:r>
+      <w:r>
+        <w:rPr>
+          <w:b/>
+        </w:rPr>
+        <w:t>evidence</w:t>
+      </w:r>
+      <w:r>
+        <w:rPr>
+          <w:b w:val="0"/>
+        </w:rPr>
+        <w:t xml:space="preserve"> and rubric per case. Require supported room/capacity, valid schema and no actions. Repeats estimate observed variation for this case; they are not additional independent users.</w:t>
+      </w:r>
+    </w:p>
+    <w:tbl>
+      <w:tblPr>
+        <w:tblStyle w:val="LightShading-Accent1"/>
+        <w:tblW w:type="auto" w:w="0"/>
+        <w:tblLook w:firstColumn="1" w:firstRow="1" w:lastColumn="0" w:lastRow="0" w:noHBand="0" w:noVBand="1" w:val="04A0"/>
+      </w:tblPr>
+      <w:tblGrid>
+        <w:gridCol w:w="5112"/>
+        <w:gridCol w:w="5112"/>
+      </w:tblGrid>
+      <w:tr>
+        <w:trPr>
+          <w:tblHeader/>
+        </w:trPr>
+        <w:tc>
+          <w:tcPr>
+            <w:tcW w:type="dxa" w:w="5112"/>
+          </w:tcPr>
+          <w:p>
+            <w:r>
+              <w:t>Main one-case rubric</w:t>
+            </w:r>
+          </w:p>
+        </w:tc>
+        <w:tc>
+          <w:tcPr>
+            <w:tcW w:type="dxa" w:w="5112"/>
+          </w:tcPr>
+          <w:p>
+            <w:r>
+              <w:t>Complete supplied requirement</w:t>
+            </w:r>
+          </w:p>
+        </w:tc>
+      </w:tr>
+      <w:tr>
+        <w:tc>
+          <w:tcPr>
+            <w:tcW w:type="dxa" w:w="5112"/>
+          </w:tcPr>
+          <w:p>
+            <w:r>
+              <w:t>Approved evidence R-v1</w:t>
+            </w:r>
+          </w:p>
+        </w:tc>
+        <w:tc>
+          <w:tcPr>
+            <w:tcW w:type="dxa" w:w="5112"/>
+          </w:tcPr>
+          <w:p>
+            <w:r>
+              <w:t>Room B, capacity 12</w:t>
+            </w:r>
+          </w:p>
+        </w:tc>
+      </w:tr>
+      <w:tr>
+        <w:tc>
+          <w:tcPr>
+            <w:tcW w:type="dxa" w:w="5112"/>
+          </w:tcPr>
+          <w:p>
+            <w:r>
+              <w:t>Exact output fields</w:t>
+            </w:r>
+          </w:p>
+        </w:tc>
+        <w:tc>
+          <w:tcPr>
+            <w:tcW w:type="dxa" w:w="5112"/>
+          </w:tcPr>
+          <w:p>
+            <w:r>
+              <w:t>room_id, capacity, source_id, actions</w:t>
+            </w:r>
+          </w:p>
+        </w:tc>
+      </w:tr>
+      <w:tr>
+        <w:tc>
+          <w:tcPr>
+            <w:tcW w:type="dxa" w:w="5112"/>
+          </w:tcPr>
+          <w:p>
+            <w:r>
+              <w:t>Schema</w:t>
+            </w:r>
+          </w:p>
+        </w:tc>
+        <w:tc>
+          <w:tcPr>
+            <w:tcW w:type="dxa" w:w="5112"/>
+          </w:tcPr>
+          <w:p>
+            <w:r>
+              <w:t>room/source IDs strings; capacity exact nonnegative int; actions list</w:t>
+            </w:r>
+          </w:p>
+        </w:tc>
+      </w:tr>
+      <w:tr>
+        <w:tc>
+          <w:tcPr>
+            <w:tcW w:type="dxa" w:w="5112"/>
+          </w:tcPr>
+          <w:p>
+            <w:r>
+              <w:t>Factual support</w:t>
+            </w:r>
+          </w:p>
+        </w:tc>
+        <w:tc>
+          <w:tcPr>
+            <w:tcW w:type="dxa" w:w="5112"/>
+          </w:tcPr>
+          <w:p>
+            <w:r>
+              <w:t>room_id B, capacity 12 and source_id R-v1 agree with approved fields</w:t>
+            </w:r>
+          </w:p>
+        </w:tc>
+      </w:tr>
+      <w:tr>
+        <w:tc>
+          <w:tcPr>
+            <w:tcW w:type="dxa" w:w="5112"/>
+          </w:tcPr>
+          <w:p>
+            <w:r>
+              <w:t>No actions</w:t>
+            </w:r>
+          </w:p>
+        </w:tc>
+        <w:tc>
+          <w:tcPr>
+            <w:tcW w:type="dxa" w:w="5112"/>
+          </w:tcPr>
+          <w:p>
+            <w:r>
+              <w:t>actions must be the empty list</w:t>
+            </w:r>
+          </w:p>
+        </w:tc>
+      </w:tr>
+      <w:tr>
+        <w:tc>
+          <w:tcPr>
+            <w:tcW w:type="dxa" w:w="5112"/>
+          </w:tcPr>
+          <w:p>
+            <w:r>
+              <w:t>Overall pass</w:t>
+            </w:r>
+          </w:p>
+        </w:tc>
+        <w:tc>
+          <w:tcPr>
+            <w:tcW w:type="dxa" w:w="5112"/>
+          </w:tcPr>
+          <w:p>
+            <w:r>
+              <w:t>Every mandatory criterion passes</w:t>
+            </w:r>
+          </w:p>
+        </w:tc>
+      </w:tr>
+      <w:tr>
+        <w:tc>
+          <w:tcPr>
+            <w:tcW w:type="dxa" w:w="5112"/>
+          </w:tcPr>
+          <w:p>
+            <w:r>
+              <w:t>Denominators</w:t>
+            </w:r>
+          </w:p>
+        </w:tc>
+        <w:tc>
+          <w:tcPr>
+            <w:tcW w:type="dxa" w:w="5112"/>
+          </w:tcPr>
+          <w:p>
+            <w:r>
+              <w:t>Five supplied run fixtures on one distinct case</w:t>
+            </w:r>
+          </w:p>
+        </w:tc>
+      </w:tr>
+      <w:tr>
+        <w:tc>
+          <w:tcPr>
+            <w:tcW w:type="dxa" w:w="5112"/>
+          </w:tcPr>
+          <w:p>
+            <w:r>
+              <w:t>Live run conditions</w:t>
+            </w:r>
+          </w:p>
+        </w:tc>
+        <w:tc>
+          <w:tcPr>
+            <w:tcW w:type="dxa" w:w="5112"/>
+          </w:tcPr>
+          <w:p>
+            <w:r>
+              <w:t>No model/prompt/decoding run performed here; do not invent its settings or reliability</w:t>
+            </w:r>
+          </w:p>
+        </w:tc>
+      </w:tr>
+    </w:tbl>
+    <w:p>
+      <w:pPr>
+        <w:pStyle w:val="Heading2"/>
+      </w:pPr>
+      <w:r>
+        <w:t>Complete fixture ledger and main reasoning</w:t>
+      </w:r>
+    </w:p>
+    <w:tbl>
+      <w:tblPr>
+        <w:tblStyle w:val="LightShading-Accent1"/>
+        <w:tblW w:type="auto" w:w="0"/>
+        <w:tblLook w:firstColumn="1" w:firstRow="1" w:lastColumn="0" w:lastRow="0" w:noHBand="0" w:noVBand="1" w:val="04A0"/>
+      </w:tblPr>
+      <w:tblGrid>
+        <w:gridCol w:w="1278"/>
+        <w:gridCol w:w="1278"/>
+        <w:gridCol w:w="1278"/>
+        <w:gridCol w:w="1278"/>
+        <w:gridCol w:w="1278"/>
+        <w:gridCol w:w="1278"/>
+        <w:gridCol w:w="1278"/>
+        <w:gridCol w:w="1278"/>
+      </w:tblGrid>
+      <w:tr>
+        <w:trPr>
+          <w:tblHeader/>
+        </w:trPr>
+        <w:tc>
+          <w:tcPr>
+            <w:tcW w:type="dxa" w:w="1278"/>
+          </w:tcPr>
+          <w:p>
+            <w:r>
+              <w:t>Run fixture, same ROOM-B case</w:t>
+            </w:r>
+          </w:p>
+        </w:tc>
+        <w:tc>
+          <w:tcPr>
+            <w:tcW w:type="dxa" w:w="1278"/>
+          </w:tcPr>
+          <w:p>
+            <w:r>
+              <w:t>Room</w:t>
+            </w:r>
+          </w:p>
+        </w:tc>
+        <w:tc>
+          <w:tcPr>
+            <w:tcW w:type="dxa" w:w="1278"/>
+          </w:tcPr>
+          <w:p>
+            <w:r>
+              <w:t>Capacity</w:t>
+            </w:r>
+          </w:p>
+        </w:tc>
+        <w:tc>
+          <w:tcPr>
+            <w:tcW w:type="dxa" w:w="1278"/>
+          </w:tcPr>
+          <w:p>
+            <w:r>
+              <w:t>Source</w:t>
+            </w:r>
+          </w:p>
+        </w:tc>
+        <w:tc>
+          <w:tcPr>
+            <w:tcW w:type="dxa" w:w="1278"/>
+          </w:tcPr>
+          <w:p>
+            <w:r>
+              <w:t>Actions</w:t>
+            </w:r>
+          </w:p>
+        </w:tc>
+        <w:tc>
+          <w:tcPr>
+            <w:tcW w:type="dxa" w:w="1278"/>
+          </w:tcPr>
+          <w:p>
+            <w:r>
+              <w:t>Schema</w:t>
+            </w:r>
+          </w:p>
+        </w:tc>
+        <w:tc>
+          <w:tcPr>
+            <w:tcW w:type="dxa" w:w="1278"/>
+          </w:tcPr>
+          <w:p>
+            <w:r>
+              <w:t>Support</w:t>
+            </w:r>
+          </w:p>
+        </w:tc>
+        <w:tc>
+          <w:tcPr>
+            <w:tcW w:type="dxa" w:w="1278"/>
+          </w:tcPr>
+          <w:p>
+            <w:r>
+              <w:t>Overall</w:t>
+            </w:r>
+          </w:p>
+        </w:tc>
+      </w:tr>
+      <w:tr>
+        <w:tc>
+          <w:tcPr>
+            <w:tcW w:type="dxa" w:w="1278"/>
+          </w:tcPr>
+          <w:p>
+            <w:r>
+              <w:t>1</w:t>
+            </w:r>
+          </w:p>
+        </w:tc>
+        <w:tc>
+          <w:tcPr>
+            <w:tcW w:type="dxa" w:w="1278"/>
+          </w:tcPr>
+          <w:p>
+            <w:r>
+              <w:t>B</w:t>
+            </w:r>
+          </w:p>
+        </w:tc>
+        <w:tc>
+          <w:tcPr>
+            <w:tcW w:type="dxa" w:w="1278"/>
+          </w:tcPr>
+          <w:p>
+            <w:r>
+              <w:t>12</w:t>
+            </w:r>
+          </w:p>
+        </w:tc>
+        <w:tc>
+          <w:tcPr>
+            <w:tcW w:type="dxa" w:w="1278"/>
+          </w:tcPr>
+          <w:p>
+            <w:r>
+              <w:t>R-v1</w:t>
+            </w:r>
+          </w:p>
+        </w:tc>
+        <w:tc>
+          <w:tcPr>
+            <w:tcW w:type="dxa" w:w="1278"/>
+          </w:tcPr>
+          <w:p>
+            <w:r>
+              <w:t>[]</w:t>
+            </w:r>
+          </w:p>
+        </w:tc>
+        <w:tc>
+          <w:tcPr>
+            <w:tcW w:type="dxa" w:w="1278"/>
+          </w:tcPr>
+          <w:p>
+            <w:r>
+              <w:t>Pass</w:t>
+            </w:r>
+          </w:p>
+        </w:tc>
+        <w:tc>
+          <w:tcPr>
+            <w:tcW w:type="dxa" w:w="1278"/>
+          </w:tcPr>
+          <w:p>
+            <w:r>
+              <w:t>Pass</w:t>
+            </w:r>
+          </w:p>
+        </w:tc>
+        <w:tc>
+          <w:tcPr>
+            <w:tcW w:type="dxa" w:w="1278"/>
+          </w:tcPr>
+          <w:p>
+            <w:r>
+              <w:t>Pass</w:t>
+            </w:r>
+          </w:p>
+        </w:tc>
+      </w:tr>
+      <w:tr>
+        <w:tc>
+          <w:tcPr>
+            <w:tcW w:type="dxa" w:w="1278"/>
+          </w:tcPr>
+          <w:p>
+            <w:r>
+              <w:t>2</w:t>
+            </w:r>
+          </w:p>
+        </w:tc>
+        <w:tc>
+          <w:tcPr>
+            <w:tcW w:type="dxa" w:w="1278"/>
+          </w:tcPr>
+          <w:p>
+            <w:r>
+              <w:t>B</w:t>
+            </w:r>
+          </w:p>
+        </w:tc>
+        <w:tc>
+          <w:tcPr>
+            <w:tcW w:type="dxa" w:w="1278"/>
+          </w:tcPr>
+          <w:p>
+            <w:r>
+              <w:t>14</w:t>
+            </w:r>
+          </w:p>
+        </w:tc>
+        <w:tc>
+          <w:tcPr>
+            <w:tcW w:type="dxa" w:w="1278"/>
+          </w:tcPr>
+          <w:p>
+            <w:r>
+              <w:t>R-v1</w:t>
+            </w:r>
+          </w:p>
+        </w:tc>
+        <w:tc>
+          <w:tcPr>
+            <w:tcW w:type="dxa" w:w="1278"/>
+          </w:tcPr>
+          <w:p>
+            <w:r>
+              <w:t>[]</w:t>
+            </w:r>
+          </w:p>
+        </w:tc>
+        <w:tc>
+          <w:tcPr>
+            <w:tcW w:type="dxa" w:w="1278"/>
+          </w:tcPr>
+          <w:p>
+            <w:r>
+              <w:t>Pass</w:t>
+            </w:r>
+          </w:p>
+        </w:tc>
+        <w:tc>
+          <w:tcPr>
+            <w:tcW w:type="dxa" w:w="1278"/>
+          </w:tcPr>
+          <w:p>
+            <w:r>
+              <w:t>Fail capacity</w:t>
+            </w:r>
+          </w:p>
+        </w:tc>
+        <w:tc>
+          <w:tcPr>
+            <w:tcW w:type="dxa" w:w="1278"/>
+          </w:tcPr>
+          <w:p>
+            <w:r>
+              <w:t>Fail</w:t>
+            </w:r>
+          </w:p>
+        </w:tc>
+      </w:tr>
+      <w:tr>
+        <w:tc>
+          <w:tcPr>
+            <w:tcW w:type="dxa" w:w="1278"/>
+          </w:tcPr>
+          <w:p>
+            <w:r>
+              <w:t>3</w:t>
+            </w:r>
+          </w:p>
+        </w:tc>
+        <w:tc>
+          <w:tcPr>
+            <w:tcW w:type="dxa" w:w="1278"/>
+          </w:tcPr>
+          <w:p>
+            <w:r>
+              <w:t>B</w:t>
+            </w:r>
+          </w:p>
+        </w:tc>
+        <w:tc>
+          <w:tcPr>
+            <w:tcW w:type="dxa" w:w="1278"/>
+          </w:tcPr>
+          <w:p>
+            <w:r>
+              <w:t>12</w:t>
+            </w:r>
+          </w:p>
+        </w:tc>
+        <w:tc>
+          <w:tcPr>
+            <w:tcW w:type="dxa" w:w="1278"/>
+          </w:tcPr>
+          <w:p>
+            <w:r>
+              <w:t>R-v1</w:t>
+            </w:r>
+          </w:p>
+        </w:tc>
+        <w:tc>
+          <w:tcPr>
+            <w:tcW w:type="dxa" w:w="1278"/>
+          </w:tcPr>
+          <w:p>
+            <w:r>
+              <w:t>[]</w:t>
+            </w:r>
+          </w:p>
+        </w:tc>
+        <w:tc>
+          <w:tcPr>
+            <w:tcW w:type="dxa" w:w="1278"/>
+          </w:tcPr>
+          <w:p>
+            <w:r>
+              <w:t>Pass</w:t>
+            </w:r>
+          </w:p>
+        </w:tc>
+        <w:tc>
+          <w:tcPr>
+            <w:tcW w:type="dxa" w:w="1278"/>
+          </w:tcPr>
+          <w:p>
+            <w:r>
+              <w:t>Pass</w:t>
+            </w:r>
+          </w:p>
+        </w:tc>
+        <w:tc>
+          <w:tcPr>
+            <w:tcW w:type="dxa" w:w="1278"/>
+          </w:tcPr>
+          <w:p>
+            <w:r>
+              <w:t>Pass</w:t>
+            </w:r>
+          </w:p>
+        </w:tc>
+      </w:tr>
+      <w:tr>
+        <w:tc>
+          <w:tcPr>
+            <w:tcW w:type="dxa" w:w="1278"/>
+          </w:tcPr>
+          <w:p>
+            <w:r>
+              <w:t>4</w:t>
+            </w:r>
+          </w:p>
+        </w:tc>
+        <w:tc>
+          <w:tcPr>
+            <w:tcW w:type="dxa" w:w="1278"/>
+          </w:tcPr>
+          <w:p>
+            <w:r>
+              <w:t>B</w:t>
+            </w:r>
+          </w:p>
+        </w:tc>
+        <w:tc>
+          <w:tcPr>
+            <w:tcW w:type="dxa" w:w="1278"/>
+          </w:tcPr>
+          <w:p>
+            <w:r>
+              <w:t>12</w:t>
+            </w:r>
+          </w:p>
+        </w:tc>
+        <w:tc>
+          <w:tcPr>
+            <w:tcW w:type="dxa" w:w="1278"/>
+          </w:tcPr>
+          <w:p>
+            <w:r>
+              <w:t>R-v1</w:t>
+            </w:r>
+          </w:p>
+        </w:tc>
+        <w:tc>
+          <w:tcPr>
+            <w:tcW w:type="dxa" w:w="1278"/>
+          </w:tcPr>
+          <w:p>
+            <w:r>
+              <w:t>[]</w:t>
+            </w:r>
+          </w:p>
+        </w:tc>
+        <w:tc>
+          <w:tcPr>
+            <w:tcW w:type="dxa" w:w="1278"/>
+          </w:tcPr>
+          <w:p>
+            <w:r>
+              <w:t>Pass</w:t>
+            </w:r>
+          </w:p>
+        </w:tc>
+        <w:tc>
+          <w:tcPr>
+            <w:tcW w:type="dxa" w:w="1278"/>
+          </w:tcPr>
+          <w:p>
+            <w:r>
+              <w:t>Pass</w:t>
+            </w:r>
+          </w:p>
+        </w:tc>
+        <w:tc>
+          <w:tcPr>
+            <w:tcW w:type="dxa" w:w="1278"/>
+          </w:tcPr>
+          <w:p>
+            <w:r>
+              <w:t>Pass</w:t>
+            </w:r>
+          </w:p>
+        </w:tc>
+      </w:tr>
+      <w:tr>
+        <w:tc>
+          <w:tcPr>
+            <w:tcW w:type="dxa" w:w="1278"/>
+          </w:tcPr>
+          <w:p>
+            <w:r>
+              <w:t>5</w:t>
+            </w:r>
+          </w:p>
+        </w:tc>
+        <w:tc>
+          <w:tcPr>
+            <w:tcW w:type="dxa" w:w="1278"/>
+          </w:tcPr>
+          <w:p>
+            <w:r>
+              <w:t>B</w:t>
+            </w:r>
+          </w:p>
+        </w:tc>
+        <w:tc>
+          <w:tcPr>
+            <w:tcW w:type="dxa" w:w="1278"/>
+          </w:tcPr>
+          <w:p>
+            <w:r>
+              <w:t>10</w:t>
+            </w:r>
+          </w:p>
+        </w:tc>
+        <w:tc>
+          <w:tcPr>
+            <w:tcW w:type="dxa" w:w="1278"/>
+          </w:tcPr>
+          <w:p>
+            <w:r>
+              <w:t>R-v1</w:t>
+            </w:r>
+          </w:p>
+        </w:tc>
+        <w:tc>
+          <w:tcPr>
+            <w:tcW w:type="dxa" w:w="1278"/>
+          </w:tcPr>
+          <w:p>
+            <w:r>
+              <w:t>[]</w:t>
+            </w:r>
+          </w:p>
+        </w:tc>
+        <w:tc>
+          <w:tcPr>
+            <w:tcW w:type="dxa" w:w="1278"/>
+          </w:tcPr>
+          <w:p>
+            <w:r>
+              <w:t>Pass</w:t>
+            </w:r>
+          </w:p>
+        </w:tc>
+        <w:tc>
+          <w:tcPr>
+            <w:tcW w:type="dxa" w:w="1278"/>
+          </w:tcPr>
+          <w:p>
+            <w:r>
+              <w:t>Fail capacity</w:t>
+            </w:r>
+          </w:p>
+        </w:tc>
+        <w:tc>
+          <w:tcPr>
+            <w:tcW w:type="dxa" w:w="1278"/>
+          </w:tcPr>
+          <w:p>
+            <w:r>
+              <w:t>Fail</w:t>
+            </w:r>
+          </w:p>
+        </w:tc>
+      </w:tr>
+      <w:tr>
+        <w:tc>
+          <w:tcPr>
+            <w:tcW w:type="dxa" w:w="1278"/>
+          </w:tcPr>
+          <w:p>
+            <w:r>
+              <w:t>Summary</w:t>
+            </w:r>
+          </w:p>
+        </w:tc>
+        <w:tc>
+          <w:tcPr>
+            <w:tcW w:type="dxa" w:w="1278"/>
+          </w:tcPr>
+          <w:p>
+            <w:r>
+              <w:t>1 distinct case</w:t>
+            </w:r>
+          </w:p>
+        </w:tc>
+        <w:tc>
+          <w:tcPr>
+            <w:tcW w:type="dxa" w:w="1278"/>
+          </w:tcPr>
+          <w:p>
+            <w:r>
+              <w:t>3 of5 pass</w:t>
+            </w:r>
+          </w:p>
+        </w:tc>
+        <w:tc>
+          <w:tcPr>
+            <w:tcW w:type="dxa" w:w="1278"/>
+          </w:tcPr>
+          <w:p>
+            <w:r>
+              <w:t>60% fixture pass rate</w:t>
+            </w:r>
+          </w:p>
+        </w:tc>
+        <w:tc>
+          <w:tcPr>
+            <w:tcW w:type="dxa" w:w="1278"/>
+          </w:tcPr>
+          <w:p>
+            <w:r>
+              <w:t>No actions in all 5</w:t>
+            </w:r>
+          </w:p>
+        </w:tc>
+        <w:tc>
+          <w:tcPr>
+            <w:tcW w:type="dxa" w:w="1278"/>
+          </w:tcPr>
+          <w:p>
+            <w:r>
+              <w:t>Do not erase failures</w:t>
+            </w:r>
+          </w:p>
+        </w:tc>
+        <w:tc>
+          <w:tcPr>
+            <w:tcW w:type="dxa" w:w="1278"/>
+          </w:tcPr>
+          <w:p>
+            <w:r>
+              <w:t>Not5 users</w:t>
+            </w:r>
+          </w:p>
+        </w:tc>
+        <w:tc>
+          <w:tcPr>
+            <w:tcW w:type="dxa" w:w="1278"/>
+          </w:tcPr>
+          <w:p>
+            <w:r>
+              <w:t>No live reliability estimate</w:t>
+            </w:r>
+          </w:p>
+        </w:tc>
+      </w:tr>
+    </w:tbl>
+    <w:p>
+      <w:pPr>
+        <w:spacing w:line="336" w:lineRule="auto" w:after="180"/>
+      </w:pPr>
+      <w:r>
+        <w:rPr>
+          <w:b w:val="0"/>
+        </w:rPr>
+        <w:t>The five room records are supplied synthetic fixtures, not observed outputs from a real model. Score support/schema/no-actions separately and require all to pass:3/5 on one distinct case. Repeats do not become five users. For summaries, distinguish a supplied semantic rubric judgment from executable word counting; the checker is not a general language evaluator.</w:t>
+      </w:r>
+    </w:p>
+    <w:p>
+      <w:pPr>
+        <w:spacing w:line="336" w:lineRule="auto" w:after="180"/>
+      </w:pPr>
+      <w:r>
+        <w:rPr>
+          <w:b w:val="0"/>
+        </w:rPr>
+        <w:t>Count the complete changed example as25 whitespace words, preserving both facts but failing the 20-word limit. Do not claim future reliability from the fixture or two pictured replies.</w:t>
+      </w:r>
+    </w:p>
+    <w:p>
+      <w:pPr>
         <w:pStyle w:val="Heading3"/>
       </w:pPr>
       <w:r>
-        <w:t>Explain Testing model-dependent behaviour · 2</w:t>
+        <w:t>Testing model-dependent behaviour — evidence trace</w:t>
+      </w:r>
+    </w:p>
+    <w:tbl>
+      <w:tblPr>
+        <w:tblStyle w:val="LightShading-Accent1"/>
+        <w:tblW w:type="auto" w:w="0"/>
+        <w:tblLook w:firstColumn="1" w:firstRow="1" w:lastColumn="0" w:lastRow="0" w:noHBand="0" w:noVBand="1" w:val="04A0"/>
+      </w:tblPr>
+      <w:tblGrid>
+        <w:gridCol w:w="3408"/>
+        <w:gridCol w:w="3408"/>
+        <w:gridCol w:w="3408"/>
+      </w:tblGrid>
+      <w:tr>
+        <w:trPr>
+          <w:tblHeader/>
+        </w:trPr>
+        <w:tc>
+          <w:tcPr>
+            <w:tcW w:type="dxa" w:w="3408"/>
+          </w:tcPr>
+          <w:p>
+            <w:r>
+              <w:t>Input and scope</w:t>
+            </w:r>
+          </w:p>
+        </w:tc>
+        <w:tc>
+          <w:tcPr>
+            <w:tcW w:type="dxa" w:w="3408"/>
+          </w:tcPr>
+          <w:p>
+            <w:r>
+              <w:t>Check or calculation</w:t>
+            </w:r>
+          </w:p>
+        </w:tc>
+        <w:tc>
+          <w:tcPr>
+            <w:tcW w:type="dxa" w:w="3408"/>
+          </w:tcPr>
+          <w:p>
+            <w:r>
+              <w:t>Conclusion and limit</w:t>
+            </w:r>
+          </w:p>
+        </w:tc>
+      </w:tr>
+      <w:tr>
+        <w:tc>
+          <w:tcPr>
+            <w:tcW w:type="dxa" w:w="3408"/>
+          </w:tcPr>
+          <w:p>
+            <w:r>
+              <w:t>Five runs on one case yield three fully supported valid responses and two unsupported capacities.</w:t>
+            </w:r>
+          </w:p>
+        </w:tc>
+        <w:tc>
+          <w:tcPr>
+            <w:tcW w:type="dxa" w:w="3408"/>
+          </w:tcPr>
+          <w:p>
+            <w:r>
+              <w:t>Use fixed evidence and rubric per case. Require supported room/capacity, valid schema and no actions. Repeats estimate observed variation for this case; they are not additional independent users.</w:t>
+            </w:r>
+          </w:p>
+        </w:tc>
+        <w:tc>
+          <w:tcPr>
+            <w:tcW w:type="dxa" w:w="3408"/>
+          </w:tcPr>
+          <w:p>
+            <w:r>
+              <w:t>Observed contract pass 3/5=60% over five runs of one case. Preserve both failures and the repeated-case denominator.</w:t>
+            </w:r>
+          </w:p>
+        </w:tc>
+      </w:tr>
+    </w:tbl>
+    <w:p>
+      <w:r>
+        <w:t>The figure connects this chapter's worked input, declared procedure and result. Read the complete worked reasoning for qualifiers and intermediate steps; the abbreviated labels do not replace that reasoning.</w:t>
+      </w:r>
+    </w:p>
+    <w:p>
+      <w:pPr>
+        <w:spacing w:line="336" w:lineRule="auto" w:after="180"/>
+      </w:pPr>
+      <w:r>
+        <w:rPr>
+          <w:b w:val="0"/>
+        </w:rPr>
+        <w:t>Guided: Observed contract pass 3/5=</w:t>
+      </w:r>
+      <w:r>
+        <w:rPr>
+          <w:b/>
+        </w:rPr>
+        <w:t>60%</w:t>
+      </w:r>
+      <w:r>
+        <w:rPr>
+          <w:b w:val="0"/>
+        </w:rPr>
+        <w:t xml:space="preserve"> over five runs of one case. Preserve both failures and the repeated-case denominator.</w:t>
+      </w:r>
+    </w:p>
+    <w:p>
+      <w:pPr>
+        <w:spacing w:line="336" w:lineRule="auto" w:after="180"/>
+      </w:pPr>
+      <w:r>
+        <w:rPr>
+          <w:b w:val="0"/>
+        </w:rPr>
+        <w:t xml:space="preserve">Qualification: A deterministic mocked </w:t>
+      </w:r>
+      <w:r>
+        <w:rPr>
+          <w:b/>
+        </w:rPr>
+        <w:t>output</w:t>
+      </w:r>
+      <w:r>
+        <w:rPr>
+          <w:b w:val="0"/>
+        </w:rPr>
+        <w:t xml:space="preserve"> tests the pipeline contract but cannot estimate an unspecified live model distribution.</w:t>
+      </w:r>
+    </w:p>
+    <w:p>
+      <w:pPr>
+        <w:spacing w:line="336" w:lineRule="auto" w:after="180"/>
+      </w:pPr>
+      <w:r>
+        <w:rPr>
+          <w:b w:val="0"/>
+        </w:rPr>
+        <w:t xml:space="preserve">Exit: accept a concrete variation with its predicted outcome and a stated condition that would challenge the </w:t>
+      </w:r>
+      <w:r>
+        <w:rPr>
+          <w:b/>
+        </w:rPr>
+        <w:t>mechanism</w:t>
+      </w:r>
+      <w:r>
+        <w:rPr>
+          <w:b w:val="0"/>
+        </w:rPr>
+        <w:t xml:space="preserve">; reject a claim resting on unmeasured </w:t>
+      </w:r>
+      <w:r>
+        <w:rPr>
+          <w:b/>
+        </w:rPr>
+        <w:t>evidence</w:t>
+      </w:r>
+      <w:r>
+        <w:rPr>
+          <w:b w:val="0"/>
+        </w:rPr>
+        <w:t>.</w:t>
+      </w:r>
+    </w:p>
+    <w:p>
+      <w:pPr>
+        <w:spacing w:line="336" w:lineRule="auto" w:after="180"/>
+      </w:pPr>
+      <w:r>
+        <w:rPr>
+          <w:b w:val="0"/>
+        </w:rPr>
+        <w:t>Five runs on one case yield three fully supported valid responses and two unsupported capacities.</w:t>
+      </w:r>
+    </w:p>
+    <w:p>
+      <w:pPr>
+        <w:spacing w:line="336" w:lineRule="auto" w:after="180"/>
+      </w:pPr>
+      <w:r>
+        <w:rPr>
+          <w:b w:val="0"/>
+        </w:rPr>
+        <w:t>Observed contract pass 3/5=</w:t>
+      </w:r>
+      <w:r>
+        <w:rPr>
+          <w:b/>
+        </w:rPr>
+        <w:t>60%</w:t>
+      </w:r>
+      <w:r>
+        <w:rPr>
+          <w:b w:val="0"/>
+        </w:rPr>
+        <w:t xml:space="preserve"> over five runs of one case. Preserve both failures and the repeated-case denominator.</w:t>
+      </w:r>
+    </w:p>
+    <w:p>
+      <w:pPr>
+        <w:spacing w:line="336" w:lineRule="auto" w:after="180"/>
+      </w:pPr>
+      <w:r>
+        <w:rPr>
+          <w:b w:val="0"/>
+        </w:rPr>
+        <w:t xml:space="preserve">Compare the intermediate </w:t>
+      </w:r>
+      <w:r>
+        <w:rPr>
+          <w:b/>
+        </w:rPr>
+        <w:t>evidence</w:t>
+      </w:r>
+      <w:r>
+        <w:rPr>
+          <w:b w:val="0"/>
+        </w:rPr>
+        <w:t xml:space="preserve"> with the final statement. Explain why each number or decision follows from the stated </w:t>
+      </w:r>
+      <w:r>
+        <w:rPr>
+          <w:b/>
+        </w:rPr>
+        <w:t>input</w:t>
+      </w:r>
+      <w:r>
+        <w:rPr>
+          <w:b w:val="0"/>
+        </w:rPr>
+        <w:t>s.</w:t>
+      </w:r>
+    </w:p>
+    <w:p>
+      <w:pPr>
+        <w:spacing w:line="336" w:lineRule="auto" w:after="180"/>
+      </w:pPr>
+      <w:r>
+        <w:rPr>
+          <w:b w:val="0"/>
+        </w:rPr>
+        <w:t xml:space="preserve">The conclusion belongs to this scenario and procedure; changing the </w:t>
+      </w:r>
+      <w:r>
+        <w:rPr>
+          <w:b/>
+        </w:rPr>
+        <w:t>input</w:t>
+      </w:r>
+      <w:r>
+        <w:rPr>
+          <w:b w:val="0"/>
+        </w:rPr>
+        <w:t>s, evaluation population or authority can change what it establishes. Retain the raw record so a later revision can be compared honestly.</w:t>
+      </w:r>
+    </w:p>
+    <w:p>
+      <w:pPr>
+        <w:pStyle w:val="Heading2"/>
+      </w:pPr>
+      <w:r>
+        <w:t>Criterion and repetition/case-coverage probes</w:t>
+      </w:r>
+    </w:p>
+    <w:tbl>
+      <w:tblPr>
+        <w:tblStyle w:val="LightShading-Accent1"/>
+        <w:tblW w:type="auto" w:w="0"/>
+        <w:tblLook w:firstColumn="1" w:firstRow="1" w:lastColumn="0" w:lastRow="0" w:noHBand="0" w:noVBand="1" w:val="04A0"/>
+      </w:tblPr>
+      <w:tblGrid>
+        <w:gridCol w:w="5112"/>
+        <w:gridCol w:w="5112"/>
+      </w:tblGrid>
+      <w:tr>
+        <w:trPr>
+          <w:tblHeader/>
+        </w:trPr>
+        <w:tc>
+          <w:tcPr>
+            <w:tcW w:type="dxa" w:w="5112"/>
+          </w:tcPr>
+          <w:p>
+            <w:r>
+              <w:t>Evidence or test</w:t>
+            </w:r>
+          </w:p>
+        </w:tc>
+        <w:tc>
+          <w:tcPr>
+            <w:tcW w:type="dxa" w:w="5112"/>
+          </w:tcPr>
+          <w:p>
+            <w:r>
+              <w:t>Interpretation</w:t>
+            </w:r>
+          </w:p>
+        </w:tc>
+      </w:tr>
+      <w:tr>
+        <w:tc>
+          <w:tcPr>
+            <w:tcW w:type="dxa" w:w="5112"/>
+          </w:tcPr>
+          <w:p>
+            <w:r>
+              <w:t>3 pass/5 supplied fixtures on ROOM-B</w:t>
+            </w:r>
+          </w:p>
+        </w:tc>
+        <w:tc>
+          <w:tcPr>
+            <w:tcW w:type="dxa" w:w="5112"/>
+          </w:tcPr>
+          <w:p>
+            <w:r>
+              <w:t>60% across those five records, on one distinct case</w:t>
+            </w:r>
+          </w:p>
+        </w:tc>
+      </w:tr>
+      <w:tr>
+        <w:tc>
+          <w:tcPr>
+            <w:tcW w:type="dxa" w:w="5112"/>
+          </w:tcPr>
+          <w:p>
+            <w:r>
+              <w:t>More repeats on that same case</w:t>
+            </w:r>
+          </w:p>
+        </w:tc>
+        <w:tc>
+          <w:tcPr>
+            <w:tcW w:type="dxa" w:w="5112"/>
+          </w:tcPr>
+          <w:p>
+            <w:r>
+              <w:t>Adds executions, not independent users or broader case coverage</w:t>
+            </w:r>
+          </w:p>
+        </w:tc>
+      </w:tr>
+      <w:tr>
+        <w:tc>
+          <w:tcPr>
+            <w:tcW w:type="dxa" w:w="5112"/>
+          </w:tcPr>
+          <w:p>
+            <w:r>
+              <w:t>Correct fields but capacity 14 instead of12</w:t>
+            </w:r>
+          </w:p>
+        </w:tc>
+        <w:tc>
+          <w:tcPr>
+            <w:tcW w:type="dxa" w:w="5112"/>
+          </w:tcPr>
+          <w:p>
+            <w:r>
+              <w:t>Factual-support failure despite valid structure</w:t>
+            </w:r>
+          </w:p>
+        </w:tc>
+      </w:tr>
+      <w:tr>
+        <w:tc>
+          <w:tcPr>
+            <w:tcW w:type="dxa" w:w="5112"/>
+          </w:tcPr>
+          <w:p>
+            <w:r>
+              <w:t>Correct facts but a booking action appears</w:t>
+            </w:r>
+          </w:p>
+        </w:tc>
+        <w:tc>
+          <w:tcPr>
+            <w:tcW w:type="dxa" w:w="5112"/>
+          </w:tcPr>
+          <w:p>
+            <w:r>
+              <w:t>No-action criterion fails; overall response fails</w:t>
+            </w:r>
+          </w:p>
+        </w:tc>
+      </w:tr>
+      <w:tr>
+        <w:tc>
+          <w:tcPr>
+            <w:tcW w:type="dxa" w:w="5112"/>
+          </w:tcPr>
+          <w:p>
+            <w:r>
+              <w:t>Quoted/Boolean capacity or unexpected field</w:t>
+            </w:r>
+          </w:p>
+        </w:tc>
+        <w:tc>
+          <w:tcPr>
+            <w:tcW w:type="dxa" w:w="5112"/>
+          </w:tcPr>
+          <w:p>
+            <w:r>
+              <w:t>Schema fails under the declared main rubric</w:t>
+            </w:r>
+          </w:p>
+        </w:tc>
+      </w:tr>
+      <w:tr>
+        <w:tc>
+          <w:tcPr>
+            <w:tcW w:type="dxa" w:w="5112"/>
+          </w:tcPr>
+          <w:p>
+            <w:r>
+              <w:t>Two short summary wordings preserve Friday/room B</w:t>
+            </w:r>
+          </w:p>
+        </w:tc>
+        <w:tc>
+          <w:tcPr>
+            <w:tcW w:type="dxa" w:w="5112"/>
+          </w:tcPr>
+          <w:p>
+            <w:r>
+              <w:t>Can both pass without exact-sentence equality</w:t>
+            </w:r>
+          </w:p>
+        </w:tc>
+      </w:tr>
+      <w:tr>
+        <w:tc>
+          <w:tcPr>
+            <w:tcW w:type="dxa" w:w="5112"/>
+          </w:tcPr>
+          <w:p>
+            <w:r>
+              <w:t>Supplied semantic label plus programmatic word count</w:t>
+            </w:r>
+          </w:p>
+        </w:tc>
+        <w:tc>
+          <w:tcPr>
+            <w:tcW w:type="dxa" w:w="5112"/>
+          </w:tcPr>
+          <w:p>
+            <w:r>
+              <w:t>Tests criterion combination; not a general semantic judge</w:t>
+            </w:r>
+          </w:p>
+        </w:tc>
+      </w:tr>
+      <w:tr>
+        <w:tc>
+          <w:tcPr>
+            <w:tcW w:type="dxa" w:w="5112"/>
+          </w:tcPr>
+          <w:p>
+            <w:r>
+              <w:t>Deterministic mock produces these outputs</w:t>
+            </w:r>
+          </w:p>
+        </w:tc>
+        <w:tc>
+          <w:tcPr>
+            <w:tcW w:type="dxa" w:w="5112"/>
+          </w:tcPr>
+          <w:p>
+            <w:r>
+              <w:t>Tests the mocked pipeline/rubric, not an unspecified live model distribution</w:t>
+            </w:r>
+          </w:p>
+        </w:tc>
+      </w:tr>
+    </w:tbl>
+    <w:p>
+      <w:pPr>
+        <w:pStyle w:val="Heading2"/>
+      </w:pPr>
+      <w:r>
+        <w:t>Separate summary givens and meaning/count scope</w:t>
+      </w:r>
+    </w:p>
+    <w:p>
+      <w:pPr>
+        <w:spacing w:line="336" w:lineRule="auto" w:after="180"/>
+      </w:pPr>
+      <w:r>
+        <w:rPr>
+          <w:b w:val="0"/>
+        </w:rPr>
+        <w:t>Judge two summaries with a rubric. A summariser must preserve two supplied facts and use at most 20 words.</w:t>
+      </w:r>
+    </w:p>
+    <w:p>
+      <w:pPr>
+        <w:spacing w:line="336" w:lineRule="auto" w:after="180"/>
+      </w:pPr>
+      <w:r>
+        <w:rPr>
+          <w:b w:val="0"/>
+        </w:rPr>
+        <w:t>Facts: club meets Friday, room B. Recorded replies: "Friday in room B" and "Friday in room D".</w:t>
+      </w:r>
+    </w:p>
+    <w:p>
+      <w:pPr>
+        <w:spacing w:line="336" w:lineRule="auto" w:after="180"/>
+      </w:pPr>
+      <w:r>
+        <w:rPr>
+          <w:b w:val="0"/>
+        </w:rPr>
+        <w:t>The main structured room records and the pictured summaries are separate rubrics. The summary evidence is Friday and room B, with at most 20 words. “Friday in room B” has 4 words and preserves both facts. “Friday in room D” also has 4 words but contradicts the room fact. “Room B, Friday” is a different supported 3-word wording. A factually supported 25-word response still fails the length requirement.</w:t>
+      </w:r>
+    </w:p>
+    <w:p>
+      <w:pPr>
+        <w:spacing w:line="336" w:lineRule="auto" w:after="180"/>
+      </w:pPr>
+      <w:r>
+        <w:rPr>
+          <w:b w:val="0"/>
+        </w:rPr>
+        <w:t>Use whitespace-separated words for the local counting exercise; the supplied fact labels are classroom judgments, not a general automatic semantic evaluator.</w:t>
+      </w:r>
+    </w:p>
+    <w:p>
+      <w:pPr>
+        <w:pStyle w:val="Heading2"/>
+      </w:pPr>
+      <w:r>
+        <w:t>Picture trace and complete long-summary key</w:t>
+      </w:r>
+    </w:p>
+    <w:p>
+      <w:r>
+        <w:drawing>
+          <wp:inline xmlns:a="http://schemas.openxmlformats.org/drawingml/2006/main" xmlns:pic="http://schemas.openxmlformats.org/drawingml/2006/picture">
+            <wp:extent cx="5486400" cy="3182112"/>
+            <wp:docPr id="1" name="Picture 1" descr="Identify facts: The answer must retain Friday and room B. → Check first reply: Its four words preserve both supplied facts. → Check second reply: It is short, but room D contradicts room B."/>
+            <wp:cNvGraphicFramePr>
+              <a:graphicFrameLocks noChangeAspect="1"/>
+            </wp:cNvGraphicFramePr>
+            <a:graphic>
+              <a:graphicData uri="http://schemas.openxmlformats.org/drawingml/2006/picture">
+                <pic:pic>
+                  <pic:nvPicPr>
+                    <pic:cNvPr id="0" name="academy-story-ai-6-8-02.png"/>
+                    <pic:cNvPicPr/>
+                  </pic:nvPicPr>
+                  <pic:blipFill>
+                    <a:blip r:embed="rId9"/>
+                    <a:stretch>
+                      <a:fillRect/>
+                    </a:stretch>
+                  </pic:blipFill>
+                  <pic:spPr>
+                    <a:xfrm>
+                      <a:off x="0" y="0"/>
+                      <a:ext cx="5486400" cy="3182112"/>
+                    </a:xfrm>
+                    <a:prstGeom prst="rect"/>
+                  </pic:spPr>
+                </pic:pic>
+              </a:graphicData>
+            </a:graphic>
+          </wp:inline>
+        </w:drawing>
+      </w:r>
+    </w:p>
+    <w:p>
+      <w:pPr>
+        <w:pStyle w:val="Heading3"/>
+      </w:pPr>
+      <w:r>
+        <w:t>Read the picture one step at a time</w:t>
+      </w:r>
+    </w:p>
+    <w:tbl>
+      <w:tblPr>
+        <w:tblStyle w:val="LightShading-Accent1"/>
+        <w:tblW w:type="auto" w:w="0"/>
+        <w:tblLook w:firstColumn="1" w:firstRow="1" w:lastColumn="0" w:lastRow="0" w:noHBand="0" w:noVBand="1" w:val="04A0"/>
+      </w:tblPr>
+      <w:tblGrid>
+        <w:gridCol w:w="5112"/>
+        <w:gridCol w:w="5112"/>
+      </w:tblGrid>
+      <w:tr>
+        <w:trPr>
+          <w:tblHeader/>
+        </w:trPr>
+        <w:tc>
+          <w:tcPr>
+            <w:tcW w:type="dxa" w:w="5112"/>
+          </w:tcPr>
+          <w:p>
+            <w:r>
+              <w:t>Step</w:t>
+            </w:r>
+          </w:p>
+        </w:tc>
+        <w:tc>
+          <w:tcPr>
+            <w:tcW w:type="dxa" w:w="5112"/>
+          </w:tcPr>
+          <w:p>
+            <w:r>
+              <w:t>What happens and why</w:t>
+            </w:r>
+          </w:p>
+        </w:tc>
+      </w:tr>
+      <w:tr>
+        <w:tc>
+          <w:tcPr>
+            <w:tcW w:type="dxa" w:w="5112"/>
+          </w:tcPr>
+          <w:p>
+            <w:r>
+              <w:t>1. Identify facts</w:t>
+            </w:r>
+          </w:p>
+        </w:tc>
+        <w:tc>
+          <w:tcPr>
+            <w:tcW w:type="dxa" w:w="5112"/>
+          </w:tcPr>
+          <w:p>
+            <w:r>
+              <w:t>The answer must retain Friday and room B.</w:t>
+            </w:r>
+          </w:p>
+        </w:tc>
+      </w:tr>
+      <w:tr>
+        <w:tc>
+          <w:tcPr>
+            <w:tcW w:type="dxa" w:w="5112"/>
+          </w:tcPr>
+          <w:p>
+            <w:r>
+              <w:t>2. Check first reply</w:t>
+            </w:r>
+          </w:p>
+        </w:tc>
+        <w:tc>
+          <w:tcPr>
+            <w:tcW w:type="dxa" w:w="5112"/>
+          </w:tcPr>
+          <w:p>
+            <w:r>
+              <w:t>Its four words preserve both supplied facts.</w:t>
+            </w:r>
+          </w:p>
+        </w:tc>
+      </w:tr>
+      <w:tr>
+        <w:tc>
+          <w:tcPr>
+            <w:tcW w:type="dxa" w:w="5112"/>
+          </w:tcPr>
+          <w:p>
+            <w:r>
+              <w:t>3. Check second reply</w:t>
+            </w:r>
+          </w:p>
+        </w:tc>
+        <w:tc>
+          <w:tcPr>
+            <w:tcW w:type="dxa" w:w="5112"/>
+          </w:tcPr>
+          <w:p>
+            <w:r>
+              <w:t>It is short, but room D contradicts room B.</w:t>
+            </w:r>
+          </w:p>
+        </w:tc>
+      </w:tr>
+    </w:tbl>
+    <w:p>
+      <w:r>
+        <w:t>Match each pictured step to the supplied facts. This is a worked teaching case, not an independent assessment.</w:t>
+      </w:r>
+    </w:p>
+    <w:p>
+      <w:pPr>
+        <w:spacing w:line="336" w:lineRule="auto" w:after="180"/>
+      </w:pPr>
+      <w:r>
+        <w:rPr>
+          <w:b w:val="0"/>
+        </w:rPr>
+        <w:t>A behaviour contract can accept different wording while requiring the same facts. Short, fluent text may still fail factual support.</w:t>
+      </w:r>
+    </w:p>
+    <w:p>
+      <w:pPr>
+        <w:spacing w:line="336" w:lineRule="auto" w:after="180"/>
+      </w:pPr>
+      <w:r>
+        <w:rPr>
+          <w:b w:val="0"/>
+        </w:rPr>
+        <w:t>Two recorded replies do not estimate future reliability; define run conditions and test wider case coverage.</w:t>
+      </w:r>
+    </w:p>
+    <w:p>
+      <w:pPr>
+        <w:spacing w:line="336" w:lineRule="auto" w:after="180"/>
+      </w:pPr>
+      <w:r>
+        <w:rPr>
+          <w:b w:val="0"/>
+        </w:rPr>
+        <w:t>Change: Use a 25-word answer that preserves both facts.</w:t>
+      </w:r>
+    </w:p>
+    <w:p>
+      <w:pPr>
+        <w:spacing w:line="336" w:lineRule="auto" w:after="180"/>
+      </w:pPr>
+      <w:r>
+        <w:rPr>
+          <w:b/>
+        </w:rPr>
+        <w:t>Prediction</w:t>
+      </w:r>
+      <w:r>
+        <w:rPr>
+          <w:b w:val="0"/>
+        </w:rPr>
+        <w:t>: It passes support but fails the length requirement.</w:t>
+      </w:r>
+    </w:p>
+    <w:p>
+      <w:pPr>
+        <w:spacing w:line="336" w:lineRule="auto" w:after="180"/>
+      </w:pPr>
+      <w:r>
+        <w:rPr>
+          <w:b w:val="0"/>
+        </w:rPr>
+        <w:t>Reason: Every mandatory criterion must pass; facts do not erase a length violation.</w:t>
+      </w:r>
+    </w:p>
+    <w:p>
+      <w:pPr>
+        <w:spacing w:line="336" w:lineRule="auto" w:after="180"/>
+      </w:pPr>
+      <w:r>
+        <w:rPr>
+          <w:b w:val="0"/>
+        </w:rPr>
+        <w:t>A complete 25-word example: The club meets on Friday in room B, and this longer explanation adds unnecessary wording beyond the agreed limit for this particular classroom summary exercise. Count its words under the declared whitespace rule. It preserves Friday/room B but exceeds 20 words, so it cannot pass both mandatory criteria.</w:t>
+      </w:r>
+    </w:p>
+    <w:p>
+      <w:pPr>
+        <w:pStyle w:val="Heading2"/>
+      </w:pPr>
+      <w:r>
+        <w:t>Earlier wording, alternatives and picture transcripts · reference / check after trying</w:t>
+      </w:r>
+    </w:p>
+    <w:p>
+      <w:pPr>
+        <w:spacing w:line="336" w:lineRule="auto" w:after="180"/>
+      </w:pPr>
+      <w:r>
+        <w:rPr>
+          <w:b w:val="0"/>
+        </w:rPr>
+        <w:t>Begin by writing the question the procedure is intended to answer. Identify the information already supplied, the information it will produce and the information still missing.</w:t>
+      </w:r>
+    </w:p>
+    <w:p>
+      <w:pPr>
+        <w:spacing w:line="336" w:lineRule="auto" w:after="180"/>
+      </w:pPr>
+      <w:r>
+        <w:rPr>
+          <w:b w:val="0"/>
+        </w:rPr>
+        <w:t>These are constructed classroom examples; they do not require live accounts, private records or an external service. Do not treat a plausible explanation as a measured outcome.</w:t>
       </w:r>
     </w:p>
     <w:p>
@@ -938,99 +2578,30 @@
         <w:pStyle w:val="Heading3"/>
       </w:pPr>
       <w:r>
-        <w:t>Testing model-dependent behaviour — evidence trace</w:t>
-      </w:r>
-    </w:p>
-    <w:tbl>
-      <w:tblPr>
-        <w:tblStyle w:val="LightShading-Accent1"/>
-        <w:tblW w:type="auto" w:w="0"/>
-        <w:tblLook w:firstColumn="1" w:firstRow="1" w:lastColumn="0" w:lastRow="0" w:noHBand="0" w:noVBand="1" w:val="04A0"/>
-      </w:tblPr>
-      <w:tblGrid>
-        <w:gridCol w:w="3408"/>
-        <w:gridCol w:w="3408"/>
-        <w:gridCol w:w="3408"/>
-      </w:tblGrid>
-      <w:tr>
-        <w:trPr>
-          <w:tblHeader/>
-        </w:trPr>
-        <w:tc>
-          <w:tcPr>
-            <w:tcW w:type="dxa" w:w="3408"/>
-          </w:tcPr>
-          <w:p>
-            <w:r>
-              <w:t>Input and scope</w:t>
-            </w:r>
-          </w:p>
-        </w:tc>
-        <w:tc>
-          <w:tcPr>
-            <w:tcW w:type="dxa" w:w="3408"/>
-          </w:tcPr>
-          <w:p>
-            <w:r>
-              <w:t>Check or calculation</w:t>
-            </w:r>
-          </w:p>
-        </w:tc>
-        <w:tc>
-          <w:tcPr>
-            <w:tcW w:type="dxa" w:w="3408"/>
-          </w:tcPr>
-          <w:p>
-            <w:r>
-              <w:t>Conclusion and limit</w:t>
-            </w:r>
-          </w:p>
-        </w:tc>
-      </w:tr>
-      <w:tr>
-        <w:tc>
-          <w:tcPr>
-            <w:tcW w:type="dxa" w:w="3408"/>
-          </w:tcPr>
-          <w:p>
-            <w:r>
-              <w:t>Five runs on one case yield three fully supported valid responses and two unsupported capacities.</w:t>
-            </w:r>
-          </w:p>
-        </w:tc>
-        <w:tc>
-          <w:tcPr>
-            <w:tcW w:type="dxa" w:w="3408"/>
-          </w:tcPr>
-          <w:p>
-            <w:r>
-              <w:t>Use fixed evidence and rubric per case. Require supported room/capacity, valid schema and no actions. Repeats estimate observed variation for this case; they are not additional independent users.</w:t>
-            </w:r>
-          </w:p>
-        </w:tc>
-        <w:tc>
-          <w:tcPr>
-            <w:tcW w:type="dxa" w:w="3408"/>
-          </w:tcPr>
-          <w:p>
-            <w:r>
-              <w:t>Observed contract pass 3/5=60% over five runs of one case. Preserve both failures and the repeated-case denominator.</w:t>
-            </w:r>
-          </w:p>
-        </w:tc>
-      </w:tr>
-    </w:tbl>
-    <w:p>
-      <w:r>
-        <w:t>The figure connects this chapter's worked input, declared procedure and result. Read the complete worked reasoning for qualifiers and intermediate steps; the abbreviated labels do not replace that reasoning.</w:t>
+        <w:t>Model the reasoning aloud</w:t>
       </w:r>
     </w:p>
     <w:p>
       <w:pPr>
-        <w:pStyle w:val="Heading3"/>
-      </w:pPr>
-      <w:r>
-        <w:t>Explain Testing model-dependent behaviour · 3</w:t>
+        <w:spacing w:line="336" w:lineRule="auto" w:after="180"/>
+      </w:pPr>
+      <w:r>
+        <w:rPr>
+          <w:b w:val="0"/>
+        </w:rPr>
+        <w:t xml:space="preserve">Use the complete worked example below before asking learners to complete W2. Reveal a small part, invite a </w:t>
+      </w:r>
+      <w:r>
+        <w:rPr>
+          <w:b/>
+        </w:rPr>
+        <w:t>prediction</w:t>
+      </w:r>
+      <w:r>
+        <w:rPr>
+          <w:b w:val="0"/>
+        </w:rPr>
+        <w:t>, then explain the deciding step.</w:t>
       </w:r>
     </w:p>
     <w:p>
@@ -1041,219 +2612,7 @@
         <w:rPr>
           <w:b w:val="0"/>
         </w:rPr>
-        <w:t>Guided: Observed contract pass 3/5=</w:t>
-      </w:r>
-      <w:r>
-        <w:rPr>
-          <w:b/>
-        </w:rPr>
-        <w:t>60%</w:t>
-      </w:r>
-      <w:r>
-        <w:rPr>
-          <w:b w:val="0"/>
-        </w:rPr>
-        <w:t xml:space="preserve"> over five runs of one case. Preserve both failures and the repeated-case denominator.</w:t>
-      </w:r>
-    </w:p>
-    <w:p>
-      <w:pPr>
-        <w:spacing w:line="336" w:lineRule="auto" w:after="180"/>
-      </w:pPr>
-      <w:r>
-        <w:rPr>
-          <w:b w:val="0"/>
-        </w:rPr>
-        <w:t xml:space="preserve">Qualification: A deterministic mocked </w:t>
-      </w:r>
-      <w:r>
-        <w:rPr>
-          <w:b/>
-        </w:rPr>
-        <w:t>output</w:t>
-      </w:r>
-      <w:r>
-        <w:rPr>
-          <w:b w:val="0"/>
-        </w:rPr>
-        <w:t xml:space="preserve"> tests the pipeline contract but cannot estimate an unspecified live model distribution.</w:t>
-      </w:r>
-    </w:p>
-    <w:p>
-      <w:pPr>
-        <w:spacing w:line="336" w:lineRule="auto" w:after="180"/>
-      </w:pPr>
-      <w:r>
-        <w:rPr>
-          <w:b w:val="0"/>
-        </w:rPr>
-        <w:t xml:space="preserve">Exit: accept a concrete variation with its predicted outcome and a stated condition that would challenge the </w:t>
-      </w:r>
-      <w:r>
-        <w:rPr>
-          <w:b/>
-        </w:rPr>
-        <w:t>mechanism</w:t>
-      </w:r>
-      <w:r>
-        <w:rPr>
-          <w:b w:val="0"/>
-        </w:rPr>
-        <w:t xml:space="preserve">; reject a claim resting on unmeasured </w:t>
-      </w:r>
-      <w:r>
-        <w:rPr>
-          <w:b/>
-        </w:rPr>
-        <w:t>evidence</w:t>
-      </w:r>
-      <w:r>
-        <w:rPr>
-          <w:b w:val="0"/>
-        </w:rPr>
-        <w:t>.</w:t>
-      </w:r>
-    </w:p>
-    <w:p>
-      <w:pPr>
-        <w:pStyle w:val="Heading3"/>
-      </w:pPr>
-      <w:r>
-        <w:t>Model the reasoning aloud</w:t>
-      </w:r>
-    </w:p>
-    <w:p>
-      <w:pPr>
-        <w:spacing w:line="336" w:lineRule="auto" w:after="180"/>
-      </w:pPr>
-      <w:r>
-        <w:rPr>
-          <w:b w:val="0"/>
-        </w:rPr>
-        <w:t xml:space="preserve">Use the complete worked example below before asking learners to complete W2. Reveal a small part, invite a </w:t>
-      </w:r>
-      <w:r>
-        <w:rPr>
-          <w:b/>
-        </w:rPr>
-        <w:t>prediction</w:t>
-      </w:r>
-      <w:r>
-        <w:rPr>
-          <w:b w:val="0"/>
-        </w:rPr>
-        <w:t>, then explain the deciding step.</w:t>
-      </w:r>
-    </w:p>
-    <w:p>
-      <w:pPr>
-        <w:spacing w:line="336" w:lineRule="auto" w:after="180"/>
-      </w:pPr>
-      <w:r>
-        <w:rPr>
-          <w:b w:val="0"/>
-        </w:rPr>
         <w:t>These teacher notes contain solutions; do not reveal the independent case answer during modelling.</w:t>
-      </w:r>
-    </w:p>
-    <w:p>
-      <w:pPr>
-        <w:spacing w:line="336" w:lineRule="auto" w:after="180"/>
-      </w:pPr>
-      <w:r>
-        <w:rPr>
-          <w:b w:val="0"/>
-        </w:rPr>
-        <w:t>Five runs on one case yield three fully supported valid responses and two unsupported capacities.</w:t>
-      </w:r>
-    </w:p>
-    <w:p>
-      <w:pPr>
-        <w:spacing w:line="336" w:lineRule="auto" w:after="180"/>
-      </w:pPr>
-      <w:r>
-        <w:rPr>
-          <w:b w:val="0"/>
-        </w:rPr>
-        <w:t>Observed contract pass 3/5=</w:t>
-      </w:r>
-      <w:r>
-        <w:rPr>
-          <w:b/>
-        </w:rPr>
-        <w:t>60%</w:t>
-      </w:r>
-      <w:r>
-        <w:rPr>
-          <w:b w:val="0"/>
-        </w:rPr>
-        <w:t xml:space="preserve"> over five runs of one case. Preserve both failures and the repeated-case denominator.</w:t>
-      </w:r>
-    </w:p>
-    <w:p>
-      <w:pPr>
-        <w:pStyle w:val="Heading3"/>
-      </w:pPr>
-      <w:r>
-        <w:t>Model the reasoning aloud · 4</w:t>
-      </w:r>
-    </w:p>
-    <w:p>
-      <w:pPr>
-        <w:spacing w:line="336" w:lineRule="auto" w:after="180"/>
-      </w:pPr>
-      <w:r>
-        <w:rPr>
-          <w:b w:val="0"/>
-        </w:rPr>
-        <w:t xml:space="preserve">Compare the intermediate </w:t>
-      </w:r>
-      <w:r>
-        <w:rPr>
-          <w:b/>
-        </w:rPr>
-        <w:t>evidence</w:t>
-      </w:r>
-      <w:r>
-        <w:rPr>
-          <w:b w:val="0"/>
-        </w:rPr>
-        <w:t xml:space="preserve"> with the final statement. Explain why each number or decision follows from the stated </w:t>
-      </w:r>
-      <w:r>
-        <w:rPr>
-          <w:b/>
-        </w:rPr>
-        <w:t>input</w:t>
-      </w:r>
-      <w:r>
-        <w:rPr>
-          <w:b w:val="0"/>
-        </w:rPr>
-        <w:t>s.</w:t>
-      </w:r>
-    </w:p>
-    <w:p>
-      <w:pPr>
-        <w:spacing w:line="336" w:lineRule="auto" w:after="180"/>
-      </w:pPr>
-      <w:r>
-        <w:rPr>
-          <w:b w:val="0"/>
-        </w:rPr>
-        <w:t xml:space="preserve">The conclusion belongs to this scenario and procedure; changing the </w:t>
-      </w:r>
-      <w:r>
-        <w:rPr>
-          <w:b/>
-        </w:rPr>
-        <w:t>input</w:t>
-      </w:r>
-      <w:r>
-        <w:rPr>
-          <w:b w:val="0"/>
-        </w:rPr>
-        <w:t>s, evaluation population or authority can change what it establishes. Retain the raw record so a later revision can be compared honestly.</w:t>
       </w:r>
     </w:p>
     <w:tbl>
@@ -1379,41 +2738,10 @@
     </w:p>
     <w:p>
       <w:pPr>
-        <w:spacing w:line="336" w:lineRule="auto" w:after="180"/>
-      </w:pPr>
-      <w:r>
-        <w:rPr>
-          <w:b w:val="0"/>
-        </w:rPr>
-        <w:t>Judge two summaries with a rubric. A summariser must preserve two supplied facts and use at most 20 words.</w:t>
-      </w:r>
-    </w:p>
-    <w:p>
-      <w:pPr>
         <w:pStyle w:val="Heading3"/>
       </w:pPr>
       <w:r>
         <w:t>The facts we will use</w:t>
-      </w:r>
-    </w:p>
-    <w:p>
-      <w:pPr>
-        <w:pStyle w:val="Heading3"/>
-      </w:pPr>
-      <w:r>
-        <w:t>Supplied facts</w:t>
-      </w:r>
-    </w:p>
-    <w:p>
-      <w:pPr>
-        <w:spacing w:line="336" w:lineRule="auto" w:after="180"/>
-        <w:shd w:fill="F1F6FC"/>
-      </w:pPr>
-      <w:r>
-        <w:rPr>
-          <w:b w:val="0"/>
-        </w:rPr>
-        <w:t>Facts: club meets Friday, room B. Recorded replies: "Friday in room B" and "Friday in room D".</w:t>
       </w:r>
     </w:p>
     <w:p>
@@ -1421,7 +2749,7 @@
         <w:drawing>
           <wp:inline xmlns:a="http://schemas.openxmlformats.org/drawingml/2006/main" xmlns:pic="http://schemas.openxmlformats.org/drawingml/2006/picture">
             <wp:extent cx="5486400" cy="5145314"/>
-            <wp:docPr id="1" name="Picture 1" descr="Testing model-dependent behaviour. Identify facts: The answer must retain Friday and room B.. Check first reply: Its four words preserve both supplied facts.. Check second reply: It is short, but room D contradicts room B."/>
+            <wp:docPr id="2" name="Picture 2" descr="Testing model-dependent behaviour. Identify facts: The answer must retain Friday and room B.. Check first reply: Its four words preserve both supplied facts.. Check second reply: It is short, but room D contradicts room B."/>
             <wp:cNvGraphicFramePr>
               <a:graphicFrameLocks noChangeAspect="1"/>
             </wp:cNvGraphicFramePr>
@@ -1433,7 +2761,7 @@
                     <pic:cNvPicPr/>
                   </pic:nvPicPr>
                   <pic:blipFill>
-                    <a:blip r:embed="rId9"/>
+                    <a:blip r:embed="rId10"/>
                     <a:stretch>
                       <a:fillRect/>
                     </a:stretch>
@@ -1457,114 +2785,7 @@
         <w:pStyle w:val="Heading3"/>
       </w:pPr>
       <w:r>
-        <w:t>Read the picture one step at a time</w:t>
-      </w:r>
-    </w:p>
-    <w:tbl>
-      <w:tblPr>
-        <w:tblStyle w:val="LightShading-Accent1"/>
-        <w:tblW w:type="auto" w:w="0"/>
-        <w:tblLook w:firstColumn="1" w:firstRow="1" w:lastColumn="0" w:lastRow="0" w:noHBand="0" w:noVBand="1" w:val="04A0"/>
-      </w:tblPr>
-      <w:tblGrid>
-        <w:gridCol w:w="5112"/>
-        <w:gridCol w:w="5112"/>
-      </w:tblGrid>
-      <w:tr>
-        <w:trPr>
-          <w:tblHeader/>
-        </w:trPr>
-        <w:tc>
-          <w:tcPr>
-            <w:tcW w:type="dxa" w:w="5112"/>
-          </w:tcPr>
-          <w:p>
-            <w:r>
-              <w:t>Step</w:t>
-            </w:r>
-          </w:p>
-        </w:tc>
-        <w:tc>
-          <w:tcPr>
-            <w:tcW w:type="dxa" w:w="5112"/>
-          </w:tcPr>
-          <w:p>
-            <w:r>
-              <w:t>What happens and why</w:t>
-            </w:r>
-          </w:p>
-        </w:tc>
-      </w:tr>
-      <w:tr>
-        <w:tc>
-          <w:tcPr>
-            <w:tcW w:type="dxa" w:w="5112"/>
-          </w:tcPr>
-          <w:p>
-            <w:r>
-              <w:t>1. Identify facts</w:t>
-            </w:r>
-          </w:p>
-        </w:tc>
-        <w:tc>
-          <w:tcPr>
-            <w:tcW w:type="dxa" w:w="5112"/>
-          </w:tcPr>
-          <w:p>
-            <w:r>
-              <w:t>The answer must retain Friday and room B.</w:t>
-            </w:r>
-          </w:p>
-        </w:tc>
-      </w:tr>
-      <w:tr>
-        <w:tc>
-          <w:tcPr>
-            <w:tcW w:type="dxa" w:w="5112"/>
-          </w:tcPr>
-          <w:p>
-            <w:r>
-              <w:t>2. Check first reply</w:t>
-            </w:r>
-          </w:p>
-        </w:tc>
-        <w:tc>
-          <w:tcPr>
-            <w:tcW w:type="dxa" w:w="5112"/>
-          </w:tcPr>
-          <w:p>
-            <w:r>
-              <w:t>Its four words preserve both supplied facts.</w:t>
-            </w:r>
-          </w:p>
-        </w:tc>
-      </w:tr>
-      <w:tr>
-        <w:tc>
-          <w:tcPr>
-            <w:tcW w:type="dxa" w:w="5112"/>
-          </w:tcPr>
-          <w:p>
-            <w:r>
-              <w:t>3. Check second reply</w:t>
-            </w:r>
-          </w:p>
-        </w:tc>
-        <w:tc>
-          <w:tcPr>
-            <w:tcW w:type="dxa" w:w="5112"/>
-          </w:tcPr>
-          <w:p>
-            <w:r>
-              <w:t>It is short, but room D contradicts room B.</w:t>
-            </w:r>
-          </w:p>
-        </w:tc>
-      </w:tr>
-    </w:tbl>
-    <w:p>
-      <w:r>
-        <w:t>Match each pictured step to the supplied facts. This is a worked teaching case, not an independent assessment.</w:t>
+        <w:t>Why this result follows</w:t>
       </w:r>
     </w:p>
     <w:p>
@@ -1572,7 +2793,7 @@
         <w:pStyle w:val="Heading3"/>
       </w:pPr>
       <w:r>
-        <w:t>Why this result follows</w:t>
+        <w:t>What this example does not establish</w:t>
       </w:r>
     </w:p>
     <w:p>
@@ -1580,137 +2801,180 @@
         <w:pStyle w:val="Heading3"/>
       </w:pPr>
       <w:r>
-        <w:t>Why the result follows</w:t>
+        <w:t>Change one thing in the pictured case</w:t>
       </w:r>
     </w:p>
     <w:p>
       <w:pPr>
-        <w:spacing w:line="336" w:lineRule="auto" w:after="180"/>
-        <w:shd w:fill="F1F6FC"/>
-      </w:pPr>
-      <w:r>
-        <w:rPr>
-          <w:b w:val="0"/>
-        </w:rPr>
-        <w:t>A behaviour contract can accept different wording while requiring the same facts. Short, fluent text may still fail factual support.</w:t>
+        <w:pStyle w:val="Heading3"/>
+      </w:pPr>
+      <w:r>
+        <w:t>Ask while showing the picture</w:t>
       </w:r>
     </w:p>
     <w:p>
       <w:pPr>
-        <w:pStyle w:val="Heading3"/>
-      </w:pPr>
-      <w:r>
-        <w:t>What this example does not establish</w:t>
+        <w:spacing w:line="336" w:lineRule="auto" w:after="180"/>
+      </w:pPr>
+      <w:r>
+        <w:rPr>
+          <w:b w:val="0"/>
+        </w:rPr>
+        <w:t xml:space="preserve">Cover the result. Ask learners to name the </w:t>
+      </w:r>
+      <w:r>
+        <w:rPr>
+          <w:b/>
+        </w:rPr>
+        <w:t>input</w:t>
+      </w:r>
+      <w:r>
+        <w:rPr>
+          <w:b w:val="0"/>
+        </w:rPr>
+        <w:t xml:space="preserve">s and predict the next step. Uncover one step, connect the icon to the actual procedure, and explain its </w:t>
+      </w:r>
+      <w:r>
+        <w:rPr>
+          <w:b/>
+        </w:rPr>
+        <w:t>evidence</w:t>
+      </w:r>
+      <w:r>
+        <w:rPr>
+          <w:b w:val="0"/>
+        </w:rPr>
+        <w:t>. Then change the supplied condition and compare.</w:t>
       </w:r>
     </w:p>
     <w:p>
       <w:pPr>
-        <w:pStyle w:val="Heading3"/>
-      </w:pPr>
-      <w:r>
-        <w:t>Keep the stated limit</w:t>
+        <w:spacing w:line="336" w:lineRule="auto" w:after="180"/>
+      </w:pPr>
+      <w:r>
+        <w:rPr>
+          <w:b w:val="0"/>
+        </w:rPr>
+        <w:t>The picture is a representation; it does not document execution of a real AI model.</w:t>
       </w:r>
     </w:p>
     <w:p>
       <w:pPr>
-        <w:spacing w:line="336" w:lineRule="auto" w:after="180"/>
-        <w:shd w:fill="FFF5E6"/>
-      </w:pPr>
-      <w:r>
-        <w:rPr>
-          <w:b w:val="0"/>
-        </w:rPr>
-        <w:t>Two recorded replies do not estimate future reliability; define run conditions and test wider case coverage.</w:t>
+        <w:pStyle w:val="Heading1"/>
+      </w:pPr>
+      <w:r>
+        <w:t>03. Model a step,then remove help</w:t>
       </w:r>
     </w:p>
     <w:p>
-      <w:pPr>
-        <w:pStyle w:val="Heading3"/>
-      </w:pPr>
-      <w:r>
-        <w:t>Change one thing in the pictured case</w:t>
+      <w:r>
+        <w:t>Collect each learner’s reasoning before showing a key.</w:t>
       </w:r>
     </w:p>
     <w:p>
       <w:pPr>
-        <w:pStyle w:val="Heading3"/>
-      </w:pPr>
-      <w:r>
-        <w:t>Change one thing</w:t>
+        <w:pStyle w:val="Heading2"/>
+      </w:pPr>
+      <w:r>
+        <w:t>Current completion task and checked reasoning</w:t>
       </w:r>
     </w:p>
     <w:p>
       <w:pPr>
         <w:spacing w:line="336" w:lineRule="auto" w:after="180"/>
-        <w:shd w:fill="F5F1FB"/>
       </w:pPr>
       <w:r>
         <w:rPr>
           <w:b w:val="0"/>
         </w:rPr>
-        <w:t>Change: Use a 25-word answer that preserves both facts.</w:t>
+        <w:t>Completion task: Five runs on one case yield three fully supported valid responses and two unsupported capacities. Show the intermediate steps and give the conclusion with its scope.</w:t>
       </w:r>
     </w:p>
     <w:p>
       <w:pPr>
-        <w:pStyle w:val="Heading3"/>
-      </w:pPr>
-      <w:r>
-        <w:t>Predicted result</w:t>
+        <w:spacing w:line="336" w:lineRule="auto" w:after="180"/>
+      </w:pPr>
+      <w:r>
+        <w:rPr>
+          <w:b w:val="0"/>
+        </w:rPr>
+        <w:t>Teacher check: Teacher explanation: Observed contract pass 3/5=</w:t>
+      </w:r>
+      <w:r>
+        <w:rPr>
+          <w:b/>
+        </w:rPr>
+        <w:t>60%</w:t>
+      </w:r>
+      <w:r>
+        <w:rPr>
+          <w:b w:val="0"/>
+        </w:rPr>
+        <w:t xml:space="preserve"> over five runs of one case. Preserve both failures and the repeated-case denominator.</w:t>
       </w:r>
     </w:p>
     <w:p>
       <w:pPr>
         <w:spacing w:line="336" w:lineRule="auto" w:after="180"/>
-        <w:shd w:fill="F1F6FC"/>
-      </w:pPr>
+      </w:pPr>
+      <w:r>
+        <w:rPr>
+          <w:b w:val="0"/>
+        </w:rPr>
+        <w:t xml:space="preserve">Start by identifying the given </w:t>
+      </w:r>
       <w:r>
         <w:rPr>
           <w:b/>
         </w:rPr>
-        <w:t>Prediction</w:t>
+        <w:t>input</w:t>
       </w:r>
       <w:r>
         <w:rPr>
           <w:b w:val="0"/>
         </w:rPr>
-        <w:t>: It passes support but fails the length requirement.</w:t>
+        <w:t>s together. Leave the intermediate steps blank. If needed, model one step, then withdraw that help on the next step. Move to a full trace only when the partial trace is understood.</w:t>
       </w:r>
     </w:p>
     <w:p>
       <w:pPr>
-        <w:pStyle w:val="Heading3"/>
-      </w:pPr>
-      <w:r>
-        <w:t>Why the result follows</w:t>
+        <w:spacing w:line="336" w:lineRule="auto" w:after="180"/>
+      </w:pPr>
+      <w:r>
+        <w:rPr>
+          <w:b w:val="0"/>
+        </w:rPr>
+        <w:t>For partners, alternate explainer and checker; collect a response from every learner before discussion.</w:t>
       </w:r>
     </w:p>
     <w:p>
       <w:pPr>
-        <w:spacing w:line="336" w:lineRule="auto" w:after="180"/>
-        <w:shd w:fill="F1F6FC"/>
-      </w:pPr>
-      <w:r>
-        <w:rPr>
-          <w:b w:val="0"/>
-        </w:rPr>
-        <w:t>Reason: Every mandatory criterion must pass; facts do not erase a length violation.</w:t>
+        <w:pStyle w:val="Heading2"/>
+      </w:pPr>
+      <w:r>
+        <w:t>Individual misconception check</w:t>
       </w:r>
     </w:p>
     <w:p>
       <w:pPr>
-        <w:pStyle w:val="Heading3"/>
-      </w:pPr>
-      <w:r>
-        <w:t>Ask while showing the picture</w:t>
+        <w:spacing w:line="336" w:lineRule="auto" w:after="180"/>
+      </w:pPr>
+      <w:r>
+        <w:rPr>
+          <w:b w:val="0"/>
+        </w:rPr>
+        <w:t>Use the worked case for Testing model-dependent behaviour. Proposed explanation: “The worked result establishes every future case”. Decide whether this explanation is supported.</w:t>
       </w:r>
     </w:p>
     <w:p>
       <w:pPr>
-        <w:pStyle w:val="Heading3"/>
-      </w:pPr>
-      <w:r>
-        <w:t>Ask while showing the picture · 5</w:t>
+        <w:spacing w:line="336" w:lineRule="auto" w:after="180"/>
+      </w:pPr>
+      <w:r>
+        <w:rPr>
+          <w:b w:val="0"/>
+        </w:rPr>
+        <w:t>Point to the step or supplied fact that decides; explain your repair if needed.</w:t>
       </w:r>
     </w:p>
     <w:p>
@@ -1721,31 +2985,19 @@
         <w:rPr>
           <w:b w:val="0"/>
         </w:rPr>
-        <w:t xml:space="preserve">Cover the result. Ask learners to name the </w:t>
+        <w:t xml:space="preserve">Expected correction: A deterministic mocked </w:t>
       </w:r>
       <w:r>
         <w:rPr>
           <w:b/>
         </w:rPr>
-        <w:t>input</w:t>
+        <w:t>output</w:t>
       </w:r>
       <w:r>
         <w:rPr>
           <w:b w:val="0"/>
         </w:rPr>
-        <w:t xml:space="preserve">s and predict the next step. Uncover one step, connect the icon to the actual procedure, and explain its </w:t>
-      </w:r>
-      <w:r>
-        <w:rPr>
-          <w:b/>
-        </w:rPr>
-        <w:t>evidence</w:t>
-      </w:r>
-      <w:r>
-        <w:rPr>
-          <w:b w:val="0"/>
-        </w:rPr>
-        <w:t>. Then change the supplied condition and compare.</w:t>
+        <w:t xml:space="preserve"> tests the pipeline contract but cannot estimate an unspecified live model distribution.</w:t>
       </w:r>
     </w:p>
     <w:p>
@@ -1756,20 +3008,190 @@
         <w:rPr>
           <w:b w:val="0"/>
         </w:rPr>
-        <w:t>The picture is a representation; it does not document execution of a real AI model.</w:t>
+        <w:t>Collect explanations, not only yes/no votes. If a misunderstanding is common, re-model the relevant step for the class.</w:t>
       </w:r>
     </w:p>
     <w:p>
       <w:pPr>
-        <w:pStyle w:val="Heading1"/>
-      </w:pPr>
-      <w:r>
-        <w:t>03. Demonstrate and guide practice</w:t>
+        <w:spacing w:line="336" w:lineRule="auto" w:after="180"/>
+      </w:pPr>
+      <w:r>
+        <w:rPr>
+          <w:b w:val="0"/>
+        </w:rPr>
+        <w:t>If it affects a few learners, give a short targeted group explanation while others solve a more demanding variation.</w:t>
       </w:r>
     </w:p>
     <w:p>
-      <w:r>
-        <w:t>Demonstrate Testing model-dependent behaviour, reduce support deliberately and check individual reasoning before discussing answers.</w:t>
+      <w:pPr>
+        <w:pStyle w:val="Heading2"/>
+      </w:pPr>
+      <w:r>
+        <w:t>Pictured reasoning and changed case</w:t>
+      </w:r>
+    </w:p>
+    <w:p>
+      <w:pPr>
+        <w:spacing w:line="336" w:lineRule="auto" w:after="180"/>
+      </w:pPr>
+      <w:r>
+        <w:rPr>
+          <w:b w:val="0"/>
+        </w:rPr>
+        <w:t>Score "Friday in room B" and "Friday in room D" against both mandatory criteria. Would a correct 25-word response pass, and why?</w:t>
+      </w:r>
+    </w:p>
+    <w:p>
+      <w:pPr>
+        <w:spacing w:line="336" w:lineRule="auto" w:after="180"/>
+      </w:pPr>
+      <w:r>
+        <w:rPr>
+          <w:b w:val="0"/>
+        </w:rPr>
+        <w:t>The answer must retain Friday and room B. Its four words preserve both supplied facts. It is short, but room D contradicts room B. Changed case: It passes support but fails the length requirement.</w:t>
+      </w:r>
+    </w:p>
+    <w:p>
+      <w:pPr>
+        <w:spacing w:line="336" w:lineRule="auto" w:after="180"/>
+      </w:pPr>
+      <w:r>
+        <w:rPr>
+          <w:b w:val="0"/>
+        </w:rPr>
+        <w:t>Every mandatory criterion must pass; facts do not erase a length violation.</w:t>
+      </w:r>
+    </w:p>
+    <w:p>
+      <w:pPr>
+        <w:spacing w:line="336" w:lineRule="auto" w:after="180"/>
+      </w:pPr>
+      <w:r>
+        <w:rPr>
+          <w:b w:val="0"/>
+        </w:rPr>
+        <w:t>Changed-case reasoning: It passes support but fails the length requirement. Every mandatory criterion must pass; facts do not erase a length violation.</w:t>
+      </w:r>
+    </w:p>
+    <w:p>
+      <w:pPr>
+        <w:spacing w:line="336" w:lineRule="auto" w:after="180"/>
+      </w:pPr>
+      <w:r>
+        <w:rPr>
+          <w:b w:val="0"/>
+        </w:rPr>
+        <w:t xml:space="preserve">Collect each learner’s explanation before discussion. Use the first missing connection between </w:t>
+      </w:r>
+      <w:r>
+        <w:rPr>
+          <w:b/>
+        </w:rPr>
+        <w:t>input</w:t>
+      </w:r>
+      <w:r>
+        <w:rPr>
+          <w:b w:val="0"/>
+        </w:rPr>
+        <w:t xml:space="preserve">, deciding step and result to choose support. This question is worked-case practice, not fresh mastery </w:t>
+      </w:r>
+      <w:r>
+        <w:rPr>
+          <w:b/>
+        </w:rPr>
+        <w:t>evidence</w:t>
+      </w:r>
+      <w:r>
+        <w:rPr>
+          <w:b w:val="0"/>
+        </w:rPr>
+        <w:t>.</w:t>
+      </w:r>
+    </w:p>
+    <w:p>
+      <w:pPr>
+        <w:pStyle w:val="Heading2"/>
+      </w:pPr>
+      <w:r>
+        <w:t>Accessible support and extension</w:t>
+      </w:r>
+    </w:p>
+    <w:p>
+      <w:pPr>
+        <w:spacing w:line="336" w:lineRule="auto" w:after="180"/>
+      </w:pPr>
+      <w:r>
+        <w:rPr>
+          <w:b w:val="0"/>
+        </w:rPr>
+        <w:t xml:space="preserve">Use See how it works and Follow a worked example. Collect a </w:t>
+      </w:r>
+      <w:r>
+        <w:rPr>
+          <w:b/>
+        </w:rPr>
+        <w:t>prediction</w:t>
+      </w:r>
+      <w:r>
+        <w:rPr>
+          <w:b w:val="0"/>
+        </w:rPr>
+        <w:t xml:space="preserve"> before revealing its result; ask the learner to point to each intermediate fact.</w:t>
+      </w:r>
+    </w:p>
+    <w:p>
+      <w:pPr>
+        <w:spacing w:line="336" w:lineRule="auto" w:after="180"/>
+      </w:pPr>
+      <w:r>
+        <w:rPr>
+          <w:b w:val="0"/>
+        </w:rPr>
+        <w:t xml:space="preserve">Provide an </w:t>
+      </w:r>
+      <w:r>
+        <w:rPr>
+          <w:b/>
+        </w:rPr>
+        <w:t>input</w:t>
+      </w:r>
+      <w:r>
+        <w:rPr>
+          <w:b w:val="0"/>
+        </w:rPr>
+        <w:t>/procedure/result/limit frame and a calculator when needed. Ask students to identify the first step before completing the whole trace.</w:t>
+      </w:r>
+    </w:p>
+    <w:p>
+      <w:pPr>
+        <w:spacing w:line="336" w:lineRule="auto" w:after="180"/>
+      </w:pPr>
+      <w:r>
+        <w:rPr>
+          <w:b w:val="0"/>
+        </w:rPr>
+        <w:t xml:space="preserve">Extension: compare two concrete variants of this </w:t>
+      </w:r>
+      <w:r>
+        <w:rPr>
+          <w:b/>
+        </w:rPr>
+        <w:t>mechanism</w:t>
+      </w:r>
+      <w:r>
+        <w:rPr>
+          <w:b w:val="0"/>
+        </w:rPr>
+        <w:t xml:space="preserve"> while holding unrelated conditions fixed; report both successful and unsuccessful outcomes.</w:t>
+      </w:r>
+    </w:p>
+    <w:p>
+      <w:pPr>
+        <w:pStyle w:val="Heading2"/>
+      </w:pPr>
+      <w:r>
+        <w:t>Earlier wording, alternatives and picture transcripts · reference / check after trying</w:t>
       </w:r>
     </w:p>
     <w:tbl>
@@ -1986,71 +3408,26 @@
     </w:tbl>
     <w:p>
       <w:pPr>
-        <w:spacing w:line="336" w:lineRule="auto" w:after="180"/>
-      </w:pPr>
-      <w:r>
-        <w:rPr>
-          <w:b w:val="0"/>
-        </w:rPr>
-        <w:t xml:space="preserve">Use See how it works and Follow a worked example. Collect a </w:t>
-      </w:r>
-      <w:r>
-        <w:rPr>
-          <w:b/>
-        </w:rPr>
-        <w:t>prediction</w:t>
-      </w:r>
-      <w:r>
-        <w:rPr>
-          <w:b w:val="0"/>
-        </w:rPr>
-        <w:t xml:space="preserve"> before revealing its result; ask the learner to point to each intermediate fact.</w:t>
+        <w:pStyle w:val="Heading3"/>
+      </w:pPr>
+      <w:r>
+        <w:t>Reduce help deliberately</w:t>
       </w:r>
     </w:p>
     <w:p>
       <w:pPr>
-        <w:spacing w:line="336" w:lineRule="auto" w:after="180"/>
-      </w:pPr>
-      <w:r>
-        <w:rPr>
-          <w:b w:val="0"/>
-        </w:rPr>
-        <w:t xml:space="preserve">Provide an </w:t>
-      </w:r>
-      <w:r>
-        <w:rPr>
-          <w:b/>
-        </w:rPr>
-        <w:t>input</w:t>
-      </w:r>
-      <w:r>
-        <w:rPr>
-          <w:b w:val="0"/>
-        </w:rPr>
-        <w:t>/procedure/result/limit frame and a calculator when needed. Ask students to identify the first step before completing the whole trace.</w:t>
+        <w:pStyle w:val="Heading3"/>
+      </w:pPr>
+      <w:r>
+        <w:t>Individual reasoning check</w:t>
       </w:r>
     </w:p>
     <w:p>
       <w:pPr>
-        <w:spacing w:line="336" w:lineRule="auto" w:after="180"/>
-      </w:pPr>
-      <w:r>
-        <w:rPr>
-          <w:b w:val="0"/>
-        </w:rPr>
-        <w:t xml:space="preserve">Extension: compare two concrete variants of this </w:t>
-      </w:r>
-      <w:r>
-        <w:rPr>
-          <w:b/>
-        </w:rPr>
-        <w:t>mechanism</w:t>
-      </w:r>
-      <w:r>
-        <w:rPr>
-          <w:b w:val="0"/>
-        </w:rPr>
-        <w:t xml:space="preserve"> while holding unrelated conditions fixed; report both successful and unsuccessful outcomes.</w:t>
+        <w:pStyle w:val="Heading3"/>
+      </w:pPr>
+      <w:r>
+        <w:t>Pictorial practice question</w:t>
       </w:r>
     </w:p>
     <w:p>
@@ -2058,59 +3435,39 @@
         <w:pStyle w:val="Heading3"/>
       </w:pPr>
       <w:r>
-        <w:t>Reduce help deliberately</w:t>
+        <w:t>Reasoned teacher answer</w:t>
       </w:r>
     </w:p>
     <w:p>
       <w:pPr>
-        <w:pStyle w:val="Heading3"/>
-      </w:pPr>
-      <w:r>
-        <w:t>Completion practice</w:t>
+        <w:pStyle w:val="Heading1"/>
+      </w:pPr>
+      <w:r>
+        <w:t>04. Run the complete supplied investigation</w:t>
       </w:r>
     </w:p>
     <w:p>
-      <w:pPr>
-        <w:spacing w:line="336" w:lineRule="auto" w:after="180"/>
-        <w:shd w:fill="F5F1FB"/>
-      </w:pPr>
-      <w:r>
-        <w:rPr>
-          <w:b w:val="0"/>
-        </w:rPr>
-        <w:t>Completion task: Five runs on one case yield three fully supported valid responses and two unsupported capacities. Show the intermediate steps and give the conclusion with its scope.</w:t>
+      <w:r>
+        <w:t>Separate predictions,actual runs and paper traces.</w:t>
       </w:r>
     </w:p>
     <w:p>
       <w:pPr>
-        <w:pStyle w:val="Heading3"/>
-      </w:pPr>
-      <w:r>
-        <w:t>Reasoning to listen for</w:t>
+        <w:pStyle w:val="Heading2"/>
+      </w:pPr>
+      <w:r>
+        <w:t>Complete inputs,expected results and limits</w:t>
       </w:r>
     </w:p>
     <w:p>
       <w:pPr>
         <w:spacing w:line="336" w:lineRule="auto" w:after="180"/>
-        <w:shd w:fill="F1F6FC"/>
       </w:pPr>
       <w:r>
         <w:rPr>
           <w:b w:val="0"/>
         </w:rPr>
-        <w:t>Teacher check: Teacher explanation: Observed contract pass 3/5=</w:t>
-      </w:r>
-      <w:r>
-        <w:rPr>
-          <w:b/>
-        </w:rPr>
-        <w:t>60%</w:t>
-      </w:r>
-      <w:r>
-        <w:rPr>
-          <w:b w:val="0"/>
-        </w:rPr>
-        <w:t xml:space="preserve"> over five runs of one case. Preserve both failures and the repeated-case denominator.</w:t>
+        <w:t>Main constructed fixture rate 3/5=.60 on one case; retain both capacity failures. Summary short wrong room fails support; correct 25 words fails length; supported paraphrases need not be exact matches. Independent case 1 passes4/4=100%; case 2 passes2/4=50%; pooled 6/8=75% over 8 runs on2 distinct cases.</w:t>
       </w:r>
     </w:p>
     <w:p>
@@ -2121,38 +3478,38 @@
         <w:rPr>
           <w:b w:val="0"/>
         </w:rPr>
-        <w:t xml:space="preserve">Start by identifying the given </w:t>
-      </w:r>
-      <w:r>
-        <w:rPr>
-          <w:b/>
-        </w:rPr>
-        <w:t>input</w:t>
-      </w:r>
-      <w:r>
-        <w:rPr>
-          <w:b w:val="0"/>
-        </w:rPr>
-        <w:t>s together. Leave the intermediate steps blank. If needed, model one step, then withdraw that help on the next step. Move to a full trace only when the partial trace is understood.</w:t>
+        <w:t>Equal run counts make the unweighted case mean equal here, but do not generalize that pooling rule to unequal counts. No universal reliability or independent-user claim.</w:t>
       </w:r>
     </w:p>
     <w:p>
       <w:pPr>
-        <w:spacing w:line="336" w:lineRule="auto" w:after="180"/>
-      </w:pPr>
-      <w:r>
-        <w:rPr>
-          <w:b w:val="0"/>
-        </w:rPr>
-        <w:t>For partners, alternate explainer and checker; collect a response from every learner before discussion.</w:t>
+        <w:pStyle w:val="Heading2"/>
+      </w:pPr>
+      <w:r>
+        <w:t>Diagnose the current misconceptions</w:t>
       </w:r>
     </w:p>
     <w:p>
       <w:pPr>
-        <w:pStyle w:val="Heading3"/>
-      </w:pPr>
-      <w:r>
-        <w:t>Individual reasoning check</w:t>
+        <w:spacing w:line="336" w:lineRule="auto" w:after="180"/>
+      </w:pPr>
+      <w:r>
+        <w:rPr>
+          <w:b w:val="0"/>
+        </w:rPr>
+        <w:t xml:space="preserve">The worked result establishes every future case: A deterministic mocked </w:t>
+      </w:r>
+      <w:r>
+        <w:rPr>
+          <w:b/>
+        </w:rPr>
+        <w:t>output</w:t>
+      </w:r>
+      <w:r>
+        <w:rPr>
+          <w:b w:val="0"/>
+        </w:rPr>
+        <w:t xml:space="preserve"> tests the pipeline contract but cannot estimate an unspecified live model distribution.</w:t>
       </w:r>
     </w:p>
     <w:p>
@@ -2163,7 +3520,31 @@
         <w:rPr>
           <w:b w:val="0"/>
         </w:rPr>
-        <w:t>Use the worked case for Testing model-dependent behaviour. Proposed explanation: “The worked result establishes every future case”. Decide whether this explanation is supported.</w:t>
+        <w:t xml:space="preserve">A missing </w:t>
+      </w:r>
+      <w:r>
+        <w:rPr>
+          <w:b/>
+        </w:rPr>
+        <w:t>input</w:t>
+      </w:r>
+      <w:r>
+        <w:rPr>
+          <w:b w:val="0"/>
+        </w:rPr>
+        <w:t xml:space="preserve"> may be replaced without recording the change: A replacement changes the </w:t>
+      </w:r>
+      <w:r>
+        <w:rPr>
+          <w:b/>
+        </w:rPr>
+        <w:t>evidence</w:t>
+      </w:r>
+      <w:r>
+        <w:rPr>
+          <w:b w:val="0"/>
+        </w:rPr>
+        <w:t xml:space="preserve"> or contract. Record the change and its justification; do not silently turn unknown into a measured value.</w:t>
       </w:r>
     </w:p>
     <w:p>
@@ -2174,294 +3555,62 @@
         <w:rPr>
           <w:b w:val="0"/>
         </w:rPr>
-        <w:t>Point to the step or supplied fact that decides; explain your repair if needed.</w:t>
+        <w:t xml:space="preserve">Repeating an assessed case is new independent </w:t>
+      </w:r>
+      <w:r>
+        <w:rPr>
+          <w:b/>
+        </w:rPr>
+        <w:t>evidence</w:t>
+      </w:r>
+      <w:r>
+        <w:rPr>
+          <w:b w:val="0"/>
+        </w:rPr>
+        <w:t>: A replay checks consistency. An example used for feedback or revision cannot later be described as untouched final evaluation.</w:t>
       </w:r>
     </w:p>
     <w:p>
       <w:pPr>
-        <w:pStyle w:val="Heading3"/>
-      </w:pPr>
-      <w:r>
-        <w:t>Expected repair</w:t>
+        <w:spacing w:line="336" w:lineRule="auto" w:after="180"/>
+      </w:pPr>
+      <w:r>
+        <w:rPr>
+          <w:b w:val="0"/>
+        </w:rPr>
+        <w:t xml:space="preserve">Use Run the investigation for the </w:t>
+      </w:r>
+      <w:r>
+        <w:rPr>
+          <w:b/>
+        </w:rPr>
+        <w:t>evidence</w:t>
+      </w:r>
+      <w:r>
+        <w:rPr>
+          <w:b w:val="0"/>
+        </w:rPr>
+        <w:t xml:space="preserve"> ledger. Add a boundary or missing-</w:t>
+      </w:r>
+      <w:r>
+        <w:rPr>
+          <w:b/>
+        </w:rPr>
+        <w:t>input</w:t>
+      </w:r>
+      <w:r>
+        <w:rPr>
+          <w:b w:val="0"/>
+        </w:rPr>
+        <w:t xml:space="preserve"> case and record the expected response before checking. More successful repeats of one case do not establish wider coverage.</w:t>
       </w:r>
     </w:p>
     <w:p>
       <w:pPr>
-        <w:spacing w:line="336" w:lineRule="auto" w:after="180"/>
-        <w:shd w:fill="F1F6FC"/>
-      </w:pPr>
-      <w:r>
-        <w:rPr>
-          <w:b w:val="0"/>
-        </w:rPr>
-        <w:t xml:space="preserve">Expected correction: A deterministic mocked </w:t>
-      </w:r>
-      <w:r>
-        <w:rPr>
-          <w:b/>
-        </w:rPr>
-        <w:t>output</w:t>
-      </w:r>
-      <w:r>
-        <w:rPr>
-          <w:b w:val="0"/>
-        </w:rPr>
-        <w:t xml:space="preserve"> tests the pipeline contract but cannot estimate an unspecified live model distribution.</w:t>
-      </w:r>
-    </w:p>
-    <w:p>
-      <w:pPr>
-        <w:spacing w:line="336" w:lineRule="auto" w:after="180"/>
-      </w:pPr>
-      <w:r>
-        <w:rPr>
-          <w:b w:val="0"/>
-        </w:rPr>
-        <w:t>Collect explanations, not only yes/no votes. If a misunderstanding is common, re-model the relevant step for the class.</w:t>
-      </w:r>
-    </w:p>
-    <w:p>
-      <w:pPr>
-        <w:spacing w:line="336" w:lineRule="auto" w:after="180"/>
-      </w:pPr>
-      <w:r>
-        <w:rPr>
-          <w:b w:val="0"/>
-        </w:rPr>
-        <w:t>If it affects a few learners, give a short targeted group explanation while others solve a more demanding variation.</w:t>
-      </w:r>
-    </w:p>
-    <w:p>
-      <w:pPr>
-        <w:pStyle w:val="Heading3"/>
-      </w:pPr>
-      <w:r>
-        <w:t>Pictorial practice question</w:t>
-      </w:r>
-    </w:p>
-    <w:p>
-      <w:pPr>
-        <w:spacing w:line="336" w:lineRule="auto" w:after="180"/>
-        <w:shd w:fill="F5F1FB"/>
-      </w:pPr>
-      <w:r>
-        <w:rPr>
-          <w:b w:val="0"/>
-        </w:rPr>
-        <w:t>Score "Friday in room B" and "Friday in room D" against both mandatory criteria. Would a correct 25-word response pass, and why?</w:t>
-      </w:r>
-    </w:p>
-    <w:p>
-      <w:pPr>
-        <w:pStyle w:val="Heading3"/>
-      </w:pPr>
-      <w:r>
-        <w:t>Reasoned teacher answer</w:t>
-      </w:r>
-    </w:p>
-    <w:p>
-      <w:pPr>
-        <w:spacing w:line="336" w:lineRule="auto" w:after="180"/>
-      </w:pPr>
-      <w:r>
-        <w:rPr>
-          <w:b w:val="0"/>
-        </w:rPr>
-        <w:t>The answer must retain Friday and room B. Its four words preserve both supplied facts. It is short, but room D contradicts room B. Changed case: It passes support but fails the length requirement.</w:t>
-      </w:r>
-    </w:p>
-    <w:p>
-      <w:pPr>
-        <w:spacing w:line="336" w:lineRule="auto" w:after="180"/>
-      </w:pPr>
-      <w:r>
-        <w:rPr>
-          <w:b w:val="0"/>
-        </w:rPr>
-        <w:t>Every mandatory criterion must pass; facts do not erase a length violation.</w:t>
-      </w:r>
-    </w:p>
-    <w:p>
-      <w:pPr>
-        <w:spacing w:line="336" w:lineRule="auto" w:after="180"/>
-      </w:pPr>
-      <w:r>
-        <w:rPr>
-          <w:b w:val="0"/>
-        </w:rPr>
-        <w:t>Changed-case reasoning: It passes support but fails the length requirement. Every mandatory criterion must pass; facts do not erase a length violation.</w:t>
-      </w:r>
-    </w:p>
-    <w:p>
-      <w:pPr>
-        <w:spacing w:line="336" w:lineRule="auto" w:after="180"/>
-      </w:pPr>
-      <w:r>
-        <w:rPr>
-          <w:b w:val="0"/>
-        </w:rPr>
-        <w:t xml:space="preserve">Collect each learner’s explanation before discussion. Use the first missing connection between </w:t>
-      </w:r>
-      <w:r>
-        <w:rPr>
-          <w:b/>
-        </w:rPr>
-        <w:t>input</w:t>
-      </w:r>
-      <w:r>
-        <w:rPr>
-          <w:b w:val="0"/>
-        </w:rPr>
-        <w:t xml:space="preserve">, deciding step and result to choose support. This question is worked-case practice, not fresh mastery </w:t>
-      </w:r>
-      <w:r>
-        <w:rPr>
-          <w:b/>
-        </w:rPr>
-        <w:t>evidence</w:t>
-      </w:r>
-      <w:r>
-        <w:rPr>
-          <w:b w:val="0"/>
-        </w:rPr>
-        <w:t>.</w:t>
-      </w:r>
-    </w:p>
-    <w:p>
-      <w:pPr>
-        <w:pStyle w:val="Heading1"/>
-      </w:pPr>
-      <w:r>
-        <w:t>04. Run the investigation and diagnose misconceptions</w:t>
-      </w:r>
-    </w:p>
-    <w:p>
-      <w:r>
-        <w:t>Run the Testing model-dependent behaviour investigation and use the first unsupported step to choose a teaching response.</w:t>
-      </w:r>
-    </w:p>
-    <w:p>
-      <w:pPr>
-        <w:spacing w:line="336" w:lineRule="auto" w:after="180"/>
-      </w:pPr>
-      <w:r>
-        <w:rPr>
-          <w:b w:val="0"/>
-        </w:rPr>
-        <w:t xml:space="preserve">The worked result establishes every future case: A deterministic mocked </w:t>
-      </w:r>
-      <w:r>
-        <w:rPr>
-          <w:b/>
-        </w:rPr>
-        <w:t>output</w:t>
-      </w:r>
-      <w:r>
-        <w:rPr>
-          <w:b w:val="0"/>
-        </w:rPr>
-        <w:t xml:space="preserve"> tests the pipeline contract but cannot estimate an unspecified live model distribution.</w:t>
-      </w:r>
-    </w:p>
-    <w:p>
-      <w:pPr>
-        <w:spacing w:line="336" w:lineRule="auto" w:after="180"/>
-      </w:pPr>
-      <w:r>
-        <w:rPr>
-          <w:b w:val="0"/>
-        </w:rPr>
-        <w:t xml:space="preserve">A missing </w:t>
-      </w:r>
-      <w:r>
-        <w:rPr>
-          <w:b/>
-        </w:rPr>
-        <w:t>input</w:t>
-      </w:r>
-      <w:r>
-        <w:rPr>
-          <w:b w:val="0"/>
-        </w:rPr>
-        <w:t xml:space="preserve"> may be replaced without recording the change: A replacement changes the </w:t>
-      </w:r>
-      <w:r>
-        <w:rPr>
-          <w:b/>
-        </w:rPr>
-        <w:t>evidence</w:t>
-      </w:r>
-      <w:r>
-        <w:rPr>
-          <w:b w:val="0"/>
-        </w:rPr>
-        <w:t xml:space="preserve"> or contract. Record the change and its justification; do not silently turn unknown into a measured value.</w:t>
-      </w:r>
-    </w:p>
-    <w:p>
-      <w:pPr>
-        <w:spacing w:line="336" w:lineRule="auto" w:after="180"/>
-      </w:pPr>
-      <w:r>
-        <w:rPr>
-          <w:b w:val="0"/>
-        </w:rPr>
-        <w:t xml:space="preserve">Repeating an assessed case is new independent </w:t>
-      </w:r>
-      <w:r>
-        <w:rPr>
-          <w:b/>
-        </w:rPr>
-        <w:t>evidence</w:t>
-      </w:r>
-      <w:r>
-        <w:rPr>
-          <w:b w:val="0"/>
-        </w:rPr>
-        <w:t>: A replay checks consistency. An example used for feedback or revision cannot later be described as untouched final evaluation.</w:t>
-      </w:r>
-    </w:p>
-    <w:p>
-      <w:pPr>
-        <w:spacing w:line="336" w:lineRule="auto" w:after="180"/>
-      </w:pPr>
-      <w:r>
-        <w:rPr>
-          <w:b w:val="0"/>
-        </w:rPr>
-        <w:t xml:space="preserve">Use Run the investigation for the </w:t>
-      </w:r>
-      <w:r>
-        <w:rPr>
-          <w:b/>
-        </w:rPr>
-        <w:t>evidence</w:t>
-      </w:r>
-      <w:r>
-        <w:rPr>
-          <w:b w:val="0"/>
-        </w:rPr>
-        <w:t xml:space="preserve"> ledger. Add a boundary or missing-</w:t>
-      </w:r>
-      <w:r>
-        <w:rPr>
-          <w:b/>
-        </w:rPr>
-        <w:t>input</w:t>
-      </w:r>
-      <w:r>
-        <w:rPr>
-          <w:b w:val="0"/>
-        </w:rPr>
-        <w:t xml:space="preserve"> case and record the expected response before checking. More successful repeats of one case do not establish wider coverage.</w:t>
-      </w:r>
-    </w:p>
-    <w:p>
-      <w:pPr>
-        <w:pStyle w:val="Heading3"/>
-      </w:pPr>
-      <w:r>
-        <w:t>Match the support to the first error</w:t>
+        <w:pStyle w:val="Heading2"/>
+      </w:pPr>
+      <w:r>
+        <w:t>Choose accessible support</w:t>
       </w:r>
     </w:p>
     <w:tbl>
@@ -2634,69 +3783,39 @@
     </w:p>
     <w:p>
       <w:pPr>
-        <w:pStyle w:val="Heading1"/>
-      </w:pPr>
-      <w:r>
-        <w:t>05. Assess and explain the answers</w:t>
+        <w:pStyle w:val="Heading2"/>
+      </w:pPr>
+      <w:r>
+        <w:t>Earlier wording, alternatives and picture transcripts · reference / check after trying</w:t>
       </w:r>
     </w:p>
     <w:p>
-      <w:r>
-        <w:t>Use the Testing model-dependent behaviour questions, teacher keys and criteria after the relevant attempts. Previously discussed cases are practice; protect the separately selected independent task.</w:t>
+      <w:pPr>
+        <w:pStyle w:val="Heading3"/>
+      </w:pPr>
+      <w:r>
+        <w:t>Match the support to the first error</w:t>
       </w:r>
     </w:p>
     <w:p>
       <w:pPr>
-        <w:pStyle w:val="Heading3"/>
-      </w:pPr>
-      <w:r>
-        <w:t>Guided and exit questions</w:t>
+        <w:pStyle w:val="Heading1"/>
+      </w:pPr>
+      <w:r>
+        <w:t>05. Assess the new service scenario</w:t>
       </w:r>
     </w:p>
     <w:p>
-      <w:pPr>
-        <w:spacing w:line="336" w:lineRule="auto" w:after="180"/>
-      </w:pPr>
-      <w:r>
-        <w:rPr>
-          <w:b w:val="0"/>
-        </w:rPr>
-        <w:t>Guided: Observed contract pass 3/5=</w:t>
-      </w:r>
-      <w:r>
-        <w:rPr>
-          <w:b/>
-        </w:rPr>
-        <w:t>60%</w:t>
-      </w:r>
-      <w:r>
-        <w:rPr>
-          <w:b w:val="0"/>
-        </w:rPr>
-        <w:t xml:space="preserve"> over five runs of one case. Preserve both failures and the repeated-case denominator.</w:t>
+      <w:r>
+        <w:t>Keep the selected answer private until after a first attempt.</w:t>
       </w:r>
     </w:p>
     <w:p>
       <w:pPr>
-        <w:spacing w:line="336" w:lineRule="auto" w:after="180"/>
-      </w:pPr>
-      <w:r>
-        <w:rPr>
-          <w:b w:val="0"/>
-        </w:rPr>
-        <w:t xml:space="preserve">Qualification: A deterministic mocked </w:t>
-      </w:r>
-      <w:r>
-        <w:rPr>
-          <w:b/>
-        </w:rPr>
-        <w:t>output</w:t>
-      </w:r>
-      <w:r>
-        <w:rPr>
-          <w:b w:val="0"/>
-        </w:rPr>
-        <w:t xml:space="preserve"> tests the pipeline contract but cannot estimate an unspecified live model distribution.</w:t>
+        <w:pStyle w:val="Heading2"/>
+      </w:pPr>
+      <w:r>
+        <w:t>Selected independent task and checked answer</w:t>
       </w:r>
     </w:p>
     <w:p>
@@ -2707,667 +3826,50 @@
         <w:rPr>
           <w:b w:val="0"/>
         </w:rPr>
-        <w:t xml:space="preserve">Exit: accept a concrete variation with its predicted outcome and a stated condition that would challenge the </w:t>
+        <w:t xml:space="preserve">Selected case: Four runs on each of two cases: first passes 4, second passes 2. Compute overall </w:t>
       </w:r>
       <w:r>
         <w:rPr>
           <w:b/>
         </w:rPr>
-        <w:t>mechanism</w:t>
+        <w:t>run rate</w:t>
       </w:r>
       <w:r>
         <w:rPr>
           <w:b w:val="0"/>
         </w:rPr>
-        <w:t xml:space="preserve">; reject a claim resting on unmeasured </w:t>
-      </w:r>
-      <w:r>
-        <w:rPr>
-          <w:b/>
-        </w:rPr>
-        <w:t>evidence</w:t>
-      </w:r>
-      <w:r>
-        <w:rPr>
-          <w:b w:val="0"/>
-        </w:rPr>
-        <w:t>.</w:t>
+        <w:t xml:space="preserve"> and per-case rates.</w:t>
       </w:r>
     </w:p>
     <w:p>
       <w:pPr>
-        <w:pStyle w:val="Heading3"/>
-      </w:pPr>
-      <w:r>
-        <w:t>W1 Explain the mechanism</w:t>
+        <w:spacing w:line="336" w:lineRule="auto" w:after="180"/>
+      </w:pPr>
+      <w:r>
+        <w:rPr>
+          <w:b w:val="0"/>
+        </w:rPr>
+        <w:t xml:space="preserve">Teacher explanation: 6/8=75% </w:t>
+      </w:r>
+      <w:r>
+        <w:rPr>
+          <w:b/>
+        </w:rPr>
+        <w:t>run rate</w:t>
+      </w:r>
+      <w:r>
+        <w:rPr>
+          <w:b w:val="0"/>
+        </w:rPr>
+        <w:t>; case rates 100% and 50%. There are two distinct cases, not eight independent task contexts.</w:t>
       </w:r>
     </w:p>
     <w:p>
       <w:pPr>
-        <w:pStyle w:val="Heading3"/>
-      </w:pPr>
-      <w:r>
-        <w:t>Workbook question · W1</w:t>
-      </w:r>
-    </w:p>
-    <w:p>
-      <w:pPr>
-        <w:spacing w:line="336" w:lineRule="auto" w:after="180"/>
-        <w:shd w:fill="F5F1FB"/>
-      </w:pPr>
-      <w:r>
-        <w:rPr>
-          <w:b w:val="0"/>
-        </w:rPr>
-        <w:t xml:space="preserve">Explain the weekly </w:t>
-      </w:r>
-      <w:r>
-        <w:rPr>
-          <w:b/>
-        </w:rPr>
-        <w:t>mechanism</w:t>
-      </w:r>
-      <w:r>
-        <w:rPr>
-          <w:b w:val="0"/>
-        </w:rPr>
-        <w:t xml:space="preserve"> in your own words. Use the worked scenario to name its </w:t>
-      </w:r>
-      <w:r>
-        <w:rPr>
-          <w:b/>
-        </w:rPr>
-        <w:t>input</w:t>
-      </w:r>
-      <w:r>
-        <w:rPr>
-          <w:b w:val="0"/>
-        </w:rPr>
-        <w:t xml:space="preserve">, decision rule and </w:t>
-      </w:r>
-      <w:r>
-        <w:rPr>
-          <w:b/>
-        </w:rPr>
-        <w:t>output</w:t>
-      </w:r>
-      <w:r>
-        <w:rPr>
-          <w:b w:val="0"/>
-        </w:rPr>
-        <w:t>.</w:t>
-      </w:r>
-    </w:p>
-    <w:p>
-      <w:pPr>
-        <w:pStyle w:val="Heading3"/>
-      </w:pPr>
-      <w:r>
-        <w:t>Teacher reasoning · W1</w:t>
-      </w:r>
-    </w:p>
-    <w:p>
-      <w:pPr>
-        <w:spacing w:line="336" w:lineRule="auto" w:after="180"/>
-        <w:shd w:fill="F1F6FC"/>
-      </w:pPr>
-      <w:r>
-        <w:rPr>
-          <w:b w:val="0"/>
-        </w:rPr>
-        <w:t xml:space="preserve">Teacher explanation: Model-dependent behaviour may vary between runs. Evaluate defined semantic criteria and report repeated outcomes rather than requiring one exact sentence. Use fixed </w:t>
-      </w:r>
-      <w:r>
-        <w:rPr>
-          <w:b/>
-        </w:rPr>
-        <w:t>evidence</w:t>
-      </w:r>
-      <w:r>
-        <w:rPr>
-          <w:b w:val="0"/>
-        </w:rPr>
-        <w:t xml:space="preserve"> and rubric per case.</w:t>
-      </w:r>
-    </w:p>
-    <w:p>
-      <w:pPr>
-        <w:spacing w:line="336" w:lineRule="auto" w:after="180"/>
-        <w:shd w:fill="F1F6FC"/>
-      </w:pPr>
-      <w:r>
-        <w:rPr>
-          <w:b w:val="0"/>
-        </w:rPr>
-        <w:t>Require supported room/capacity, valid schema and no actions. Repeats estimate observed variation for this case; they are not additional independent users.</w:t>
-      </w:r>
-    </w:p>
-    <w:p>
-      <w:pPr>
-        <w:pStyle w:val="Heading3"/>
-      </w:pPr>
-      <w:r>
-        <w:t>W2 Trace the worked case</w:t>
-      </w:r>
-    </w:p>
-    <w:p>
-      <w:pPr>
-        <w:pStyle w:val="Heading3"/>
-      </w:pPr>
-      <w:r>
-        <w:t>Workbook question · W2</w:t>
-      </w:r>
-    </w:p>
-    <w:p>
-      <w:pPr>
-        <w:spacing w:line="336" w:lineRule="auto" w:after="180"/>
-        <w:shd w:fill="F5F1FB"/>
-      </w:pPr>
-      <w:r>
-        <w:rPr>
-          <w:b w:val="0"/>
-        </w:rPr>
-        <w:t>Five runs on one case yield three fully supported valid responses and two unsupported capacities. Show the intermediate steps and give the conclusion with its scope.</w:t>
-      </w:r>
-    </w:p>
-    <w:p>
-      <w:pPr>
-        <w:pStyle w:val="Heading3"/>
-      </w:pPr>
-      <w:r>
-        <w:t>Teacher reasoning · W2</w:t>
-      </w:r>
-    </w:p>
-    <w:p>
-      <w:pPr>
-        <w:spacing w:line="336" w:lineRule="auto" w:after="180"/>
-        <w:shd w:fill="F1F6FC"/>
-      </w:pPr>
-      <w:r>
-        <w:rPr>
-          <w:b w:val="0"/>
-        </w:rPr>
-        <w:t>Teacher explanation: Observed contract pass 3/5=</w:t>
-      </w:r>
-      <w:r>
-        <w:rPr>
-          <w:b/>
-        </w:rPr>
-        <w:t>60%</w:t>
-      </w:r>
-      <w:r>
-        <w:rPr>
-          <w:b w:val="0"/>
-        </w:rPr>
-        <w:t xml:space="preserve"> over five runs of one case. Preserve both failures and the repeated-case denominator.</w:t>
-      </w:r>
-    </w:p>
-    <w:p>
-      <w:pPr>
-        <w:pStyle w:val="Heading3"/>
-      </w:pPr>
-      <w:r>
-        <w:t>W3 Audit the limit</w:t>
-      </w:r>
-    </w:p>
-    <w:p>
-      <w:pPr>
-        <w:pStyle w:val="Heading3"/>
-      </w:pPr>
-      <w:r>
-        <w:t>Workbook question · W3</w:t>
-      </w:r>
-    </w:p>
-    <w:p>
-      <w:pPr>
-        <w:spacing w:line="336" w:lineRule="auto" w:after="180"/>
-        <w:shd w:fill="F5F1FB"/>
-      </w:pPr>
-      <w:r>
-        <w:rPr>
-          <w:b w:val="0"/>
-        </w:rPr>
-        <w:t xml:space="preserve">A report omits this qualification: A deterministic mocked </w:t>
-      </w:r>
-      <w:r>
-        <w:rPr>
-          <w:b/>
-        </w:rPr>
-        <w:t>output</w:t>
-      </w:r>
-      <w:r>
-        <w:rPr>
-          <w:b w:val="0"/>
-        </w:rPr>
-        <w:t xml:space="preserve"> tests the pipeline contract but cannot estimate an unspecified live model distribution.</w:t>
-      </w:r>
-    </w:p>
-    <w:p>
-      <w:pPr>
-        <w:spacing w:line="336" w:lineRule="auto" w:after="180"/>
-        <w:shd w:fill="F5F1FB"/>
-      </w:pPr>
-      <w:r>
-        <w:rPr>
-          <w:b w:val="0"/>
-        </w:rPr>
-        <w:t>Explain how omitting it could change a reader's interpretation, and write an accurate replacement.</w:t>
-      </w:r>
-    </w:p>
-    <w:p>
-      <w:pPr>
-        <w:pStyle w:val="Heading3"/>
-      </w:pPr>
-      <w:r>
-        <w:t>Teacher reasoning · W3</w:t>
-      </w:r>
-    </w:p>
-    <w:p>
-      <w:pPr>
-        <w:spacing w:line="336" w:lineRule="auto" w:after="180"/>
-        <w:shd w:fill="F1F6FC"/>
-      </w:pPr>
-      <w:r>
-        <w:rPr>
-          <w:b w:val="0"/>
-        </w:rPr>
-        <w:t xml:space="preserve">Teacher explanation: A deterministic mocked </w:t>
-      </w:r>
-      <w:r>
-        <w:rPr>
-          <w:b/>
-        </w:rPr>
-        <w:t>output</w:t>
-      </w:r>
-      <w:r>
-        <w:rPr>
-          <w:b w:val="0"/>
-        </w:rPr>
-        <w:t xml:space="preserve"> tests the pipeline contract but cannot estimate an unspecified live model distribution.</w:t>
-      </w:r>
-    </w:p>
-    <w:p>
-      <w:pPr>
-        <w:spacing w:line="336" w:lineRule="auto" w:after="180"/>
-        <w:shd w:fill="F1F6FC"/>
-      </w:pPr>
-      <w:r>
-        <w:rPr>
-          <w:b w:val="0"/>
-        </w:rPr>
-        <w:t xml:space="preserve">State the observed result separately from the unverified or out-of-scope claim; preserve the original </w:t>
-      </w:r>
-      <w:r>
-        <w:rPr>
-          <w:b/>
-        </w:rPr>
-        <w:t>evidence</w:t>
-      </w:r>
-      <w:r>
-        <w:rPr>
-          <w:b w:val="0"/>
-        </w:rPr>
-        <w:t xml:space="preserve"> rather than inventing a missing fact.</w:t>
-      </w:r>
-    </w:p>
-    <w:p>
-      <w:pPr>
-        <w:pStyle w:val="Heading3"/>
-      </w:pPr>
-      <w:r>
-        <w:t>W4 Apply a new case independently</w:t>
-      </w:r>
-    </w:p>
-    <w:p>
-      <w:pPr>
-        <w:pStyle w:val="Heading3"/>
-      </w:pPr>
-      <w:r>
-        <w:t>Workbook question · W4</w:t>
-      </w:r>
-    </w:p>
-    <w:p>
-      <w:pPr>
-        <w:spacing w:line="336" w:lineRule="auto" w:after="180"/>
-        <w:shd w:fill="F5F1FB"/>
-      </w:pPr>
-      <w:r>
-        <w:rPr>
-          <w:b w:val="0"/>
-        </w:rPr>
-        <w:t xml:space="preserve">Four runs on each of two cases: first passes 4, second passes 2. Compute overall </w:t>
-      </w:r>
-      <w:r>
-        <w:rPr>
-          <w:b/>
-        </w:rPr>
-        <w:t>run rate</w:t>
-      </w:r>
-      <w:r>
-        <w:rPr>
-          <w:b w:val="0"/>
-        </w:rPr>
-        <w:t xml:space="preserve"> and per-case rates.</w:t>
-      </w:r>
-    </w:p>
-    <w:p>
-      <w:pPr>
-        <w:pStyle w:val="Heading3"/>
-      </w:pPr>
-      <w:r>
-        <w:t>Teacher reasoning · W4</w:t>
-      </w:r>
-    </w:p>
-    <w:p>
-      <w:pPr>
-        <w:spacing w:line="336" w:lineRule="auto" w:after="180"/>
-        <w:shd w:fill="F1F6FC"/>
-      </w:pPr>
-      <w:r>
-        <w:rPr>
-          <w:b w:val="0"/>
-        </w:rPr>
-        <w:t xml:space="preserve">Teacher explanation: 6/8=75% </w:t>
-      </w:r>
-      <w:r>
-        <w:rPr>
-          <w:b/>
-        </w:rPr>
-        <w:t>run rate</w:t>
-      </w:r>
-      <w:r>
-        <w:rPr>
-          <w:b w:val="0"/>
-        </w:rPr>
-        <w:t>; case rates 100% and 50%. There are two distinct cases, not eight independent task contexts.</w:t>
-      </w:r>
-    </w:p>
-    <w:p>
-      <w:pPr>
-        <w:pStyle w:val="Heading3"/>
-      </w:pPr>
-      <w:r>
-        <w:t>W5 Design a revealing follow-up</w:t>
-      </w:r>
-    </w:p>
-    <w:p>
-      <w:pPr>
-        <w:pStyle w:val="Heading3"/>
-      </w:pPr>
-      <w:r>
-        <w:t>Workbook question · W5</w:t>
-      </w:r>
-    </w:p>
-    <w:p>
-      <w:pPr>
-        <w:spacing w:line="336" w:lineRule="auto" w:after="180"/>
-        <w:shd w:fill="F5F1FB"/>
-      </w:pPr>
-      <w:r>
-        <w:rPr>
-          <w:b w:val="0"/>
-        </w:rPr>
-        <w:t>For the worked scenario, propose one additional case that could reveal a failure, describe its expected outcome before running it, and explain what would need to remain fixed for a fair comparison.</w:t>
-      </w:r>
-    </w:p>
-    <w:p>
-      <w:pPr>
-        <w:spacing w:line="336" w:lineRule="auto" w:after="180"/>
-        <w:shd w:fill="F5F1FB"/>
-      </w:pPr>
-      <w:r>
-        <w:rPr>
-          <w:b w:val="0"/>
-        </w:rPr>
-        <w:t>Do not reuse W4 as a new final test after receiving feedback.</w:t>
-      </w:r>
-    </w:p>
-    <w:p>
-      <w:pPr>
-        <w:pStyle w:val="Heading3"/>
-      </w:pPr>
-      <w:r>
-        <w:t>Teacher reasoning · W5</w:t>
-      </w:r>
-    </w:p>
-    <w:p>
-      <w:pPr>
-        <w:spacing w:line="336" w:lineRule="auto" w:after="180"/>
-        <w:shd w:fill="F1F6FC"/>
-      </w:pPr>
-      <w:r>
-        <w:rPr>
-          <w:b w:val="0"/>
-        </w:rPr>
-        <w:t xml:space="preserve">Teacher explanation: Accept a concrete variant of the worked </w:t>
-      </w:r>
-      <w:r>
-        <w:rPr>
-          <w:b/>
-        </w:rPr>
-        <w:t>input</w:t>
-      </w:r>
-      <w:r>
-        <w:rPr>
-          <w:b w:val="0"/>
-        </w:rPr>
-        <w:t xml:space="preserve"> or a missing/conflicting/boundary condition, with an expectation derived from the declared procedure.</w:t>
-      </w:r>
-    </w:p>
-    <w:p>
-      <w:pPr>
-        <w:spacing w:line="336" w:lineRule="auto" w:after="180"/>
-        <w:shd w:fill="F1F6FC"/>
-      </w:pPr>
-      <w:r>
-        <w:rPr>
-          <w:b w:val="0"/>
-        </w:rPr>
-        <w:t xml:space="preserve">Require preserved settings, original </w:t>
-      </w:r>
-      <w:r>
-        <w:rPr>
-          <w:b/>
-        </w:rPr>
-        <w:t>output</w:t>
-      </w:r>
-      <w:r>
-        <w:rPr>
-          <w:b w:val="0"/>
-        </w:rPr>
-        <w:t xml:space="preserve">s and data roles. A deterministic mocked </w:t>
-      </w:r>
-      <w:r>
-        <w:rPr>
-          <w:b/>
-        </w:rPr>
-        <w:t>output</w:t>
-      </w:r>
-      <w:r>
-        <w:rPr>
-          <w:b w:val="0"/>
-        </w:rPr>
-        <w:t xml:space="preserve"> tests the pipeline contract but cannot estimate an unspecified live model distribution.</w:t>
-      </w:r>
-    </w:p>
-    <w:p>
-      <w:pPr>
-        <w:spacing w:line="336" w:lineRule="auto" w:after="180"/>
-        <w:shd w:fill="F1F6FC"/>
-      </w:pPr>
-      <w:r>
-        <w:rPr>
-          <w:b w:val="0"/>
-        </w:rPr>
-        <w:t xml:space="preserve">The new case should test this particular </w:t>
-      </w:r>
-      <w:r>
-        <w:rPr>
-          <w:b/>
-        </w:rPr>
-        <w:t>mechanism</w:t>
-      </w:r>
-      <w:r>
-        <w:rPr>
-          <w:b w:val="0"/>
-        </w:rPr>
-        <w:t xml:space="preserve"> rather than merely restate the original result.</w:t>
-      </w:r>
-    </w:p>
-    <w:p>
-      <w:pPr>
-        <w:pStyle w:val="Heading3"/>
-      </w:pPr>
-      <w:r>
-        <w:t>Independent assessment and fresh retry</w:t>
-      </w:r>
-    </w:p>
-    <w:p>
-      <w:pPr>
-        <w:pStyle w:val="Heading3"/>
-      </w:pPr>
-      <w:r>
-        <w:t>Teacher key · Independent assessment and fresh retry</w:t>
-      </w:r>
-    </w:p>
-    <w:p>
-      <w:pPr>
-        <w:spacing w:line="336" w:lineRule="auto" w:after="180"/>
-        <w:shd w:fill="F1F6FC"/>
-      </w:pPr>
-      <w:r>
-        <w:rPr>
-          <w:b w:val="0"/>
-        </w:rPr>
-        <w:t xml:space="preserve">W4: 6/8=75% </w:t>
-      </w:r>
-      <w:r>
-        <w:rPr>
-          <w:b/>
-        </w:rPr>
-        <w:t>run rate</w:t>
-      </w:r>
-      <w:r>
-        <w:rPr>
-          <w:b w:val="0"/>
-        </w:rPr>
-        <w:t>; case rates 100% and 50%. There are two distinct cases, not eight independent task contexts. Require intermediate reasoning and the stated scope.</w:t>
-      </w:r>
-    </w:p>
-    <w:p>
-      <w:pPr>
-        <w:spacing w:line="336" w:lineRule="auto" w:after="180"/>
-        <w:shd w:fill="F1F6FC"/>
-      </w:pPr>
-      <w:r>
-        <w:rPr>
-          <w:b w:val="0"/>
-        </w:rPr>
-        <w:t xml:space="preserve">Fresh retry: Three runs on each of three cases; passes 3, 2, 1. Expected reasoning: 6/9=2/3 </w:t>
-      </w:r>
-      <w:r>
-        <w:rPr>
-          <w:b/>
-        </w:rPr>
-        <w:t>run rate</w:t>
-      </w:r>
-      <w:r>
-        <w:rPr>
-          <w:b w:val="0"/>
-        </w:rPr>
-        <w:t>, per-case 100%, 66.667%, 33.333%; three distinct cases.</w:t>
-      </w:r>
-    </w:p>
-    <w:p>
-      <w:pPr>
-        <w:spacing w:line="336" w:lineRule="auto" w:after="180"/>
-        <w:shd w:fill="F1F6FC"/>
-      </w:pPr>
-      <w:r>
-        <w:rPr>
-          <w:b w:val="0"/>
-        </w:rPr>
-        <w:t>If students need support, record it and reassess with another new case rather than awarding independence to a copied answer.</w:t>
-      </w:r>
-    </w:p>
-    <w:p>
-      <w:pPr>
-        <w:pStyle w:val="Heading3"/>
-      </w:pPr>
-      <w:r>
-        <w:t>Assess independent transfer</w:t>
-      </w:r>
-    </w:p>
-    <w:p>
-      <w:pPr>
-        <w:pStyle w:val="Heading3"/>
-      </w:pPr>
-      <w:r>
-        <w:t>Independent question · withhold the key</w:t>
-      </w:r>
-    </w:p>
-    <w:p>
-      <w:pPr>
-        <w:spacing w:line="336" w:lineRule="auto" w:after="180"/>
-        <w:shd w:fill="F5F1FB"/>
-      </w:pPr>
-      <w:r>
-        <w:rPr>
-          <w:b w:val="0"/>
-        </w:rPr>
-        <w:t xml:space="preserve">Selected case: Four runs on each of two cases: first passes 4, second passes 2. Compute overall </w:t>
-      </w:r>
-      <w:r>
-        <w:rPr>
-          <w:b/>
-        </w:rPr>
-        <w:t>run rate</w:t>
-      </w:r>
-      <w:r>
-        <w:rPr>
-          <w:b w:val="0"/>
-        </w:rPr>
-        <w:t xml:space="preserve"> and per-case rates.</w:t>
-      </w:r>
-    </w:p>
-    <w:p>
-      <w:pPr>
-        <w:pStyle w:val="Heading3"/>
-      </w:pPr>
-      <w:r>
-        <w:t>Selected case answer</w:t>
-      </w:r>
-    </w:p>
-    <w:p>
-      <w:pPr>
-        <w:pStyle w:val="Heading3"/>
-      </w:pPr>
-      <w:r>
-        <w:t>Teacher key · Selected case answer</w:t>
-      </w:r>
-    </w:p>
-    <w:p>
-      <w:pPr>
-        <w:spacing w:line="336" w:lineRule="auto" w:after="180"/>
-        <w:shd w:fill="F1F6FC"/>
-      </w:pPr>
-      <w:r>
-        <w:rPr>
-          <w:b w:val="0"/>
-        </w:rPr>
-        <w:t xml:space="preserve">Teacher explanation: 6/8=75% </w:t>
-      </w:r>
-      <w:r>
-        <w:rPr>
-          <w:b/>
-        </w:rPr>
-        <w:t>run rate</w:t>
-      </w:r>
-      <w:r>
-        <w:rPr>
-          <w:b w:val="0"/>
-        </w:rPr>
-        <w:t>; case rates 100% and 50%. There are two distinct cases, not eight independent task contexts.</w:t>
+        <w:pStyle w:val="Heading2"/>
+      </w:pPr>
+      <w:r>
+        <w:t>Judge explanation,trace and limits</w:t>
       </w:r>
     </w:p>
     <w:tbl>
@@ -3474,54 +3976,55 @@
     </w:tbl>
     <w:p>
       <w:pPr>
-        <w:pStyle w:val="Heading3"/>
-      </w:pPr>
-      <w:r>
-        <w:t>Teacher key · Selected case answer</w:t>
+        <w:spacing w:line="336" w:lineRule="auto" w:after="180"/>
+      </w:pPr>
+      <w:r>
+        <w:rPr>
+          <w:b w:val="0"/>
+        </w:rPr>
+        <w:t>Record each dimension as not yet, with support, or independent. Accept a valid alternative procedure with a defensible trace.</w:t>
       </w:r>
     </w:p>
     <w:p>
       <w:pPr>
         <w:spacing w:line="336" w:lineRule="auto" w:after="180"/>
-        <w:shd w:fill="F1F6FC"/>
       </w:pPr>
       <w:r>
         <w:rPr>
           <w:b w:val="0"/>
         </w:rPr>
-        <w:t>Record each dimension as not yet, with support, or independent. Accept a valid alternative procedure with a defensible trace.</w:t>
+        <w:t xml:space="preserve">Do not penalise an honestly recorded model failure if the learner correctly explains its </w:t>
+      </w:r>
+      <w:r>
+        <w:rPr>
+          <w:b/>
+        </w:rPr>
+        <w:t>evidence</w:t>
+      </w:r>
+      <w:r>
+        <w:rPr>
+          <w:b w:val="0"/>
+        </w:rPr>
+        <w:t xml:space="preserve"> and limits.</w:t>
       </w:r>
     </w:p>
     <w:p>
       <w:pPr>
-        <w:spacing w:line="336" w:lineRule="auto" w:after="180"/>
-        <w:shd w:fill="F1F6FC"/>
-      </w:pPr>
-      <w:r>
-        <w:rPr>
-          <w:b w:val="0"/>
-        </w:rPr>
-        <w:t xml:space="preserve">Do not penalise an honestly recorded model failure if the learner correctly explains its </w:t>
-      </w:r>
-      <w:r>
-        <w:rPr>
-          <w:b/>
-        </w:rPr>
-        <w:t>evidence</w:t>
-      </w:r>
-      <w:r>
-        <w:rPr>
-          <w:b w:val="0"/>
-        </w:rPr>
-        <w:t xml:space="preserve"> and limits.</w:t>
+        <w:pStyle w:val="Heading2"/>
+      </w:pPr>
+      <w:r>
+        <w:t>Give one usable repair</w:t>
       </w:r>
     </w:p>
     <w:p>
       <w:pPr>
-        <w:pStyle w:val="Heading3"/>
-      </w:pPr>
-      <w:r>
-        <w:t>Feedback that the learner uses</w:t>
+        <w:spacing w:line="336" w:lineRule="auto" w:after="180"/>
+      </w:pPr>
+      <w:r>
+        <w:rPr>
+          <w:b w:val="0"/>
+        </w:rPr>
+        <w:t>Name the earliest unsupported step and give one action to repair it. Have the learner make that repair now and explain why. Then assess the relevant skill on a fresh, fully specified case.</w:t>
       </w:r>
     </w:p>
     <w:p>
@@ -3532,31 +4035,85 @@
         <w:rPr>
           <w:b w:val="0"/>
         </w:rPr>
-        <w:t>Name the earliest unsupported step and give one action to repair it. Have the learner make that repair now and explain why. Then assess the relevant skill on a fresh, fully specified case.</w:t>
+        <w:t>Confirm it was not previously practised with feedback; solve and check the new case before assigning it. A follow-up design prompt is a starting brief, not automatically an equivalent test.</w:t>
       </w:r>
     </w:p>
     <w:p>
       <w:pPr>
-        <w:spacing w:line="336" w:lineRule="auto" w:after="180"/>
-      </w:pPr>
-      <w:r>
-        <w:rPr>
-          <w:b w:val="0"/>
-        </w:rPr>
-        <w:t>Confirm it was not previously practised with feedback; solve and check the new case before assigning it. A follow-up design prompt is a starting brief, not automatically an equivalent test.</w:t>
+        <w:pStyle w:val="Heading2"/>
+      </w:pPr>
+      <w:r>
+        <w:t>W1 Explain the mechanism</w:t>
       </w:r>
     </w:p>
     <w:p>
       <w:pPr>
-        <w:pStyle w:val="Heading1"/>
-      </w:pPr>
-      <w:r>
-        <w:t>06. Connect the project, support and next lesson</w:t>
+        <w:spacing w:line="336" w:lineRule="auto" w:after="180"/>
+      </w:pPr>
+      <w:r>
+        <w:rPr>
+          <w:b w:val="0"/>
+        </w:rPr>
+        <w:t xml:space="preserve">Explain the weekly </w:t>
+      </w:r>
+      <w:r>
+        <w:rPr>
+          <w:b/>
+        </w:rPr>
+        <w:t>mechanism</w:t>
+      </w:r>
+      <w:r>
+        <w:rPr>
+          <w:b w:val="0"/>
+        </w:rPr>
+        <w:t xml:space="preserve"> in your own words. Use the worked scenario to name its </w:t>
+      </w:r>
+      <w:r>
+        <w:rPr>
+          <w:b/>
+        </w:rPr>
+        <w:t>input</w:t>
+      </w:r>
+      <w:r>
+        <w:rPr>
+          <w:b w:val="0"/>
+        </w:rPr>
+        <w:t xml:space="preserve">, decision rule and </w:t>
+      </w:r>
+      <w:r>
+        <w:rPr>
+          <w:b/>
+        </w:rPr>
+        <w:t>output</w:t>
+      </w:r>
+      <w:r>
+        <w:rPr>
+          <w:b w:val="0"/>
+        </w:rPr>
+        <w:t>.</w:t>
       </w:r>
     </w:p>
     <w:p>
-      <w:r>
-        <w:t>Connect Testing model-dependent behaviour to Grounded Learning Service, adapt support and plan a later changed-case check.</w:t>
+      <w:pPr>
+        <w:spacing w:line="336" w:lineRule="auto" w:after="180"/>
+      </w:pPr>
+      <w:r>
+        <w:rPr>
+          <w:b w:val="0"/>
+        </w:rPr>
+        <w:t xml:space="preserve">Teacher explanation: Model-dependent behaviour may vary between runs. Evaluate defined semantic criteria and report repeated outcomes rather than requiring one exact sentence. Use fixed </w:t>
+      </w:r>
+      <w:r>
+        <w:rPr>
+          <w:b/>
+        </w:rPr>
+        <w:t>evidence</w:t>
+      </w:r>
+      <w:r>
+        <w:rPr>
+          <w:b w:val="0"/>
+        </w:rPr>
+        <w:t xml:space="preserve"> and rubric per case.</w:t>
       </w:r>
     </w:p>
     <w:p>
@@ -3567,66 +4124,15 @@
         <w:rPr>
           <w:b w:val="0"/>
         </w:rPr>
-        <w:t xml:space="preserve">Add a labelled testing model-dependent behaviour </w:t>
-      </w:r>
-      <w:r>
-        <w:rPr>
-          <w:b/>
-        </w:rPr>
-        <w:t>evidence</w:t>
-      </w:r>
-      <w:r>
-        <w:rPr>
-          <w:b w:val="0"/>
-        </w:rPr>
-        <w:t xml:space="preserve"> sheet to Grounded Learning Service. Show how you can explain the </w:t>
-      </w:r>
-      <w:r>
-        <w:rPr>
-          <w:b/>
-        </w:rPr>
-        <w:t>mechanism</w:t>
-      </w:r>
-      <w:r>
-        <w:rPr>
-          <w:b w:val="0"/>
-        </w:rPr>
-        <w:t xml:space="preserve"> and terminology of testing model-dependent behaviour.</w:t>
+        <w:t>Require supported room/capacity, valid schema and no actions. Repeats estimate observed variation for this case; they are not additional independent users.</w:t>
       </w:r>
     </w:p>
     <w:p>
       <w:pPr>
-        <w:spacing w:line="336" w:lineRule="auto" w:after="180"/>
-      </w:pPr>
-      <w:r>
-        <w:rPr>
-          <w:b w:val="0"/>
-        </w:rPr>
-        <w:t xml:space="preserve">Use the supplied fictional case and keep its </w:t>
-      </w:r>
-      <w:r>
-        <w:rPr>
-          <w:b/>
-        </w:rPr>
-        <w:t>input</w:t>
-      </w:r>
-      <w:r>
-        <w:rPr>
-          <w:b w:val="0"/>
-        </w:rPr>
-        <w:t xml:space="preserve">s, intermediate steps, calculation or </w:t>
-      </w:r>
-      <w:r>
-        <w:rPr>
-          <w:b/>
-        </w:rPr>
-        <w:t>prediction</w:t>
-      </w:r>
-      <w:r>
-        <w:rPr>
-          <w:b w:val="0"/>
-        </w:rPr>
-        <w:t>, and limitation. Connect this record to last week’s record; a matching answer without a trace is insufficient.</w:t>
+        <w:pStyle w:val="Heading2"/>
+      </w:pPr>
+      <w:r>
+        <w:t>W2 Trace the worked case</w:t>
       </w:r>
     </w:p>
     <w:p>
@@ -3637,19 +4143,7 @@
         <w:rPr>
           <w:b w:val="0"/>
         </w:rPr>
-        <w:t xml:space="preserve">Provide an </w:t>
-      </w:r>
-      <w:r>
-        <w:rPr>
-          <w:b/>
-        </w:rPr>
-        <w:t>input</w:t>
-      </w:r>
-      <w:r>
-        <w:rPr>
-          <w:b w:val="0"/>
-        </w:rPr>
-        <w:t>/procedure/result/limit frame and a calculator when needed. Ask students to identify the first step before completing the whole trace.</w:t>
+        <w:t>Five runs on one case yield three fully supported valid responses and two unsupported capacities. Show the intermediate steps and give the conclusion with its scope.</w:t>
       </w:r>
     </w:p>
     <w:p>
@@ -3660,42 +4154,27 @@
         <w:rPr>
           <w:b w:val="0"/>
         </w:rPr>
-        <w:t xml:space="preserve">Extension: compare two concrete variants of this </w:t>
+        <w:t>Teacher explanation: Observed contract pass 3/5=</w:t>
       </w:r>
       <w:r>
         <w:rPr>
           <w:b/>
         </w:rPr>
-        <w:t>mechanism</w:t>
+        <w:t>60%</w:t>
       </w:r>
       <w:r>
         <w:rPr>
           <w:b w:val="0"/>
         </w:rPr>
-        <w:t xml:space="preserve"> while holding unrelated conditions fixed; report both successful and unsuccessful outcomes.</w:t>
+        <w:t xml:space="preserve"> over five runs of one case. Preserve both failures and the repeated-case denominator.</w:t>
       </w:r>
     </w:p>
     <w:p>
       <w:pPr>
-        <w:spacing w:line="336" w:lineRule="auto" w:after="180"/>
-      </w:pPr>
-      <w:r>
-        <w:rPr>
-          <w:b w:val="0"/>
-        </w:rPr>
-        <w:t xml:space="preserve">Next connection: Integration tests and fixtures. Preserve the current case record and retrieve its </w:t>
-      </w:r>
-      <w:r>
-        <w:rPr>
-          <w:b/>
-        </w:rPr>
-        <w:t>evidence</w:t>
-      </w:r>
-      <w:r>
-        <w:rPr>
-          <w:b w:val="0"/>
-        </w:rPr>
-        <w:t xml:space="preserve"> boundary before moving on.</w:t>
+        <w:pStyle w:val="Heading2"/>
+      </w:pPr>
+      <w:r>
+        <w:t>W3 Audit the limit</w:t>
       </w:r>
     </w:p>
     <w:p>
@@ -3706,15 +4185,661 @@
         <w:rPr>
           <w:b w:val="0"/>
         </w:rPr>
-        <w:t>Retain the project ledger and assess a changed case after support. Check the relevant prerequisite before carrying this component forward.</w:t>
+        <w:t xml:space="preserve">A report omits this qualification: A deterministic mocked </w:t>
+      </w:r>
+      <w:r>
+        <w:rPr>
+          <w:b/>
+        </w:rPr>
+        <w:t>output</w:t>
+      </w:r>
+      <w:r>
+        <w:rPr>
+          <w:b w:val="0"/>
+        </w:rPr>
+        <w:t xml:space="preserve"> tests the pipeline contract but cannot estimate an unspecified live model distribution.</w:t>
       </w:r>
     </w:p>
     <w:p>
       <w:pPr>
+        <w:spacing w:line="336" w:lineRule="auto" w:after="180"/>
+      </w:pPr>
+      <w:r>
+        <w:rPr>
+          <w:b w:val="0"/>
+        </w:rPr>
+        <w:t>Explain how omitting it could change a reader's interpretation, and write an accurate replacement.</w:t>
+      </w:r>
+    </w:p>
+    <w:p>
+      <w:pPr>
+        <w:spacing w:line="336" w:lineRule="auto" w:after="180"/>
+      </w:pPr>
+      <w:r>
+        <w:rPr>
+          <w:b w:val="0"/>
+        </w:rPr>
+        <w:t xml:space="preserve">Teacher explanation: A deterministic mocked </w:t>
+      </w:r>
+      <w:r>
+        <w:rPr>
+          <w:b/>
+        </w:rPr>
+        <w:t>output</w:t>
+      </w:r>
+      <w:r>
+        <w:rPr>
+          <w:b w:val="0"/>
+        </w:rPr>
+        <w:t xml:space="preserve"> tests the pipeline contract but cannot estimate an unspecified live model distribution.</w:t>
+      </w:r>
+    </w:p>
+    <w:p>
+      <w:pPr>
+        <w:spacing w:line="336" w:lineRule="auto" w:after="180"/>
+      </w:pPr>
+      <w:r>
+        <w:rPr>
+          <w:b w:val="0"/>
+        </w:rPr>
+        <w:t xml:space="preserve">State the observed result separately from the unverified or out-of-scope claim; preserve the original </w:t>
+      </w:r>
+      <w:r>
+        <w:rPr>
+          <w:b/>
+        </w:rPr>
+        <w:t>evidence</w:t>
+      </w:r>
+      <w:r>
+        <w:rPr>
+          <w:b w:val="0"/>
+        </w:rPr>
+        <w:t xml:space="preserve"> rather than inventing a missing fact.</w:t>
+      </w:r>
+    </w:p>
+    <w:p>
+      <w:pPr>
+        <w:pStyle w:val="Heading2"/>
+      </w:pPr>
+      <w:r>
+        <w:t>W5 Design a revealing follow-up</w:t>
+      </w:r>
+    </w:p>
+    <w:p>
+      <w:pPr>
+        <w:spacing w:line="336" w:lineRule="auto" w:after="180"/>
+      </w:pPr>
+      <w:r>
+        <w:rPr>
+          <w:b w:val="0"/>
+        </w:rPr>
+        <w:t>For the worked scenario, propose one additional case that could reveal a failure, describe its expected outcome before running it, and explain what would need to remain fixed for a fair comparison.</w:t>
+      </w:r>
+    </w:p>
+    <w:p>
+      <w:pPr>
+        <w:spacing w:line="336" w:lineRule="auto" w:after="180"/>
+      </w:pPr>
+      <w:r>
+        <w:rPr>
+          <w:b w:val="0"/>
+        </w:rPr>
+        <w:t>Do not reuse W4 as a new final test after receiving feedback.</w:t>
+      </w:r>
+    </w:p>
+    <w:p>
+      <w:pPr>
+        <w:spacing w:line="336" w:lineRule="auto" w:after="180"/>
+      </w:pPr>
+      <w:r>
+        <w:rPr>
+          <w:b w:val="0"/>
+        </w:rPr>
+        <w:t xml:space="preserve">Teacher explanation: Accept a concrete variant of the worked </w:t>
+      </w:r>
+      <w:r>
+        <w:rPr>
+          <w:b/>
+        </w:rPr>
+        <w:t>input</w:t>
+      </w:r>
+      <w:r>
+        <w:rPr>
+          <w:b w:val="0"/>
+        </w:rPr>
+        <w:t xml:space="preserve"> or a missing/conflicting/boundary condition, with an expectation derived from the declared procedure.</w:t>
+      </w:r>
+    </w:p>
+    <w:p>
+      <w:pPr>
+        <w:spacing w:line="336" w:lineRule="auto" w:after="180"/>
+      </w:pPr>
+      <w:r>
+        <w:rPr>
+          <w:b w:val="0"/>
+        </w:rPr>
+        <w:t xml:space="preserve">Require preserved settings, original </w:t>
+      </w:r>
+      <w:r>
+        <w:rPr>
+          <w:b/>
+        </w:rPr>
+        <w:t>output</w:t>
+      </w:r>
+      <w:r>
+        <w:rPr>
+          <w:b w:val="0"/>
+        </w:rPr>
+        <w:t xml:space="preserve">s and data roles. A deterministic mocked </w:t>
+      </w:r>
+      <w:r>
+        <w:rPr>
+          <w:b/>
+        </w:rPr>
+        <w:t>output</w:t>
+      </w:r>
+      <w:r>
+        <w:rPr>
+          <w:b w:val="0"/>
+        </w:rPr>
+        <w:t xml:space="preserve"> tests the pipeline contract but cannot estimate an unspecified live model distribution.</w:t>
+      </w:r>
+    </w:p>
+    <w:p>
+      <w:pPr>
+        <w:spacing w:line="336" w:lineRule="auto" w:after="180"/>
+      </w:pPr>
+      <w:r>
+        <w:rPr>
+          <w:b w:val="0"/>
+        </w:rPr>
+        <w:t xml:space="preserve">The new case should test this particular </w:t>
+      </w:r>
+      <w:r>
+        <w:rPr>
+          <w:b/>
+        </w:rPr>
+        <w:t>mechanism</w:t>
+      </w:r>
+      <w:r>
+        <w:rPr>
+          <w:b w:val="0"/>
+        </w:rPr>
+        <w:t xml:space="preserve"> rather than merely restate the original result.</w:t>
+      </w:r>
+    </w:p>
+    <w:p>
+      <w:pPr>
+        <w:pStyle w:val="Heading2"/>
+      </w:pPr>
+      <w:r>
+        <w:t>Earlier wording, alternatives and picture transcripts · reference / check after trying</w:t>
+      </w:r>
+    </w:p>
+    <w:p>
+      <w:pPr>
         <w:pStyle w:val="Heading3"/>
       </w:pPr>
       <w:r>
-        <w:t>Plan the delayed return</w:t>
+        <w:t>Guided and exit questions</w:t>
+      </w:r>
+    </w:p>
+    <w:p>
+      <w:pPr>
+        <w:spacing w:line="336" w:lineRule="auto" w:after="180"/>
+      </w:pPr>
+      <w:r>
+        <w:rPr>
+          <w:b w:val="0"/>
+        </w:rPr>
+        <w:t>Guided: Observed contract pass 3/5=</w:t>
+      </w:r>
+      <w:r>
+        <w:rPr>
+          <w:b/>
+        </w:rPr>
+        <w:t>60%</w:t>
+      </w:r>
+      <w:r>
+        <w:rPr>
+          <w:b w:val="0"/>
+        </w:rPr>
+        <w:t xml:space="preserve"> over five runs of one case. Preserve both failures and the repeated-case denominator.</w:t>
+      </w:r>
+    </w:p>
+    <w:p>
+      <w:pPr>
+        <w:spacing w:line="336" w:lineRule="auto" w:after="180"/>
+      </w:pPr>
+      <w:r>
+        <w:rPr>
+          <w:b w:val="0"/>
+        </w:rPr>
+        <w:t xml:space="preserve">Qualification: A deterministic mocked </w:t>
+      </w:r>
+      <w:r>
+        <w:rPr>
+          <w:b/>
+        </w:rPr>
+        <w:t>output</w:t>
+      </w:r>
+      <w:r>
+        <w:rPr>
+          <w:b w:val="0"/>
+        </w:rPr>
+        <w:t xml:space="preserve"> tests the pipeline contract but cannot estimate an unspecified live model distribution.</w:t>
+      </w:r>
+    </w:p>
+    <w:p>
+      <w:pPr>
+        <w:spacing w:line="336" w:lineRule="auto" w:after="180"/>
+      </w:pPr>
+      <w:r>
+        <w:rPr>
+          <w:b w:val="0"/>
+        </w:rPr>
+        <w:t xml:space="preserve">Exit: accept a concrete variation with its predicted outcome and a stated condition that would challenge the </w:t>
+      </w:r>
+      <w:r>
+        <w:rPr>
+          <w:b/>
+        </w:rPr>
+        <w:t>mechanism</w:t>
+      </w:r>
+      <w:r>
+        <w:rPr>
+          <w:b w:val="0"/>
+        </w:rPr>
+        <w:t xml:space="preserve">; reject a claim resting on unmeasured </w:t>
+      </w:r>
+      <w:r>
+        <w:rPr>
+          <w:b/>
+        </w:rPr>
+        <w:t>evidence</w:t>
+      </w:r>
+      <w:r>
+        <w:rPr>
+          <w:b w:val="0"/>
+        </w:rPr>
+        <w:t>.</w:t>
+      </w:r>
+    </w:p>
+    <w:p>
+      <w:pPr>
+        <w:pStyle w:val="Heading3"/>
+      </w:pPr>
+      <w:r>
+        <w:t>W1 Explain the mechanism</w:t>
+      </w:r>
+    </w:p>
+    <w:p>
+      <w:pPr>
+        <w:pStyle w:val="Heading3"/>
+      </w:pPr>
+      <w:r>
+        <w:t>W2 Trace the worked case</w:t>
+      </w:r>
+    </w:p>
+    <w:p>
+      <w:pPr>
+        <w:pStyle w:val="Heading3"/>
+      </w:pPr>
+      <w:r>
+        <w:t>W3 Audit the limit</w:t>
+      </w:r>
+    </w:p>
+    <w:p>
+      <w:pPr>
+        <w:pStyle w:val="Heading3"/>
+      </w:pPr>
+      <w:r>
+        <w:t>W4 Apply a new case independently</w:t>
+      </w:r>
+    </w:p>
+    <w:p>
+      <w:pPr>
+        <w:spacing w:line="336" w:lineRule="auto" w:after="180"/>
+      </w:pPr>
+      <w:r>
+        <w:rPr>
+          <w:b w:val="0"/>
+        </w:rPr>
+        <w:t xml:space="preserve">Four runs on each of two cases: first passes 4, second passes 2. Compute overall </w:t>
+      </w:r>
+      <w:r>
+        <w:rPr>
+          <w:b/>
+        </w:rPr>
+        <w:t>run rate</w:t>
+      </w:r>
+      <w:r>
+        <w:rPr>
+          <w:b w:val="0"/>
+        </w:rPr>
+        <w:t xml:space="preserve"> and per-case rates.</w:t>
+      </w:r>
+    </w:p>
+    <w:p>
+      <w:pPr>
+        <w:spacing w:line="336" w:lineRule="auto" w:after="180"/>
+      </w:pPr>
+      <w:r>
+        <w:rPr>
+          <w:b w:val="0"/>
+        </w:rPr>
+        <w:t xml:space="preserve">Teacher explanation: 6/8=75% </w:t>
+      </w:r>
+      <w:r>
+        <w:rPr>
+          <w:b/>
+        </w:rPr>
+        <w:t>run rate</w:t>
+      </w:r>
+      <w:r>
+        <w:rPr>
+          <w:b w:val="0"/>
+        </w:rPr>
+        <w:t>; case rates 100% and 50%. There are two distinct cases, not eight independent task contexts.</w:t>
+      </w:r>
+    </w:p>
+    <w:p>
+      <w:pPr>
+        <w:pStyle w:val="Heading3"/>
+      </w:pPr>
+      <w:r>
+        <w:t>W5 Design a revealing follow-up</w:t>
+      </w:r>
+    </w:p>
+    <w:p>
+      <w:pPr>
+        <w:pStyle w:val="Heading3"/>
+      </w:pPr>
+      <w:r>
+        <w:t>Independent assessment and fresh retry</w:t>
+      </w:r>
+    </w:p>
+    <w:p>
+      <w:pPr>
+        <w:spacing w:line="336" w:lineRule="auto" w:after="180"/>
+      </w:pPr>
+      <w:r>
+        <w:rPr>
+          <w:b w:val="0"/>
+        </w:rPr>
+        <w:t xml:space="preserve">W4: 6/8=75% </w:t>
+      </w:r>
+      <w:r>
+        <w:rPr>
+          <w:b/>
+        </w:rPr>
+        <w:t>run rate</w:t>
+      </w:r>
+      <w:r>
+        <w:rPr>
+          <w:b w:val="0"/>
+        </w:rPr>
+        <w:t>; case rates 100% and 50%. There are two distinct cases, not eight independent task contexts. Require intermediate reasoning and the stated scope.</w:t>
+      </w:r>
+    </w:p>
+    <w:p>
+      <w:pPr>
+        <w:spacing w:line="336" w:lineRule="auto" w:after="180"/>
+      </w:pPr>
+      <w:r>
+        <w:rPr>
+          <w:b w:val="0"/>
+        </w:rPr>
+        <w:t xml:space="preserve">Fresh retry: Three runs on each of three cases; passes 3, 2, 1. Expected reasoning: 6/9=2/3 </w:t>
+      </w:r>
+      <w:r>
+        <w:rPr>
+          <w:b/>
+        </w:rPr>
+        <w:t>run rate</w:t>
+      </w:r>
+      <w:r>
+        <w:rPr>
+          <w:b w:val="0"/>
+        </w:rPr>
+        <w:t>, per-case 100%, 66.667%, 33.333%; three distinct cases.</w:t>
+      </w:r>
+    </w:p>
+    <w:p>
+      <w:pPr>
+        <w:spacing w:line="336" w:lineRule="auto" w:after="180"/>
+      </w:pPr>
+      <w:r>
+        <w:rPr>
+          <w:b w:val="0"/>
+        </w:rPr>
+        <w:t>If students need support, record it and reassess with another new case rather than awarding independence to a copied answer.</w:t>
+      </w:r>
+    </w:p>
+    <w:p>
+      <w:pPr>
+        <w:pStyle w:val="Heading3"/>
+      </w:pPr>
+      <w:r>
+        <w:t>Assess independent transfer</w:t>
+      </w:r>
+    </w:p>
+    <w:p>
+      <w:pPr>
+        <w:pStyle w:val="Heading3"/>
+      </w:pPr>
+      <w:r>
+        <w:t>Selected case answer</w:t>
+      </w:r>
+    </w:p>
+    <w:p>
+      <w:pPr>
+        <w:pStyle w:val="Heading3"/>
+      </w:pPr>
+      <w:r>
+        <w:t>Feedback that the learner uses</w:t>
+      </w:r>
+    </w:p>
+    <w:p>
+      <w:pPr>
+        <w:pStyle w:val="Heading1"/>
+      </w:pPr>
+      <w:r>
+        <w:t>06. Connect, support and revisit service design</w:t>
+      </w:r>
+    </w:p>
+    <w:p>
+      <w:r>
+        <w:t>Use saved evidence and boundary decisions to choose the next step.</w:t>
+      </w:r>
+    </w:p>
+    <w:p>
+      <w:pPr>
+        <w:pStyle w:val="Heading2"/>
+      </w:pPr>
+      <w:r>
+        <w:t>Project and next-week bridge</w:t>
+      </w:r>
+    </w:p>
+    <w:p>
+      <w:pPr>
+        <w:spacing w:line="336" w:lineRule="auto" w:after="180"/>
+      </w:pPr>
+      <w:r>
+        <w:rPr>
+          <w:b w:val="0"/>
+        </w:rPr>
+        <w:t xml:space="preserve">Add a labelled testing model-dependent behaviour </w:t>
+      </w:r>
+      <w:r>
+        <w:rPr>
+          <w:b/>
+        </w:rPr>
+        <w:t>evidence</w:t>
+      </w:r>
+      <w:r>
+        <w:rPr>
+          <w:b w:val="0"/>
+        </w:rPr>
+        <w:t xml:space="preserve"> sheet to Grounded Learning Service. Show how you can explain the </w:t>
+      </w:r>
+      <w:r>
+        <w:rPr>
+          <w:b/>
+        </w:rPr>
+        <w:t>mechanism</w:t>
+      </w:r>
+      <w:r>
+        <w:rPr>
+          <w:b w:val="0"/>
+        </w:rPr>
+        <w:t xml:space="preserve"> and terminology of testing model-dependent behaviour.</w:t>
+      </w:r>
+    </w:p>
+    <w:p>
+      <w:pPr>
+        <w:spacing w:line="336" w:lineRule="auto" w:after="180"/>
+      </w:pPr>
+      <w:r>
+        <w:rPr>
+          <w:b w:val="0"/>
+        </w:rPr>
+        <w:t xml:space="preserve">Use the supplied fictional case and keep its </w:t>
+      </w:r>
+      <w:r>
+        <w:rPr>
+          <w:b/>
+        </w:rPr>
+        <w:t>input</w:t>
+      </w:r>
+      <w:r>
+        <w:rPr>
+          <w:b w:val="0"/>
+        </w:rPr>
+        <w:t xml:space="preserve">s, intermediate steps, calculation or </w:t>
+      </w:r>
+      <w:r>
+        <w:rPr>
+          <w:b/>
+        </w:rPr>
+        <w:t>prediction</w:t>
+      </w:r>
+      <w:r>
+        <w:rPr>
+          <w:b w:val="0"/>
+        </w:rPr>
+        <w:t>, and limitation. Connect this record to last week’s record; a matching answer without a trace is insufficient.</w:t>
+      </w:r>
+    </w:p>
+    <w:p>
+      <w:pPr>
+        <w:spacing w:line="336" w:lineRule="auto" w:after="180"/>
+      </w:pPr>
+      <w:r>
+        <w:rPr>
+          <w:b w:val="0"/>
+        </w:rPr>
+        <w:t xml:space="preserve">Provide an </w:t>
+      </w:r>
+      <w:r>
+        <w:rPr>
+          <w:b/>
+        </w:rPr>
+        <w:t>input</w:t>
+      </w:r>
+      <w:r>
+        <w:rPr>
+          <w:b w:val="0"/>
+        </w:rPr>
+        <w:t>/procedure/result/limit frame and a calculator when needed. Ask students to identify the first step before completing the whole trace.</w:t>
+      </w:r>
+    </w:p>
+    <w:p>
+      <w:pPr>
+        <w:spacing w:line="336" w:lineRule="auto" w:after="180"/>
+      </w:pPr>
+      <w:r>
+        <w:rPr>
+          <w:b w:val="0"/>
+        </w:rPr>
+        <w:t xml:space="preserve">Extension: compare two concrete variants of this </w:t>
+      </w:r>
+      <w:r>
+        <w:rPr>
+          <w:b/>
+        </w:rPr>
+        <w:t>mechanism</w:t>
+      </w:r>
+      <w:r>
+        <w:rPr>
+          <w:b w:val="0"/>
+        </w:rPr>
+        <w:t xml:space="preserve"> while holding unrelated conditions fixed; report both successful and unsuccessful outcomes.</w:t>
+      </w:r>
+    </w:p>
+    <w:p>
+      <w:pPr>
+        <w:spacing w:line="336" w:lineRule="auto" w:after="180"/>
+      </w:pPr>
+      <w:r>
+        <w:rPr>
+          <w:b w:val="0"/>
+        </w:rPr>
+        <w:t xml:space="preserve">Next connection: Integration tests and fixtures. Preserve the current case record and retrieve its </w:t>
+      </w:r>
+      <w:r>
+        <w:rPr>
+          <w:b/>
+        </w:rPr>
+        <w:t>evidence</w:t>
+      </w:r>
+      <w:r>
+        <w:rPr>
+          <w:b w:val="0"/>
+        </w:rPr>
+        <w:t xml:space="preserve"> boundary before moving on.</w:t>
+      </w:r>
+    </w:p>
+    <w:p>
+      <w:pPr>
+        <w:spacing w:line="336" w:lineRule="auto" w:after="180"/>
+      </w:pPr>
+      <w:r>
+        <w:rPr>
+          <w:b w:val="0"/>
+        </w:rPr>
+        <w:t>Retain the project ledger and assess a changed case after support. Check the relevant prerequisite before carrying this component forward.</w:t>
+      </w:r>
+    </w:p>
+    <w:p>
+      <w:pPr>
+        <w:spacing w:line="336" w:lineRule="auto" w:after="180"/>
+      </w:pPr>
+      <w:r>
+        <w:rPr>
+          <w:b w:val="0"/>
+        </w:rPr>
+        <w:t xml:space="preserve">For the Grounded Learning Service, retain an annotated trace and the changed-case result. Name the contract or </w:t>
+      </w:r>
+      <w:r>
+        <w:rPr>
+          <w:b/>
+        </w:rPr>
+        <w:t>evidence</w:t>
+      </w:r>
+      <w:r>
+        <w:rPr>
+          <w:b w:val="0"/>
+        </w:rPr>
+        <w:t xml:space="preserve"> that makes the deciding step valid, so another team can review it.</w:t>
+      </w:r>
+    </w:p>
+    <w:p>
+      <w:pPr>
+        <w:pStyle w:val="Heading2"/>
+      </w:pPr>
+      <w:r>
+        <w:t>Delayed return and support record</w:t>
       </w:r>
     </w:p>
     <w:p>
@@ -3931,60 +5056,60 @@
     </w:p>
     <w:p>
       <w:pPr>
-        <w:pStyle w:val="Heading3"/>
-      </w:pPr>
-      <w:r>
-        <w:t>Project evidence from this case</w:t>
+        <w:pStyle w:val="Heading2"/>
+      </w:pPr>
+      <w:r>
+        <w:t>Earlier wording, alternatives and picture transcripts · reference / check after trying</w:t>
       </w:r>
     </w:p>
     <w:p>
       <w:pPr>
-        <w:spacing w:line="336" w:lineRule="auto" w:after="180"/>
-      </w:pPr>
-      <w:r>
-        <w:rPr>
-          <w:b w:val="0"/>
-        </w:rPr>
-        <w:t xml:space="preserve">For the Grounded Learning Service, retain an annotated trace and the changed-case result. Name the contract or </w:t>
-      </w:r>
-      <w:r>
-        <w:rPr>
-          <w:b/>
-        </w:rPr>
-        <w:t>evidence</w:t>
-      </w:r>
-      <w:r>
-        <w:rPr>
-          <w:b w:val="0"/>
-        </w:rPr>
-        <w:t xml:space="preserve"> that makes the deciding step valid, so another team can review it.</w:t>
+        <w:pStyle w:val="Heading3"/>
+      </w:pPr>
+      <w:r>
+        <w:t>Plan the delayed return</w:t>
       </w:r>
     </w:p>
     <w:p>
       <w:pPr>
-        <w:pStyle w:val="Heading1"/>
-      </w:pPr>
-      <w:r>
-        <w:t>07. Prepare, teach and assess</w:t>
+        <w:pStyle w:val="Heading3"/>
+      </w:pPr>
+      <w:r>
+        <w:t>Project evidence from this case</w:t>
       </w:r>
     </w:p>
     <w:p>
-      <w:r>
-        <w:t>Use this preparation summary alongside the detailed Testing model-dependent behaviour lesson; it is a checklist rather than a replacement for the full sequence.</w:t>
+      <w:pPr>
+        <w:pStyle w:val="Heading1"/>
+      </w:pPr>
+      <w:r>
+        <w:t>Reference bank and extra practice</w:t>
       </w:r>
     </w:p>
     <w:p>
       <w:pPr>
-        <w:pStyle w:val="Heading3"/>
-      </w:pPr>
-      <w:r>
-        <w:t>Teaching target</w:t>
+        <w:pStyle w:val="Heading1"/>
+      </w:pPr>
+      <w:r>
+        <w:t>07. Reference · Alternative planning checklist</w:t>
       </w:r>
     </w:p>
     <w:p>
+      <w:r>
+        <w:t>Use alongside the main route when helpful.</w:t>
+      </w:r>
+    </w:p>
+    <w:p>
+      <w:pPr>
+        <w:pStyle w:val="Heading2"/>
+      </w:pPr>
+      <w:r>
+        <w:t>Planning,assessment and project reminders</w:t>
+      </w:r>
+    </w:p>
+    <w:p>
       <w:pPr>
         <w:spacing w:line="336" w:lineRule="auto" w:after="180"/>
-        <w:shd w:fill="EDF7F3"/>
       </w:pPr>
       <w:r>
         <w:rPr>
@@ -4184,34 +5309,36 @@
     </w:p>
     <w:p>
       <w:pPr>
-        <w:pStyle w:val="Heading3"/>
-      </w:pPr>
-      <w:r>
-        <w:t>Supported practice answer</w:t>
+        <w:spacing w:line="336" w:lineRule="auto" w:after="180"/>
+      </w:pPr>
+      <w:r>
+        <w:rPr>
+          <w:b w:val="0"/>
+        </w:rPr>
+        <w:t>Reasoned practice answer: Teacher explanation: Observed contract pass 3/5=</w:t>
+      </w:r>
+      <w:r>
+        <w:rPr>
+          <w:b/>
+        </w:rPr>
+        <w:t>60%</w:t>
+      </w:r>
+      <w:r>
+        <w:rPr>
+          <w:b w:val="0"/>
+        </w:rPr>
+        <w:t xml:space="preserve"> over five runs of one case. Preserve both failures and the repeated-case denominator.</w:t>
       </w:r>
     </w:p>
     <w:p>
       <w:pPr>
         <w:spacing w:line="336" w:lineRule="auto" w:after="180"/>
-        <w:shd w:fill="F1F6FC"/>
       </w:pPr>
       <w:r>
         <w:rPr>
           <w:b w:val="0"/>
         </w:rPr>
-        <w:t>Reasoned practice answer: Teacher explanation: Observed contract pass 3/5=</w:t>
-      </w:r>
-      <w:r>
-        <w:rPr>
-          <w:b/>
-        </w:rPr>
-        <w:t>60%</w:t>
-      </w:r>
-      <w:r>
-        <w:rPr>
-          <w:b w:val="0"/>
-        </w:rPr>
-        <w:t xml:space="preserve"> over five runs of one case. Preserve both failures and the repeated-case denominator.</w:t>
+        <w:t>Check every learner before discussion: Use the worked case for Testing model-dependent behaviour. Proposed explanation: “The worked result establishes every future case”. Decide whether this explanation is supported.</w:t>
       </w:r>
     </w:p>
     <w:p>
@@ -4222,7 +5349,7 @@
         <w:rPr>
           <w:b w:val="0"/>
         </w:rPr>
-        <w:t>Check every learner before discussion: Use the worked case for Testing model-dependent behaviour. Proposed explanation: “The worked result establishes every future case”. Decide whether this explanation is supported.</w:t>
+        <w:t>Point to the step or supplied fact that decides; explain your repair if needed.</w:t>
       </w:r>
     </w:p>
     <w:p>
@@ -4233,129 +5360,81 @@
         <w:rPr>
           <w:b w:val="0"/>
         </w:rPr>
-        <w:t>Point to the step or supplied fact that decides; explain your repair if needed.</w:t>
+        <w:t xml:space="preserve">Misconception repair: A deterministic mocked </w:t>
+      </w:r>
+      <w:r>
+        <w:rPr>
+          <w:b/>
+        </w:rPr>
+        <w:t>output</w:t>
+      </w:r>
+      <w:r>
+        <w:rPr>
+          <w:b w:val="0"/>
+        </w:rPr>
+        <w:t xml:space="preserve"> tests the pipeline contract but cannot estimate an unspecified live model distribution.</w:t>
       </w:r>
     </w:p>
     <w:p>
       <w:pPr>
-        <w:pStyle w:val="Heading3"/>
-      </w:pPr>
-      <w:r>
-        <w:t>Repair the misconception</w:t>
+        <w:spacing w:line="336" w:lineRule="auto" w:after="180"/>
+      </w:pPr>
+      <w:r>
+        <w:rPr>
+          <w:b w:val="0"/>
+        </w:rPr>
+        <w:t xml:space="preserve">Support: read the exact case aloud, enlarge the labelled picture, supply </w:t>
+      </w:r>
+      <w:r>
+        <w:rPr>
+          <w:b/>
+        </w:rPr>
+        <w:t>input</w:t>
+      </w:r>
+      <w:r>
+        <w:rPr>
+          <w:b w:val="0"/>
+        </w:rPr>
+        <w:t xml:space="preserve"> cards and model only the first deciding step. Accept a spoken explanation or drawing; retain the reasoning goal.</w:t>
       </w:r>
     </w:p>
     <w:p>
       <w:pPr>
         <w:spacing w:line="336" w:lineRule="auto" w:after="180"/>
-        <w:shd w:fill="FFF5E6"/>
       </w:pPr>
       <w:r>
         <w:rPr>
           <w:b w:val="0"/>
         </w:rPr>
-        <w:t xml:space="preserve">Misconception repair: A deterministic mocked </w:t>
+        <w:t xml:space="preserve">Extension: Use a 25-word answer that preserves both facts. Require a </w:t>
       </w:r>
       <w:r>
         <w:rPr>
           <w:b/>
         </w:rPr>
-        <w:t>output</w:t>
+        <w:t>prediction</w:t>
       </w:r>
       <w:r>
         <w:rPr>
           <w:b w:val="0"/>
         </w:rPr>
-        <w:t xml:space="preserve"> tests the pipeline contract but cannot estimate an unspecified live model distribution.</w:t>
+        <w:t xml:space="preserve"> and a reason before comparing. Expected result: It passes support but fails the length requirement.</w:t>
       </w:r>
     </w:p>
     <w:p>
       <w:pPr>
-        <w:pStyle w:val="Heading3"/>
-      </w:pPr>
-      <w:r>
-        <w:t>Support without giving away the answer</w:t>
+        <w:spacing w:line="336" w:lineRule="auto" w:after="180"/>
+      </w:pPr>
+      <w:r>
+        <w:rPr>
+          <w:b w:val="0"/>
+        </w:rPr>
+        <w:t>Reason: Every mandatory criterion must pass; facts do not erase a length violation.</w:t>
       </w:r>
     </w:p>
     <w:p>
       <w:pPr>
         <w:spacing w:line="336" w:lineRule="auto" w:after="180"/>
-        <w:shd w:fill="F1F6F8"/>
-      </w:pPr>
-      <w:r>
-        <w:rPr>
-          <w:b w:val="0"/>
-        </w:rPr>
-        <w:t xml:space="preserve">Support: read the exact case aloud, enlarge the labelled picture, supply </w:t>
-      </w:r>
-      <w:r>
-        <w:rPr>
-          <w:b/>
-        </w:rPr>
-        <w:t>input</w:t>
-      </w:r>
-      <w:r>
-        <w:rPr>
-          <w:b w:val="0"/>
-        </w:rPr>
-        <w:t xml:space="preserve"> cards and model only the first deciding step. Accept a spoken explanation or drawing; retain the reasoning goal.</w:t>
-      </w:r>
-    </w:p>
-    <w:p>
-      <w:pPr>
-        <w:pStyle w:val="Heading3"/>
-      </w:pPr>
-      <w:r>
-        <w:t>Extend the reasoning</w:t>
-      </w:r>
-    </w:p>
-    <w:p>
-      <w:pPr>
-        <w:spacing w:line="336" w:lineRule="auto" w:after="180"/>
-        <w:shd w:fill="F5F1FB"/>
-      </w:pPr>
-      <w:r>
-        <w:rPr>
-          <w:b w:val="0"/>
-        </w:rPr>
-        <w:t xml:space="preserve">Extension: Use a 25-word answer that preserves both facts. Require a </w:t>
-      </w:r>
-      <w:r>
-        <w:rPr>
-          <w:b/>
-        </w:rPr>
-        <w:t>prediction</w:t>
-      </w:r>
-      <w:r>
-        <w:rPr>
-          <w:b w:val="0"/>
-        </w:rPr>
-        <w:t xml:space="preserve"> and a reason before comparing. Expected result: It passes support but fails the length requirement.</w:t>
-      </w:r>
-    </w:p>
-    <w:p>
-      <w:pPr>
-        <w:spacing w:line="336" w:lineRule="auto" w:after="180"/>
-        <w:shd w:fill="F5F1FB"/>
-      </w:pPr>
-      <w:r>
-        <w:rPr>
-          <w:b w:val="0"/>
-        </w:rPr>
-        <w:t>Reason: Every mandatory criterion must pass; facts do not erase a length violation.</w:t>
-      </w:r>
-    </w:p>
-    <w:p>
-      <w:pPr>
-        <w:pStyle w:val="Heading3"/>
-      </w:pPr>
-      <w:r>
-        <w:t>Protect the independent attempt</w:t>
-      </w:r>
-    </w:p>
-    <w:p>
-      <w:pPr>
-        <w:spacing w:line="336" w:lineRule="auto" w:after="180"/>
-        <w:shd w:fill="FFF5E6"/>
       </w:pPr>
       <w:r>
         <w:rPr>
@@ -4550,82 +5629,81 @@
     </w:tbl>
     <w:p>
       <w:pPr>
-        <w:pStyle w:val="Heading3"/>
-      </w:pPr>
-      <w:r>
-        <w:t>Project checkpoint</w:t>
+        <w:spacing w:line="336" w:lineRule="auto" w:after="180"/>
+      </w:pPr>
+      <w:r>
+        <w:rPr>
+          <w:b w:val="0"/>
+        </w:rPr>
+        <w:t xml:space="preserve">Project checkpoint: Make a transparent first version. Keep a trace of how one </w:t>
+      </w:r>
+      <w:r>
+        <w:rPr>
+          <w:b/>
+        </w:rPr>
+        <w:t>input</w:t>
+      </w:r>
+      <w:r>
+        <w:rPr>
+          <w:b w:val="0"/>
+        </w:rPr>
+        <w:t xml:space="preserve"> becomes an </w:t>
+      </w:r>
+      <w:r>
+        <w:rPr>
+          <w:b/>
+        </w:rPr>
+        <w:t>output</w:t>
+      </w:r>
+      <w:r>
+        <w:rPr>
+          <w:b w:val="0"/>
+        </w:rPr>
+        <w:t>; explain the rule or learned component.</w:t>
       </w:r>
     </w:p>
     <w:p>
       <w:pPr>
         <w:spacing w:line="336" w:lineRule="auto" w:after="180"/>
-        <w:shd w:fill="EDF7F3"/>
       </w:pPr>
       <w:r>
         <w:rPr>
           <w:b w:val="0"/>
         </w:rPr>
-        <w:t xml:space="preserve">Project checkpoint: Make a transparent first version. Keep a trace of how one </w:t>
+        <w:t xml:space="preserve">Use the weekly teacher answer for topic-specific reasoning. A saved progress tick is an activity record; judge mastery from the learner’s explanation and </w:t>
       </w:r>
       <w:r>
         <w:rPr>
           <w:b/>
         </w:rPr>
-        <w:t>input</w:t>
+        <w:t>evidence</w:t>
       </w:r>
       <w:r>
         <w:rPr>
           <w:b w:val="0"/>
         </w:rPr>
-        <w:t xml:space="preserve"> becomes an </w:t>
-      </w:r>
-      <w:r>
-        <w:rPr>
-          <w:b/>
-        </w:rPr>
-        <w:t>output</w:t>
-      </w:r>
-      <w:r>
-        <w:rPr>
-          <w:b w:val="0"/>
-        </w:rPr>
-        <w:t>; explain the rule or learned component.</w:t>
+        <w:t>.</w:t>
       </w:r>
     </w:p>
     <w:p>
       <w:pPr>
-        <w:spacing w:line="336" w:lineRule="auto" w:after="180"/>
-      </w:pPr>
-      <w:r>
-        <w:rPr>
-          <w:b w:val="0"/>
-        </w:rPr>
-        <w:t xml:space="preserve">Use the weekly teacher answer for topic-specific reasoning. A saved progress tick is an activity record; judge mastery from the learner’s explanation and </w:t>
-      </w:r>
-      <w:r>
-        <w:rPr>
-          <w:b/>
-        </w:rPr>
-        <w:t>evidence</w:t>
-      </w:r>
-      <w:r>
-        <w:rPr>
-          <w:b w:val="0"/>
-        </w:rPr>
-        <w:t>.</w:t>
+        <w:pStyle w:val="Heading1"/>
+      </w:pPr>
+      <w:r>
+        <w:t>08. Reference · Feedback,labs and repair paths</w:t>
       </w:r>
     </w:p>
     <w:p>
-      <w:pPr>
-        <w:pStyle w:val="Heading1"/>
-      </w:pPr>
-      <w:r>
-        <w:t>08. Use feedback, labs and repair paths</w:t>
+      <w:r>
+        <w:t>Retain the first attempt and the evidence used for a repair.</w:t>
       </w:r>
     </w:p>
     <w:p>
-      <w:r>
-        <w:t>Use feedback, earlier review and portfolios purposefully. Apply the coding routine only when this lesson has an executable lab.</w:t>
+      <w:pPr>
+        <w:pStyle w:val="Heading2"/>
+      </w:pPr>
+      <w:r>
+        <w:t>Feedback and record guidance</w:t>
       </w:r>
     </w:p>
     <w:p>
@@ -4663,40 +5741,42 @@
       </w:r>
     </w:p>
     <w:p>
-      <w:pPr>
-        <w:pStyle w:val="Heading3"/>
-      </w:pPr>
-      <w:r>
-        <w:t>For later coding lessons</w:t>
+      <w:r>
+        <w:t>This week has no code block. Use this routine when a later lesson includes an executable lab.</w:t>
       </w:r>
     </w:p>
     <w:p>
-      <w:r>
-        <w:t>This week has no code block. Use this routine when a later lesson includes an executable lab.</w:t>
+      <w:pPr>
+        <w:spacing w:line="336" w:lineRule="auto" w:after="180"/>
+      </w:pPr>
+      <w:r>
+        <w:rPr>
+          <w:b w:val="0"/>
+        </w:rPr>
+        <w:t xml:space="preserve">Ask students to predict before running code. Preserve errors and actual </w:t>
+      </w:r>
+      <w:r>
+        <w:rPr>
+          <w:b/>
+        </w:rPr>
+        <w:t>output</w:t>
+      </w:r>
+      <w:r>
+        <w:rPr>
+          <w:b w:val="0"/>
+        </w:rPr>
+        <w:t>s; collect a changed test and an explanation. The branch-boundary and indexing lessons deliberately include failure cases.</w:t>
       </w:r>
     </w:p>
     <w:p>
       <w:pPr>
         <w:spacing w:line="336" w:lineRule="auto" w:after="180"/>
-        <w:shd w:fill="F1F6F8"/>
       </w:pPr>
       <w:r>
         <w:rPr>
           <w:b w:val="0"/>
         </w:rPr>
-        <w:t xml:space="preserve">Ask students to predict before running code. Preserve errors and actual </w:t>
-      </w:r>
-      <w:r>
-        <w:rPr>
-          <w:b/>
-        </w:rPr>
-        <w:t>output</w:t>
-      </w:r>
-      <w:r>
-        <w:rPr>
-          <w:b w:val="0"/>
-        </w:rPr>
-        <w:t>s; collect a changed test and an explanation. The branch-boundary and indexing lessons deliberately include failure cases.</w:t>
+        <w:t>Use the earlier worked-explanation links to address a specific missing building block, then return to the current question. Adapt this suggestion after observing the learner; it is not an automatic diagnosis.</w:t>
       </w:r>
     </w:p>
     <w:p>
@@ -4707,71 +5787,37 @@
         <w:rPr>
           <w:b w:val="0"/>
         </w:rPr>
-        <w:t>Use the earlier worked-explanation links to address a specific missing building block, then return to the current question. Adapt this suggestion after observing the learner; it is not an automatic diagnosis.</w:t>
+        <w:t xml:space="preserve">Collect the completed-work portfolio as </w:t>
+      </w:r>
+      <w:r>
+        <w:rPr>
+          <w:b/>
+        </w:rPr>
+        <w:t>evidence</w:t>
+      </w:r>
+      <w:r>
+        <w:rPr>
+          <w:b w:val="0"/>
+        </w:rPr>
+        <w:t>. Record support separately from correctness, and assess explanation, trace/test and limitations. Progress ticks and quiz selections alone do not establish mastery.</w:t>
       </w:r>
     </w:p>
     <w:p>
       <w:pPr>
-        <w:spacing w:line="336" w:lineRule="auto" w:after="180"/>
-      </w:pPr>
-      <w:r>
-        <w:rPr>
-          <w:b w:val="0"/>
-        </w:rPr>
-        <w:t xml:space="preserve">Collect the completed-work portfolio as </w:t>
-      </w:r>
-      <w:r>
-        <w:rPr>
-          <w:b/>
-        </w:rPr>
-        <w:t>evidence</w:t>
-      </w:r>
-      <w:r>
-        <w:rPr>
-          <w:b w:val="0"/>
-        </w:rPr>
-        <w:t>. Record support separately from correctness, and assess explanation, trace/test and limitations. Progress ticks and quiz selections alone do not establish mastery.</w:t>
+        <w:pStyle w:val="Heading1"/>
+      </w:pPr>
+      <w:r>
+        <w:t>09. Reference · Teach with the six pictures</w:t>
       </w:r>
     </w:p>
     <w:p>
-      <w:pPr>
-        <w:pStyle w:val="Heading1"/>
-      </w:pPr>
-      <w:r>
-        <w:t>09. Visual concept journey</w:t>
+      <w:r>
+        <w:t>Choose one picture for a particular reasoning move.</w:t>
       </w:r>
     </w:p>
     <w:p>
-      <w:r>
-        <w:t>Show one Testing model-dependent behaviour graphic at a time, request a prediction and discuss its trace before the independent assessment.</w:t>
-      </w:r>
-    </w:p>
-    <w:p>
-      <w:pPr>
-        <w:spacing w:line="336" w:lineRule="auto" w:after="180"/>
-      </w:pPr>
-      <w:r>
-        <w:rPr>
-          <w:b w:val="0"/>
-        </w:rPr>
-        <w:t xml:space="preserve">Use one picture at a time. Hide a worked result before asking for a </w:t>
-      </w:r>
-      <w:r>
-        <w:rPr>
-          <w:b/>
-        </w:rPr>
-        <w:t>prediction</w:t>
-      </w:r>
-      <w:r>
-        <w:rPr>
-          <w:b w:val="0"/>
-        </w:rPr>
-        <w:t>, then reveal it for feedback. These are supported teaching cases; retain the separate independent assessment for a fresh first attempt.</w:t>
-      </w:r>
-    </w:p>
-    <w:p>
-      <w:pPr>
-        <w:pStyle w:val="Heading3"/>
+      <w:pPr>
+        <w:pStyle w:val="Heading2"/>
       </w:pPr>
       <w:r>
         <w:t>01. Testing model-dependent behaviour: the case</w:t>
@@ -4782,7 +5828,7 @@
         <w:drawing>
           <wp:inline xmlns:a="http://schemas.openxmlformats.org/drawingml/2006/main" xmlns:pic="http://schemas.openxmlformats.org/drawingml/2006/picture">
             <wp:extent cx="5486400" cy="2834640"/>
-            <wp:docPr id="2" name="Picture 2" descr="Judge two summaries with a rubric. A summariser must preserve two supplied facts and use at most 20 words. Supplied facts: Facts: club meets Friday, room B. Recorded replies: &quot;Friday in room B&quot; and &quot;Friday in room D&quot;."/>
+            <wp:docPr id="3" name="Picture 3" descr="Judge two summaries with a rubric. A summariser must preserve two supplied facts and use at most 20 words. Supplied facts: Facts: club meets Friday, room B. Recorded replies: &quot;Friday in room B&quot; and &quot;Friday in room D&quot;."/>
             <wp:cNvGraphicFramePr>
               <a:graphicFrameLocks noChangeAspect="1"/>
             </wp:cNvGraphicFramePr>
@@ -4794,7 +5840,7 @@
                     <pic:cNvPicPr/>
                   </pic:nvPicPr>
                   <pic:blipFill>
-                    <a:blip r:embed="rId10"/>
+                    <a:blip r:embed="rId11"/>
                     <a:stretch>
                       <a:fillRect/>
                     </a:stretch>
@@ -4827,7 +5873,6 @@
     <w:p>
       <w:pPr>
         <w:spacing w:line="336" w:lineRule="auto" w:after="180"/>
-        <w:shd w:fill="F5F1FB"/>
       </w:pPr>
       <w:r>
         <w:rPr>
@@ -4838,27 +5883,18 @@
     </w:p>
     <w:p>
       <w:pPr>
-        <w:pStyle w:val="Heading3"/>
-      </w:pPr>
-      <w:r>
-        <w:t>Discuss while showing the picture</w:t>
+        <w:spacing w:line="336" w:lineRule="auto" w:after="180"/>
+      </w:pPr>
+      <w:r>
+        <w:rPr>
+          <w:b w:val="0"/>
+        </w:rPr>
+        <w:t>Teacher prompt: Point to the given fact that matters most. Explain why it matters. Ask learners to describe one label or arrow in ordinary words. Use the adjacent transcript if the image is difficult to see.</w:t>
       </w:r>
     </w:p>
     <w:p>
       <w:pPr>
-        <w:spacing w:line="336" w:lineRule="auto" w:after="180"/>
-        <w:shd w:fill="F1F6F8"/>
-      </w:pPr>
-      <w:r>
-        <w:rPr>
-          <w:b w:val="0"/>
-        </w:rPr>
-        <w:t>Teacher prompt: Point to the given fact that matters most. Explain why it matters. Ask learners to describe one label or arrow in ordinary words. Use the adjacent transcript if the image is difficult to see.</w:t>
-      </w:r>
-    </w:p>
-    <w:p>
-      <w:pPr>
-        <w:pStyle w:val="Heading3"/>
+        <w:pStyle w:val="Heading2"/>
       </w:pPr>
       <w:r>
         <w:t>02. Follow the deciding steps</w:t>
@@ -4869,7 +5905,7 @@
         <w:drawing>
           <wp:inline xmlns:a="http://schemas.openxmlformats.org/drawingml/2006/main" xmlns:pic="http://schemas.openxmlformats.org/drawingml/2006/picture">
             <wp:extent cx="5486400" cy="3182112"/>
-            <wp:docPr id="3" name="Picture 3" descr="Identify facts: The answer must retain Friday and room B. → Check first reply: Its four words preserve both supplied facts. → Check second reply: It is short, but room D contradicts room B."/>
+            <wp:docPr id="4" name="Picture 4" descr="Identify facts: The answer must retain Friday and room B. → Check first reply: Its four words preserve both supplied facts. → Check second reply: It is short, but room D contradicts room B."/>
             <wp:cNvGraphicFramePr>
               <a:graphicFrameLocks noChangeAspect="1"/>
             </wp:cNvGraphicFramePr>
@@ -4881,7 +5917,7 @@
                     <pic:cNvPicPr/>
                   </pic:nvPicPr>
                   <pic:blipFill>
-                    <a:blip r:embed="rId11"/>
+                    <a:blip r:embed="rId9"/>
                     <a:stretch>
                       <a:fillRect/>
                     </a:stretch>
@@ -4914,7 +5950,6 @@
     <w:p>
       <w:pPr>
         <w:spacing w:line="336" w:lineRule="auto" w:after="180"/>
-        <w:shd w:fill="F5F1FB"/>
       </w:pPr>
       <w:r>
         <w:rPr>
@@ -4937,39 +5972,30 @@
     </w:p>
     <w:p>
       <w:pPr>
-        <w:pStyle w:val="Heading3"/>
-      </w:pPr>
-      <w:r>
-        <w:t>Discuss while showing the picture</w:t>
+        <w:spacing w:line="336" w:lineRule="auto" w:after="180"/>
+      </w:pPr>
+      <w:r>
+        <w:rPr>
+          <w:b w:val="0"/>
+        </w:rPr>
+        <w:t xml:space="preserve">Teacher prompt: Point to each numbered stage and explain which recorded </w:t>
+      </w:r>
+      <w:r>
+        <w:rPr>
+          <w:b/>
+        </w:rPr>
+        <w:t>input</w:t>
+      </w:r>
+      <w:r>
+        <w:rPr>
+          <w:b w:val="0"/>
+        </w:rPr>
+        <w:t xml:space="preserve"> it uses. Ask learners to describe one label or arrow in ordinary words. Use the adjacent transcript if the image is difficult to see.</w:t>
       </w:r>
     </w:p>
     <w:p>
       <w:pPr>
-        <w:spacing w:line="336" w:lineRule="auto" w:after="180"/>
-        <w:shd w:fill="F1F6F8"/>
-      </w:pPr>
-      <w:r>
-        <w:rPr>
-          <w:b w:val="0"/>
-        </w:rPr>
-        <w:t xml:space="preserve">Teacher prompt: Point to each numbered stage and explain which recorded </w:t>
-      </w:r>
-      <w:r>
-        <w:rPr>
-          <w:b/>
-        </w:rPr>
-        <w:t>input</w:t>
-      </w:r>
-      <w:r>
-        <w:rPr>
-          <w:b w:val="0"/>
-        </w:rPr>
-        <w:t xml:space="preserve"> it uses. Ask learners to describe one label or arrow in ordinary words. Use the adjacent transcript if the image is difficult to see.</w:t>
-      </w:r>
-    </w:p>
-    <w:p>
-      <w:pPr>
-        <w:pStyle w:val="Heading3"/>
+        <w:pStyle w:val="Heading2"/>
       </w:pPr>
       <w:r>
         <w:t>03. Testing model-dependent behaviour — evidence trace</w:t>
@@ -4980,7 +6006,7 @@
         <w:drawing>
           <wp:inline xmlns:a="http://schemas.openxmlformats.org/drawingml/2006/main" xmlns:pic="http://schemas.openxmlformats.org/drawingml/2006/picture">
             <wp:extent cx="5486400" cy="2996184"/>
-            <wp:docPr id="4" name="Picture 4" descr="Testing model-dependent behaviour — evidence trace. Five runs on one case yield three fully supported valid responses and two unsupported capacities. | Use fixed evidence and rubric per case. Require supported room/capacity, valid schema and no actions. Repeats estimate observed variation for this case; they are not additional independent users. | Observed contract pass 3/5=60% over five runs of one case. Preserve both failures and the repeated-case denominator."/>
+            <wp:docPr id="5" name="Picture 5" descr="Testing model-dependent behaviour — evidence trace. Five runs on one case yield three fully supported valid responses and two unsupported capacities. | Use fixed evidence and rubric per case. Require supported room/capacity, valid schema and no actions. Repeats estimate observed variation for this case; they are not additional independent users. | Observed contract pass 3/5=60% over five runs of one case. Preserve both failures and the repeated-case denominator."/>
             <wp:cNvGraphicFramePr>
               <a:graphicFrameLocks noChangeAspect="1"/>
             </wp:cNvGraphicFramePr>
@@ -5083,7 +6109,6 @@
     <w:p>
       <w:pPr>
         <w:spacing w:line="336" w:lineRule="auto" w:after="180"/>
-        <w:shd w:fill="F5F1FB"/>
       </w:pPr>
       <w:r>
         <w:rPr>
@@ -5094,27 +6119,18 @@
     </w:p>
     <w:p>
       <w:pPr>
-        <w:pStyle w:val="Heading3"/>
-      </w:pPr>
-      <w:r>
-        <w:t>Discuss while showing the picture</w:t>
+        <w:spacing w:line="336" w:lineRule="auto" w:after="180"/>
+      </w:pPr>
+      <w:r>
+        <w:rPr>
+          <w:b w:val="0"/>
+        </w:rPr>
+        <w:t>Teacher prompt: Read the labels and values. Explain the relationship the model shows. Ask learners to describe one label or arrow in ordinary words. Use the adjacent transcript if the image is difficult to see.</w:t>
       </w:r>
     </w:p>
     <w:p>
       <w:pPr>
-        <w:spacing w:line="336" w:lineRule="auto" w:after="180"/>
-        <w:shd w:fill="F1F6F8"/>
-      </w:pPr>
-      <w:r>
-        <w:rPr>
-          <w:b w:val="0"/>
-        </w:rPr>
-        <w:t>Teacher prompt: Read the labels and values. Explain the relationship the model shows. Ask learners to describe one label or arrow in ordinary words. Use the adjacent transcript if the image is difficult to see.</w:t>
-      </w:r>
-    </w:p>
-    <w:p>
-      <w:pPr>
-        <w:pStyle w:val="Heading3"/>
+        <w:pStyle w:val="Heading2"/>
       </w:pPr>
       <w:r>
         <w:t>04. Change one thing. Trace what follows.</w:t>
@@ -5125,7 +6141,7 @@
         <w:drawing>
           <wp:inline xmlns:a="http://schemas.openxmlformats.org/drawingml/2006/main" xmlns:pic="http://schemas.openxmlformats.org/drawingml/2006/picture">
             <wp:extent cx="5486400" cy="3026664"/>
-            <wp:docPr id="5" name="Picture 5" descr="Original case: It is short, but room D contradicts room B. Changed condition: Use a 25-word answer that preserves both facts. Expected result: It passes support but fails the length requirement. Reason: Every mandatory criterion must pass; facts do not erase a length violation."/>
+            <wp:docPr id="6" name="Picture 6" descr="Original case: It is short, but room D contradicts room B. Changed condition: Use a 25-word answer that preserves both facts. Expected result: It passes support but fails the length requirement. Reason: Every mandatory criterion must pass; facts do not erase a length violation."/>
             <wp:cNvGraphicFramePr>
               <a:graphicFrameLocks noChangeAspect="1"/>
             </wp:cNvGraphicFramePr>
@@ -5181,7 +6197,6 @@
     <w:p>
       <w:pPr>
         <w:spacing w:line="336" w:lineRule="auto" w:after="180"/>
-        <w:shd w:fill="F5F1FB"/>
       </w:pPr>
       <w:r>
         <w:rPr>
@@ -5192,39 +6207,29 @@
     </w:p>
     <w:p>
       <w:pPr>
-        <w:pStyle w:val="Heading3"/>
-      </w:pPr>
-      <w:r>
-        <w:t>Discuss while showing the picture</w:t>
+        <w:spacing w:line="336" w:lineRule="auto" w:after="180"/>
+      </w:pPr>
+      <w:r>
+        <w:rPr>
+          <w:b w:val="0"/>
+        </w:rPr>
+        <w:t>Teacher prompt: Predict before checking the worked changed-case result. Name what changed and what the supplied facts allow you to conclude. Ask learners to describe one label or arrow in ordinary words.</w:t>
       </w:r>
     </w:p>
     <w:p>
       <w:pPr>
         <w:spacing w:line="336" w:lineRule="auto" w:after="180"/>
-        <w:shd w:fill="F1F6F8"/>
       </w:pPr>
       <w:r>
         <w:rPr>
           <w:b w:val="0"/>
         </w:rPr>
-        <w:t>Teacher prompt: Predict before checking the worked changed-case result. Name what changed and what the supplied facts allow you to conclude. Ask learners to describe one label or arrow in ordinary words.</w:t>
+        <w:t>Use the adjacent transcript if the image is difficult to see. Changed-case reasoning: Every mandatory criterion must pass; facts do not erase a length violation.</w:t>
       </w:r>
     </w:p>
     <w:p>
       <w:pPr>
-        <w:spacing w:line="336" w:lineRule="auto" w:after="180"/>
-        <w:shd w:fill="F1F6F8"/>
-      </w:pPr>
-      <w:r>
-        <w:rPr>
-          <w:b w:val="0"/>
-        </w:rPr>
-        <w:t>Use the adjacent transcript if the image is difficult to see. Changed-case reasoning: Every mandatory criterion must pass; facts do not erase a length violation.</w:t>
-      </w:r>
-    </w:p>
-    <w:p>
-      <w:pPr>
-        <w:pStyle w:val="Heading3"/>
+        <w:pStyle w:val="Heading2"/>
       </w:pPr>
       <w:r>
         <w:t>05. Connect the explanation to its limit</w:t>
@@ -5235,7 +6240,7 @@
         <w:drawing>
           <wp:inline xmlns:a="http://schemas.openxmlformats.org/drawingml/2006/main" xmlns:pic="http://schemas.openxmlformats.org/drawingml/2006/picture">
             <wp:extent cx="5486400" cy="2834640"/>
-            <wp:docPr id="6" name="Picture 6" descr="A behaviour contract can accept different wording while requiring the same facts. Short, fluent text may still fail factual support. Limit: Two recorded replies do not estimate future reliability; define run conditions and test wider case coverage."/>
+            <wp:docPr id="7" name="Picture 7" descr="A behaviour contract can accept different wording while requiring the same facts. Short, fluent text may still fail factual support. Limit: Two recorded replies do not estimate future reliability; define run conditions and test wider case coverage."/>
             <wp:cNvGraphicFramePr>
               <a:graphicFrameLocks noChangeAspect="1"/>
             </wp:cNvGraphicFramePr>
@@ -5291,7 +6296,6 @@
     <w:p>
       <w:pPr>
         <w:spacing w:line="336" w:lineRule="auto" w:after="180"/>
-        <w:shd w:fill="F5F1FB"/>
       </w:pPr>
       <w:r>
         <w:rPr>
@@ -5302,39 +6306,29 @@
     </w:p>
     <w:p>
       <w:pPr>
-        <w:pStyle w:val="Heading3"/>
-      </w:pPr>
-      <w:r>
-        <w:t>Discuss while showing the picture</w:t>
+        <w:spacing w:line="336" w:lineRule="auto" w:after="180"/>
+      </w:pPr>
+      <w:r>
+        <w:rPr>
+          <w:b w:val="0"/>
+        </w:rPr>
+        <w:t>Teacher prompt: Explain the case, then point to a limit on the claim. Ask learners to describe one label or arrow in ordinary words. Use the adjacent transcript if the image is difficult to see.</w:t>
       </w:r>
     </w:p>
     <w:p>
       <w:pPr>
         <w:spacing w:line="336" w:lineRule="auto" w:after="180"/>
-        <w:shd w:fill="F1F6F8"/>
       </w:pPr>
       <w:r>
         <w:rPr>
           <w:b w:val="0"/>
         </w:rPr>
-        <w:t>Teacher prompt: Explain the case, then point to a limit on the claim. Ask learners to describe one label or arrow in ordinary words. Use the adjacent transcript if the image is difficult to see.</w:t>
+        <w:t>Keep the stated scope: Two recorded replies do not estimate future reliability; define run conditions and test wider case coverage.</w:t>
       </w:r>
     </w:p>
     <w:p>
       <w:pPr>
-        <w:spacing w:line="336" w:lineRule="auto" w:after="180"/>
-        <w:shd w:fill="F1F6F8"/>
-      </w:pPr>
-      <w:r>
-        <w:rPr>
-          <w:b w:val="0"/>
-        </w:rPr>
-        <w:t>Keep the stated scope: Two recorded replies do not estimate future reliability; define run conditions and test wider case coverage.</w:t>
-      </w:r>
-    </w:p>
-    <w:p>
-      <w:pPr>
-        <w:pStyle w:val="Heading3"/>
+        <w:pStyle w:val="Heading2"/>
       </w:pPr>
       <w:r>
         <w:t>06. Make the idea visible in your project</w:t>
@@ -5345,7 +6339,7 @@
         <w:drawing>
           <wp:inline xmlns:a="http://schemas.openxmlformats.org/drawingml/2006/main" xmlns:pic="http://schemas.openxmlformats.org/drawingml/2006/picture">
             <wp:extent cx="5486400" cy="3529584"/>
-            <wp:docPr id="7" name="Picture 7" descr="For the Grounded Learning Service, retain an annotated trace and the changed-case result. Name the contract or evidence that makes the deciding step valid, so another team can review it. Draw your input, deciding step, result and limit. Supported question: Score &quot;Friday in room B&quot; and &quot;Friday in room D&quot; against both mandatory criteria. Would a correct 25-word response pass, and why?"/>
+            <wp:docPr id="8" name="Picture 8" descr="For the Grounded Learning Service, retain an annotated trace and the changed-case result. Name the contract or evidence that makes the deciding step valid, so another team can review it. Draw your input, deciding step, result and limit. Supported question: Score &quot;Friday in room B&quot; and &quot;Friday in room D&quot; against both mandatory criteria. Would a correct 25-word response pass, and why?"/>
             <wp:cNvGraphicFramePr>
               <a:graphicFrameLocks noChangeAspect="1"/>
             </wp:cNvGraphicFramePr>
@@ -5425,7 +6419,6 @@
     <w:p>
       <w:pPr>
         <w:spacing w:line="336" w:lineRule="auto" w:after="180"/>
-        <w:shd w:fill="F5F1FB"/>
       </w:pPr>
       <w:r>
         <w:rPr>
@@ -5448,58 +6441,126 @@
     </w:p>
     <w:p>
       <w:pPr>
-        <w:pStyle w:val="Heading3"/>
-      </w:pPr>
-      <w:r>
-        <w:t>Discuss while showing the picture</w:t>
+        <w:spacing w:line="336" w:lineRule="auto" w:after="180"/>
+      </w:pPr>
+      <w:r>
+        <w:rPr>
+          <w:b w:val="0"/>
+        </w:rPr>
+        <w:t xml:space="preserve">Teacher prompt: Draw your project trace and justify the deciding step using </w:t>
+      </w:r>
+      <w:r>
+        <w:rPr>
+          <w:b/>
+        </w:rPr>
+        <w:t>evidence</w:t>
+      </w:r>
+      <w:r>
+        <w:rPr>
+          <w:b w:val="0"/>
+        </w:rPr>
+        <w:t>. Ask learners to describe one label or arrow in ordinary words. Use the adjacent transcript if the image is difficult to see.</w:t>
       </w:r>
     </w:p>
     <w:p>
       <w:pPr>
         <w:spacing w:line="336" w:lineRule="auto" w:after="180"/>
-        <w:shd w:fill="F1F6F8"/>
       </w:pPr>
       <w:r>
         <w:rPr>
           <w:b w:val="0"/>
         </w:rPr>
-        <w:t xml:space="preserve">Teacher prompt: Draw your project trace and justify the deciding step using </w:t>
-      </w:r>
-      <w:r>
-        <w:rPr>
-          <w:b/>
-        </w:rPr>
-        <w:t>evidence</w:t>
-      </w:r>
-      <w:r>
-        <w:rPr>
-          <w:b w:val="0"/>
-        </w:rPr>
-        <w:t>. Ask learners to describe one label or arrow in ordinary words. Use the adjacent transcript if the image is difficult to see.</w:t>
+        <w:t>Supported practice key: The answer must retain Friday and room B. Its four words preserve both supplied facts. It is short, but room D contradicts room B. Changed case: It passes support but fails the length requirement.</w:t>
       </w:r>
     </w:p>
     <w:p>
       <w:pPr>
         <w:spacing w:line="336" w:lineRule="auto" w:after="180"/>
-        <w:shd w:fill="F1F6F8"/>
       </w:pPr>
       <w:r>
         <w:rPr>
           <w:b w:val="0"/>
         </w:rPr>
-        <w:t>Supported practice key: The answer must retain Friday and room B. Its four words preserve both supplied facts. It is short, but room D contradicts room B. Changed case: It passes support but fails the length requirement.</w:t>
+        <w:t>Every mandatory criterion must pass; facts do not erase a length violation.</w:t>
       </w:r>
     </w:p>
     <w:p>
       <w:pPr>
+        <w:pStyle w:val="Heading2"/>
+      </w:pPr>
+      <w:r>
+        <w:t>Earlier wording, alternatives and picture transcripts · reference / check after trying</w:t>
+      </w:r>
+    </w:p>
+    <w:p>
+      <w:pPr>
         <w:spacing w:line="336" w:lineRule="auto" w:after="180"/>
-        <w:shd w:fill="F1F6F8"/>
       </w:pPr>
       <w:r>
         <w:rPr>
           <w:b w:val="0"/>
         </w:rPr>
-        <w:t>Every mandatory criterion must pass; facts do not erase a length violation.</w:t>
+        <w:t xml:space="preserve">Use one picture at a time. Hide a worked result before asking for a </w:t>
+      </w:r>
+      <w:r>
+        <w:rPr>
+          <w:b/>
+        </w:rPr>
+        <w:t>prediction</w:t>
+      </w:r>
+      <w:r>
+        <w:rPr>
+          <w:b w:val="0"/>
+        </w:rPr>
+        <w:t>, then reveal it for feedback. These are supported teaching cases; retain the separate independent assessment for a fresh first attempt.</w:t>
+      </w:r>
+    </w:p>
+    <w:p>
+      <w:pPr>
+        <w:pStyle w:val="Heading3"/>
+      </w:pPr>
+      <w:r>
+        <w:t>01. Testing model-dependent behaviour: the case</w:t>
+      </w:r>
+    </w:p>
+    <w:p>
+      <w:pPr>
+        <w:pStyle w:val="Heading3"/>
+      </w:pPr>
+      <w:r>
+        <w:t>02. Follow the deciding steps</w:t>
+      </w:r>
+    </w:p>
+    <w:p>
+      <w:pPr>
+        <w:pStyle w:val="Heading3"/>
+      </w:pPr>
+      <w:r>
+        <w:t>03. Testing model-dependent behaviour — evidence trace</w:t>
+      </w:r>
+    </w:p>
+    <w:p>
+      <w:pPr>
+        <w:pStyle w:val="Heading3"/>
+      </w:pPr>
+      <w:r>
+        <w:t>04. Change one thing. Trace what follows.</w:t>
+      </w:r>
+    </w:p>
+    <w:p>
+      <w:pPr>
+        <w:pStyle w:val="Heading3"/>
+      </w:pPr>
+      <w:r>
+        <w:t>05. Connect the explanation to its limit</w:t>
+      </w:r>
+    </w:p>
+    <w:p>
+      <w:pPr>
+        <w:pStyle w:val="Heading3"/>
+      </w:pPr>
+      <w:r>
+        <w:t>06. Make the idea visible in your project</w:t>
       </w:r>
     </w:p>
     <w:sectPr>
